--- a/docs/SmartInventory_User_Manual_NSL.docx
+++ b/docs/SmartInventory_User_Manual_NSL.docx
@@ -90,7 +90,7 @@
           <w:sz w:val="22"/>
           <w:szCs w:val="22"/>
         </w:rPr>
-        <w:t xml:space="preserve">เวอร์ชันเอกสาร: 1.0  ·  ปรับปรุงล่าสุด: 2026-05-05</w:t>
+        <w:t xml:space="preserve">เวอร์ชันเอกสาร: 2.0  ·  ปรับปรุงล่าสุด: 2026-05-15  ·  เพิ่ม Lot Inventory + FEFO + FS Category</w:t>
       </w:r>
     </w:p>
     <w:p>
@@ -270,7 +270,7 @@
           <w:sz w:val="24"/>
           <w:szCs w:val="24"/>
         </w:rPr>
-        <w:t xml:space="preserve">Low Stock Alerts (แจ้งเตือนสต็อกต่ำ)</w:t>
+        <w:t xml:space="preserve">Low Stock Alerts (แจ้งเตือนสต็อกต่ำ) + Expiring Lots</w:t>
       </w:r>
     </w:p>
     <w:p>
@@ -324,7 +324,7 @@
           <w:sz w:val="24"/>
           <w:szCs w:val="24"/>
         </w:rPr>
-        <w:t xml:space="preserve">Management Reports — รวม VV Matrix</w:t>
+        <w:t xml:space="preserve">Lot Inventory (สต็อกตาม Lot) — ใหม่</w:t>
       </w:r>
     </w:p>
     <w:p>
@@ -351,7 +351,7 @@
           <w:sz w:val="24"/>
           <w:szCs w:val="24"/>
         </w:rPr>
-        <w:t xml:space="preserve">Data Import (นำเข้าข้อมูล)</w:t>
+        <w:t xml:space="preserve">Management Reports — VV Matrix · Slow Moving · Turnover · Reorder · FEFO</w:t>
       </w:r>
     </w:p>
     <w:p>
@@ -378,7 +378,7 @@
           <w:sz w:val="24"/>
           <w:szCs w:val="24"/>
         </w:rPr>
-        <w:t xml:space="preserve">Settings (ตั้งค่า)</w:t>
+        <w:t xml:space="preserve">Data Import (นำเข้าข้อมูล)</w:t>
       </w:r>
     </w:p>
     <w:p>
@@ -405,7 +405,7 @@
           <w:sz w:val="24"/>
           <w:szCs w:val="24"/>
         </w:rPr>
-        <w:t xml:space="preserve">User Management (จัดการผู้ใช้)</w:t>
+        <w:t xml:space="preserve">Settings (ตั้งค่า)</w:t>
       </w:r>
     </w:p>
     <w:p>
@@ -432,7 +432,7 @@
           <w:sz w:val="24"/>
           <w:szCs w:val="24"/>
         </w:rPr>
-        <w:t xml:space="preserve">แนวคิด VV Matrix แบบละเอียด</w:t>
+        <w:t xml:space="preserve">User Management (จัดการผู้ใช้)</w:t>
       </w:r>
     </w:p>
     <w:p>
@@ -452,6 +452,33 @@
           <w:szCs w:val="24"/>
         </w:rPr>
         <w:t xml:space="preserve">13.  </w:t>
+      </w:r>
+      <w:r>
+        <w:rPr>
+          <w:rFonts w:ascii="TH Sarabun New" w:cs="TH Sarabun New" w:eastAsia="TH Sarabun New" w:hAnsi="TH Sarabun New"/>
+          <w:sz w:val="24"/>
+          <w:szCs w:val="24"/>
+        </w:rPr>
+        <w:t xml:space="preserve">แนวคิด VV Matrix แบบละเอียด</w:t>
+      </w:r>
+    </w:p>
+    <w:p>
+      <w:pPr>
+        <w:tabs>
+          <w:tab w:val="right" w:pos="9000"/>
+        </w:tabs>
+        <w:spacing w:after="80"/>
+      </w:pPr>
+      <w:r>
+        <w:rPr>
+          <w:rFonts w:ascii="TH Sarabun New" w:cs="TH Sarabun New" w:eastAsia="TH Sarabun New" w:hAnsi="TH Sarabun New"/>
+          <w:b/>
+          <w:bCs/>
+          <w:color w:val="2E75B6"/>
+          <w:sz w:val="24"/>
+          <w:szCs w:val="24"/>
+        </w:rPr>
+        <w:t xml:space="preserve">14.  </w:t>
       </w:r>
       <w:r>
         <w:rPr>
@@ -5096,7 +5123,7 @@
           <w:sz w:val="36"/>
           <w:szCs w:val="36"/>
         </w:rPr>
-        <w:t xml:space="preserve">6. Low Stock Alerts (แจ้งเตือนสต็อกต่ำ)</w:t>
+        <w:t xml:space="preserve">6. Low Stock Alerts (แจ้งเตือนสต็อกต่ำ) + Expiring Lots</w:t>
       </w:r>
     </w:p>
     <w:p>
@@ -5107,7 +5134,7 @@
         <w:rPr>
           <w:rFonts w:ascii="TH Sarabun New" w:cs="TH Sarabun New" w:eastAsia="TH Sarabun New" w:hAnsi="TH Sarabun New"/>
         </w:rPr>
-        <w:t xml:space="preserve">แสดงสินค้าที่ต้องดำเนินการ พร้อมการคำนวณวันที่จะหมดสต็อกแบบประมาณการ</w:t>
+        <w:t xml:space="preserve">หน้านี้แบ่งเป็น 2 แท็บ — "Low Stock" สำหรับสินค้าที่สต็อกต่ำกว่าเกณฑ์ และ "Expiring Lots" สำหรับ lot ที่กำลังจะหมดอายุ</w:t>
       </w:r>
     </w:p>
     <w:p>
@@ -5124,7 +5151,7 @@
           <w:sz w:val="30"/>
           <w:szCs w:val="30"/>
         </w:rPr>
-        <w:t xml:space="preserve">6.1 ระดับสถานะ (Status)</w:t>
+        <w:t xml:space="preserve">6.1 แท็บ Low Stock — ระดับสถานะ</w:t>
       </w:r>
     </w:p>
     <w:tbl>
@@ -5768,9 +5795,19 @@
     </w:tbl>
     <w:p>
       <w:pPr>
-        <w:pStyle w:val="Heading1"/>
-        <w:pageBreakBefore/>
-        <w:spacing w:after="240" w:before="240"/>
+        <w:spacing w:after="100"/>
+      </w:pPr>
+      <w:r>
+        <w:rPr>
+          <w:rFonts w:ascii="TH Sarabun New" w:cs="TH Sarabun New" w:eastAsia="TH Sarabun New" w:hAnsi="TH Sarabun New"/>
+        </w:rPr>
+        <w:t xml:space="preserve"/>
+      </w:r>
+    </w:p>
+    <w:p>
+      <w:pPr>
+        <w:pStyle w:val="Heading2"/>
+        <w:spacing w:after="160" w:before="280"/>
       </w:pPr>
       <w:r>
         <w:rPr>
@@ -5778,10 +5815,10 @@
           <w:b/>
           <w:bCs/>
           <w:color w:val="1F3864"/>
-          <w:sz w:val="36"/>
-          <w:szCs w:val="36"/>
-        </w:rPr>
-        <w:t xml:space="preserve">7. Cost &amp; Valuation (ต้นทุนและมูลค่า)</w:t>
+          <w:sz w:val="30"/>
+          <w:szCs w:val="30"/>
+        </w:rPr>
+        <w:t xml:space="preserve">6.3 แท็บ Expiring Lots — สินค้าใกล้หมดอายุ (ระดับ Lot)</w:t>
       </w:r>
     </w:p>
     <w:p>
@@ -5792,7 +5829,7 @@
         <w:rPr>
           <w:rFonts w:ascii="TH Sarabun New" w:cs="TH Sarabun New" w:eastAsia="TH Sarabun New" w:hAnsi="TH Sarabun New"/>
         </w:rPr>
-        <w:t xml:space="preserve">แสดงมูลค่าสต็อกแยกตามคลังและกลุ่มสินค้า เพื่อใช้ในการรายงานบัญชีหรือผู้บริหาร</w:t>
+        <w:t xml:space="preserve">แสดงเฉพาะ lot ที่จำนวนวันก่อนหมดอายุ ≤ เกณฑ์ที่เลือก (7 / 30 / 60 / 90 / 180 วัน) — เรียงโดยให้ urgent ที่สุดอยู่บนสุด</w:t>
       </w:r>
     </w:p>
     <w:p>
@@ -5808,7 +5845,7 @@
         <w:rPr>
           <w:rFonts w:ascii="TH Sarabun New" w:cs="TH Sarabun New" w:eastAsia="TH Sarabun New" w:hAnsi="TH Sarabun New"/>
         </w:rPr>
-        <w:t xml:space="preserve">สรุปมูลค่ารวมแต่ละคลัง</w:t>
+        <w:t xml:space="preserve">5 KPI ด้านบน: หมดอายุแล้ว · ≤ 30 วัน · 31–60 · 61–90 · มูลค่าที่เสี่ยง ≤ 30 วัน</w:t>
       </w:r>
     </w:p>
     <w:p>
@@ -5824,7 +5861,7 @@
         <w:rPr>
           <w:rFonts w:ascii="TH Sarabun New" w:cs="TH Sarabun New" w:eastAsia="TH Sarabun New" w:hAnsi="TH Sarabun New"/>
         </w:rPr>
-        <w:t xml:space="preserve">สรุปมูลค่ารวมแต่ละกลุ่มสินค้า</w:t>
+        <w:t xml:space="preserve">Quick-filter ปุ่ม 7 / 30 / 60 / 90 / 180 วัน — เปลี่ยน threshold ได้คลิกเดียว</w:t>
       </w:r>
     </w:p>
     <w:p>
@@ -5840,7 +5877,112 @@
         <w:rPr>
           <w:rFonts w:ascii="TH Sarabun New" w:cs="TH Sarabun New" w:eastAsia="TH Sarabun New" w:hAnsi="TH Sarabun New"/>
         </w:rPr>
-        <w:t xml:space="preserve">Top 20 สินค้าที่มีมูลค่าสูงสุด</w:t>
+        <w:t xml:space="preserve">Export Excel ของรายการ lot ที่ใกล้หมดอายุ เพื่อใช้วางแผนโปรโมชั่น</w:t>
+      </w:r>
+    </w:p>
+    <w:p>
+      <w:pPr>
+        <w:spacing w:after="100"/>
+      </w:pPr>
+      <w:r>
+        <w:rPr>
+          <w:rFonts w:ascii="TH Sarabun New" w:cs="TH Sarabun New" w:eastAsia="TH Sarabun New" w:hAnsi="TH Sarabun New"/>
+        </w:rPr>
+        <w:t xml:space="preserve"/>
+      </w:r>
+    </w:p>
+    <w:tbl>
+      <w:tblPr>
+        <w:tblW w:type="dxa" w:w="9360"/>
+        <w:tblBorders>
+          <w:top w:val="single" w:color="auto" w:sz="4"/>
+          <w:left w:val="single" w:color="auto" w:sz="4"/>
+          <w:bottom w:val="single" w:color="auto" w:sz="4"/>
+          <w:right w:val="single" w:color="auto" w:sz="4"/>
+          <w:insideH w:val="single" w:color="auto" w:sz="4"/>
+          <w:insideV w:val="single" w:color="auto" w:sz="4"/>
+        </w:tblBorders>
+      </w:tblPr>
+      <w:tblGrid>
+        <w:gridCol w:w="9360"/>
+      </w:tblGrid>
+      <w:tr>
+        <w:tc>
+          <w:tcPr>
+            <w:tcW w:type="dxa" w:w="9360"/>
+            <w:tcBorders>
+              <w:top w:val="single" w:color="2E75B6" w:sz="4"/>
+              <w:left w:val="single" w:color="2E75B6" w:sz="24"/>
+              <w:bottom w:val="single" w:color="BFBFBF" w:sz="4"/>
+              <w:right w:val="single" w:color="BFBFBF" w:sz="4"/>
+            </w:tcBorders>
+            <w:shd w:fill="EAF1FB" w:val="clear"/>
+            <w:tcMar>
+              <w:top w:type="dxa" w:w="160"/>
+              <w:left w:type="dxa" w:w="220"/>
+              <w:bottom w:type="dxa" w:w="160"/>
+              <w:right w:type="dxa" w:w="220"/>
+            </w:tcMar>
+          </w:tcPr>
+          <w:p>
+            <w:pPr>
+              <w:spacing w:after="80"/>
+            </w:pPr>
+            <w:r>
+              <w:rPr>
+                <w:rFonts w:ascii="TH Sarabun New" w:cs="TH Sarabun New" w:eastAsia="TH Sarabun New" w:hAnsi="TH Sarabun New"/>
+                <w:b/>
+                <w:bCs/>
+                <w:color w:val="1F3864"/>
+                <w:sz w:val="24"/>
+                <w:szCs w:val="24"/>
+              </w:rPr>
+              <w:t xml:space="preserve">🧾 ต้อง Import sheet "Lot Inventory" ก่อนถึงจะเห็นแท็บนี้</w:t>
+            </w:r>
+          </w:p>
+          <w:p>
+            <w:pPr>
+              <w:spacing w:after="40"/>
+            </w:pPr>
+            <w:r>
+              <w:rPr>
+                <w:rFonts w:ascii="TH Sarabun New" w:cs="TH Sarabun New" w:eastAsia="TH Sarabun New" w:hAnsi="TH Sarabun New"/>
+                <w:sz w:val="22"/>
+                <w:szCs w:val="22"/>
+              </w:rPr>
+              <w:t xml:space="preserve">อ่านบทที่ 8 "Lot Inventory" และบทที่ 10 "Data Import" สำหรับวิธีนำเข้าข้อมูล</w:t>
+            </w:r>
+          </w:p>
+        </w:tc>
+      </w:tr>
+    </w:tbl>
+    <w:p>
+      <w:pPr>
+        <w:pStyle w:val="Heading1"/>
+        <w:pageBreakBefore/>
+        <w:spacing w:after="240" w:before="240"/>
+      </w:pPr>
+      <w:r>
+        <w:rPr>
+          <w:rFonts w:ascii="TH Sarabun New" w:cs="TH Sarabun New" w:eastAsia="TH Sarabun New" w:hAnsi="TH Sarabun New"/>
+          <w:b/>
+          <w:bCs/>
+          <w:color w:val="1F3864"/>
+          <w:sz w:val="36"/>
+          <w:szCs w:val="36"/>
+        </w:rPr>
+        <w:t xml:space="preserve">7. Cost &amp; Valuation (ต้นทุนและมูลค่า)</w:t>
+      </w:r>
+    </w:p>
+    <w:p>
+      <w:pPr>
+        <w:spacing w:after="100" w:line="320"/>
+      </w:pPr>
+      <w:r>
+        <w:rPr>
+          <w:rFonts w:ascii="TH Sarabun New" w:cs="TH Sarabun New" w:eastAsia="TH Sarabun New" w:hAnsi="TH Sarabun New"/>
+        </w:rPr>
+        <w:t xml:space="preserve">แสดงมูลค่าสต็อกแยกตามคลังและกลุ่มสินค้า เพื่อใช้ในการรายงานบัญชีหรือผู้บริหาร</w:t>
       </w:r>
     </w:p>
     <w:p>
@@ -5856,64 +5998,7 @@
         <w:rPr>
           <w:rFonts w:ascii="TH Sarabun New" w:cs="TH Sarabun New" w:eastAsia="TH Sarabun New" w:hAnsi="TH Sarabun New"/>
         </w:rPr>
-        <w:t xml:space="preserve">ส่งออก Excel เพื่อนำไปใช้รายงานต่อ</w:t>
-      </w:r>
-    </w:p>
-    <w:p>
-      <w:pPr>
-        <w:pStyle w:val="Heading1"/>
-        <w:pageBreakBefore/>
-        <w:spacing w:after="240" w:before="240"/>
-      </w:pPr>
-      <w:r>
-        <w:rPr>
-          <w:rFonts w:ascii="TH Sarabun New" w:cs="TH Sarabun New" w:eastAsia="TH Sarabun New" w:hAnsi="TH Sarabun New"/>
-          <w:b/>
-          <w:bCs/>
-          <w:color w:val="1F3864"/>
-          <w:sz w:val="36"/>
-          <w:szCs w:val="36"/>
-        </w:rPr>
-        <w:t xml:space="preserve">8. Management Reports</w:t>
-      </w:r>
-    </w:p>
-    <w:p>
-      <w:pPr>
-        <w:spacing w:after="100" w:line="320"/>
-      </w:pPr>
-      <w:r>
-        <w:rPr>
-          <w:rFonts w:ascii="TH Sarabun New" w:cs="TH Sarabun New" w:eastAsia="TH Sarabun New" w:hAnsi="TH Sarabun New"/>
-        </w:rPr>
-        <w:t xml:space="preserve">รวมรายงานเชิงวิเคราะห์ที่ใช้ตัดสินใจระดับบริหาร เปิดได้จากเมนู Reports</w:t>
-      </w:r>
-    </w:p>
-    <w:p>
-      <w:pPr>
-        <w:pStyle w:val="Heading2"/>
-        <w:spacing w:after="160" w:before="280"/>
-      </w:pPr>
-      <w:r>
-        <w:rPr>
-          <w:rFonts w:ascii="TH Sarabun New" w:cs="TH Sarabun New" w:eastAsia="TH Sarabun New" w:hAnsi="TH Sarabun New"/>
-          <w:b/>
-          <w:bCs/>
-          <w:color w:val="1F3864"/>
-          <w:sz w:val="30"/>
-          <w:szCs w:val="30"/>
-        </w:rPr>
-        <w:t xml:space="preserve">8.1 Slow Moving Items</w:t>
-      </w:r>
-    </w:p>
-    <w:p>
-      <w:pPr>
-        <w:spacing w:after="100" w:line="320"/>
-      </w:pPr>
-      <w:r>
-        <w:rPr>
-          <w:rFonts w:ascii="TH Sarabun New" w:cs="TH Sarabun New" w:eastAsia="TH Sarabun New" w:hAnsi="TH Sarabun New"/>
-        </w:rPr>
-        <w:t xml:space="preserve">รายการสินค้าที่ไม่มีการจ่ายออกมานานหรือมีอัตราหมุนเวียนต่ำ</w:t>
+        <w:t xml:space="preserve">สรุปมูลค่ารวมแต่ละคลัง</w:t>
       </w:r>
     </w:p>
     <w:p>
@@ -5929,7 +6014,7 @@
         <w:rPr>
           <w:rFonts w:ascii="TH Sarabun New" w:cs="TH Sarabun New" w:eastAsia="TH Sarabun New" w:hAnsi="TH Sarabun New"/>
         </w:rPr>
-        <w:t xml:space="preserve">Dead Stock — ไม่มีการเคลื่อนไหวเลยใน 180 วัน</w:t>
+        <w:t xml:space="preserve">สรุปมูลค่ารวมแต่ละกลุ่มสินค้า</w:t>
       </w:r>
     </w:p>
     <w:p>
@@ -5945,7 +6030,7 @@
         <w:rPr>
           <w:rFonts w:ascii="TH Sarabun New" w:cs="TH Sarabun New" w:eastAsia="TH Sarabun New" w:hAnsi="TH Sarabun New"/>
         </w:rPr>
-        <w:t xml:space="preserve">Slow Moving — เคลื่อนไหวบ้างแต่นาน ๆ ครั้ง</w:t>
+        <w:t xml:space="preserve">Top 20 สินค้าที่มีมูลค่าสูงสุด</w:t>
       </w:r>
     </w:p>
     <w:p>
@@ -5961,7 +6046,36 @@
         <w:rPr>
           <w:rFonts w:ascii="TH Sarabun New" w:cs="TH Sarabun New" w:eastAsia="TH Sarabun New" w:hAnsi="TH Sarabun New"/>
         </w:rPr>
-        <w:t xml:space="preserve">Normal — มีการเคลื่อนไหวสม่ำเสมอ</w:t>
+        <w:t xml:space="preserve">ส่งออก Excel เพื่อนำไปใช้รายงานต่อ</w:t>
+      </w:r>
+    </w:p>
+    <w:p>
+      <w:pPr>
+        <w:pStyle w:val="Heading1"/>
+        <w:pageBreakBefore/>
+        <w:spacing w:after="240" w:before="240"/>
+      </w:pPr>
+      <w:r>
+        <w:rPr>
+          <w:rFonts w:ascii="TH Sarabun New" w:cs="TH Sarabun New" w:eastAsia="TH Sarabun New" w:hAnsi="TH Sarabun New"/>
+          <w:b/>
+          <w:bCs/>
+          <w:color w:val="1F3864"/>
+          <w:sz w:val="36"/>
+          <w:szCs w:val="36"/>
+        </w:rPr>
+        <w:t xml:space="preserve">8. Lot Inventory (สต็อกตาม Lot)</w:t>
+      </w:r>
+    </w:p>
+    <w:p>
+      <w:pPr>
+        <w:spacing w:after="100" w:line="320"/>
+      </w:pPr>
+      <w:r>
+        <w:rPr>
+          <w:rFonts w:ascii="TH Sarabun New" w:cs="TH Sarabun New" w:eastAsia="TH Sarabun New" w:hAnsi="TH Sarabun New"/>
+        </w:rPr>
+        <w:t xml:space="preserve">ฟีเจอร์นี้แยกสต็อกของสินค้าเดียวกันออกเป็นรายการ lot (batch) — เพราะแต่ละ lot มี "วันหมดอายุ" และ "ต้นทุน" ของตัวเอง การวิเคราะห์ระดับ lot จึงแม่นยำกว่าการมองรวมเป็นสินค้าตัวเดียว</w:t>
       </w:r>
     </w:p>
     <w:p>
@@ -5989,7 +6103,7 @@
           <w:sz w:val="30"/>
           <w:szCs w:val="30"/>
         </w:rPr>
-        <w:t xml:space="preserve">8.2 Inventory Turnover</w:t>
+        <w:t xml:space="preserve">8.1 ทำไมต้องมี Lot Tracking</w:t>
       </w:r>
     </w:p>
     <w:p>
@@ -6000,7 +6114,7 @@
         <w:rPr>
           <w:rFonts w:ascii="TH Sarabun New" w:cs="TH Sarabun New" w:eastAsia="TH Sarabun New" w:hAnsi="TH Sarabun New"/>
         </w:rPr>
-        <w:t xml:space="preserve">อัตราการหมุนเวียนสต็อกต่อปี (Annual COGS / Average Inventory Value)</w:t>
+        <w:t xml:space="preserve">สมมติสินค้า "Smoked Salmon Sliced 100g" มี 27 lot คงเหลือในคลังเดียวกัน — แต่ละ lot อาจหมดอายุต่างกันตั้งแต่ ต.ค. 2025 ถึง ก.พ. 2027</w:t>
       </w:r>
     </w:p>
     <w:p>
@@ -6016,7 +6130,7 @@
         <w:rPr>
           <w:rFonts w:ascii="TH Sarabun New" w:cs="TH Sarabun New" w:eastAsia="TH Sarabun New" w:hAnsi="TH Sarabun New"/>
         </w:rPr>
-        <w:t xml:space="preserve">Turnover Ratio สูง = สินค้าหมุนเร็ว ดี</w:t>
+        <w:t xml:space="preserve">ถ้าดูแบบ "สินค้ารวม" จะเห็นเป็น 1 บรรทัด ใช้ expire_date เดียว → ซ่อนความเสี่ยงของ lot ที่ใกล้หมดอายุ</w:t>
       </w:r>
     </w:p>
     <w:p>
@@ -6032,7 +6146,7 @@
         <w:rPr>
           <w:rFonts w:ascii="TH Sarabun New" w:cs="TH Sarabun New" w:eastAsia="TH Sarabun New" w:hAnsi="TH Sarabun New"/>
         </w:rPr>
-        <w:t xml:space="preserve">Days on Hand = 365 / Turnover Ratio</w:t>
+        <w:t xml:space="preserve">ถ้าดูแบบ "Lot" จะเห็น 27 บรรทัด → รู้ทันทีว่าควรหยิบ lot ไหนก่อน (FEFO) และวางแผนโปรโมชั่นได้ถูกต้อง</w:t>
       </w:r>
     </w:p>
     <w:p>
@@ -6060,7 +6174,7 @@
           <w:sz w:val="30"/>
           <w:szCs w:val="30"/>
         </w:rPr>
-        <w:t xml:space="preserve">8.3 Reorder Suggestions</w:t>
+        <w:t xml:space="preserve">8.2 หน้า Lot Inventory (เมนู /lots)</w:t>
       </w:r>
     </w:p>
     <w:p>
@@ -6071,46 +6185,7 @@
         <w:rPr>
           <w:rFonts w:ascii="TH Sarabun New" w:cs="TH Sarabun New" w:eastAsia="TH Sarabun New" w:hAnsi="TH Sarabun New"/>
         </w:rPr>
-        <w:t xml:space="preserve">แสดงสินค้าที่ควรสั่งซื้อพร้อมจำนวนแนะนำที่ควรสั่ง — คำนวณจาก Min/Max Level และอัตราการใช้</w:t>
-      </w:r>
-    </w:p>
-    <w:p>
-      <w:pPr>
-        <w:spacing w:after="100"/>
-      </w:pPr>
-      <w:r>
-        <w:rPr>
-          <w:rFonts w:ascii="TH Sarabun New" w:cs="TH Sarabun New" w:eastAsia="TH Sarabun New" w:hAnsi="TH Sarabun New"/>
-        </w:rPr>
-        <w:t xml:space="preserve"/>
-      </w:r>
-    </w:p>
-    <w:p>
-      <w:pPr>
-        <w:pStyle w:val="Heading2"/>
-        <w:spacing w:after="160" w:before="280"/>
-      </w:pPr>
-      <w:r>
-        <w:rPr>
-          <w:rFonts w:ascii="TH Sarabun New" w:cs="TH Sarabun New" w:eastAsia="TH Sarabun New" w:hAnsi="TH Sarabun New"/>
-          <w:b/>
-          <w:bCs/>
-          <w:color w:val="1F3864"/>
-          <w:sz w:val="30"/>
-          <w:szCs w:val="30"/>
-        </w:rPr>
-        <w:t xml:space="preserve">8.4 VV Matrix</w:t>
-      </w:r>
-    </w:p>
-    <w:p>
-      <w:pPr>
-        <w:spacing w:after="100" w:line="320"/>
-      </w:pPr>
-      <w:r>
-        <w:rPr>
-          <w:rFonts w:ascii="TH Sarabun New" w:cs="TH Sarabun New" w:eastAsia="TH Sarabun New" w:hAnsi="TH Sarabun New"/>
-        </w:rPr>
-        <w:t xml:space="preserve">เครื่องมือคัดกรองสินค้าที่มีความเสี่ยง โดยพิจารณา 2 มิติพร้อมกัน:</w:t>
+        <w:t xml:space="preserve">หน้าใหม่ที่เพิ่มในเมนู Sidebar — ใช้ icon "Layers"</w:t>
       </w:r>
     </w:p>
     <w:p>
@@ -6126,7 +6201,7 @@
         <w:rPr>
           <w:rFonts w:ascii="TH Sarabun New" w:cs="TH Sarabun New" w:eastAsia="TH Sarabun New" w:hAnsi="TH Sarabun New"/>
         </w:rPr>
-        <w:t xml:space="preserve">Value Score (1–5) — ตามมูลค่าสต็อก (top X% = score 5)</w:t>
+        <w:t xml:space="preserve">6 Aging cards ด้านบน: หมดอายุแล้ว · ≤ 30 · 31–60 · 61–90 · 91–180 · &gt; 180 วัน</w:t>
       </w:r>
     </w:p>
     <w:p>
@@ -6142,20 +6217,1261 @@
         <w:rPr>
           <w:rFonts w:ascii="TH Sarabun New" w:cs="TH Sarabun New" w:eastAsia="TH Sarabun New" w:hAnsi="TH Sarabun New"/>
         </w:rPr>
-        <w:t xml:space="preserve">Validity Score (1–5) — ตามจำนวนวันก่อนหมดอายุ</w:t>
-      </w:r>
-    </w:p>
-    <w:p>
-      <w:pPr>
-        <w:spacing w:after="100" w:line="320"/>
+        <w:t xml:space="preserve">คลิก card → กรองตารางตามช่วงนั้นทันที</w:t>
+      </w:r>
+    </w:p>
+    <w:p>
+      <w:pPr>
+        <w:pStyle w:val="ListParagraph"/>
+        <w:numPr>
+          <w:ilvl w:val="0"/>
+          <w:numId w:val="2"/>
+        </w:numPr>
+        <w:spacing w:after="60"/>
+      </w:pPr>
+      <w:r>
+        <w:rPr>
+          <w:rFonts w:ascii="TH Sarabun New" w:cs="TH Sarabun New" w:eastAsia="TH Sarabun New" w:hAnsi="TH Sarabun New"/>
+        </w:rPr>
+        <w:t xml:space="preserve">ตาราง FEFO เรียงตามวันหมดอายุน้อยไปมาก</w:t>
+      </w:r>
+    </w:p>
+    <w:p>
+      <w:pPr>
+        <w:pStyle w:val="ListParagraph"/>
+        <w:numPr>
+          <w:ilvl w:val="0"/>
+          <w:numId w:val="2"/>
+        </w:numPr>
+        <w:spacing w:after="60"/>
+      </w:pPr>
+      <w:r>
+        <w:rPr>
+          <w:rFonts w:ascii="TH Sarabun New" w:cs="TH Sarabun New" w:eastAsia="TH Sarabun New" w:hAnsi="TH Sarabun New"/>
+        </w:rPr>
+        <w:t xml:space="preserve">ฟิลเตอร์: คลัง / กลุ่มสินค้า / ค้นหารหัสหรือ batch</w:t>
+      </w:r>
+    </w:p>
+    <w:p>
+      <w:pPr>
+        <w:pStyle w:val="ListParagraph"/>
+        <w:numPr>
+          <w:ilvl w:val="0"/>
+          <w:numId w:val="2"/>
+        </w:numPr>
+        <w:spacing w:after="60"/>
+      </w:pPr>
+      <w:r>
+        <w:rPr>
+          <w:rFonts w:ascii="TH Sarabun New" w:cs="TH Sarabun New" w:eastAsia="TH Sarabun New" w:hAnsi="TH Sarabun New"/>
+        </w:rPr>
+        <w:t xml:space="preserve">Export Excel ตามที่กรองอยู่</w:t>
+      </w:r>
+    </w:p>
+    <w:p>
+      <w:pPr>
+        <w:spacing w:after="100"/>
+      </w:pPr>
+      <w:r>
+        <w:rPr>
+          <w:rFonts w:ascii="TH Sarabun New" w:cs="TH Sarabun New" w:eastAsia="TH Sarabun New" w:hAnsi="TH Sarabun New"/>
+        </w:rPr>
+        <w:t xml:space="preserve"/>
+      </w:r>
+    </w:p>
+    <w:p>
+      <w:pPr>
+        <w:pStyle w:val="Heading2"/>
+        <w:spacing w:after="160" w:before="280"/>
       </w:pPr>
       <w:r>
         <w:rPr>
           <w:rFonts w:ascii="TH Sarabun New" w:cs="TH Sarabun New" w:eastAsia="TH Sarabun New" w:hAnsi="TH Sarabun New"/>
           <w:b/>
           <w:bCs/>
-        </w:rPr>
-        <w:t xml:space="preserve">คะแนนรวมจะถูกคำนวณด้วยสูตร Exponential Score = ValueScore × (ValidityScore / 5)^α</w:t>
+          <w:color w:val="1F3864"/>
+          <w:sz w:val="30"/>
+          <w:szCs w:val="30"/>
+        </w:rPr>
+        <w:t xml:space="preserve">8.3 โครงสร้างข้อมูล Lot</w:t>
+      </w:r>
+    </w:p>
+    <w:tbl>
+      <w:tblPr>
+        <w:tblW w:type="dxa" w:w="9360"/>
+        <w:tblBorders>
+          <w:top w:val="single" w:color="auto" w:sz="4"/>
+          <w:left w:val="single" w:color="auto" w:sz="4"/>
+          <w:bottom w:val="single" w:color="auto" w:sz="4"/>
+          <w:right w:val="single" w:color="auto" w:sz="4"/>
+          <w:insideH w:val="single" w:color="auto" w:sz="4"/>
+          <w:insideV w:val="single" w:color="auto" w:sz="4"/>
+        </w:tblBorders>
+      </w:tblPr>
+      <w:tblGrid>
+        <w:gridCol w:w="2340"/>
+        <w:gridCol w:w="4212"/>
+        <w:gridCol w:w="2808"/>
+      </w:tblGrid>
+      <w:tr>
+        <w:trPr>
+          <w:tblHeader/>
+        </w:trPr>
+        <w:tc>
+          <w:tcPr>
+            <w:tcW w:type="dxa" w:w="2340"/>
+            <w:tcBorders>
+              <w:top w:val="single" w:color="BFBFBF" w:sz="4"/>
+              <w:left w:val="single" w:color="BFBFBF" w:sz="4"/>
+              <w:bottom w:val="single" w:color="BFBFBF" w:sz="4"/>
+              <w:right w:val="single" w:color="BFBFBF" w:sz="4"/>
+            </w:tcBorders>
+            <w:shd w:fill="D9E2F3" w:val="clear"/>
+            <w:tcMar>
+              <w:top w:type="dxa" w:w="100"/>
+              <w:left w:type="dxa" w:w="140"/>
+              <w:bottom w:type="dxa" w:w="100"/>
+              <w:right w:type="dxa" w:w="140"/>
+            </w:tcMar>
+          </w:tcPr>
+          <w:p>
+            <w:pPr>
+              <w:spacing w:after="40"/>
+            </w:pPr>
+            <w:r>
+              <w:rPr>
+                <w:rFonts w:ascii="TH Sarabun New" w:cs="TH Sarabun New" w:eastAsia="TH Sarabun New" w:hAnsi="TH Sarabun New"/>
+                <w:b/>
+                <w:bCs/>
+                <w:color w:val="1F3864"/>
+                <w:sz w:val="22"/>
+                <w:szCs w:val="22"/>
+              </w:rPr>
+              <w:t xml:space="preserve">ฟิลด์</w:t>
+            </w:r>
+          </w:p>
+        </w:tc>
+        <w:tc>
+          <w:tcPr>
+            <w:tcW w:type="dxa" w:w="4212"/>
+            <w:tcBorders>
+              <w:top w:val="single" w:color="BFBFBF" w:sz="4"/>
+              <w:left w:val="single" w:color="BFBFBF" w:sz="4"/>
+              <w:bottom w:val="single" w:color="BFBFBF" w:sz="4"/>
+              <w:right w:val="single" w:color="BFBFBF" w:sz="4"/>
+            </w:tcBorders>
+            <w:shd w:fill="D9E2F3" w:val="clear"/>
+            <w:tcMar>
+              <w:top w:type="dxa" w:w="100"/>
+              <w:left w:type="dxa" w:w="140"/>
+              <w:bottom w:type="dxa" w:w="100"/>
+              <w:right w:type="dxa" w:w="140"/>
+            </w:tcMar>
+          </w:tcPr>
+          <w:p>
+            <w:pPr>
+              <w:spacing w:after="40"/>
+            </w:pPr>
+            <w:r>
+              <w:rPr>
+                <w:rFonts w:ascii="TH Sarabun New" w:cs="TH Sarabun New" w:eastAsia="TH Sarabun New" w:hAnsi="TH Sarabun New"/>
+                <w:b/>
+                <w:bCs/>
+                <w:color w:val="1F3864"/>
+                <w:sz w:val="22"/>
+                <w:szCs w:val="22"/>
+              </w:rPr>
+              <w:t xml:space="preserve">ความหมาย</w:t>
+            </w:r>
+          </w:p>
+        </w:tc>
+        <w:tc>
+          <w:tcPr>
+            <w:tcW w:type="dxa" w:w="2808"/>
+            <w:tcBorders>
+              <w:top w:val="single" w:color="BFBFBF" w:sz="4"/>
+              <w:left w:val="single" w:color="BFBFBF" w:sz="4"/>
+              <w:bottom w:val="single" w:color="BFBFBF" w:sz="4"/>
+              <w:right w:val="single" w:color="BFBFBF" w:sz="4"/>
+            </w:tcBorders>
+            <w:shd w:fill="D9E2F3" w:val="clear"/>
+            <w:tcMar>
+              <w:top w:type="dxa" w:w="100"/>
+              <w:left w:type="dxa" w:w="140"/>
+              <w:bottom w:type="dxa" w:w="100"/>
+              <w:right w:type="dxa" w:w="140"/>
+            </w:tcMar>
+          </w:tcPr>
+          <w:p>
+            <w:pPr>
+              <w:spacing w:after="40"/>
+            </w:pPr>
+            <w:r>
+              <w:rPr>
+                <w:rFonts w:ascii="TH Sarabun New" w:cs="TH Sarabun New" w:eastAsia="TH Sarabun New" w:hAnsi="TH Sarabun New"/>
+                <w:b/>
+                <w:bCs/>
+                <w:color w:val="1F3864"/>
+                <w:sz w:val="22"/>
+                <w:szCs w:val="22"/>
+              </w:rPr>
+              <w:t xml:space="preserve">ตัวอย่าง</w:t>
+            </w:r>
+          </w:p>
+        </w:tc>
+      </w:tr>
+      <w:tr>
+        <w:tc>
+          <w:tcPr>
+            <w:tcW w:type="dxa" w:w="2340"/>
+            <w:tcBorders>
+              <w:top w:val="single" w:color="BFBFBF" w:sz="4"/>
+              <w:left w:val="single" w:color="BFBFBF" w:sz="4"/>
+              <w:bottom w:val="single" w:color="BFBFBF" w:sz="4"/>
+              <w:right w:val="single" w:color="BFBFBF" w:sz="4"/>
+            </w:tcBorders>
+            <w:tcMar>
+              <w:top w:type="dxa" w:w="100"/>
+              <w:left w:type="dxa" w:w="140"/>
+              <w:bottom w:type="dxa" w:w="100"/>
+              <w:right w:type="dxa" w:w="140"/>
+            </w:tcMar>
+          </w:tcPr>
+          <w:p>
+            <w:pPr>
+              <w:spacing w:after="40"/>
+            </w:pPr>
+            <w:r>
+              <w:rPr>
+                <w:rFonts w:ascii="TH Sarabun New" w:cs="TH Sarabun New" w:eastAsia="TH Sarabun New" w:hAnsi="TH Sarabun New"/>
+                <w:b w:val="false"/>
+                <w:bCs w:val="false"/>
+                <w:color w:val="000000"/>
+                <w:sz w:val="22"/>
+                <w:szCs w:val="22"/>
+              </w:rPr>
+              <w:t xml:space="preserve">Item Code</w:t>
+            </w:r>
+          </w:p>
+        </w:tc>
+        <w:tc>
+          <w:tcPr>
+            <w:tcW w:type="dxa" w:w="4212"/>
+            <w:tcBorders>
+              <w:top w:val="single" w:color="BFBFBF" w:sz="4"/>
+              <w:left w:val="single" w:color="BFBFBF" w:sz="4"/>
+              <w:bottom w:val="single" w:color="BFBFBF" w:sz="4"/>
+              <w:right w:val="single" w:color="BFBFBF" w:sz="4"/>
+            </w:tcBorders>
+            <w:tcMar>
+              <w:top w:type="dxa" w:w="100"/>
+              <w:left w:type="dxa" w:w="140"/>
+              <w:bottom w:type="dxa" w:w="100"/>
+              <w:right w:type="dxa" w:w="140"/>
+            </w:tcMar>
+          </w:tcPr>
+          <w:p>
+            <w:pPr>
+              <w:spacing w:after="40"/>
+            </w:pPr>
+            <w:r>
+              <w:rPr>
+                <w:rFonts w:ascii="TH Sarabun New" w:cs="TH Sarabun New" w:eastAsia="TH Sarabun New" w:hAnsi="TH Sarabun New"/>
+                <w:b w:val="false"/>
+                <w:bCs w:val="false"/>
+                <w:color w:val="000000"/>
+                <w:sz w:val="22"/>
+                <w:szCs w:val="22"/>
+              </w:rPr>
+              <w:t xml:space="preserve">อ้างอิงรายการสินค้า</w:t>
+            </w:r>
+          </w:p>
+        </w:tc>
+        <w:tc>
+          <w:tcPr>
+            <w:tcW w:type="dxa" w:w="2808"/>
+            <w:tcBorders>
+              <w:top w:val="single" w:color="BFBFBF" w:sz="4"/>
+              <w:left w:val="single" w:color="BFBFBF" w:sz="4"/>
+              <w:bottom w:val="single" w:color="BFBFBF" w:sz="4"/>
+              <w:right w:val="single" w:color="BFBFBF" w:sz="4"/>
+            </w:tcBorders>
+            <w:tcMar>
+              <w:top w:type="dxa" w:w="100"/>
+              <w:left w:type="dxa" w:w="140"/>
+              <w:bottom w:type="dxa" w:w="100"/>
+              <w:right w:type="dxa" w:w="140"/>
+            </w:tcMar>
+          </w:tcPr>
+          <w:p>
+            <w:pPr>
+              <w:spacing w:after="40"/>
+            </w:pPr>
+            <w:r>
+              <w:rPr>
+                <w:rFonts w:ascii="TH Sarabun New" w:cs="TH Sarabun New" w:eastAsia="TH Sarabun New" w:hAnsi="TH Sarabun New"/>
+                <w:b w:val="false"/>
+                <w:bCs w:val="false"/>
+                <w:color w:val="000000"/>
+                <w:sz w:val="22"/>
+                <w:szCs w:val="22"/>
+              </w:rPr>
+              <w:t xml:space="preserve">F7000400100</w:t>
+            </w:r>
+          </w:p>
+        </w:tc>
+      </w:tr>
+      <w:tr>
+        <w:tc>
+          <w:tcPr>
+            <w:tcW w:type="dxa" w:w="2340"/>
+            <w:tcBorders>
+              <w:top w:val="single" w:color="BFBFBF" w:sz="4"/>
+              <w:left w:val="single" w:color="BFBFBF" w:sz="4"/>
+              <w:bottom w:val="single" w:color="BFBFBF" w:sz="4"/>
+              <w:right w:val="single" w:color="BFBFBF" w:sz="4"/>
+            </w:tcBorders>
+            <w:shd w:fill="F2F2F2" w:val="clear"/>
+            <w:tcMar>
+              <w:top w:type="dxa" w:w="100"/>
+              <w:left w:type="dxa" w:w="140"/>
+              <w:bottom w:type="dxa" w:w="100"/>
+              <w:right w:type="dxa" w:w="140"/>
+            </w:tcMar>
+          </w:tcPr>
+          <w:p>
+            <w:pPr>
+              <w:spacing w:after="40"/>
+            </w:pPr>
+            <w:r>
+              <w:rPr>
+                <w:rFonts w:ascii="TH Sarabun New" w:cs="TH Sarabun New" w:eastAsia="TH Sarabun New" w:hAnsi="TH Sarabun New"/>
+                <w:b w:val="false"/>
+                <w:bCs w:val="false"/>
+                <w:color w:val="000000"/>
+                <w:sz w:val="22"/>
+                <w:szCs w:val="22"/>
+              </w:rPr>
+              <w:t xml:space="preserve">Warehouse</w:t>
+            </w:r>
+          </w:p>
+        </w:tc>
+        <w:tc>
+          <w:tcPr>
+            <w:tcW w:type="dxa" w:w="4212"/>
+            <w:tcBorders>
+              <w:top w:val="single" w:color="BFBFBF" w:sz="4"/>
+              <w:left w:val="single" w:color="BFBFBF" w:sz="4"/>
+              <w:bottom w:val="single" w:color="BFBFBF" w:sz="4"/>
+              <w:right w:val="single" w:color="BFBFBF" w:sz="4"/>
+            </w:tcBorders>
+            <w:shd w:fill="F2F2F2" w:val="clear"/>
+            <w:tcMar>
+              <w:top w:type="dxa" w:w="100"/>
+              <w:left w:type="dxa" w:w="140"/>
+              <w:bottom w:type="dxa" w:w="100"/>
+              <w:right w:type="dxa" w:w="140"/>
+            </w:tcMar>
+          </w:tcPr>
+          <w:p>
+            <w:pPr>
+              <w:spacing w:after="40"/>
+            </w:pPr>
+            <w:r>
+              <w:rPr>
+                <w:rFonts w:ascii="TH Sarabun New" w:cs="TH Sarabun New" w:eastAsia="TH Sarabun New" w:hAnsi="TH Sarabun New"/>
+                <w:b w:val="false"/>
+                <w:bCs w:val="false"/>
+                <w:color w:val="000000"/>
+                <w:sz w:val="22"/>
+                <w:szCs w:val="22"/>
+              </w:rPr>
+              <w:t xml:space="preserve">คลังที่เก็บ</w:t>
+            </w:r>
+          </w:p>
+        </w:tc>
+        <w:tc>
+          <w:tcPr>
+            <w:tcW w:type="dxa" w:w="2808"/>
+            <w:tcBorders>
+              <w:top w:val="single" w:color="BFBFBF" w:sz="4"/>
+              <w:left w:val="single" w:color="BFBFBF" w:sz="4"/>
+              <w:bottom w:val="single" w:color="BFBFBF" w:sz="4"/>
+              <w:right w:val="single" w:color="BFBFBF" w:sz="4"/>
+            </w:tcBorders>
+            <w:shd w:fill="F2F2F2" w:val="clear"/>
+            <w:tcMar>
+              <w:top w:type="dxa" w:w="100"/>
+              <w:left w:type="dxa" w:w="140"/>
+              <w:bottom w:type="dxa" w:w="100"/>
+              <w:right w:type="dxa" w:w="140"/>
+            </w:tcMar>
+          </w:tcPr>
+          <w:p>
+            <w:pPr>
+              <w:spacing w:after="40"/>
+            </w:pPr>
+            <w:r>
+              <w:rPr>
+                <w:rFonts w:ascii="TH Sarabun New" w:cs="TH Sarabun New" w:eastAsia="TH Sarabun New" w:hAnsi="TH Sarabun New"/>
+                <w:b w:val="false"/>
+                <w:bCs w:val="false"/>
+                <w:color w:val="000000"/>
+                <w:sz w:val="22"/>
+                <w:szCs w:val="22"/>
+              </w:rPr>
+              <w:t xml:space="preserve">FS-FG01</w:t>
+            </w:r>
+          </w:p>
+        </w:tc>
+      </w:tr>
+      <w:tr>
+        <w:tc>
+          <w:tcPr>
+            <w:tcW w:type="dxa" w:w="2340"/>
+            <w:tcBorders>
+              <w:top w:val="single" w:color="BFBFBF" w:sz="4"/>
+              <w:left w:val="single" w:color="BFBFBF" w:sz="4"/>
+              <w:bottom w:val="single" w:color="BFBFBF" w:sz="4"/>
+              <w:right w:val="single" w:color="BFBFBF" w:sz="4"/>
+            </w:tcBorders>
+            <w:tcMar>
+              <w:top w:type="dxa" w:w="100"/>
+              <w:left w:type="dxa" w:w="140"/>
+              <w:bottom w:type="dxa" w:w="100"/>
+              <w:right w:type="dxa" w:w="140"/>
+            </w:tcMar>
+          </w:tcPr>
+          <w:p>
+            <w:pPr>
+              <w:spacing w:after="40"/>
+            </w:pPr>
+            <w:r>
+              <w:rPr>
+                <w:rFonts w:ascii="TH Sarabun New" w:cs="TH Sarabun New" w:eastAsia="TH Sarabun New" w:hAnsi="TH Sarabun New"/>
+                <w:b w:val="false"/>
+                <w:bCs w:val="false"/>
+                <w:color w:val="000000"/>
+                <w:sz w:val="22"/>
+                <w:szCs w:val="22"/>
+              </w:rPr>
+              <w:t xml:space="preserve">BatchNum Lot</w:t>
+            </w:r>
+          </w:p>
+        </w:tc>
+        <w:tc>
+          <w:tcPr>
+            <w:tcW w:type="dxa" w:w="4212"/>
+            <w:tcBorders>
+              <w:top w:val="single" w:color="BFBFBF" w:sz="4"/>
+              <w:left w:val="single" w:color="BFBFBF" w:sz="4"/>
+              <w:bottom w:val="single" w:color="BFBFBF" w:sz="4"/>
+              <w:right w:val="single" w:color="BFBFBF" w:sz="4"/>
+            </w:tcBorders>
+            <w:tcMar>
+              <w:top w:type="dxa" w:w="100"/>
+              <w:left w:type="dxa" w:w="140"/>
+              <w:bottom w:type="dxa" w:w="100"/>
+              <w:right w:type="dxa" w:w="140"/>
+            </w:tcMar>
+          </w:tcPr>
+          <w:p>
+            <w:pPr>
+              <w:spacing w:after="40"/>
+            </w:pPr>
+            <w:r>
+              <w:rPr>
+                <w:rFonts w:ascii="TH Sarabun New" w:cs="TH Sarabun New" w:eastAsia="TH Sarabun New" w:hAnsi="TH Sarabun New"/>
+                <w:b w:val="false"/>
+                <w:bCs w:val="false"/>
+                <w:color w:val="000000"/>
+                <w:sz w:val="22"/>
+                <w:szCs w:val="22"/>
+              </w:rPr>
+              <w:t xml:space="preserve">รหัส lot จาก SAP (มัก = timestamp รับเข้า)</w:t>
+            </w:r>
+          </w:p>
+        </w:tc>
+        <w:tc>
+          <w:tcPr>
+            <w:tcW w:type="dxa" w:w="2808"/>
+            <w:tcBorders>
+              <w:top w:val="single" w:color="BFBFBF" w:sz="4"/>
+              <w:left w:val="single" w:color="BFBFBF" w:sz="4"/>
+              <w:bottom w:val="single" w:color="BFBFBF" w:sz="4"/>
+              <w:right w:val="single" w:color="BFBFBF" w:sz="4"/>
+            </w:tcBorders>
+            <w:tcMar>
+              <w:top w:type="dxa" w:w="100"/>
+              <w:left w:type="dxa" w:w="140"/>
+              <w:bottom w:type="dxa" w:w="100"/>
+              <w:right w:type="dxa" w:w="140"/>
+            </w:tcMar>
+          </w:tcPr>
+          <w:p>
+            <w:pPr>
+              <w:spacing w:after="40"/>
+            </w:pPr>
+            <w:r>
+              <w:rPr>
+                <w:rFonts w:ascii="TH Sarabun New" w:cs="TH Sarabun New" w:eastAsia="TH Sarabun New" w:hAnsi="TH Sarabun New"/>
+                <w:b w:val="false"/>
+                <w:bCs w:val="false"/>
+                <w:color w:val="000000"/>
+                <w:sz w:val="22"/>
+                <w:szCs w:val="22"/>
+              </w:rPr>
+              <w:t xml:space="preserve">2025.08.15 16:39:59</w:t>
+            </w:r>
+          </w:p>
+        </w:tc>
+      </w:tr>
+      <w:tr>
+        <w:tc>
+          <w:tcPr>
+            <w:tcW w:type="dxa" w:w="2340"/>
+            <w:tcBorders>
+              <w:top w:val="single" w:color="BFBFBF" w:sz="4"/>
+              <w:left w:val="single" w:color="BFBFBF" w:sz="4"/>
+              <w:bottom w:val="single" w:color="BFBFBF" w:sz="4"/>
+              <w:right w:val="single" w:color="BFBFBF" w:sz="4"/>
+            </w:tcBorders>
+            <w:shd w:fill="F2F2F2" w:val="clear"/>
+            <w:tcMar>
+              <w:top w:type="dxa" w:w="100"/>
+              <w:left w:type="dxa" w:w="140"/>
+              <w:bottom w:type="dxa" w:w="100"/>
+              <w:right w:type="dxa" w:w="140"/>
+            </w:tcMar>
+          </w:tcPr>
+          <w:p>
+            <w:pPr>
+              <w:spacing w:after="40"/>
+            </w:pPr>
+            <w:r>
+              <w:rPr>
+                <w:rFonts w:ascii="TH Sarabun New" w:cs="TH Sarabun New" w:eastAsia="TH Sarabun New" w:hAnsi="TH Sarabun New"/>
+                <w:b w:val="false"/>
+                <w:bCs w:val="false"/>
+                <w:color w:val="000000"/>
+                <w:sz w:val="22"/>
+                <w:szCs w:val="22"/>
+              </w:rPr>
+              <w:t xml:space="preserve">Quantity</w:t>
+            </w:r>
+          </w:p>
+        </w:tc>
+        <w:tc>
+          <w:tcPr>
+            <w:tcW w:type="dxa" w:w="4212"/>
+            <w:tcBorders>
+              <w:top w:val="single" w:color="BFBFBF" w:sz="4"/>
+              <w:left w:val="single" w:color="BFBFBF" w:sz="4"/>
+              <w:bottom w:val="single" w:color="BFBFBF" w:sz="4"/>
+              <w:right w:val="single" w:color="BFBFBF" w:sz="4"/>
+            </w:tcBorders>
+            <w:shd w:fill="F2F2F2" w:val="clear"/>
+            <w:tcMar>
+              <w:top w:type="dxa" w:w="100"/>
+              <w:left w:type="dxa" w:w="140"/>
+              <w:bottom w:type="dxa" w:w="100"/>
+              <w:right w:type="dxa" w:w="140"/>
+            </w:tcMar>
+          </w:tcPr>
+          <w:p>
+            <w:pPr>
+              <w:spacing w:after="40"/>
+            </w:pPr>
+            <w:r>
+              <w:rPr>
+                <w:rFonts w:ascii="TH Sarabun New" w:cs="TH Sarabun New" w:eastAsia="TH Sarabun New" w:hAnsi="TH Sarabun New"/>
+                <w:b w:val="false"/>
+                <w:bCs w:val="false"/>
+                <w:color w:val="000000"/>
+                <w:sz w:val="22"/>
+                <w:szCs w:val="22"/>
+              </w:rPr>
+              <w:t xml:space="preserve">จำนวนคงเหลือใน lot นั้น</w:t>
+            </w:r>
+          </w:p>
+        </w:tc>
+        <w:tc>
+          <w:tcPr>
+            <w:tcW w:type="dxa" w:w="2808"/>
+            <w:tcBorders>
+              <w:top w:val="single" w:color="BFBFBF" w:sz="4"/>
+              <w:left w:val="single" w:color="BFBFBF" w:sz="4"/>
+              <w:bottom w:val="single" w:color="BFBFBF" w:sz="4"/>
+              <w:right w:val="single" w:color="BFBFBF" w:sz="4"/>
+            </w:tcBorders>
+            <w:shd w:fill="F2F2F2" w:val="clear"/>
+            <w:tcMar>
+              <w:top w:type="dxa" w:w="100"/>
+              <w:left w:type="dxa" w:w="140"/>
+              <w:bottom w:type="dxa" w:w="100"/>
+              <w:right w:type="dxa" w:w="140"/>
+            </w:tcMar>
+          </w:tcPr>
+          <w:p>
+            <w:pPr>
+              <w:spacing w:after="40"/>
+            </w:pPr>
+            <w:r>
+              <w:rPr>
+                <w:rFonts w:ascii="TH Sarabun New" w:cs="TH Sarabun New" w:eastAsia="TH Sarabun New" w:hAnsi="TH Sarabun New"/>
+                <w:b w:val="false"/>
+                <w:bCs w:val="false"/>
+                <w:color w:val="000000"/>
+                <w:sz w:val="22"/>
+                <w:szCs w:val="22"/>
+              </w:rPr>
+              <w:t xml:space="preserve">76,900</w:t>
+            </w:r>
+          </w:p>
+        </w:tc>
+      </w:tr>
+      <w:tr>
+        <w:tc>
+          <w:tcPr>
+            <w:tcW w:type="dxa" w:w="2340"/>
+            <w:tcBorders>
+              <w:top w:val="single" w:color="BFBFBF" w:sz="4"/>
+              <w:left w:val="single" w:color="BFBFBF" w:sz="4"/>
+              <w:bottom w:val="single" w:color="BFBFBF" w:sz="4"/>
+              <w:right w:val="single" w:color="BFBFBF" w:sz="4"/>
+            </w:tcBorders>
+            <w:tcMar>
+              <w:top w:type="dxa" w:w="100"/>
+              <w:left w:type="dxa" w:w="140"/>
+              <w:bottom w:type="dxa" w:w="100"/>
+              <w:right w:type="dxa" w:w="140"/>
+            </w:tcMar>
+          </w:tcPr>
+          <w:p>
+            <w:pPr>
+              <w:spacing w:after="40"/>
+            </w:pPr>
+            <w:r>
+              <w:rPr>
+                <w:rFonts w:ascii="TH Sarabun New" w:cs="TH Sarabun New" w:eastAsia="TH Sarabun New" w:hAnsi="TH Sarabun New"/>
+                <w:b w:val="false"/>
+                <w:bCs w:val="false"/>
+                <w:color w:val="000000"/>
+                <w:sz w:val="22"/>
+                <w:szCs w:val="22"/>
+              </w:rPr>
+              <w:t xml:space="preserve">Total Amount</w:t>
+            </w:r>
+          </w:p>
+        </w:tc>
+        <w:tc>
+          <w:tcPr>
+            <w:tcW w:type="dxa" w:w="4212"/>
+            <w:tcBorders>
+              <w:top w:val="single" w:color="BFBFBF" w:sz="4"/>
+              <w:left w:val="single" w:color="BFBFBF" w:sz="4"/>
+              <w:bottom w:val="single" w:color="BFBFBF" w:sz="4"/>
+              <w:right w:val="single" w:color="BFBFBF" w:sz="4"/>
+            </w:tcBorders>
+            <w:tcMar>
+              <w:top w:type="dxa" w:w="100"/>
+              <w:left w:type="dxa" w:w="140"/>
+              <w:bottom w:type="dxa" w:w="100"/>
+              <w:right w:type="dxa" w:w="140"/>
+            </w:tcMar>
+          </w:tcPr>
+          <w:p>
+            <w:pPr>
+              <w:spacing w:after="40"/>
+            </w:pPr>
+            <w:r>
+              <w:rPr>
+                <w:rFonts w:ascii="TH Sarabun New" w:cs="TH Sarabun New" w:eastAsia="TH Sarabun New" w:hAnsi="TH Sarabun New"/>
+                <w:b w:val="false"/>
+                <w:bCs w:val="false"/>
+                <w:color w:val="000000"/>
+                <w:sz w:val="22"/>
+                <w:szCs w:val="22"/>
+              </w:rPr>
+              <w:t xml:space="preserve">มูลค่ารวมของ lot</w:t>
+            </w:r>
+          </w:p>
+        </w:tc>
+        <w:tc>
+          <w:tcPr>
+            <w:tcW w:type="dxa" w:w="2808"/>
+            <w:tcBorders>
+              <w:top w:val="single" w:color="BFBFBF" w:sz="4"/>
+              <w:left w:val="single" w:color="BFBFBF" w:sz="4"/>
+              <w:bottom w:val="single" w:color="BFBFBF" w:sz="4"/>
+              <w:right w:val="single" w:color="BFBFBF" w:sz="4"/>
+            </w:tcBorders>
+            <w:tcMar>
+              <w:top w:type="dxa" w:w="100"/>
+              <w:left w:type="dxa" w:w="140"/>
+              <w:bottom w:type="dxa" w:w="100"/>
+              <w:right w:type="dxa" w:w="140"/>
+            </w:tcMar>
+          </w:tcPr>
+          <w:p>
+            <w:pPr>
+              <w:spacing w:after="40"/>
+            </w:pPr>
+            <w:r>
+              <w:rPr>
+                <w:rFonts w:ascii="TH Sarabun New" w:cs="TH Sarabun New" w:eastAsia="TH Sarabun New" w:hAnsi="TH Sarabun New"/>
+                <w:b w:val="false"/>
+                <w:bCs w:val="false"/>
+                <w:color w:val="000000"/>
+                <w:sz w:val="22"/>
+                <w:szCs w:val="22"/>
+              </w:rPr>
+              <w:t xml:space="preserve">132,268</w:t>
+            </w:r>
+          </w:p>
+        </w:tc>
+      </w:tr>
+      <w:tr>
+        <w:tc>
+          <w:tcPr>
+            <w:tcW w:type="dxa" w:w="2340"/>
+            <w:tcBorders>
+              <w:top w:val="single" w:color="BFBFBF" w:sz="4"/>
+              <w:left w:val="single" w:color="BFBFBF" w:sz="4"/>
+              <w:bottom w:val="single" w:color="BFBFBF" w:sz="4"/>
+              <w:right w:val="single" w:color="BFBFBF" w:sz="4"/>
+            </w:tcBorders>
+            <w:shd w:fill="F2F2F2" w:val="clear"/>
+            <w:tcMar>
+              <w:top w:type="dxa" w:w="100"/>
+              <w:left w:type="dxa" w:w="140"/>
+              <w:bottom w:type="dxa" w:w="100"/>
+              <w:right w:type="dxa" w:w="140"/>
+            </w:tcMar>
+          </w:tcPr>
+          <w:p>
+            <w:pPr>
+              <w:spacing w:after="40"/>
+            </w:pPr>
+            <w:r>
+              <w:rPr>
+                <w:rFonts w:ascii="TH Sarabun New" w:cs="TH Sarabun New" w:eastAsia="TH Sarabun New" w:hAnsi="TH Sarabun New"/>
+                <w:b w:val="false"/>
+                <w:bCs w:val="false"/>
+                <w:color w:val="000000"/>
+                <w:sz w:val="22"/>
+                <w:szCs w:val="22"/>
+              </w:rPr>
+              <w:t xml:space="preserve">Unit Cost</w:t>
+            </w:r>
+          </w:p>
+        </w:tc>
+        <w:tc>
+          <w:tcPr>
+            <w:tcW w:type="dxa" w:w="4212"/>
+            <w:tcBorders>
+              <w:top w:val="single" w:color="BFBFBF" w:sz="4"/>
+              <w:left w:val="single" w:color="BFBFBF" w:sz="4"/>
+              <w:bottom w:val="single" w:color="BFBFBF" w:sz="4"/>
+              <w:right w:val="single" w:color="BFBFBF" w:sz="4"/>
+            </w:tcBorders>
+            <w:shd w:fill="F2F2F2" w:val="clear"/>
+            <w:tcMar>
+              <w:top w:type="dxa" w:w="100"/>
+              <w:left w:type="dxa" w:w="140"/>
+              <w:bottom w:type="dxa" w:w="100"/>
+              <w:right w:type="dxa" w:w="140"/>
+            </w:tcMar>
+          </w:tcPr>
+          <w:p>
+            <w:pPr>
+              <w:spacing w:after="40"/>
+            </w:pPr>
+            <w:r>
+              <w:rPr>
+                <w:rFonts w:ascii="TH Sarabun New" w:cs="TH Sarabun New" w:eastAsia="TH Sarabun New" w:hAnsi="TH Sarabun New"/>
+                <w:b w:val="false"/>
+                <w:bCs w:val="false"/>
+                <w:color w:val="000000"/>
+                <w:sz w:val="22"/>
+                <w:szCs w:val="22"/>
+              </w:rPr>
+              <w:t xml:space="preserve">คำนวณอัตโนมัติ = Amount / Qty</w:t>
+            </w:r>
+          </w:p>
+        </w:tc>
+        <w:tc>
+          <w:tcPr>
+            <w:tcW w:type="dxa" w:w="2808"/>
+            <w:tcBorders>
+              <w:top w:val="single" w:color="BFBFBF" w:sz="4"/>
+              <w:left w:val="single" w:color="BFBFBF" w:sz="4"/>
+              <w:bottom w:val="single" w:color="BFBFBF" w:sz="4"/>
+              <w:right w:val="single" w:color="BFBFBF" w:sz="4"/>
+            </w:tcBorders>
+            <w:shd w:fill="F2F2F2" w:val="clear"/>
+            <w:tcMar>
+              <w:top w:type="dxa" w:w="100"/>
+              <w:left w:type="dxa" w:w="140"/>
+              <w:bottom w:type="dxa" w:w="100"/>
+              <w:right w:type="dxa" w:w="140"/>
+            </w:tcMar>
+          </w:tcPr>
+          <w:p>
+            <w:pPr>
+              <w:spacing w:after="40"/>
+            </w:pPr>
+            <w:r>
+              <w:rPr>
+                <w:rFonts w:ascii="TH Sarabun New" w:cs="TH Sarabun New" w:eastAsia="TH Sarabun New" w:hAnsi="TH Sarabun New"/>
+                <w:b w:val="false"/>
+                <w:bCs w:val="false"/>
+                <w:color w:val="000000"/>
+                <w:sz w:val="22"/>
+                <w:szCs w:val="22"/>
+              </w:rPr>
+              <w:t xml:space="preserve">อัตโนมัติ</w:t>
+            </w:r>
+          </w:p>
+        </w:tc>
+      </w:tr>
+      <w:tr>
+        <w:tc>
+          <w:tcPr>
+            <w:tcW w:type="dxa" w:w="2340"/>
+            <w:tcBorders>
+              <w:top w:val="single" w:color="BFBFBF" w:sz="4"/>
+              <w:left w:val="single" w:color="BFBFBF" w:sz="4"/>
+              <w:bottom w:val="single" w:color="BFBFBF" w:sz="4"/>
+              <w:right w:val="single" w:color="BFBFBF" w:sz="4"/>
+            </w:tcBorders>
+            <w:tcMar>
+              <w:top w:type="dxa" w:w="100"/>
+              <w:left w:type="dxa" w:w="140"/>
+              <w:bottom w:type="dxa" w:w="100"/>
+              <w:right w:type="dxa" w:w="140"/>
+            </w:tcMar>
+          </w:tcPr>
+          <w:p>
+            <w:pPr>
+              <w:spacing w:after="40"/>
+            </w:pPr>
+            <w:r>
+              <w:rPr>
+                <w:rFonts w:ascii="TH Sarabun New" w:cs="TH Sarabun New" w:eastAsia="TH Sarabun New" w:hAnsi="TH Sarabun New"/>
+                <w:b w:val="false"/>
+                <w:bCs w:val="false"/>
+                <w:color w:val="000000"/>
+                <w:sz w:val="22"/>
+                <w:szCs w:val="22"/>
+              </w:rPr>
+              <w:t xml:space="preserve">InDate</w:t>
+            </w:r>
+          </w:p>
+        </w:tc>
+        <w:tc>
+          <w:tcPr>
+            <w:tcW w:type="dxa" w:w="4212"/>
+            <w:tcBorders>
+              <w:top w:val="single" w:color="BFBFBF" w:sz="4"/>
+              <w:left w:val="single" w:color="BFBFBF" w:sz="4"/>
+              <w:bottom w:val="single" w:color="BFBFBF" w:sz="4"/>
+              <w:right w:val="single" w:color="BFBFBF" w:sz="4"/>
+            </w:tcBorders>
+            <w:tcMar>
+              <w:top w:type="dxa" w:w="100"/>
+              <w:left w:type="dxa" w:w="140"/>
+              <w:bottom w:type="dxa" w:w="100"/>
+              <w:right w:type="dxa" w:w="140"/>
+            </w:tcMar>
+          </w:tcPr>
+          <w:p>
+            <w:pPr>
+              <w:spacing w:after="40"/>
+            </w:pPr>
+            <w:r>
+              <w:rPr>
+                <w:rFonts w:ascii="TH Sarabun New" w:cs="TH Sarabun New" w:eastAsia="TH Sarabun New" w:hAnsi="TH Sarabun New"/>
+                <w:b w:val="false"/>
+                <w:bCs w:val="false"/>
+                <w:color w:val="000000"/>
+                <w:sz w:val="22"/>
+                <w:szCs w:val="22"/>
+              </w:rPr>
+              <w:t xml:space="preserve">วันที่รับเข้าคลัง</w:t>
+            </w:r>
+          </w:p>
+        </w:tc>
+        <w:tc>
+          <w:tcPr>
+            <w:tcW w:type="dxa" w:w="2808"/>
+            <w:tcBorders>
+              <w:top w:val="single" w:color="BFBFBF" w:sz="4"/>
+              <w:left w:val="single" w:color="BFBFBF" w:sz="4"/>
+              <w:bottom w:val="single" w:color="BFBFBF" w:sz="4"/>
+              <w:right w:val="single" w:color="BFBFBF" w:sz="4"/>
+            </w:tcBorders>
+            <w:tcMar>
+              <w:top w:type="dxa" w:w="100"/>
+              <w:left w:type="dxa" w:w="140"/>
+              <w:bottom w:type="dxa" w:w="100"/>
+              <w:right w:type="dxa" w:w="140"/>
+            </w:tcMar>
+          </w:tcPr>
+          <w:p>
+            <w:pPr>
+              <w:spacing w:after="40"/>
+            </w:pPr>
+            <w:r>
+              <w:rPr>
+                <w:rFonts w:ascii="TH Sarabun New" w:cs="TH Sarabun New" w:eastAsia="TH Sarabun New" w:hAnsi="TH Sarabun New"/>
+                <w:b w:val="false"/>
+                <w:bCs w:val="false"/>
+                <w:color w:val="000000"/>
+                <w:sz w:val="22"/>
+                <w:szCs w:val="22"/>
+              </w:rPr>
+              <w:t xml:space="preserve">2025-08-15</w:t>
+            </w:r>
+          </w:p>
+        </w:tc>
+      </w:tr>
+      <w:tr>
+        <w:tc>
+          <w:tcPr>
+            <w:tcW w:type="dxa" w:w="2340"/>
+            <w:tcBorders>
+              <w:top w:val="single" w:color="BFBFBF" w:sz="4"/>
+              <w:left w:val="single" w:color="BFBFBF" w:sz="4"/>
+              <w:bottom w:val="single" w:color="BFBFBF" w:sz="4"/>
+              <w:right w:val="single" w:color="BFBFBF" w:sz="4"/>
+            </w:tcBorders>
+            <w:shd w:fill="F2F2F2" w:val="clear"/>
+            <w:tcMar>
+              <w:top w:type="dxa" w:w="100"/>
+              <w:left w:type="dxa" w:w="140"/>
+              <w:bottom w:type="dxa" w:w="100"/>
+              <w:right w:type="dxa" w:w="140"/>
+            </w:tcMar>
+          </w:tcPr>
+          <w:p>
+            <w:pPr>
+              <w:spacing w:after="40"/>
+            </w:pPr>
+            <w:r>
+              <w:rPr>
+                <w:rFonts w:ascii="TH Sarabun New" w:cs="TH Sarabun New" w:eastAsia="TH Sarabun New" w:hAnsi="TH Sarabun New"/>
+                <w:b w:val="false"/>
+                <w:bCs w:val="false"/>
+                <w:color w:val="000000"/>
+                <w:sz w:val="22"/>
+                <w:szCs w:val="22"/>
+              </w:rPr>
+              <w:t xml:space="preserve">PrdDate</w:t>
+            </w:r>
+          </w:p>
+        </w:tc>
+        <w:tc>
+          <w:tcPr>
+            <w:tcW w:type="dxa" w:w="4212"/>
+            <w:tcBorders>
+              <w:top w:val="single" w:color="BFBFBF" w:sz="4"/>
+              <w:left w:val="single" w:color="BFBFBF" w:sz="4"/>
+              <w:bottom w:val="single" w:color="BFBFBF" w:sz="4"/>
+              <w:right w:val="single" w:color="BFBFBF" w:sz="4"/>
+            </w:tcBorders>
+            <w:shd w:fill="F2F2F2" w:val="clear"/>
+            <w:tcMar>
+              <w:top w:type="dxa" w:w="100"/>
+              <w:left w:type="dxa" w:w="140"/>
+              <w:bottom w:type="dxa" w:w="100"/>
+              <w:right w:type="dxa" w:w="140"/>
+            </w:tcMar>
+          </w:tcPr>
+          <w:p>
+            <w:pPr>
+              <w:spacing w:after="40"/>
+            </w:pPr>
+            <w:r>
+              <w:rPr>
+                <w:rFonts w:ascii="TH Sarabun New" w:cs="TH Sarabun New" w:eastAsia="TH Sarabun New" w:hAnsi="TH Sarabun New"/>
+                <w:b w:val="false"/>
+                <w:bCs w:val="false"/>
+                <w:color w:val="000000"/>
+                <w:sz w:val="22"/>
+                <w:szCs w:val="22"/>
+              </w:rPr>
+              <w:t xml:space="preserve">วันที่ผลิต</w:t>
+            </w:r>
+          </w:p>
+        </w:tc>
+        <w:tc>
+          <w:tcPr>
+            <w:tcW w:type="dxa" w:w="2808"/>
+            <w:tcBorders>
+              <w:top w:val="single" w:color="BFBFBF" w:sz="4"/>
+              <w:left w:val="single" w:color="BFBFBF" w:sz="4"/>
+              <w:bottom w:val="single" w:color="BFBFBF" w:sz="4"/>
+              <w:right w:val="single" w:color="BFBFBF" w:sz="4"/>
+            </w:tcBorders>
+            <w:shd w:fill="F2F2F2" w:val="clear"/>
+            <w:tcMar>
+              <w:top w:type="dxa" w:w="100"/>
+              <w:left w:type="dxa" w:w="140"/>
+              <w:bottom w:type="dxa" w:w="100"/>
+              <w:right w:type="dxa" w:w="140"/>
+            </w:tcMar>
+          </w:tcPr>
+          <w:p>
+            <w:pPr>
+              <w:spacing w:after="40"/>
+            </w:pPr>
+            <w:r>
+              <w:rPr>
+                <w:rFonts w:ascii="TH Sarabun New" w:cs="TH Sarabun New" w:eastAsia="TH Sarabun New" w:hAnsi="TH Sarabun New"/>
+                <w:b w:val="false"/>
+                <w:bCs w:val="false"/>
+                <w:color w:val="000000"/>
+                <w:sz w:val="22"/>
+                <w:szCs w:val="22"/>
+              </w:rPr>
+              <w:t xml:space="preserve">2025-08-09</w:t>
+            </w:r>
+          </w:p>
+        </w:tc>
+      </w:tr>
+      <w:tr>
+        <w:tc>
+          <w:tcPr>
+            <w:tcW w:type="dxa" w:w="2340"/>
+            <w:tcBorders>
+              <w:top w:val="single" w:color="BFBFBF" w:sz="4"/>
+              <w:left w:val="single" w:color="BFBFBF" w:sz="4"/>
+              <w:bottom w:val="single" w:color="BFBFBF" w:sz="4"/>
+              <w:right w:val="single" w:color="BFBFBF" w:sz="4"/>
+            </w:tcBorders>
+            <w:tcMar>
+              <w:top w:type="dxa" w:w="100"/>
+              <w:left w:type="dxa" w:w="140"/>
+              <w:bottom w:type="dxa" w:w="100"/>
+              <w:right w:type="dxa" w:w="140"/>
+            </w:tcMar>
+          </w:tcPr>
+          <w:p>
+            <w:pPr>
+              <w:spacing w:after="40"/>
+            </w:pPr>
+            <w:r>
+              <w:rPr>
+                <w:rFonts w:ascii="TH Sarabun New" w:cs="TH Sarabun New" w:eastAsia="TH Sarabun New" w:hAnsi="TH Sarabun New"/>
+                <w:b w:val="false"/>
+                <w:bCs w:val="false"/>
+                <w:color w:val="000000"/>
+                <w:sz w:val="22"/>
+                <w:szCs w:val="22"/>
+              </w:rPr>
+              <w:t xml:space="preserve">ExpDate</w:t>
+            </w:r>
+          </w:p>
+        </w:tc>
+        <w:tc>
+          <w:tcPr>
+            <w:tcW w:type="dxa" w:w="4212"/>
+            <w:tcBorders>
+              <w:top w:val="single" w:color="BFBFBF" w:sz="4"/>
+              <w:left w:val="single" w:color="BFBFBF" w:sz="4"/>
+              <w:bottom w:val="single" w:color="BFBFBF" w:sz="4"/>
+              <w:right w:val="single" w:color="BFBFBF" w:sz="4"/>
+            </w:tcBorders>
+            <w:tcMar>
+              <w:top w:type="dxa" w:w="100"/>
+              <w:left w:type="dxa" w:w="140"/>
+              <w:bottom w:type="dxa" w:w="100"/>
+              <w:right w:type="dxa" w:w="140"/>
+            </w:tcMar>
+          </w:tcPr>
+          <w:p>
+            <w:pPr>
+              <w:spacing w:after="40"/>
+            </w:pPr>
+            <w:r>
+              <w:rPr>
+                <w:rFonts w:ascii="TH Sarabun New" w:cs="TH Sarabun New" w:eastAsia="TH Sarabun New" w:hAnsi="TH Sarabun New"/>
+                <w:b w:val="false"/>
+                <w:bCs w:val="false"/>
+                <w:color w:val="000000"/>
+                <w:sz w:val="22"/>
+                <w:szCs w:val="22"/>
+              </w:rPr>
+              <w:t xml:space="preserve">วันที่หมดอายุของ lot นี้</w:t>
+            </w:r>
+          </w:p>
+        </w:tc>
+        <w:tc>
+          <w:tcPr>
+            <w:tcW w:type="dxa" w:w="2808"/>
+            <w:tcBorders>
+              <w:top w:val="single" w:color="BFBFBF" w:sz="4"/>
+              <w:left w:val="single" w:color="BFBFBF" w:sz="4"/>
+              <w:bottom w:val="single" w:color="BFBFBF" w:sz="4"/>
+              <w:right w:val="single" w:color="BFBFBF" w:sz="4"/>
+            </w:tcBorders>
+            <w:tcMar>
+              <w:top w:type="dxa" w:w="100"/>
+              <w:left w:type="dxa" w:w="140"/>
+              <w:bottom w:type="dxa" w:w="100"/>
+              <w:right w:type="dxa" w:w="140"/>
+            </w:tcMar>
+          </w:tcPr>
+          <w:p>
+            <w:pPr>
+              <w:spacing w:after="40"/>
+            </w:pPr>
+            <w:r>
+              <w:rPr>
+                <w:rFonts w:ascii="TH Sarabun New" w:cs="TH Sarabun New" w:eastAsia="TH Sarabun New" w:hAnsi="TH Sarabun New"/>
+                <w:b w:val="false"/>
+                <w:bCs w:val="false"/>
+                <w:color w:val="000000"/>
+                <w:sz w:val="22"/>
+                <w:szCs w:val="22"/>
+              </w:rPr>
+              <w:t xml:space="preserve">2026-08-09</w:t>
+            </w:r>
+          </w:p>
+        </w:tc>
+      </w:tr>
+      <w:tr>
+        <w:tc>
+          <w:tcPr>
+            <w:tcW w:type="dxa" w:w="2340"/>
+            <w:tcBorders>
+              <w:top w:val="single" w:color="BFBFBF" w:sz="4"/>
+              <w:left w:val="single" w:color="BFBFBF" w:sz="4"/>
+              <w:bottom w:val="single" w:color="BFBFBF" w:sz="4"/>
+              <w:right w:val="single" w:color="BFBFBF" w:sz="4"/>
+            </w:tcBorders>
+            <w:shd w:fill="F2F2F2" w:val="clear"/>
+            <w:tcMar>
+              <w:top w:type="dxa" w:w="100"/>
+              <w:left w:type="dxa" w:w="140"/>
+              <w:bottom w:type="dxa" w:w="100"/>
+              <w:right w:type="dxa" w:w="140"/>
+            </w:tcMar>
+          </w:tcPr>
+          <w:p>
+            <w:pPr>
+              <w:spacing w:after="40"/>
+            </w:pPr>
+            <w:r>
+              <w:rPr>
+                <w:rFonts w:ascii="TH Sarabun New" w:cs="TH Sarabun New" w:eastAsia="TH Sarabun New" w:hAnsi="TH Sarabun New"/>
+                <w:b w:val="false"/>
+                <w:bCs w:val="false"/>
+                <w:color w:val="000000"/>
+                <w:sz w:val="22"/>
+                <w:szCs w:val="22"/>
+              </w:rPr>
+              <w:t xml:space="preserve">ToDate</w:t>
+            </w:r>
+          </w:p>
+        </w:tc>
+        <w:tc>
+          <w:tcPr>
+            <w:tcW w:type="dxa" w:w="4212"/>
+            <w:tcBorders>
+              <w:top w:val="single" w:color="BFBFBF" w:sz="4"/>
+              <w:left w:val="single" w:color="BFBFBF" w:sz="4"/>
+              <w:bottom w:val="single" w:color="BFBFBF" w:sz="4"/>
+              <w:right w:val="single" w:color="BFBFBF" w:sz="4"/>
+            </w:tcBorders>
+            <w:shd w:fill="F2F2F2" w:val="clear"/>
+            <w:tcMar>
+              <w:top w:type="dxa" w:w="100"/>
+              <w:left w:type="dxa" w:w="140"/>
+              <w:bottom w:type="dxa" w:w="100"/>
+              <w:right w:type="dxa" w:w="140"/>
+            </w:tcMar>
+          </w:tcPr>
+          <w:p>
+            <w:pPr>
+              <w:spacing w:after="40"/>
+            </w:pPr>
+            <w:r>
+              <w:rPr>
+                <w:rFonts w:ascii="TH Sarabun New" w:cs="TH Sarabun New" w:eastAsia="TH Sarabun New" w:hAnsi="TH Sarabun New"/>
+                <w:b w:val="false"/>
+                <w:bCs w:val="false"/>
+                <w:color w:val="000000"/>
+                <w:sz w:val="22"/>
+                <w:szCs w:val="22"/>
+              </w:rPr>
+              <w:t xml:space="preserve">วัน snapshot (as-of date)</w:t>
+            </w:r>
+          </w:p>
+        </w:tc>
+        <w:tc>
+          <w:tcPr>
+            <w:tcW w:type="dxa" w:w="2808"/>
+            <w:tcBorders>
+              <w:top w:val="single" w:color="BFBFBF" w:sz="4"/>
+              <w:left w:val="single" w:color="BFBFBF" w:sz="4"/>
+              <w:bottom w:val="single" w:color="BFBFBF" w:sz="4"/>
+              <w:right w:val="single" w:color="BFBFBF" w:sz="4"/>
+            </w:tcBorders>
+            <w:shd w:fill="F2F2F2" w:val="clear"/>
+            <w:tcMar>
+              <w:top w:type="dxa" w:w="100"/>
+              <w:left w:type="dxa" w:w="140"/>
+              <w:bottom w:type="dxa" w:w="100"/>
+              <w:right w:type="dxa" w:w="140"/>
+            </w:tcMar>
+          </w:tcPr>
+          <w:p>
+            <w:pPr>
+              <w:spacing w:after="40"/>
+            </w:pPr>
+            <w:r>
+              <w:rPr>
+                <w:rFonts w:ascii="TH Sarabun New" w:cs="TH Sarabun New" w:eastAsia="TH Sarabun New" w:hAnsi="TH Sarabun New"/>
+                <w:b w:val="false"/>
+                <w:bCs w:val="false"/>
+                <w:color w:val="000000"/>
+                <w:sz w:val="22"/>
+                <w:szCs w:val="22"/>
+              </w:rPr>
+              <w:t xml:space="preserve">2026-03-31</w:t>
+            </w:r>
+          </w:p>
+        </w:tc>
+      </w:tr>
+    </w:tbl>
+    <w:p>
+      <w:pPr>
+        <w:spacing w:after="100"/>
+      </w:pPr>
+      <w:r>
+        <w:rPr>
+          <w:rFonts w:ascii="TH Sarabun New" w:cs="TH Sarabun New" w:eastAsia="TH Sarabun New" w:hAnsi="TH Sarabun New"/>
+        </w:rPr>
+        <w:t xml:space="preserve"/>
+      </w:r>
+    </w:p>
+    <w:p>
+      <w:pPr>
+        <w:pStyle w:val="Heading2"/>
+        <w:spacing w:after="160" w:before="280"/>
+      </w:pPr>
+      <w:r>
+        <w:rPr>
+          <w:rFonts w:ascii="TH Sarabun New" w:cs="TH Sarabun New" w:eastAsia="TH Sarabun New" w:hAnsi="TH Sarabun New"/>
+          <w:b/>
+          <w:bCs/>
+          <w:color w:val="1F3864"/>
+          <w:sz w:val="30"/>
+          <w:szCs w:val="30"/>
+        </w:rPr>
+        <w:t xml:space="preserve">8.4 Snapshot vs Transactional</w:t>
       </w:r>
     </w:p>
     <w:p>
@@ -6165,10 +7481,40 @@
       <w:r>
         <w:rPr>
           <w:rFonts w:ascii="TH Sarabun New" w:cs="TH Sarabun New" w:eastAsia="TH Sarabun New" w:hAnsi="TH Sarabun New"/>
-          <w:i/>
-          <w:iCs/>
-        </w:rPr>
-        <w:t xml:space="preserve">โดยค่า α สามารถปรับได้ที่ Settings (1=Linear, 2=Moderate, 3=Aggressive)</w:t>
+        </w:rPr>
+        <w:t xml:space="preserve">ข้อมูล Lot เป็นแบบ "Snapshot" — เก็บภาพรวมของสต็อก ณ วันที่กำหนด (ToDate) ไม่ใช่ tracking การเคลื่อนไหวรายธุรกรรม</w:t>
+      </w:r>
+    </w:p>
+    <w:p>
+      <w:pPr>
+        <w:pStyle w:val="ListParagraph"/>
+        <w:numPr>
+          <w:ilvl w:val="0"/>
+          <w:numId w:val="2"/>
+        </w:numPr>
+        <w:spacing w:after="60"/>
+      </w:pPr>
+      <w:r>
+        <w:rPr>
+          <w:rFonts w:ascii="TH Sarabun New" w:cs="TH Sarabun New" w:eastAsia="TH Sarabun New" w:hAnsi="TH Sarabun New"/>
+        </w:rPr>
+        <w:t xml:space="preserve">การ Import lot ครั้งใหม่ที่ ToDate เดียวกัน → ระบบจะ "ทับ" snapshot เดิม</w:t>
+      </w:r>
+    </w:p>
+    <w:p>
+      <w:pPr>
+        <w:pStyle w:val="ListParagraph"/>
+        <w:numPr>
+          <w:ilvl w:val="0"/>
+          <w:numId w:val="2"/>
+        </w:numPr>
+        <w:spacing w:after="60"/>
+      </w:pPr>
+      <w:r>
+        <w:rPr>
+          <w:rFonts w:ascii="TH Sarabun New" w:cs="TH Sarabun New" w:eastAsia="TH Sarabun New" w:hAnsi="TH Sarabun New"/>
+        </w:rPr>
+        <w:t xml:space="preserve">การ Import lot ที่ ToDate ต่างกัน → ระบบเก็บ snapshot หลายชุดเป็นประวัติ</w:t>
       </w:r>
     </w:p>
     <w:p>
@@ -6182,17 +7528,84 @@
         <w:t xml:space="preserve"/>
       </w:r>
     </w:p>
-    <w:p>
-      <w:pPr>
-        <w:spacing w:after="100" w:line="320"/>
-      </w:pPr>
-      <w:r>
-        <w:rPr>
-          <w:rFonts w:ascii="TH Sarabun New" w:cs="TH Sarabun New" w:eastAsia="TH Sarabun New" w:hAnsi="TH Sarabun New"/>
-        </w:rPr>
-        <w:t xml:space="preserve">ผลลัพธ์จะแบ่งเป็น Class A/B/C ตามเกณฑ์ที่ Admin ตั้งไว้ — ดูรายละเอียดในบทที่ 12</w:t>
-      </w:r>
-    </w:p>
+    <w:tbl>
+      <w:tblPr>
+        <w:tblW w:type="dxa" w:w="9360"/>
+        <w:tblBorders>
+          <w:top w:val="single" w:color="auto" w:sz="4"/>
+          <w:left w:val="single" w:color="auto" w:sz="4"/>
+          <w:bottom w:val="single" w:color="auto" w:sz="4"/>
+          <w:right w:val="single" w:color="auto" w:sz="4"/>
+          <w:insideH w:val="single" w:color="auto" w:sz="4"/>
+          <w:insideV w:val="single" w:color="auto" w:sz="4"/>
+        </w:tblBorders>
+      </w:tblPr>
+      <w:tblGrid>
+        <w:gridCol w:w="9360"/>
+      </w:tblGrid>
+      <w:tr>
+        <w:tc>
+          <w:tcPr>
+            <w:tcW w:type="dxa" w:w="9360"/>
+            <w:tcBorders>
+              <w:top w:val="single" w:color="2E75B6" w:sz="4"/>
+              <w:left w:val="single" w:color="2E75B6" w:sz="24"/>
+              <w:bottom w:val="single" w:color="BFBFBF" w:sz="4"/>
+              <w:right w:val="single" w:color="BFBFBF" w:sz="4"/>
+            </w:tcBorders>
+            <w:shd w:fill="EAF1FB" w:val="clear"/>
+            <w:tcMar>
+              <w:top w:type="dxa" w:w="160"/>
+              <w:left w:type="dxa" w:w="220"/>
+              <w:bottom w:type="dxa" w:w="160"/>
+              <w:right w:type="dxa" w:w="220"/>
+            </w:tcMar>
+          </w:tcPr>
+          <w:p>
+            <w:pPr>
+              <w:spacing w:after="80"/>
+            </w:pPr>
+            <w:r>
+              <w:rPr>
+                <w:rFonts w:ascii="TH Sarabun New" w:cs="TH Sarabun New" w:eastAsia="TH Sarabun New" w:hAnsi="TH Sarabun New"/>
+                <w:b/>
+                <w:bCs/>
+                <w:color w:val="1F3864"/>
+                <w:sz w:val="24"/>
+                <w:szCs w:val="24"/>
+              </w:rPr>
+              <w:t xml:space="preserve">🎯 จุดสำคัญ</w:t>
+            </w:r>
+          </w:p>
+          <w:p>
+            <w:pPr>
+              <w:spacing w:after="40"/>
+            </w:pPr>
+            <w:r>
+              <w:rPr>
+                <w:rFonts w:ascii="TH Sarabun New" w:cs="TH Sarabun New" w:eastAsia="TH Sarabun New" w:hAnsi="TH Sarabun New"/>
+                <w:sz w:val="22"/>
+                <w:szCs w:val="22"/>
+              </w:rPr>
+              <w:t xml:space="preserve">Lot Inventory ใช้คู่กับ Transactions — Transactions = การเคลื่อนไหว, Lot = ภาพรวม ณ วันที่กำหนด</w:t>
+            </w:r>
+          </w:p>
+          <w:p>
+            <w:pPr>
+              <w:spacing w:after="40"/>
+            </w:pPr>
+            <w:r>
+              <w:rPr>
+                <w:rFonts w:ascii="TH Sarabun New" w:cs="TH Sarabun New" w:eastAsia="TH Sarabun New" w:hAnsi="TH Sarabun New"/>
+                <w:sz w:val="22"/>
+                <w:szCs w:val="22"/>
+              </w:rPr>
+              <w:t xml:space="preserve">ทุกครั้งที่ Import lot ใหม่ ระบบจะ refresh กราฟ Aging, VV Matrix แบบ By Lot, และ FEFO Pick List โดยอัตโนมัติ</w:t>
+            </w:r>
+          </w:p>
+        </w:tc>
+      </w:tr>
+    </w:tbl>
     <w:p>
       <w:pPr>
         <w:pStyle w:val="Heading1"/>
@@ -6208,7 +7621,7 @@
           <w:sz w:val="36"/>
           <w:szCs w:val="36"/>
         </w:rPr>
-        <w:t xml:space="preserve">9. Data Import (นำเข้าข้อมูลจาก Excel)</w:t>
+        <w:t xml:space="preserve">9. Management Reports</w:t>
       </w:r>
     </w:p>
     <w:p>
@@ -6219,7 +7632,7 @@
         <w:rPr>
           <w:rFonts w:ascii="TH Sarabun New" w:cs="TH Sarabun New" w:eastAsia="TH Sarabun New" w:hAnsi="TH Sarabun New"/>
         </w:rPr>
-        <w:t xml:space="preserve">ระบบรองรับการนำเข้าข้อมูลทั้งหมดผ่านไฟล์ Excel เพียงไฟล์เดียว ที่มี 5 Sheet หลัก</w:t>
+        <w:t xml:space="preserve">รวมรายงานเชิงวิเคราะห์ที่ใช้ตัดสินใจระดับบริหาร เปิดได้จากเมนู Reports — มี 5 แท็บ</w:t>
       </w:r>
     </w:p>
     <w:p>
@@ -6236,7 +7649,559 @@
           <w:sz w:val="30"/>
           <w:szCs w:val="30"/>
         </w:rPr>
-        <w:t xml:space="preserve">9.1 ขั้นตอน 4 Step</w:t>
+        <w:t xml:space="preserve">9.1 Slow Moving Items</w:t>
+      </w:r>
+    </w:p>
+    <w:p>
+      <w:pPr>
+        <w:spacing w:after="100" w:line="320"/>
+      </w:pPr>
+      <w:r>
+        <w:rPr>
+          <w:rFonts w:ascii="TH Sarabun New" w:cs="TH Sarabun New" w:eastAsia="TH Sarabun New" w:hAnsi="TH Sarabun New"/>
+        </w:rPr>
+        <w:t xml:space="preserve">รายการสินค้าที่ไม่มีการจ่ายออกมานานหรือมีอัตราหมุนเวียนต่ำ</w:t>
+      </w:r>
+    </w:p>
+    <w:p>
+      <w:pPr>
+        <w:pStyle w:val="ListParagraph"/>
+        <w:numPr>
+          <w:ilvl w:val="0"/>
+          <w:numId w:val="2"/>
+        </w:numPr>
+        <w:spacing w:after="60"/>
+      </w:pPr>
+      <w:r>
+        <w:rPr>
+          <w:rFonts w:ascii="TH Sarabun New" w:cs="TH Sarabun New" w:eastAsia="TH Sarabun New" w:hAnsi="TH Sarabun New"/>
+        </w:rPr>
+        <w:t xml:space="preserve">Dead Stock — ไม่มีการเคลื่อนไหวเลยใน 180 วัน</w:t>
+      </w:r>
+    </w:p>
+    <w:p>
+      <w:pPr>
+        <w:pStyle w:val="ListParagraph"/>
+        <w:numPr>
+          <w:ilvl w:val="0"/>
+          <w:numId w:val="2"/>
+        </w:numPr>
+        <w:spacing w:after="60"/>
+      </w:pPr>
+      <w:r>
+        <w:rPr>
+          <w:rFonts w:ascii="TH Sarabun New" w:cs="TH Sarabun New" w:eastAsia="TH Sarabun New" w:hAnsi="TH Sarabun New"/>
+        </w:rPr>
+        <w:t xml:space="preserve">Slow Moving — เคลื่อนไหวบ้างแต่นาน ๆ ครั้ง</w:t>
+      </w:r>
+    </w:p>
+    <w:p>
+      <w:pPr>
+        <w:pStyle w:val="ListParagraph"/>
+        <w:numPr>
+          <w:ilvl w:val="0"/>
+          <w:numId w:val="2"/>
+        </w:numPr>
+        <w:spacing w:after="60"/>
+      </w:pPr>
+      <w:r>
+        <w:rPr>
+          <w:rFonts w:ascii="TH Sarabun New" w:cs="TH Sarabun New" w:eastAsia="TH Sarabun New" w:hAnsi="TH Sarabun New"/>
+        </w:rPr>
+        <w:t xml:space="preserve">Normal — มีการเคลื่อนไหวสม่ำเสมอ</w:t>
+      </w:r>
+    </w:p>
+    <w:p>
+      <w:pPr>
+        <w:spacing w:after="100"/>
+      </w:pPr>
+      <w:r>
+        <w:rPr>
+          <w:rFonts w:ascii="TH Sarabun New" w:cs="TH Sarabun New" w:eastAsia="TH Sarabun New" w:hAnsi="TH Sarabun New"/>
+        </w:rPr>
+        <w:t xml:space="preserve"/>
+      </w:r>
+    </w:p>
+    <w:p>
+      <w:pPr>
+        <w:pStyle w:val="Heading2"/>
+        <w:spacing w:after="160" w:before="280"/>
+      </w:pPr>
+      <w:r>
+        <w:rPr>
+          <w:rFonts w:ascii="TH Sarabun New" w:cs="TH Sarabun New" w:eastAsia="TH Sarabun New" w:hAnsi="TH Sarabun New"/>
+          <w:b/>
+          <w:bCs/>
+          <w:color w:val="1F3864"/>
+          <w:sz w:val="30"/>
+          <w:szCs w:val="30"/>
+        </w:rPr>
+        <w:t xml:space="preserve">9.2 Inventory Turnover</w:t>
+      </w:r>
+    </w:p>
+    <w:p>
+      <w:pPr>
+        <w:spacing w:after="100" w:line="320"/>
+      </w:pPr>
+      <w:r>
+        <w:rPr>
+          <w:rFonts w:ascii="TH Sarabun New" w:cs="TH Sarabun New" w:eastAsia="TH Sarabun New" w:hAnsi="TH Sarabun New"/>
+        </w:rPr>
+        <w:t xml:space="preserve">อัตราการหมุนเวียนสต็อกต่อปี (Annual COGS / Average Inventory Value)</w:t>
+      </w:r>
+    </w:p>
+    <w:p>
+      <w:pPr>
+        <w:pStyle w:val="ListParagraph"/>
+        <w:numPr>
+          <w:ilvl w:val="0"/>
+          <w:numId w:val="2"/>
+        </w:numPr>
+        <w:spacing w:after="60"/>
+      </w:pPr>
+      <w:r>
+        <w:rPr>
+          <w:rFonts w:ascii="TH Sarabun New" w:cs="TH Sarabun New" w:eastAsia="TH Sarabun New" w:hAnsi="TH Sarabun New"/>
+        </w:rPr>
+        <w:t xml:space="preserve">Turnover Ratio สูง = สินค้าหมุนเร็ว ดี</w:t>
+      </w:r>
+    </w:p>
+    <w:p>
+      <w:pPr>
+        <w:pStyle w:val="ListParagraph"/>
+        <w:numPr>
+          <w:ilvl w:val="0"/>
+          <w:numId w:val="2"/>
+        </w:numPr>
+        <w:spacing w:after="60"/>
+      </w:pPr>
+      <w:r>
+        <w:rPr>
+          <w:rFonts w:ascii="TH Sarabun New" w:cs="TH Sarabun New" w:eastAsia="TH Sarabun New" w:hAnsi="TH Sarabun New"/>
+        </w:rPr>
+        <w:t xml:space="preserve">Days on Hand = 365 / Turnover Ratio</w:t>
+      </w:r>
+    </w:p>
+    <w:p>
+      <w:pPr>
+        <w:spacing w:after="100"/>
+      </w:pPr>
+      <w:r>
+        <w:rPr>
+          <w:rFonts w:ascii="TH Sarabun New" w:cs="TH Sarabun New" w:eastAsia="TH Sarabun New" w:hAnsi="TH Sarabun New"/>
+        </w:rPr>
+        <w:t xml:space="preserve"/>
+      </w:r>
+    </w:p>
+    <w:p>
+      <w:pPr>
+        <w:pStyle w:val="Heading2"/>
+        <w:spacing w:after="160" w:before="280"/>
+      </w:pPr>
+      <w:r>
+        <w:rPr>
+          <w:rFonts w:ascii="TH Sarabun New" w:cs="TH Sarabun New" w:eastAsia="TH Sarabun New" w:hAnsi="TH Sarabun New"/>
+          <w:b/>
+          <w:bCs/>
+          <w:color w:val="1F3864"/>
+          <w:sz w:val="30"/>
+          <w:szCs w:val="30"/>
+        </w:rPr>
+        <w:t xml:space="preserve">9.3 Reorder Suggestions</w:t>
+      </w:r>
+    </w:p>
+    <w:p>
+      <w:pPr>
+        <w:spacing w:after="100" w:line="320"/>
+      </w:pPr>
+      <w:r>
+        <w:rPr>
+          <w:rFonts w:ascii="TH Sarabun New" w:cs="TH Sarabun New" w:eastAsia="TH Sarabun New" w:hAnsi="TH Sarabun New"/>
+        </w:rPr>
+        <w:t xml:space="preserve">แสดงสินค้าที่ควรสั่งซื้อพร้อมจำนวนแนะนำที่ควรสั่ง — คำนวณจาก Min/Max Level และอัตราการใช้</w:t>
+      </w:r>
+    </w:p>
+    <w:p>
+      <w:pPr>
+        <w:spacing w:after="100"/>
+      </w:pPr>
+      <w:r>
+        <w:rPr>
+          <w:rFonts w:ascii="TH Sarabun New" w:cs="TH Sarabun New" w:eastAsia="TH Sarabun New" w:hAnsi="TH Sarabun New"/>
+        </w:rPr>
+        <w:t xml:space="preserve"/>
+      </w:r>
+    </w:p>
+    <w:p>
+      <w:pPr>
+        <w:pStyle w:val="Heading2"/>
+        <w:spacing w:after="160" w:before="280"/>
+      </w:pPr>
+      <w:r>
+        <w:rPr>
+          <w:rFonts w:ascii="TH Sarabun New" w:cs="TH Sarabun New" w:eastAsia="TH Sarabun New" w:hAnsi="TH Sarabun New"/>
+          <w:b/>
+          <w:bCs/>
+          <w:color w:val="1F3864"/>
+          <w:sz w:val="30"/>
+          <w:szCs w:val="30"/>
+        </w:rPr>
+        <w:t xml:space="preserve">9.4 VV Matrix (มี toggle "By Item" / "By Lot")</w:t>
+      </w:r>
+    </w:p>
+    <w:p>
+      <w:pPr>
+        <w:spacing w:after="100" w:line="320"/>
+      </w:pPr>
+      <w:r>
+        <w:rPr>
+          <w:rFonts w:ascii="TH Sarabun New" w:cs="TH Sarabun New" w:eastAsia="TH Sarabun New" w:hAnsi="TH Sarabun New"/>
+        </w:rPr>
+        <w:t xml:space="preserve">เครื่องมือคัดกรองสินค้าที่มีความเสี่ยง โดยพิจารณา 2 มิติพร้อมกัน:</w:t>
+      </w:r>
+    </w:p>
+    <w:p>
+      <w:pPr>
+        <w:pStyle w:val="ListParagraph"/>
+        <w:numPr>
+          <w:ilvl w:val="0"/>
+          <w:numId w:val="2"/>
+        </w:numPr>
+        <w:spacing w:after="60"/>
+      </w:pPr>
+      <w:r>
+        <w:rPr>
+          <w:rFonts w:ascii="TH Sarabun New" w:cs="TH Sarabun New" w:eastAsia="TH Sarabun New" w:hAnsi="TH Sarabun New"/>
+        </w:rPr>
+        <w:t xml:space="preserve">Value Score (1–5) — ตามมูลค่าสต็อก (top X% = score 5)</w:t>
+      </w:r>
+    </w:p>
+    <w:p>
+      <w:pPr>
+        <w:pStyle w:val="ListParagraph"/>
+        <w:numPr>
+          <w:ilvl w:val="0"/>
+          <w:numId w:val="2"/>
+        </w:numPr>
+        <w:spacing w:after="60"/>
+      </w:pPr>
+      <w:r>
+        <w:rPr>
+          <w:rFonts w:ascii="TH Sarabun New" w:cs="TH Sarabun New" w:eastAsia="TH Sarabun New" w:hAnsi="TH Sarabun New"/>
+        </w:rPr>
+        <w:t xml:space="preserve">Validity Score (1–5) — ตามจำนวนวันก่อนหมดอายุ</w:t>
+      </w:r>
+    </w:p>
+    <w:p>
+      <w:pPr>
+        <w:spacing w:after="100" w:line="320"/>
+      </w:pPr>
+      <w:r>
+        <w:rPr>
+          <w:rFonts w:ascii="TH Sarabun New" w:cs="TH Sarabun New" w:eastAsia="TH Sarabun New" w:hAnsi="TH Sarabun New"/>
+          <w:b/>
+          <w:bCs/>
+        </w:rPr>
+        <w:t xml:space="preserve">คะแนนรวมจะถูกคำนวณด้วยสูตร Exponential Score = ValueScore × (ValidityScore / 5)^α</w:t>
+      </w:r>
+    </w:p>
+    <w:p>
+      <w:pPr>
+        <w:spacing w:after="100" w:line="320"/>
+      </w:pPr>
+      <w:r>
+        <w:rPr>
+          <w:rFonts w:ascii="TH Sarabun New" w:cs="TH Sarabun New" w:eastAsia="TH Sarabun New" w:hAnsi="TH Sarabun New"/>
+          <w:i/>
+          <w:iCs/>
+        </w:rPr>
+        <w:t xml:space="preserve">โดยค่า α สามารถปรับได้ที่ Settings (1=Linear, 2=Moderate, 3=Aggressive)</w:t>
+      </w:r>
+    </w:p>
+    <w:p>
+      <w:pPr>
+        <w:spacing w:after="100"/>
+      </w:pPr>
+      <w:r>
+        <w:rPr>
+          <w:rFonts w:ascii="TH Sarabun New" w:cs="TH Sarabun New" w:eastAsia="TH Sarabun New" w:hAnsi="TH Sarabun New"/>
+        </w:rPr>
+        <w:t xml:space="preserve"/>
+      </w:r>
+    </w:p>
+    <w:p>
+      <w:pPr>
+        <w:spacing w:after="100" w:line="320"/>
+      </w:pPr>
+      <w:r>
+        <w:rPr>
+          <w:rFonts w:ascii="TH Sarabun New" w:cs="TH Sarabun New" w:eastAsia="TH Sarabun New" w:hAnsi="TH Sarabun New"/>
+        </w:rPr>
+        <w:t xml:space="preserve">ผลลัพธ์จะแบ่งเป็น Class A/B/C ตามเกณฑ์ที่ Admin ตั้งไว้ — ดูรายละเอียดในบทที่ 13</w:t>
+      </w:r>
+    </w:p>
+    <w:p>
+      <w:pPr>
+        <w:spacing w:after="100"/>
+      </w:pPr>
+      <w:r>
+        <w:rPr>
+          <w:rFonts w:ascii="TH Sarabun New" w:cs="TH Sarabun New" w:eastAsia="TH Sarabun New" w:hAnsi="TH Sarabun New"/>
+        </w:rPr>
+        <w:t xml:space="preserve"/>
+      </w:r>
+    </w:p>
+    <w:tbl>
+      <w:tblPr>
+        <w:tblW w:type="dxa" w:w="9360"/>
+        <w:tblBorders>
+          <w:top w:val="single" w:color="auto" w:sz="4"/>
+          <w:left w:val="single" w:color="auto" w:sz="4"/>
+          <w:bottom w:val="single" w:color="auto" w:sz="4"/>
+          <w:right w:val="single" w:color="auto" w:sz="4"/>
+          <w:insideH w:val="single" w:color="auto" w:sz="4"/>
+          <w:insideV w:val="single" w:color="auto" w:sz="4"/>
+        </w:tblBorders>
+      </w:tblPr>
+      <w:tblGrid>
+        <w:gridCol w:w="9360"/>
+      </w:tblGrid>
+      <w:tr>
+        <w:tc>
+          <w:tcPr>
+            <w:tcW w:type="dxa" w:w="9360"/>
+            <w:tcBorders>
+              <w:top w:val="single" w:color="2E75B6" w:sz="4"/>
+              <w:left w:val="single" w:color="2E75B6" w:sz="24"/>
+              <w:bottom w:val="single" w:color="BFBFBF" w:sz="4"/>
+              <w:right w:val="single" w:color="BFBFBF" w:sz="4"/>
+            </w:tcBorders>
+            <w:shd w:fill="E8F8EF" w:val="clear"/>
+            <w:tcMar>
+              <w:top w:type="dxa" w:w="160"/>
+              <w:left w:type="dxa" w:w="220"/>
+              <w:bottom w:type="dxa" w:w="160"/>
+              <w:right w:type="dxa" w:w="220"/>
+            </w:tcMar>
+          </w:tcPr>
+          <w:p>
+            <w:pPr>
+              <w:spacing w:after="80"/>
+            </w:pPr>
+            <w:r>
+              <w:rPr>
+                <w:rFonts w:ascii="TH Sarabun New" w:cs="TH Sarabun New" w:eastAsia="TH Sarabun New" w:hAnsi="TH Sarabun New"/>
+                <w:b/>
+                <w:bCs/>
+                <w:color w:val="1F3864"/>
+                <w:sz w:val="24"/>
+                <w:szCs w:val="24"/>
+              </w:rPr>
+              <w:t xml:space="preserve">🆕 By Lot mode</w:t>
+            </w:r>
+          </w:p>
+          <w:p>
+            <w:pPr>
+              <w:spacing w:after="40"/>
+            </w:pPr>
+            <w:r>
+              <w:rPr>
+                <w:rFonts w:ascii="TH Sarabun New" w:cs="TH Sarabun New" w:eastAsia="TH Sarabun New" w:hAnsi="TH Sarabun New"/>
+                <w:sz w:val="22"/>
+                <w:szCs w:val="22"/>
+              </w:rPr>
+              <w:t xml:space="preserve">Toggle ด้านบนสุดของแท็บ — เปลี่ยนการคำนวณจาก "ระดับสินค้ารวม" เป็น "ระดับ lot"</w:t>
+            </w:r>
+          </w:p>
+          <w:p>
+            <w:pPr>
+              <w:spacing w:after="40"/>
+            </w:pPr>
+            <w:r>
+              <w:rPr>
+                <w:rFonts w:ascii="TH Sarabun New" w:cs="TH Sarabun New" w:eastAsia="TH Sarabun New" w:hAnsi="TH Sarabun New"/>
+                <w:sz w:val="22"/>
+                <w:szCs w:val="22"/>
+              </w:rPr>
+              <w:t xml:space="preserve">ใน By Lot mode แต่ละ lot ได้คะแนนของตัวเอง โดยใช้ expire_date ของ lot นั้นโดยตรง</w:t>
+            </w:r>
+          </w:p>
+          <w:p>
+            <w:pPr>
+              <w:spacing w:after="40"/>
+            </w:pPr>
+            <w:r>
+              <w:rPr>
+                <w:rFonts w:ascii="TH Sarabun New" w:cs="TH Sarabun New" w:eastAsia="TH Sarabun New" w:hAnsi="TH Sarabun New"/>
+                <w:sz w:val="22"/>
+                <w:szCs w:val="22"/>
+              </w:rPr>
+              <w:t xml:space="preserve">เพิ่มคอลัมน์ Batch / Warehouse ในตาราง · Export filename เปลี่ยนเป็น VV_Matrix_By_Lot</w:t>
+            </w:r>
+          </w:p>
+          <w:p>
+            <w:pPr>
+              <w:spacing w:after="40"/>
+            </w:pPr>
+            <w:r>
+              <w:rPr>
+                <w:rFonts w:ascii="TH Sarabun New" w:cs="TH Sarabun New" w:eastAsia="TH Sarabun New" w:hAnsi="TH Sarabun New"/>
+                <w:sz w:val="22"/>
+                <w:szCs w:val="22"/>
+              </w:rPr>
+              <w:t xml:space="preserve">เหมาะมากกับ NSL Food Service เพราะสินค้าอาหารแต่ละ lot มีความสด/ความเสี่ยงต่างกันชัดเจน</w:t>
+            </w:r>
+          </w:p>
+        </w:tc>
+      </w:tr>
+    </w:tbl>
+    <w:p>
+      <w:pPr>
+        <w:spacing w:after="100"/>
+      </w:pPr>
+      <w:r>
+        <w:rPr>
+          <w:rFonts w:ascii="TH Sarabun New" w:cs="TH Sarabun New" w:eastAsia="TH Sarabun New" w:hAnsi="TH Sarabun New"/>
+        </w:rPr>
+        <w:t xml:space="preserve"/>
+      </w:r>
+    </w:p>
+    <w:p>
+      <w:pPr>
+        <w:pStyle w:val="Heading2"/>
+        <w:spacing w:after="160" w:before="280"/>
+      </w:pPr>
+      <w:r>
+        <w:rPr>
+          <w:rFonts w:ascii="TH Sarabun New" w:cs="TH Sarabun New" w:eastAsia="TH Sarabun New" w:hAnsi="TH Sarabun New"/>
+          <w:b/>
+          <w:bCs/>
+          <w:color w:val="1F3864"/>
+          <w:sz w:val="30"/>
+          <w:szCs w:val="30"/>
+        </w:rPr>
+        <w:t xml:space="preserve">9.5 FEFO Pick List (ใหม่)</w:t>
+      </w:r>
+    </w:p>
+    <w:p>
+      <w:pPr>
+        <w:spacing w:after="100" w:line="320"/>
+      </w:pPr>
+      <w:r>
+        <w:rPr>
+          <w:rFonts w:ascii="TH Sarabun New" w:cs="TH Sarabun New" w:eastAsia="TH Sarabun New" w:hAnsi="TH Sarabun New"/>
+        </w:rPr>
+        <w:t xml:space="preserve">First-Expired First-Out — รายการลำดับการหยิบของออกจากคลัง โดยให้ lot ที่ใกล้หมดอายุที่สุดถูกหยิบก่อน</w:t>
+      </w:r>
+    </w:p>
+    <w:p>
+      <w:pPr>
+        <w:pStyle w:val="ListParagraph"/>
+        <w:numPr>
+          <w:ilvl w:val="0"/>
+          <w:numId w:val="2"/>
+        </w:numPr>
+        <w:spacing w:after="60"/>
+      </w:pPr>
+      <w:r>
+        <w:rPr>
+          <w:rFonts w:ascii="TH Sarabun New" w:cs="TH Sarabun New" w:eastAsia="TH Sarabun New" w:hAnsi="TH Sarabun New"/>
+        </w:rPr>
+        <w:t xml:space="preserve">แสดงแต่ละ (สินค้า × คลัง) เป็นกล่อง พร้อม lot ทั้งหมดเรียงจาก expire_date น้อย → มาก</w:t>
+      </w:r>
+    </w:p>
+    <w:p>
+      <w:pPr>
+        <w:pStyle w:val="ListParagraph"/>
+        <w:numPr>
+          <w:ilvl w:val="0"/>
+          <w:numId w:val="2"/>
+        </w:numPr>
+        <w:spacing w:after="60"/>
+      </w:pPr>
+      <w:r>
+        <w:rPr>
+          <w:rFonts w:ascii="TH Sarabun New" w:cs="TH Sarabun New" w:eastAsia="TH Sarabun New" w:hAnsi="TH Sarabun New"/>
+        </w:rPr>
+        <w:t xml:space="preserve">ลำดับ "Pick #1 ↓" คือ lot ที่ควรหยิบก่อน</w:t>
+      </w:r>
+    </w:p>
+    <w:p>
+      <w:pPr>
+        <w:pStyle w:val="ListParagraph"/>
+        <w:numPr>
+          <w:ilvl w:val="0"/>
+          <w:numId w:val="2"/>
+        </w:numPr>
+        <w:spacing w:after="60"/>
+      </w:pPr>
+      <w:r>
+        <w:rPr>
+          <w:rFonts w:ascii="TH Sarabun New" w:cs="TH Sarabun New" w:eastAsia="TH Sarabun New" w:hAnsi="TH Sarabun New"/>
+        </w:rPr>
+        <w:t xml:space="preserve">กลุ่มสินค้าที่มี lot ใกล้หมดอายุที่สุดจะลอยขึ้นมาบนสุดเสมอ</w:t>
+      </w:r>
+    </w:p>
+    <w:p>
+      <w:pPr>
+        <w:pStyle w:val="ListParagraph"/>
+        <w:numPr>
+          <w:ilvl w:val="0"/>
+          <w:numId w:val="2"/>
+        </w:numPr>
+        <w:spacing w:after="60"/>
+      </w:pPr>
+      <w:r>
+        <w:rPr>
+          <w:rFonts w:ascii="TH Sarabun New" w:cs="TH Sarabun New" w:eastAsia="TH Sarabun New" w:hAnsi="TH Sarabun New"/>
+        </w:rPr>
+        <w:t xml:space="preserve">Export Excel เพื่อแจกให้ทีมคลังใช้หยิบของจริง</w:t>
+      </w:r>
+    </w:p>
+    <w:p>
+      <w:pPr>
+        <w:pStyle w:val="Heading1"/>
+        <w:pageBreakBefore/>
+        <w:spacing w:after="240" w:before="240"/>
+      </w:pPr>
+      <w:r>
+        <w:rPr>
+          <w:rFonts w:ascii="TH Sarabun New" w:cs="TH Sarabun New" w:eastAsia="TH Sarabun New" w:hAnsi="TH Sarabun New"/>
+          <w:b/>
+          <w:bCs/>
+          <w:color w:val="1F3864"/>
+          <w:sz w:val="36"/>
+          <w:szCs w:val="36"/>
+        </w:rPr>
+        <w:t xml:space="preserve">10. Data Import (นำเข้าข้อมูลจาก Excel)</w:t>
+      </w:r>
+    </w:p>
+    <w:p>
+      <w:pPr>
+        <w:spacing w:after="100" w:line="320"/>
+      </w:pPr>
+      <w:r>
+        <w:rPr>
+          <w:rFonts w:ascii="TH Sarabun New" w:cs="TH Sarabun New" w:eastAsia="TH Sarabun New" w:hAnsi="TH Sarabun New"/>
+        </w:rPr>
+        <w:t xml:space="preserve">ระบบรองรับการนำเข้าข้อมูลทั้งหมดผ่านไฟล์ Excel เพียงไฟล์เดียว ที่มี 6 Sheet หลัก (รวม Lot Inventory)</w:t>
+      </w:r>
+    </w:p>
+    <w:p>
+      <w:pPr>
+        <w:pStyle w:val="Heading2"/>
+        <w:spacing w:after="160" w:before="280"/>
+      </w:pPr>
+      <w:r>
+        <w:rPr>
+          <w:rFonts w:ascii="TH Sarabun New" w:cs="TH Sarabun New" w:eastAsia="TH Sarabun New" w:hAnsi="TH Sarabun New"/>
+          <w:b/>
+          <w:bCs/>
+          <w:color w:val="1F3864"/>
+          <w:sz w:val="30"/>
+          <w:szCs w:val="30"/>
+        </w:rPr>
+        <w:t xml:space="preserve">10.1 ขั้นตอน 4 Step</w:t>
       </w:r>
     </w:p>
     <w:p>
@@ -6268,7 +8233,7 @@
         <w:rPr>
           <w:rFonts w:ascii="TH Sarabun New" w:cs="TH Sarabun New" w:eastAsia="TH Sarabun New" w:hAnsi="TH Sarabun New"/>
         </w:rPr>
-        <w:t xml:space="preserve">Step 2 — กรอกข้อมูลในแต่ละ Sheet (ดูคำอธิบายใน Sheet "Instructions")</w:t>
+        <w:t xml:space="preserve">Step 2 — กรอกข้อมูลในแต่ละ Sheet (ดูคำอธิบายและ dropdown ในแต่ละ sheet)</w:t>
       </w:r>
     </w:p>
     <w:p>
@@ -6328,7 +8293,7 @@
           <w:sz w:val="30"/>
           <w:szCs w:val="30"/>
         </w:rPr>
-        <w:t xml:space="preserve">9.2 Sheet ที่ระบบรองรับ</w:t>
+        <w:t xml:space="preserve">10.2 Sheet ที่ระบบรองรับ</w:t>
       </w:r>
     </w:p>
     <w:tbl>
@@ -6825,7 +8790,7 @@
                 <w:sz w:val="22"/>
                 <w:szCs w:val="22"/>
               </w:rPr>
-              <w:t xml:space="preserve">รายการสินค้าทั้งหมด</w:t>
+              <w:t xml:space="preserve">รายการสินค้าทั้งหมด + FS Category</w:t>
             </w:r>
           </w:p>
         </w:tc>
@@ -7164,6 +9129,144 @@
                 <w:szCs w:val="22"/>
               </w:rPr>
               <w:t xml:space="preserve">Replace หรือ Append</w:t>
+            </w:r>
+          </w:p>
+        </w:tc>
+      </w:tr>
+      <w:tr>
+        <w:tc>
+          <w:tcPr>
+            <w:tcW w:type="dxa" w:w="1872"/>
+            <w:tcBorders>
+              <w:top w:val="single" w:color="BFBFBF" w:sz="4"/>
+              <w:left w:val="single" w:color="BFBFBF" w:sz="4"/>
+              <w:bottom w:val="single" w:color="BFBFBF" w:sz="4"/>
+              <w:right w:val="single" w:color="BFBFBF" w:sz="4"/>
+            </w:tcBorders>
+            <w:shd w:fill="F2F2F2" w:val="clear"/>
+            <w:tcMar>
+              <w:top w:type="dxa" w:w="100"/>
+              <w:left w:type="dxa" w:w="140"/>
+              <w:bottom w:type="dxa" w:w="100"/>
+              <w:right w:type="dxa" w:w="140"/>
+            </w:tcMar>
+          </w:tcPr>
+          <w:p>
+            <w:pPr>
+              <w:spacing w:after="40"/>
+            </w:pPr>
+            <w:r>
+              <w:rPr>
+                <w:rFonts w:ascii="TH Sarabun New" w:cs="TH Sarabun New" w:eastAsia="TH Sarabun New" w:hAnsi="TH Sarabun New"/>
+                <w:b w:val="false"/>
+                <w:bCs w:val="false"/>
+                <w:color w:val="000000"/>
+                <w:sz w:val="22"/>
+                <w:szCs w:val="22"/>
+              </w:rPr>
+              <w:t xml:space="preserve">Lot Inventory (ใหม่)</w:t>
+            </w:r>
+          </w:p>
+        </w:tc>
+        <w:tc>
+          <w:tcPr>
+            <w:tcW w:type="dxa" w:w="4212"/>
+            <w:tcBorders>
+              <w:top w:val="single" w:color="BFBFBF" w:sz="4"/>
+              <w:left w:val="single" w:color="BFBFBF" w:sz="4"/>
+              <w:bottom w:val="single" w:color="BFBFBF" w:sz="4"/>
+              <w:right w:val="single" w:color="BFBFBF" w:sz="4"/>
+            </w:tcBorders>
+            <w:shd w:fill="F2F2F2" w:val="clear"/>
+            <w:tcMar>
+              <w:top w:type="dxa" w:w="100"/>
+              <w:left w:type="dxa" w:w="140"/>
+              <w:bottom w:type="dxa" w:w="100"/>
+              <w:right w:type="dxa" w:w="140"/>
+            </w:tcMar>
+          </w:tcPr>
+          <w:p>
+            <w:pPr>
+              <w:spacing w:after="40"/>
+            </w:pPr>
+            <w:r>
+              <w:rPr>
+                <w:rFonts w:ascii="TH Sarabun New" w:cs="TH Sarabun New" w:eastAsia="TH Sarabun New" w:hAnsi="TH Sarabun New"/>
+                <w:b w:val="false"/>
+                <w:bCs w:val="false"/>
+                <w:color w:val="000000"/>
+                <w:sz w:val="22"/>
+                <w:szCs w:val="22"/>
+              </w:rPr>
+              <w:t xml:space="preserve">สต็อกตาม lot — มี expire/cost ของ lot นั้น</w:t>
+            </w:r>
+          </w:p>
+        </w:tc>
+        <w:tc>
+          <w:tcPr>
+            <w:tcW w:type="dxa" w:w="1404"/>
+            <w:tcBorders>
+              <w:top w:val="single" w:color="BFBFBF" w:sz="4"/>
+              <w:left w:val="single" w:color="BFBFBF" w:sz="4"/>
+              <w:bottom w:val="single" w:color="BFBFBF" w:sz="4"/>
+              <w:right w:val="single" w:color="BFBFBF" w:sz="4"/>
+            </w:tcBorders>
+            <w:shd w:fill="F2F2F2" w:val="clear"/>
+            <w:tcMar>
+              <w:top w:type="dxa" w:w="100"/>
+              <w:left w:type="dxa" w:w="140"/>
+              <w:bottom w:type="dxa" w:w="100"/>
+              <w:right w:type="dxa" w:w="140"/>
+            </w:tcMar>
+          </w:tcPr>
+          <w:p>
+            <w:pPr>
+              <w:spacing w:after="40"/>
+            </w:pPr>
+            <w:r>
+              <w:rPr>
+                <w:rFonts w:ascii="TH Sarabun New" w:cs="TH Sarabun New" w:eastAsia="TH Sarabun New" w:hAnsi="TH Sarabun New"/>
+                <w:b w:val="false"/>
+                <w:bCs w:val="false"/>
+                <w:color w:val="000000"/>
+                <w:sz w:val="22"/>
+                <w:szCs w:val="22"/>
+              </w:rPr>
+              <w:t xml:space="preserve">ทุกครั้ง</w:t>
+            </w:r>
+          </w:p>
+        </w:tc>
+        <w:tc>
+          <w:tcPr>
+            <w:tcW w:type="dxa" w:w="1872"/>
+            <w:tcBorders>
+              <w:top w:val="single" w:color="BFBFBF" w:sz="4"/>
+              <w:left w:val="single" w:color="BFBFBF" w:sz="4"/>
+              <w:bottom w:val="single" w:color="BFBFBF" w:sz="4"/>
+              <w:right w:val="single" w:color="BFBFBF" w:sz="4"/>
+            </w:tcBorders>
+            <w:shd w:fill="F2F2F2" w:val="clear"/>
+            <w:tcMar>
+              <w:top w:type="dxa" w:w="100"/>
+              <w:left w:type="dxa" w:w="140"/>
+              <w:bottom w:type="dxa" w:w="100"/>
+              <w:right w:type="dxa" w:w="140"/>
+            </w:tcMar>
+          </w:tcPr>
+          <w:p>
+            <w:pPr>
+              <w:spacing w:after="40"/>
+            </w:pPr>
+            <w:r>
+              <w:rPr>
+                <w:rFonts w:ascii="TH Sarabun New" w:cs="TH Sarabun New" w:eastAsia="TH Sarabun New" w:hAnsi="TH Sarabun New"/>
+                <w:b w:val="false"/>
+                <w:bCs w:val="false"/>
+                <w:color w:val="000000"/>
+                <w:sz w:val="22"/>
+                <w:szCs w:val="22"/>
+              </w:rPr>
+              <w:t xml:space="preserve">Snapshot Replace</w:t>
             </w:r>
           </w:p>
         </w:tc>
@@ -7205,7 +9308,7 @@
               <w:bottom w:val="single" w:color="BFBFBF" w:sz="4"/>
               <w:right w:val="single" w:color="BFBFBF" w:sz="4"/>
             </w:tcBorders>
-            <w:shd w:fill="FFF3CD" w:val="clear"/>
+            <w:shd w:fill="E8F8EF" w:val="clear"/>
             <w:tcMar>
               <w:top w:type="dxa" w:w="160"/>
               <w:left w:type="dxa" w:w="220"/>
@@ -7226,33 +9329,46 @@
                 <w:sz w:val="24"/>
                 <w:szCs w:val="24"/>
               </w:rPr>
-              <w:t xml:space="preserve">⚠️ Replace vs Append สำหรับ Transactions</w:t>
-            </w:r>
-          </w:p>
-          <w:p>
-            <w:pPr>
-              <w:spacing w:after="40"/>
-            </w:pPr>
-            <w:r>
-              <w:rPr>
-                <w:rFonts w:ascii="TH Sarabun New" w:cs="TH Sarabun New" w:eastAsia="TH Sarabun New" w:hAnsi="TH Sarabun New"/>
-                <w:sz w:val="22"/>
-                <w:szCs w:val="22"/>
-              </w:rPr>
-              <w:t xml:space="preserve">Replace All — ลบ Transactions เดิมทั้งหมดก่อน Import (เหมาะกับการล้างข้อมูลใหม่)</w:t>
-            </w:r>
-          </w:p>
-          <w:p>
-            <w:pPr>
-              <w:spacing w:after="40"/>
-            </w:pPr>
-            <w:r>
-              <w:rPr>
-                <w:rFonts w:ascii="TH Sarabun New" w:cs="TH Sarabun New" w:eastAsia="TH Sarabun New" w:hAnsi="TH Sarabun New"/>
-                <w:sz w:val="22"/>
-                <w:szCs w:val="22"/>
-              </w:rPr>
-              <w:t xml:space="preserve">Append Only — เพิ่มเฉพาะรายการใหม่ (ระบบป้องกันรายการซ้ำด้วย unique key)</w:t>
+              <w:t xml:space="preserve">🆕 FS Category — คอลัมน์เพิ่มเติมใน Items</w:t>
+            </w:r>
+          </w:p>
+          <w:p>
+            <w:pPr>
+              <w:spacing w:after="40"/>
+            </w:pPr>
+            <w:r>
+              <w:rPr>
+                <w:rFonts w:ascii="TH Sarabun New" w:cs="TH Sarabun New" w:eastAsia="TH Sarabun New" w:hAnsi="TH Sarabun New"/>
+                <w:sz w:val="22"/>
+                <w:szCs w:val="22"/>
+              </w:rPr>
+              <w:t xml:space="preserve">NSL Food Service มีการจัดหมวดสินค้าภายในที่ละเอียดกว่า Group Code (4 กลุ่ม)</w:t>
+            </w:r>
+          </w:p>
+          <w:p>
+            <w:pPr>
+              <w:spacing w:after="40"/>
+            </w:pPr>
+            <w:r>
+              <w:rPr>
+                <w:rFonts w:ascii="TH Sarabun New" w:cs="TH Sarabun New" w:eastAsia="TH Sarabun New" w:hAnsi="TH Sarabun New"/>
+                <w:sz w:val="22"/>
+                <w:szCs w:val="22"/>
+              </w:rPr>
+              <w:t xml:space="preserve">FS Category มี 25 หมวด เช่น Fish-Salmon, Beef, Pork, Processed Foods-Smoked Salmon, Crossiant, Ready to Cook</w:t>
+            </w:r>
+          </w:p>
+          <w:p>
+            <w:pPr>
+              <w:spacing w:after="40"/>
+            </w:pPr>
+            <w:r>
+              <w:rPr>
+                <w:rFonts w:ascii="TH Sarabun New" w:cs="TH Sarabun New" w:eastAsia="TH Sarabun New" w:hAnsi="TH Sarabun New"/>
+                <w:sz w:val="22"/>
+                <w:szCs w:val="22"/>
+              </w:rPr>
+              <w:t xml:space="preserve">ระบบใช้คอลัมน์นี้ในการกรอง/วิเคราะห์เพิ่มเติมในรายงานต่าง ๆ</w:t>
             </w:r>
           </w:p>
         </w:tc>
@@ -7283,7 +9399,18 @@
           <w:sz w:val="30"/>
           <w:szCs w:val="30"/>
         </w:rPr>
-        <w:t xml:space="preserve">9.3 Shelf Life อัตโนมัติ (ลำดับการคำนวณ Expire Date)</w:t>
+        <w:t xml:space="preserve">10.3 รูปแบบไฟล์ Excel ที่รองรับ</w:t>
+      </w:r>
+    </w:p>
+    <w:p>
+      <w:pPr>
+        <w:spacing w:after="100" w:line="320"/>
+      </w:pPr>
+      <w:r>
+        <w:rPr>
+          <w:rFonts w:ascii="TH Sarabun New" w:cs="TH Sarabun New" w:eastAsia="TH Sarabun New" w:hAnsi="TH Sarabun New"/>
+        </w:rPr>
+        <w:t xml:space="preserve">Parser ของระบบรองรับ 2 รูปแบบ:</w:t>
       </w:r>
     </w:p>
     <w:p>
@@ -7291,7 +9418,7 @@
         <w:pStyle w:val="ListParagraph"/>
         <w:numPr>
           <w:ilvl w:val="0"/>
-          <w:numId w:val="3"/>
+          <w:numId w:val="2"/>
         </w:numPr>
         <w:spacing w:after="60"/>
       </w:pPr>
@@ -7299,7 +9426,7 @@
         <w:rPr>
           <w:rFonts w:ascii="TH Sarabun New" w:cs="TH Sarabun New" w:eastAsia="TH Sarabun New" w:hAnsi="TH Sarabun New"/>
         </w:rPr>
-        <w:t xml:space="preserve">ใช้ Expire Date จาก Excel ถ้ากรอกไว้</w:t>
+        <w:t xml:space="preserve">Styled template (Warehouses / Item Groups / Items / Thresholds / Transactions) — header อยู่แถวที่ 4 มี banner สีน้ำเงินด้านบนและ description row ใต้ header</w:t>
       </w:r>
     </w:p>
     <w:p>
@@ -7307,7 +9434,7 @@
         <w:pStyle w:val="ListParagraph"/>
         <w:numPr>
           <w:ilvl w:val="0"/>
-          <w:numId w:val="3"/>
+          <w:numId w:val="2"/>
         </w:numPr>
         <w:spacing w:after="60"/>
       </w:pPr>
@@ -7315,23 +9442,20 @@
         <w:rPr>
           <w:rFonts w:ascii="TH Sarabun New" w:cs="TH Sarabun New" w:eastAsia="TH Sarabun New" w:hAnsi="TH Sarabun New"/>
         </w:rPr>
-        <w:t xml:space="preserve">ถ้าว่าง → ใช้ Shelf Life ของกลุ่มสินค้า (Item Groups)</w:t>
-      </w:r>
-    </w:p>
-    <w:p>
-      <w:pPr>
-        <w:pStyle w:val="ListParagraph"/>
-        <w:numPr>
-          <w:ilvl w:val="0"/>
-          <w:numId w:val="3"/>
-        </w:numPr>
-        <w:spacing w:after="60"/>
-      </w:pPr>
-      <w:r>
-        <w:rPr>
-          <w:rFonts w:ascii="TH Sarabun New" w:cs="TH Sarabun New" w:eastAsia="TH Sarabun New" w:hAnsi="TH Sarabun New"/>
-        </w:rPr>
-        <w:t xml:space="preserve">ถ้ากลุ่มไม่ตั้ง → ใช้ค่า Global Fallback ที่ Settings (default 365 วัน)</w:t>
+        <w:t xml:space="preserve">Raw layout (Lot Inventory) — header อยู่แถวที่ 1 ตรง ๆ ตามที่ SAP export ออกมา</w:t>
+      </w:r>
+    </w:p>
+    <w:p>
+      <w:pPr>
+        <w:spacing w:after="100" w:line="320"/>
+      </w:pPr>
+      <w:r>
+        <w:rPr>
+          <w:rFonts w:ascii="TH Sarabun New" w:cs="TH Sarabun New" w:eastAsia="TH Sarabun New" w:hAnsi="TH Sarabun New"/>
+          <w:i/>
+          <w:iCs/>
+        </w:rPr>
+        <w:t xml:space="preserve">ระบบจะ auto-detect ว่า sheet ใดใช้ layout ไหน — ไม่ต้องตั้งค่าเอง</w:t>
       </w:r>
     </w:p>
     <w:p>
@@ -7370,7 +9494,7 @@
               <w:bottom w:val="single" w:color="BFBFBF" w:sz="4"/>
               <w:right w:val="single" w:color="BFBFBF" w:sz="4"/>
             </w:tcBorders>
-            <w:shd w:fill="F8D7DA" w:val="clear"/>
+            <w:shd w:fill="FFF3CD" w:val="clear"/>
             <w:tcMar>
               <w:top w:type="dxa" w:w="160"/>
               <w:left w:type="dxa" w:w="220"/>
@@ -7391,6 +9515,289 @@
                 <w:sz w:val="24"/>
                 <w:szCs w:val="24"/>
               </w:rPr>
+              <w:t xml:space="preserve">⚠️ Replace vs Append สำหรับ Transactions</w:t>
+            </w:r>
+          </w:p>
+          <w:p>
+            <w:pPr>
+              <w:spacing w:after="40"/>
+            </w:pPr>
+            <w:r>
+              <w:rPr>
+                <w:rFonts w:ascii="TH Sarabun New" w:cs="TH Sarabun New" w:eastAsia="TH Sarabun New" w:hAnsi="TH Sarabun New"/>
+                <w:sz w:val="22"/>
+                <w:szCs w:val="22"/>
+              </w:rPr>
+              <w:t xml:space="preserve">Replace All — ลบ Transactions เดิมทั้งหมดก่อน Import (เหมาะกับการล้างข้อมูลใหม่)</w:t>
+            </w:r>
+          </w:p>
+          <w:p>
+            <w:pPr>
+              <w:spacing w:after="40"/>
+            </w:pPr>
+            <w:r>
+              <w:rPr>
+                <w:rFonts w:ascii="TH Sarabun New" w:cs="TH Sarabun New" w:eastAsia="TH Sarabun New" w:hAnsi="TH Sarabun New"/>
+                <w:sz w:val="22"/>
+                <w:szCs w:val="22"/>
+              </w:rPr>
+              <w:t xml:space="preserve">Append Only — เพิ่มเฉพาะรายการใหม่ (ระบบป้องกันรายการซ้ำด้วย unique key)</w:t>
+            </w:r>
+          </w:p>
+        </w:tc>
+      </w:tr>
+    </w:tbl>
+    <w:p>
+      <w:pPr>
+        <w:spacing w:after="100"/>
+      </w:pPr>
+      <w:r>
+        <w:rPr>
+          <w:rFonts w:ascii="TH Sarabun New" w:cs="TH Sarabun New" w:eastAsia="TH Sarabun New" w:hAnsi="TH Sarabun New"/>
+        </w:rPr>
+        <w:t xml:space="preserve"/>
+      </w:r>
+    </w:p>
+    <w:tbl>
+      <w:tblPr>
+        <w:tblW w:type="dxa" w:w="9360"/>
+        <w:tblBorders>
+          <w:top w:val="single" w:color="auto" w:sz="4"/>
+          <w:left w:val="single" w:color="auto" w:sz="4"/>
+          <w:bottom w:val="single" w:color="auto" w:sz="4"/>
+          <w:right w:val="single" w:color="auto" w:sz="4"/>
+          <w:insideH w:val="single" w:color="auto" w:sz="4"/>
+          <w:insideV w:val="single" w:color="auto" w:sz="4"/>
+        </w:tblBorders>
+      </w:tblPr>
+      <w:tblGrid>
+        <w:gridCol w:w="9360"/>
+      </w:tblGrid>
+      <w:tr>
+        <w:tc>
+          <w:tcPr>
+            <w:tcW w:type="dxa" w:w="9360"/>
+            <w:tcBorders>
+              <w:top w:val="single" w:color="2E75B6" w:sz="4"/>
+              <w:left w:val="single" w:color="2E75B6" w:sz="24"/>
+              <w:bottom w:val="single" w:color="BFBFBF" w:sz="4"/>
+              <w:right w:val="single" w:color="BFBFBF" w:sz="4"/>
+            </w:tcBorders>
+            <w:shd w:fill="EAF1FB" w:val="clear"/>
+            <w:tcMar>
+              <w:top w:type="dxa" w:w="160"/>
+              <w:left w:type="dxa" w:w="220"/>
+              <w:bottom w:type="dxa" w:w="160"/>
+              <w:right w:type="dxa" w:w="220"/>
+            </w:tcMar>
+          </w:tcPr>
+          <w:p>
+            <w:pPr>
+              <w:spacing w:after="80"/>
+            </w:pPr>
+            <w:r>
+              <w:rPr>
+                <w:rFonts w:ascii="TH Sarabun New" w:cs="TH Sarabun New" w:eastAsia="TH Sarabun New" w:hAnsi="TH Sarabun New"/>
+                <w:b/>
+                <w:bCs/>
+                <w:color w:val="1F3864"/>
+                <w:sz w:val="24"/>
+                <w:szCs w:val="24"/>
+              </w:rPr>
+              <w:t xml:space="preserve">🧾 Lot Inventory — Snapshot Replace</w:t>
+            </w:r>
+          </w:p>
+          <w:p>
+            <w:pPr>
+              <w:spacing w:after="40"/>
+            </w:pPr>
+            <w:r>
+              <w:rPr>
+                <w:rFonts w:ascii="TH Sarabun New" w:cs="TH Sarabun New" w:eastAsia="TH Sarabun New" w:hAnsi="TH Sarabun New"/>
+                <w:sz w:val="22"/>
+                <w:szCs w:val="22"/>
+              </w:rPr>
+              <w:t xml:space="preserve">ระบบจะลบ lot ของ snapshot_date (ToDate) เดียวกันที่มีอยู่ก่อน แล้ว insert ใหม่</w:t>
+            </w:r>
+          </w:p>
+          <w:p>
+            <w:pPr>
+              <w:spacing w:after="40"/>
+            </w:pPr>
+            <w:r>
+              <w:rPr>
+                <w:rFonts w:ascii="TH Sarabun New" w:cs="TH Sarabun New" w:eastAsia="TH Sarabun New" w:hAnsi="TH Sarabun New"/>
+                <w:sz w:val="22"/>
+                <w:szCs w:val="22"/>
+              </w:rPr>
+              <w:t xml:space="preserve">ถ้า Import lot ที่ ToDate ใหม่ ระบบจะเก็บ snapshot เก่าและใหม่ไว้คู่กันเป็นประวัติ</w:t>
+            </w:r>
+          </w:p>
+          <w:p>
+            <w:pPr>
+              <w:spacing w:after="40"/>
+            </w:pPr>
+            <w:r>
+              <w:rPr>
+                <w:rFonts w:ascii="TH Sarabun New" w:cs="TH Sarabun New" w:eastAsia="TH Sarabun New" w:hAnsi="TH Sarabun New"/>
+                <w:sz w:val="22"/>
+                <w:szCs w:val="22"/>
+              </w:rPr>
+              <w:t xml:space="preserve">ไม่กระทบ Transactions, Items, หรือ data อื่น</w:t>
+            </w:r>
+          </w:p>
+        </w:tc>
+      </w:tr>
+    </w:tbl>
+    <w:p>
+      <w:pPr>
+        <w:spacing w:after="100"/>
+      </w:pPr>
+      <w:r>
+        <w:rPr>
+          <w:rFonts w:ascii="TH Sarabun New" w:cs="TH Sarabun New" w:eastAsia="TH Sarabun New" w:hAnsi="TH Sarabun New"/>
+        </w:rPr>
+        <w:t xml:space="preserve"/>
+      </w:r>
+    </w:p>
+    <w:p>
+      <w:pPr>
+        <w:pStyle w:val="Heading2"/>
+        <w:spacing w:after="160" w:before="280"/>
+      </w:pPr>
+      <w:r>
+        <w:rPr>
+          <w:rFonts w:ascii="TH Sarabun New" w:cs="TH Sarabun New" w:eastAsia="TH Sarabun New" w:hAnsi="TH Sarabun New"/>
+          <w:b/>
+          <w:bCs/>
+          <w:color w:val="1F3864"/>
+          <w:sz w:val="30"/>
+          <w:szCs w:val="30"/>
+        </w:rPr>
+        <w:t xml:space="preserve">10.4 Shelf Life อัตโนมัติ (ลำดับการคำนวณ Expire Date)</w:t>
+      </w:r>
+    </w:p>
+    <w:p>
+      <w:pPr>
+        <w:pStyle w:val="ListParagraph"/>
+        <w:numPr>
+          <w:ilvl w:val="0"/>
+          <w:numId w:val="3"/>
+        </w:numPr>
+        <w:spacing w:after="60"/>
+      </w:pPr>
+      <w:r>
+        <w:rPr>
+          <w:rFonts w:ascii="TH Sarabun New" w:cs="TH Sarabun New" w:eastAsia="TH Sarabun New" w:hAnsi="TH Sarabun New"/>
+        </w:rPr>
+        <w:t xml:space="preserve">ใช้ Expire Date จาก Lot Inventory โดยตรง (แม่นยำสุด)</w:t>
+      </w:r>
+    </w:p>
+    <w:p>
+      <w:pPr>
+        <w:pStyle w:val="ListParagraph"/>
+        <w:numPr>
+          <w:ilvl w:val="0"/>
+          <w:numId w:val="3"/>
+        </w:numPr>
+        <w:spacing w:after="60"/>
+      </w:pPr>
+      <w:r>
+        <w:rPr>
+          <w:rFonts w:ascii="TH Sarabun New" w:cs="TH Sarabun New" w:eastAsia="TH Sarabun New" w:hAnsi="TH Sarabun New"/>
+        </w:rPr>
+        <w:t xml:space="preserve">ถ้าไม่มี lot → ใช้ Expire Date จาก Items</w:t>
+      </w:r>
+    </w:p>
+    <w:p>
+      <w:pPr>
+        <w:pStyle w:val="ListParagraph"/>
+        <w:numPr>
+          <w:ilvl w:val="0"/>
+          <w:numId w:val="3"/>
+        </w:numPr>
+        <w:spacing w:after="60"/>
+      </w:pPr>
+      <w:r>
+        <w:rPr>
+          <w:rFonts w:ascii="TH Sarabun New" w:cs="TH Sarabun New" w:eastAsia="TH Sarabun New" w:hAnsi="TH Sarabun New"/>
+        </w:rPr>
+        <w:t xml:space="preserve">ถ้าว่าง → ใช้ Shelf Life ของกลุ่มสินค้า (Item Groups)</w:t>
+      </w:r>
+    </w:p>
+    <w:p>
+      <w:pPr>
+        <w:pStyle w:val="ListParagraph"/>
+        <w:numPr>
+          <w:ilvl w:val="0"/>
+          <w:numId w:val="3"/>
+        </w:numPr>
+        <w:spacing w:after="60"/>
+      </w:pPr>
+      <w:r>
+        <w:rPr>
+          <w:rFonts w:ascii="TH Sarabun New" w:cs="TH Sarabun New" w:eastAsia="TH Sarabun New" w:hAnsi="TH Sarabun New"/>
+        </w:rPr>
+        <w:t xml:space="preserve">ถ้ากลุ่มไม่ตั้ง → ใช้ค่า Global Fallback ที่ Settings (default 365 วัน)</w:t>
+      </w:r>
+    </w:p>
+    <w:p>
+      <w:pPr>
+        <w:spacing w:after="100"/>
+      </w:pPr>
+      <w:r>
+        <w:rPr>
+          <w:rFonts w:ascii="TH Sarabun New" w:cs="TH Sarabun New" w:eastAsia="TH Sarabun New" w:hAnsi="TH Sarabun New"/>
+        </w:rPr>
+        <w:t xml:space="preserve"/>
+      </w:r>
+    </w:p>
+    <w:tbl>
+      <w:tblPr>
+        <w:tblW w:type="dxa" w:w="9360"/>
+        <w:tblBorders>
+          <w:top w:val="single" w:color="auto" w:sz="4"/>
+          <w:left w:val="single" w:color="auto" w:sz="4"/>
+          <w:bottom w:val="single" w:color="auto" w:sz="4"/>
+          <w:right w:val="single" w:color="auto" w:sz="4"/>
+          <w:insideH w:val="single" w:color="auto" w:sz="4"/>
+          <w:insideV w:val="single" w:color="auto" w:sz="4"/>
+        </w:tblBorders>
+      </w:tblPr>
+      <w:tblGrid>
+        <w:gridCol w:w="9360"/>
+      </w:tblGrid>
+      <w:tr>
+        <w:tc>
+          <w:tcPr>
+            <w:tcW w:type="dxa" w:w="9360"/>
+            <w:tcBorders>
+              <w:top w:val="single" w:color="2E75B6" w:sz="4"/>
+              <w:left w:val="single" w:color="2E75B6" w:sz="24"/>
+              <w:bottom w:val="single" w:color="BFBFBF" w:sz="4"/>
+              <w:right w:val="single" w:color="BFBFBF" w:sz="4"/>
+            </w:tcBorders>
+            <w:shd w:fill="F8D7DA" w:val="clear"/>
+            <w:tcMar>
+              <w:top w:type="dxa" w:w="160"/>
+              <w:left w:type="dxa" w:w="220"/>
+              <w:bottom w:type="dxa" w:w="160"/>
+              <w:right w:type="dxa" w:w="220"/>
+            </w:tcMar>
+          </w:tcPr>
+          <w:p>
+            <w:pPr>
+              <w:spacing w:after="80"/>
+            </w:pPr>
+            <w:r>
+              <w:rPr>
+                <w:rFonts w:ascii="TH Sarabun New" w:cs="TH Sarabun New" w:eastAsia="TH Sarabun New" w:hAnsi="TH Sarabun New"/>
+                <w:b/>
+                <w:bCs/>
+                <w:color w:val="1F3864"/>
+                <w:sz w:val="24"/>
+                <w:szCs w:val="24"/>
+              </w:rPr>
               <w:t xml:space="preserve">🚨 Danger Zone</w:t>
             </w:r>
           </w:p>
@@ -7404,7 +9811,7 @@
                 <w:sz w:val="22"/>
                 <w:szCs w:val="22"/>
               </w:rPr>
-              <w:t xml:space="preserve">ปุ่ม "Clear All Data" จะลบ Transactions, Items, Thresholds, Item Groups, และ Warehouses ทั้งหมด</w:t>
+              <w:t xml:space="preserve">ปุ่ม "Clear All Data" จะลบ Lot Inventory, Transactions, Items, Thresholds, Item Groups, และ Warehouses ทั้งหมด</w:t>
             </w:r>
           </w:p>
           <w:p>
@@ -7438,7 +9845,7 @@
           <w:sz w:val="36"/>
           <w:szCs w:val="36"/>
         </w:rPr>
-        <w:t xml:space="preserve">10. Settings (ตั้งค่า)</w:t>
+        <w:t xml:space="preserve">11. Settings (ตั้งค่า)</w:t>
       </w:r>
     </w:p>
     <w:p>
@@ -7466,7 +9873,7 @@
           <w:sz w:val="30"/>
           <w:szCs w:val="30"/>
         </w:rPr>
-        <w:t xml:space="preserve">10.1 System Configuration</w:t>
+        <w:t xml:space="preserve">11.1 System Configuration</w:t>
       </w:r>
     </w:p>
     <w:p>
@@ -7510,7 +9917,7 @@
           <w:sz w:val="30"/>
           <w:szCs w:val="30"/>
         </w:rPr>
-        <w:t xml:space="preserve">10.2 VV Matrix — Scoring Configuration</w:t>
+        <w:t xml:space="preserve">11.2 VV Matrix — Scoring Configuration</w:t>
       </w:r>
     </w:p>
     <w:p>
@@ -9598,7 +12005,7 @@
           <w:sz w:val="30"/>
           <w:szCs w:val="30"/>
         </w:rPr>
-        <w:t xml:space="preserve">10.3 Shelf Life ตามกลุ่มสินค้า</w:t>
+        <w:t xml:space="preserve">11.3 Shelf Life ตามกลุ่มสินค้า</w:t>
       </w:r>
     </w:p>
     <w:p>
@@ -9701,7 +12108,7 @@
           <w:sz w:val="30"/>
           <w:szCs w:val="30"/>
         </w:rPr>
-        <w:t xml:space="preserve">10.4 Stock Threshold Settings</w:t>
+        <w:t xml:space="preserve">11.4 Stock Threshold Settings</w:t>
       </w:r>
     </w:p>
     <w:p>
@@ -9778,7 +12185,7 @@
           <w:sz w:val="36"/>
           <w:szCs w:val="36"/>
         </w:rPr>
-        <w:t xml:space="preserve">11. User Management (จัดการผู้ใช้)</w:t>
+        <w:t xml:space="preserve">12. User Management (จัดการผู้ใช้)</w:t>
       </w:r>
     </w:p>
     <w:p>
@@ -9806,7 +12213,7 @@
           <w:sz w:val="30"/>
           <w:szCs w:val="30"/>
         </w:rPr>
-        <w:t xml:space="preserve">11.1 เพิ่มผู้ใช้ใหม่</w:t>
+        <w:t xml:space="preserve">12.1 เพิ่มผู้ใช้ใหม่</w:t>
       </w:r>
     </w:p>
     <w:p>
@@ -9898,7 +12305,7 @@
           <w:sz w:val="30"/>
           <w:szCs w:val="30"/>
         </w:rPr>
-        <w:t xml:space="preserve">11.2 แก้ไข Role / สถานะ Active</w:t>
+        <w:t xml:space="preserve">12.2 แก้ไข Role / สถานะ Active</w:t>
       </w:r>
     </w:p>
     <w:p>
@@ -9974,7 +12381,7 @@
           <w:sz w:val="30"/>
           <w:szCs w:val="30"/>
         </w:rPr>
-        <w:t xml:space="preserve">11.3 Reset รหัสผ่าน</w:t>
+        <w:t xml:space="preserve">12.3 Reset รหัสผ่าน</w:t>
       </w:r>
     </w:p>
     <w:p>
@@ -10050,7 +12457,7 @@
           <w:sz w:val="30"/>
           <w:szCs w:val="30"/>
         </w:rPr>
-        <w:t xml:space="preserve">11.4 ลบผู้ใช้ (Super Admin เท่านั้น)</w:t>
+        <w:t xml:space="preserve">12.4 ลบผู้ใช้ (Super Admin เท่านั้น)</w:t>
       </w:r>
     </w:p>
     <w:p>
@@ -10228,7 +12635,7 @@
           <w:sz w:val="30"/>
           <w:szCs w:val="30"/>
         </w:rPr>
-        <w:t xml:space="preserve">11.5 สิทธิ์การเข้าถึง (Permissions)</w:t>
+        <w:t xml:space="preserve">12.5 สิทธิ์การเข้าถึง (Permissions)</w:t>
       </w:r>
     </w:p>
     <w:p>
@@ -10305,7 +12712,7 @@
           <w:sz w:val="36"/>
           <w:szCs w:val="36"/>
         </w:rPr>
-        <w:t xml:space="preserve">12. แนวคิด VV Matrix แบบละเอียด</w:t>
+        <w:t xml:space="preserve">13. แนวคิด VV Matrix แบบละเอียด</w:t>
       </w:r>
     </w:p>
     <w:p>
@@ -10344,7 +12751,7 @@
           <w:sz w:val="30"/>
           <w:szCs w:val="30"/>
         </w:rPr>
-        <w:t xml:space="preserve">12.1 ทำไมต้อง VV Matrix?</w:t>
+        <w:t xml:space="preserve">13.1 ทำไมต้อง VV Matrix?</w:t>
       </w:r>
     </w:p>
     <w:p>
@@ -10394,7 +12801,7 @@
           <w:sz w:val="30"/>
           <w:szCs w:val="30"/>
         </w:rPr>
-        <w:t xml:space="preserve">12.2 สูตรคำนวณ</w:t>
+        <w:t xml:space="preserve">13.2 สูตรคำนวณ</w:t>
       </w:r>
     </w:p>
     <w:tbl>
@@ -10539,7 +12946,7 @@
           <w:sz w:val="30"/>
           <w:szCs w:val="30"/>
         </w:rPr>
-        <w:t xml:space="preserve">12.3 Validity Multiplier ที่แต่ละ α</w:t>
+        <w:t xml:space="preserve">13.3 Validity Multiplier ที่แต่ละ α</w:t>
       </w:r>
     </w:p>
     <w:tbl>
@@ -11405,7 +13812,7 @@
           <w:sz w:val="30"/>
           <w:szCs w:val="30"/>
         </w:rPr>
-        <w:t xml:space="preserve">12.4 การใช้งานเชิงปฏิบัติ</w:t>
+        <w:t xml:space="preserve">13.4 การใช้งานเชิงปฏิบัติ</w:t>
       </w:r>
     </w:p>
     <w:p>
@@ -11474,6 +13881,705 @@
     </w:p>
     <w:p>
       <w:pPr>
+        <w:spacing w:after="100"/>
+      </w:pPr>
+      <w:r>
+        <w:rPr>
+          <w:rFonts w:ascii="TH Sarabun New" w:cs="TH Sarabun New" w:eastAsia="TH Sarabun New" w:hAnsi="TH Sarabun New"/>
+        </w:rPr>
+        <w:t xml:space="preserve"/>
+      </w:r>
+    </w:p>
+    <w:p>
+      <w:pPr>
+        <w:pStyle w:val="Heading2"/>
+        <w:spacing w:after="160" w:before="280"/>
+      </w:pPr>
+      <w:r>
+        <w:rPr>
+          <w:rFonts w:ascii="TH Sarabun New" w:cs="TH Sarabun New" w:eastAsia="TH Sarabun New" w:hAnsi="TH Sarabun New"/>
+          <w:b/>
+          <w:bCs/>
+          <w:color w:val="1F3864"/>
+          <w:sz w:val="30"/>
+          <w:szCs w:val="30"/>
+        </w:rPr>
+        <w:t xml:space="preserve">13.5 VV Matrix แบบ By Lot vs By Item</w:t>
+      </w:r>
+    </w:p>
+    <w:p>
+      <w:pPr>
+        <w:spacing w:after="100" w:line="320"/>
+      </w:pPr>
+      <w:r>
+        <w:rPr>
+          <w:rFonts w:ascii="TH Sarabun New" w:cs="TH Sarabun New" w:eastAsia="TH Sarabun New" w:hAnsi="TH Sarabun New"/>
+        </w:rPr>
+        <w:t xml:space="preserve">ระบบรองรับ 2 โหมดที่ toggle ได้ในหน้า Reports → VV Matrix</w:t>
+      </w:r>
+    </w:p>
+    <w:tbl>
+      <w:tblPr>
+        <w:tblW w:type="dxa" w:w="9360"/>
+        <w:tblBorders>
+          <w:top w:val="single" w:color="auto" w:sz="4"/>
+          <w:left w:val="single" w:color="auto" w:sz="4"/>
+          <w:bottom w:val="single" w:color="auto" w:sz="4"/>
+          <w:right w:val="single" w:color="auto" w:sz="4"/>
+          <w:insideH w:val="single" w:color="auto" w:sz="4"/>
+          <w:insideV w:val="single" w:color="auto" w:sz="4"/>
+        </w:tblBorders>
+      </w:tblPr>
+      <w:tblGrid>
+        <w:gridCol w:w="2808"/>
+        <w:gridCol w:w="3276"/>
+        <w:gridCol w:w="3276"/>
+      </w:tblGrid>
+      <w:tr>
+        <w:trPr>
+          <w:tblHeader/>
+        </w:trPr>
+        <w:tc>
+          <w:tcPr>
+            <w:tcW w:type="dxa" w:w="2808"/>
+            <w:tcBorders>
+              <w:top w:val="single" w:color="BFBFBF" w:sz="4"/>
+              <w:left w:val="single" w:color="BFBFBF" w:sz="4"/>
+              <w:bottom w:val="single" w:color="BFBFBF" w:sz="4"/>
+              <w:right w:val="single" w:color="BFBFBF" w:sz="4"/>
+            </w:tcBorders>
+            <w:shd w:fill="D9E2F3" w:val="clear"/>
+            <w:tcMar>
+              <w:top w:type="dxa" w:w="100"/>
+              <w:left w:type="dxa" w:w="140"/>
+              <w:bottom w:type="dxa" w:w="100"/>
+              <w:right w:type="dxa" w:w="140"/>
+            </w:tcMar>
+          </w:tcPr>
+          <w:p>
+            <w:pPr>
+              <w:spacing w:after="40"/>
+            </w:pPr>
+            <w:r>
+              <w:rPr>
+                <w:rFonts w:ascii="TH Sarabun New" w:cs="TH Sarabun New" w:eastAsia="TH Sarabun New" w:hAnsi="TH Sarabun New"/>
+                <w:b/>
+                <w:bCs/>
+                <w:color w:val="1F3864"/>
+                <w:sz w:val="22"/>
+                <w:szCs w:val="22"/>
+              </w:rPr>
+              <w:t xml:space="preserve">มิติเปรียบเทียบ</w:t>
+            </w:r>
+          </w:p>
+        </w:tc>
+        <w:tc>
+          <w:tcPr>
+            <w:tcW w:type="dxa" w:w="3276"/>
+            <w:tcBorders>
+              <w:top w:val="single" w:color="BFBFBF" w:sz="4"/>
+              <w:left w:val="single" w:color="BFBFBF" w:sz="4"/>
+              <w:bottom w:val="single" w:color="BFBFBF" w:sz="4"/>
+              <w:right w:val="single" w:color="BFBFBF" w:sz="4"/>
+            </w:tcBorders>
+            <w:shd w:fill="D9E2F3" w:val="clear"/>
+            <w:tcMar>
+              <w:top w:type="dxa" w:w="100"/>
+              <w:left w:type="dxa" w:w="140"/>
+              <w:bottom w:type="dxa" w:w="100"/>
+              <w:right w:type="dxa" w:w="140"/>
+            </w:tcMar>
+          </w:tcPr>
+          <w:p>
+            <w:pPr>
+              <w:spacing w:after="40"/>
+            </w:pPr>
+            <w:r>
+              <w:rPr>
+                <w:rFonts w:ascii="TH Sarabun New" w:cs="TH Sarabun New" w:eastAsia="TH Sarabun New" w:hAnsi="TH Sarabun New"/>
+                <w:b/>
+                <w:bCs/>
+                <w:color w:val="1F3864"/>
+                <w:sz w:val="22"/>
+                <w:szCs w:val="22"/>
+              </w:rPr>
+              <w:t xml:space="preserve">By Item (เดิม)</w:t>
+            </w:r>
+          </w:p>
+        </w:tc>
+        <w:tc>
+          <w:tcPr>
+            <w:tcW w:type="dxa" w:w="3276"/>
+            <w:tcBorders>
+              <w:top w:val="single" w:color="BFBFBF" w:sz="4"/>
+              <w:left w:val="single" w:color="BFBFBF" w:sz="4"/>
+              <w:bottom w:val="single" w:color="BFBFBF" w:sz="4"/>
+              <w:right w:val="single" w:color="BFBFBF" w:sz="4"/>
+            </w:tcBorders>
+            <w:shd w:fill="D9E2F3" w:val="clear"/>
+            <w:tcMar>
+              <w:top w:type="dxa" w:w="100"/>
+              <w:left w:type="dxa" w:w="140"/>
+              <w:bottom w:type="dxa" w:w="100"/>
+              <w:right w:type="dxa" w:w="140"/>
+            </w:tcMar>
+          </w:tcPr>
+          <w:p>
+            <w:pPr>
+              <w:spacing w:after="40"/>
+            </w:pPr>
+            <w:r>
+              <w:rPr>
+                <w:rFonts w:ascii="TH Sarabun New" w:cs="TH Sarabun New" w:eastAsia="TH Sarabun New" w:hAnsi="TH Sarabun New"/>
+                <w:b/>
+                <w:bCs/>
+                <w:color w:val="1F3864"/>
+                <w:sz w:val="22"/>
+                <w:szCs w:val="22"/>
+              </w:rPr>
+              <w:t xml:space="preserve">By Lot (ใหม่)</w:t>
+            </w:r>
+          </w:p>
+        </w:tc>
+      </w:tr>
+      <w:tr>
+        <w:tc>
+          <w:tcPr>
+            <w:tcW w:type="dxa" w:w="2808"/>
+            <w:tcBorders>
+              <w:top w:val="single" w:color="BFBFBF" w:sz="4"/>
+              <w:left w:val="single" w:color="BFBFBF" w:sz="4"/>
+              <w:bottom w:val="single" w:color="BFBFBF" w:sz="4"/>
+              <w:right w:val="single" w:color="BFBFBF" w:sz="4"/>
+            </w:tcBorders>
+            <w:tcMar>
+              <w:top w:type="dxa" w:w="100"/>
+              <w:left w:type="dxa" w:w="140"/>
+              <w:bottom w:type="dxa" w:w="100"/>
+              <w:right w:type="dxa" w:w="140"/>
+            </w:tcMar>
+          </w:tcPr>
+          <w:p>
+            <w:pPr>
+              <w:spacing w:after="40"/>
+            </w:pPr>
+            <w:r>
+              <w:rPr>
+                <w:rFonts w:ascii="TH Sarabun New" w:cs="TH Sarabun New" w:eastAsia="TH Sarabun New" w:hAnsi="TH Sarabun New"/>
+                <w:b w:val="false"/>
+                <w:bCs w:val="false"/>
+                <w:color w:val="000000"/>
+                <w:sz w:val="22"/>
+                <w:szCs w:val="22"/>
+              </w:rPr>
+              <w:t xml:space="preserve">Granularity</w:t>
+            </w:r>
+          </w:p>
+        </w:tc>
+        <w:tc>
+          <w:tcPr>
+            <w:tcW w:type="dxa" w:w="3276"/>
+            <w:tcBorders>
+              <w:top w:val="single" w:color="BFBFBF" w:sz="4"/>
+              <w:left w:val="single" w:color="BFBFBF" w:sz="4"/>
+              <w:bottom w:val="single" w:color="BFBFBF" w:sz="4"/>
+              <w:right w:val="single" w:color="BFBFBF" w:sz="4"/>
+            </w:tcBorders>
+            <w:tcMar>
+              <w:top w:type="dxa" w:w="100"/>
+              <w:left w:type="dxa" w:w="140"/>
+              <w:bottom w:type="dxa" w:w="100"/>
+              <w:right w:type="dxa" w:w="140"/>
+            </w:tcMar>
+          </w:tcPr>
+          <w:p>
+            <w:pPr>
+              <w:spacing w:after="40"/>
+            </w:pPr>
+            <w:r>
+              <w:rPr>
+                <w:rFonts w:ascii="TH Sarabun New" w:cs="TH Sarabun New" w:eastAsia="TH Sarabun New" w:hAnsi="TH Sarabun New"/>
+                <w:b w:val="false"/>
+                <w:bCs w:val="false"/>
+                <w:color w:val="000000"/>
+                <w:sz w:val="22"/>
+                <w:szCs w:val="22"/>
+              </w:rPr>
+              <w:t xml:space="preserve">รวมสต็อกของสินค้าทุก lot/คลัง</w:t>
+            </w:r>
+          </w:p>
+        </w:tc>
+        <w:tc>
+          <w:tcPr>
+            <w:tcW w:type="dxa" w:w="3276"/>
+            <w:tcBorders>
+              <w:top w:val="single" w:color="BFBFBF" w:sz="4"/>
+              <w:left w:val="single" w:color="BFBFBF" w:sz="4"/>
+              <w:bottom w:val="single" w:color="BFBFBF" w:sz="4"/>
+              <w:right w:val="single" w:color="BFBFBF" w:sz="4"/>
+            </w:tcBorders>
+            <w:tcMar>
+              <w:top w:type="dxa" w:w="100"/>
+              <w:left w:type="dxa" w:w="140"/>
+              <w:bottom w:type="dxa" w:w="100"/>
+              <w:right w:type="dxa" w:w="140"/>
+            </w:tcMar>
+          </w:tcPr>
+          <w:p>
+            <w:pPr>
+              <w:spacing w:after="40"/>
+            </w:pPr>
+            <w:r>
+              <w:rPr>
+                <w:rFonts w:ascii="TH Sarabun New" w:cs="TH Sarabun New" w:eastAsia="TH Sarabun New" w:hAnsi="TH Sarabun New"/>
+                <w:b w:val="false"/>
+                <w:bCs w:val="false"/>
+                <w:color w:val="000000"/>
+                <w:sz w:val="22"/>
+                <w:szCs w:val="22"/>
+              </w:rPr>
+              <w:t xml:space="preserve">แยกแต่ละ lot ของสินค้า</w:t>
+            </w:r>
+          </w:p>
+        </w:tc>
+      </w:tr>
+      <w:tr>
+        <w:tc>
+          <w:tcPr>
+            <w:tcW w:type="dxa" w:w="2808"/>
+            <w:tcBorders>
+              <w:top w:val="single" w:color="BFBFBF" w:sz="4"/>
+              <w:left w:val="single" w:color="BFBFBF" w:sz="4"/>
+              <w:bottom w:val="single" w:color="BFBFBF" w:sz="4"/>
+              <w:right w:val="single" w:color="BFBFBF" w:sz="4"/>
+            </w:tcBorders>
+            <w:shd w:fill="F2F2F2" w:val="clear"/>
+            <w:tcMar>
+              <w:top w:type="dxa" w:w="100"/>
+              <w:left w:type="dxa" w:w="140"/>
+              <w:bottom w:type="dxa" w:w="100"/>
+              <w:right w:type="dxa" w:w="140"/>
+            </w:tcMar>
+          </w:tcPr>
+          <w:p>
+            <w:pPr>
+              <w:spacing w:after="40"/>
+            </w:pPr>
+            <w:r>
+              <w:rPr>
+                <w:rFonts w:ascii="TH Sarabun New" w:cs="TH Sarabun New" w:eastAsia="TH Sarabun New" w:hAnsi="TH Sarabun New"/>
+                <w:b w:val="false"/>
+                <w:bCs w:val="false"/>
+                <w:color w:val="000000"/>
+                <w:sz w:val="22"/>
+                <w:szCs w:val="22"/>
+              </w:rPr>
+              <w:t xml:space="preserve">Expire Date ที่ใช้</w:t>
+            </w:r>
+          </w:p>
+        </w:tc>
+        <w:tc>
+          <w:tcPr>
+            <w:tcW w:type="dxa" w:w="3276"/>
+            <w:tcBorders>
+              <w:top w:val="single" w:color="BFBFBF" w:sz="4"/>
+              <w:left w:val="single" w:color="BFBFBF" w:sz="4"/>
+              <w:bottom w:val="single" w:color="BFBFBF" w:sz="4"/>
+              <w:right w:val="single" w:color="BFBFBF" w:sz="4"/>
+            </w:tcBorders>
+            <w:shd w:fill="F2F2F2" w:val="clear"/>
+            <w:tcMar>
+              <w:top w:type="dxa" w:w="100"/>
+              <w:left w:type="dxa" w:w="140"/>
+              <w:bottom w:type="dxa" w:w="100"/>
+              <w:right w:type="dxa" w:w="140"/>
+            </w:tcMar>
+          </w:tcPr>
+          <w:p>
+            <w:pPr>
+              <w:spacing w:after="40"/>
+            </w:pPr>
+            <w:r>
+              <w:rPr>
+                <w:rFonts w:ascii="TH Sarabun New" w:cs="TH Sarabun New" w:eastAsia="TH Sarabun New" w:hAnsi="TH Sarabun New"/>
+                <w:b w:val="false"/>
+                <w:bCs w:val="false"/>
+                <w:color w:val="000000"/>
+                <w:sz w:val="22"/>
+                <w:szCs w:val="22"/>
+              </w:rPr>
+              <w:t xml:space="preserve">ค่าจาก items.expire_date (ค่าเดียวต่อสินค้า)</w:t>
+            </w:r>
+          </w:p>
+        </w:tc>
+        <w:tc>
+          <w:tcPr>
+            <w:tcW w:type="dxa" w:w="3276"/>
+            <w:tcBorders>
+              <w:top w:val="single" w:color="BFBFBF" w:sz="4"/>
+              <w:left w:val="single" w:color="BFBFBF" w:sz="4"/>
+              <w:bottom w:val="single" w:color="BFBFBF" w:sz="4"/>
+              <w:right w:val="single" w:color="BFBFBF" w:sz="4"/>
+            </w:tcBorders>
+            <w:shd w:fill="F2F2F2" w:val="clear"/>
+            <w:tcMar>
+              <w:top w:type="dxa" w:w="100"/>
+              <w:left w:type="dxa" w:w="140"/>
+              <w:bottom w:type="dxa" w:w="100"/>
+              <w:right w:type="dxa" w:w="140"/>
+            </w:tcMar>
+          </w:tcPr>
+          <w:p>
+            <w:pPr>
+              <w:spacing w:after="40"/>
+            </w:pPr>
+            <w:r>
+              <w:rPr>
+                <w:rFonts w:ascii="TH Sarabun New" w:cs="TH Sarabun New" w:eastAsia="TH Sarabun New" w:hAnsi="TH Sarabun New"/>
+                <w:b w:val="false"/>
+                <w:bCs w:val="false"/>
+                <w:color w:val="000000"/>
+                <w:sz w:val="22"/>
+                <w:szCs w:val="22"/>
+              </w:rPr>
+              <w:t xml:space="preserve">expire_date ของแต่ละ lot จริง ๆ</w:t>
+            </w:r>
+          </w:p>
+        </w:tc>
+      </w:tr>
+      <w:tr>
+        <w:tc>
+          <w:tcPr>
+            <w:tcW w:type="dxa" w:w="2808"/>
+            <w:tcBorders>
+              <w:top w:val="single" w:color="BFBFBF" w:sz="4"/>
+              <w:left w:val="single" w:color="BFBFBF" w:sz="4"/>
+              <w:bottom w:val="single" w:color="BFBFBF" w:sz="4"/>
+              <w:right w:val="single" w:color="BFBFBF" w:sz="4"/>
+            </w:tcBorders>
+            <w:tcMar>
+              <w:top w:type="dxa" w:w="100"/>
+              <w:left w:type="dxa" w:w="140"/>
+              <w:bottom w:type="dxa" w:w="100"/>
+              <w:right w:type="dxa" w:w="140"/>
+            </w:tcMar>
+          </w:tcPr>
+          <w:p>
+            <w:pPr>
+              <w:spacing w:after="40"/>
+            </w:pPr>
+            <w:r>
+              <w:rPr>
+                <w:rFonts w:ascii="TH Sarabun New" w:cs="TH Sarabun New" w:eastAsia="TH Sarabun New" w:hAnsi="TH Sarabun New"/>
+                <w:b w:val="false"/>
+                <w:bCs w:val="false"/>
+                <w:color w:val="000000"/>
+                <w:sz w:val="22"/>
+                <w:szCs w:val="22"/>
+              </w:rPr>
+              <w:t xml:space="preserve">Cost ที่ใช้</w:t>
+            </w:r>
+          </w:p>
+        </w:tc>
+        <w:tc>
+          <w:tcPr>
+            <w:tcW w:type="dxa" w:w="3276"/>
+            <w:tcBorders>
+              <w:top w:val="single" w:color="BFBFBF" w:sz="4"/>
+              <w:left w:val="single" w:color="BFBFBF" w:sz="4"/>
+              <w:bottom w:val="single" w:color="BFBFBF" w:sz="4"/>
+              <w:right w:val="single" w:color="BFBFBF" w:sz="4"/>
+            </w:tcBorders>
+            <w:tcMar>
+              <w:top w:type="dxa" w:w="100"/>
+              <w:left w:type="dxa" w:w="140"/>
+              <w:bottom w:type="dxa" w:w="100"/>
+              <w:right w:type="dxa" w:w="140"/>
+            </w:tcMar>
+          </w:tcPr>
+          <w:p>
+            <w:pPr>
+              <w:spacing w:after="40"/>
+            </w:pPr>
+            <w:r>
+              <w:rPr>
+                <w:rFonts w:ascii="TH Sarabun New" w:cs="TH Sarabun New" w:eastAsia="TH Sarabun New" w:hAnsi="TH Sarabun New"/>
+                <w:b w:val="false"/>
+                <w:bCs w:val="false"/>
+                <w:color w:val="000000"/>
+                <w:sz w:val="22"/>
+                <w:szCs w:val="22"/>
+              </w:rPr>
+              <w:t xml:space="preserve">moving_avg ของสินค้า</w:t>
+            </w:r>
+          </w:p>
+        </w:tc>
+        <w:tc>
+          <w:tcPr>
+            <w:tcW w:type="dxa" w:w="3276"/>
+            <w:tcBorders>
+              <w:top w:val="single" w:color="BFBFBF" w:sz="4"/>
+              <w:left w:val="single" w:color="BFBFBF" w:sz="4"/>
+              <w:bottom w:val="single" w:color="BFBFBF" w:sz="4"/>
+              <w:right w:val="single" w:color="BFBFBF" w:sz="4"/>
+            </w:tcBorders>
+            <w:tcMar>
+              <w:top w:type="dxa" w:w="100"/>
+              <w:left w:type="dxa" w:w="140"/>
+              <w:bottom w:type="dxa" w:w="100"/>
+              <w:right w:type="dxa" w:w="140"/>
+            </w:tcMar>
+          </w:tcPr>
+          <w:p>
+            <w:pPr>
+              <w:spacing w:after="40"/>
+            </w:pPr>
+            <w:r>
+              <w:rPr>
+                <w:rFonts w:ascii="TH Sarabun New" w:cs="TH Sarabun New" w:eastAsia="TH Sarabun New" w:hAnsi="TH Sarabun New"/>
+                <w:b w:val="false"/>
+                <w:bCs w:val="false"/>
+                <w:color w:val="000000"/>
+                <w:sz w:val="22"/>
+                <w:szCs w:val="22"/>
+              </w:rPr>
+              <w:t xml:space="preserve">unit_cost ของแต่ละ lot (= Amount/Qty)</w:t>
+            </w:r>
+          </w:p>
+        </w:tc>
+      </w:tr>
+      <w:tr>
+        <w:tc>
+          <w:tcPr>
+            <w:tcW w:type="dxa" w:w="2808"/>
+            <w:tcBorders>
+              <w:top w:val="single" w:color="BFBFBF" w:sz="4"/>
+              <w:left w:val="single" w:color="BFBFBF" w:sz="4"/>
+              <w:bottom w:val="single" w:color="BFBFBF" w:sz="4"/>
+              <w:right w:val="single" w:color="BFBFBF" w:sz="4"/>
+            </w:tcBorders>
+            <w:shd w:fill="F2F2F2" w:val="clear"/>
+            <w:tcMar>
+              <w:top w:type="dxa" w:w="100"/>
+              <w:left w:type="dxa" w:w="140"/>
+              <w:bottom w:type="dxa" w:w="100"/>
+              <w:right w:type="dxa" w:w="140"/>
+            </w:tcMar>
+          </w:tcPr>
+          <w:p>
+            <w:pPr>
+              <w:spacing w:after="40"/>
+            </w:pPr>
+            <w:r>
+              <w:rPr>
+                <w:rFonts w:ascii="TH Sarabun New" w:cs="TH Sarabun New" w:eastAsia="TH Sarabun New" w:hAnsi="TH Sarabun New"/>
+                <w:b w:val="false"/>
+                <w:bCs w:val="false"/>
+                <w:color w:val="000000"/>
+                <w:sz w:val="22"/>
+                <w:szCs w:val="22"/>
+              </w:rPr>
+              <w:t xml:space="preserve">ความแม่นยำ</w:t>
+            </w:r>
+          </w:p>
+        </w:tc>
+        <w:tc>
+          <w:tcPr>
+            <w:tcW w:type="dxa" w:w="3276"/>
+            <w:tcBorders>
+              <w:top w:val="single" w:color="BFBFBF" w:sz="4"/>
+              <w:left w:val="single" w:color="BFBFBF" w:sz="4"/>
+              <w:bottom w:val="single" w:color="BFBFBF" w:sz="4"/>
+              <w:right w:val="single" w:color="BFBFBF" w:sz="4"/>
+            </w:tcBorders>
+            <w:shd w:fill="F2F2F2" w:val="clear"/>
+            <w:tcMar>
+              <w:top w:type="dxa" w:w="100"/>
+              <w:left w:type="dxa" w:w="140"/>
+              <w:bottom w:type="dxa" w:w="100"/>
+              <w:right w:type="dxa" w:w="140"/>
+            </w:tcMar>
+          </w:tcPr>
+          <w:p>
+            <w:pPr>
+              <w:spacing w:after="40"/>
+            </w:pPr>
+            <w:r>
+              <w:rPr>
+                <w:rFonts w:ascii="TH Sarabun New" w:cs="TH Sarabun New" w:eastAsia="TH Sarabun New" w:hAnsi="TH Sarabun New"/>
+                <w:b w:val="false"/>
+                <w:bCs w:val="false"/>
+                <w:color w:val="000000"/>
+                <w:sz w:val="22"/>
+                <w:szCs w:val="22"/>
+              </w:rPr>
+              <w:t xml:space="preserve">ปานกลาง — ข้อมูลถูก aggregate</w:t>
+            </w:r>
+          </w:p>
+        </w:tc>
+        <w:tc>
+          <w:tcPr>
+            <w:tcW w:type="dxa" w:w="3276"/>
+            <w:tcBorders>
+              <w:top w:val="single" w:color="BFBFBF" w:sz="4"/>
+              <w:left w:val="single" w:color="BFBFBF" w:sz="4"/>
+              <w:bottom w:val="single" w:color="BFBFBF" w:sz="4"/>
+              <w:right w:val="single" w:color="BFBFBF" w:sz="4"/>
+            </w:tcBorders>
+            <w:shd w:fill="F2F2F2" w:val="clear"/>
+            <w:tcMar>
+              <w:top w:type="dxa" w:w="100"/>
+              <w:left w:type="dxa" w:w="140"/>
+              <w:bottom w:type="dxa" w:w="100"/>
+              <w:right w:type="dxa" w:w="140"/>
+            </w:tcMar>
+          </w:tcPr>
+          <w:p>
+            <w:pPr>
+              <w:spacing w:after="40"/>
+            </w:pPr>
+            <w:r>
+              <w:rPr>
+                <w:rFonts w:ascii="TH Sarabun New" w:cs="TH Sarabun New" w:eastAsia="TH Sarabun New" w:hAnsi="TH Sarabun New"/>
+                <w:b w:val="false"/>
+                <w:bCs w:val="false"/>
+                <w:color w:val="000000"/>
+                <w:sz w:val="22"/>
+                <w:szCs w:val="22"/>
+              </w:rPr>
+              <w:t xml:space="preserve">สูง — เห็น lot ที่ใกล้หมดอายุชัดเจน</w:t>
+            </w:r>
+          </w:p>
+        </w:tc>
+      </w:tr>
+      <w:tr>
+        <w:tc>
+          <w:tcPr>
+            <w:tcW w:type="dxa" w:w="2808"/>
+            <w:tcBorders>
+              <w:top w:val="single" w:color="BFBFBF" w:sz="4"/>
+              <w:left w:val="single" w:color="BFBFBF" w:sz="4"/>
+              <w:bottom w:val="single" w:color="BFBFBF" w:sz="4"/>
+              <w:right w:val="single" w:color="BFBFBF" w:sz="4"/>
+            </w:tcBorders>
+            <w:tcMar>
+              <w:top w:type="dxa" w:w="100"/>
+              <w:left w:type="dxa" w:w="140"/>
+              <w:bottom w:type="dxa" w:w="100"/>
+              <w:right w:type="dxa" w:w="140"/>
+            </w:tcMar>
+          </w:tcPr>
+          <w:p>
+            <w:pPr>
+              <w:spacing w:after="40"/>
+            </w:pPr>
+            <w:r>
+              <w:rPr>
+                <w:rFonts w:ascii="TH Sarabun New" w:cs="TH Sarabun New" w:eastAsia="TH Sarabun New" w:hAnsi="TH Sarabun New"/>
+                <w:b w:val="false"/>
+                <w:bCs w:val="false"/>
+                <w:color w:val="000000"/>
+                <w:sz w:val="22"/>
+                <w:szCs w:val="22"/>
+              </w:rPr>
+              <w:t xml:space="preserve">เหมาะกับ</w:t>
+            </w:r>
+          </w:p>
+        </w:tc>
+        <w:tc>
+          <w:tcPr>
+            <w:tcW w:type="dxa" w:w="3276"/>
+            <w:tcBorders>
+              <w:top w:val="single" w:color="BFBFBF" w:sz="4"/>
+              <w:left w:val="single" w:color="BFBFBF" w:sz="4"/>
+              <w:bottom w:val="single" w:color="BFBFBF" w:sz="4"/>
+              <w:right w:val="single" w:color="BFBFBF" w:sz="4"/>
+            </w:tcBorders>
+            <w:tcMar>
+              <w:top w:type="dxa" w:w="100"/>
+              <w:left w:type="dxa" w:w="140"/>
+              <w:bottom w:type="dxa" w:w="100"/>
+              <w:right w:type="dxa" w:w="140"/>
+            </w:tcMar>
+          </w:tcPr>
+          <w:p>
+            <w:pPr>
+              <w:spacing w:after="40"/>
+            </w:pPr>
+            <w:r>
+              <w:rPr>
+                <w:rFonts w:ascii="TH Sarabun New" w:cs="TH Sarabun New" w:eastAsia="TH Sarabun New" w:hAnsi="TH Sarabun New"/>
+                <w:b w:val="false"/>
+                <w:bCs w:val="false"/>
+                <w:color w:val="000000"/>
+                <w:sz w:val="22"/>
+                <w:szCs w:val="22"/>
+              </w:rPr>
+              <w:t xml:space="preserve">สรุปภาพรวมระดับบริหาร</w:t>
+            </w:r>
+          </w:p>
+        </w:tc>
+        <w:tc>
+          <w:tcPr>
+            <w:tcW w:type="dxa" w:w="3276"/>
+            <w:tcBorders>
+              <w:top w:val="single" w:color="BFBFBF" w:sz="4"/>
+              <w:left w:val="single" w:color="BFBFBF" w:sz="4"/>
+              <w:bottom w:val="single" w:color="BFBFBF" w:sz="4"/>
+              <w:right w:val="single" w:color="BFBFBF" w:sz="4"/>
+            </w:tcBorders>
+            <w:tcMar>
+              <w:top w:type="dxa" w:w="100"/>
+              <w:left w:type="dxa" w:w="140"/>
+              <w:bottom w:type="dxa" w:w="100"/>
+              <w:right w:type="dxa" w:w="140"/>
+            </w:tcMar>
+          </w:tcPr>
+          <w:p>
+            <w:pPr>
+              <w:spacing w:after="40"/>
+            </w:pPr>
+            <w:r>
+              <w:rPr>
+                <w:rFonts w:ascii="TH Sarabun New" w:cs="TH Sarabun New" w:eastAsia="TH Sarabun New" w:hAnsi="TH Sarabun New"/>
+                <w:b w:val="false"/>
+                <w:bCs w:val="false"/>
+                <w:color w:val="000000"/>
+                <w:sz w:val="22"/>
+                <w:szCs w:val="22"/>
+              </w:rPr>
+              <w:t xml:space="preserve">ตัดสินใจรายธุรกรรม / FEFO / โปรโมชั่น</w:t>
+            </w:r>
+          </w:p>
+        </w:tc>
+      </w:tr>
+    </w:tbl>
+    <w:p>
+      <w:pPr>
+        <w:spacing w:after="100"/>
+      </w:pPr>
+      <w:r>
+        <w:rPr>
+          <w:rFonts w:ascii="TH Sarabun New" w:cs="TH Sarabun New" w:eastAsia="TH Sarabun New" w:hAnsi="TH Sarabun New"/>
+        </w:rPr>
+        <w:t xml:space="preserve"/>
+      </w:r>
+    </w:p>
+    <w:p>
+      <w:pPr>
+        <w:spacing w:after="100" w:line="320"/>
+      </w:pPr>
+      <w:r>
+        <w:rPr>
+          <w:rFonts w:ascii="TH Sarabun New" w:cs="TH Sarabun New" w:eastAsia="TH Sarabun New" w:hAnsi="TH Sarabun New"/>
+          <w:i/>
+          <w:iCs/>
+        </w:rPr>
+        <w:t xml:space="preserve">แนะนำ: ใช้ By Lot เป็นหลักเมื่อต้องการแม่นยำ ใช้ By Item เมื่อต้องการภาพรวม</w:t>
+      </w:r>
+    </w:p>
+    <w:p>
+      <w:pPr>
         <w:pStyle w:val="Heading1"/>
         <w:pageBreakBefore/>
         <w:spacing w:after="240" w:before="240"/>
@@ -11487,7 +14593,7 @@
           <w:sz w:val="36"/>
           <w:szCs w:val="36"/>
         </w:rPr>
-        <w:t xml:space="preserve">13. ภาคผนวก</w:t>
+        <w:t xml:space="preserve">14. ภาคผนวก</w:t>
       </w:r>
     </w:p>
     <w:p>
@@ -11504,7 +14610,7 @@
           <w:sz w:val="30"/>
           <w:szCs w:val="30"/>
         </w:rPr>
-        <w:t xml:space="preserve">13.1 รหัสคลังสินค้ามาตรฐาน</w:t>
+        <w:t xml:space="preserve">14.1 รหัสคลังสินค้ามาตรฐาน</w:t>
       </w:r>
     </w:p>
     <w:tbl>
@@ -13398,7 +16504,7 @@
           <w:sz w:val="30"/>
           <w:szCs w:val="30"/>
         </w:rPr>
-        <w:t xml:space="preserve">13.2 รหัสกลุ่มสินค้า</w:t>
+        <w:t xml:space="preserve">14.2 รหัสกลุ่มสินค้า</w:t>
       </w:r>
     </w:p>
     <w:tbl>
@@ -13657,7 +16763,7 @@
                 <w:sz w:val="22"/>
                 <w:szCs w:val="22"/>
               </w:rPr>
-              <w:t xml:space="preserve">125</w:t>
+              <w:t xml:space="preserve">124</w:t>
             </w:r>
           </w:p>
         </w:tc>
@@ -13691,7 +16797,7 @@
                 <w:sz w:val="22"/>
                 <w:szCs w:val="22"/>
               </w:rPr>
-              <w:t xml:space="preserve">FRM-Raw Materials</w:t>
+              <w:t xml:space="preserve">FPKG-Packaging</w:t>
             </w:r>
           </w:p>
         </w:tc>
@@ -13725,7 +16831,7 @@
                 <w:sz w:val="22"/>
                 <w:szCs w:val="22"/>
               </w:rPr>
-              <w:t xml:space="preserve">วัตถุดิบ</w:t>
+              <w:t xml:space="preserve">บรรจุภัณฑ์</w:t>
             </w:r>
           </w:p>
         </w:tc>
@@ -13760,7 +16866,7 @@
                 <w:sz w:val="22"/>
                 <w:szCs w:val="22"/>
               </w:rPr>
-              <w:t xml:space="preserve">126</w:t>
+              <w:t xml:space="preserve">125</w:t>
             </w:r>
           </w:p>
         </w:tc>
@@ -13793,7 +16899,7 @@
                 <w:sz w:val="22"/>
                 <w:szCs w:val="22"/>
               </w:rPr>
-              <w:t xml:space="preserve">FBY-By Product</w:t>
+              <w:t xml:space="preserve">FRM-Raw Materials</w:t>
             </w:r>
           </w:p>
         </w:tc>
@@ -13826,7 +16932,7 @@
                 <w:sz w:val="22"/>
                 <w:szCs w:val="22"/>
               </w:rPr>
-              <w:t xml:space="preserve">ผลพลอยได้จากการผลิต</w:t>
+              <w:t xml:space="preserve">วัตถุดิบ</w:t>
             </w:r>
           </w:p>
         </w:tc>
@@ -13862,6 +16968,109 @@
                 <w:sz w:val="22"/>
                 <w:szCs w:val="22"/>
               </w:rPr>
+              <w:t xml:space="preserve">126</w:t>
+            </w:r>
+          </w:p>
+        </w:tc>
+        <w:tc>
+          <w:tcPr>
+            <w:tcW w:type="dxa" w:w="4680"/>
+            <w:tcBorders>
+              <w:top w:val="single" w:color="BFBFBF" w:sz="4"/>
+              <w:left w:val="single" w:color="BFBFBF" w:sz="4"/>
+              <w:bottom w:val="single" w:color="BFBFBF" w:sz="4"/>
+              <w:right w:val="single" w:color="BFBFBF" w:sz="4"/>
+            </w:tcBorders>
+            <w:shd w:fill="F2F2F2" w:val="clear"/>
+            <w:tcMar>
+              <w:top w:type="dxa" w:w="100"/>
+              <w:left w:type="dxa" w:w="140"/>
+              <w:bottom w:type="dxa" w:w="100"/>
+              <w:right w:type="dxa" w:w="140"/>
+            </w:tcMar>
+          </w:tcPr>
+          <w:p>
+            <w:pPr>
+              <w:spacing w:after="40"/>
+            </w:pPr>
+            <w:r>
+              <w:rPr>
+                <w:rFonts w:ascii="TH Sarabun New" w:cs="TH Sarabun New" w:eastAsia="TH Sarabun New" w:hAnsi="TH Sarabun New"/>
+                <w:b w:val="false"/>
+                <w:bCs w:val="false"/>
+                <w:color w:val="000000"/>
+                <w:sz w:val="22"/>
+                <w:szCs w:val="22"/>
+              </w:rPr>
+              <w:t xml:space="preserve">FBY-By Product</w:t>
+            </w:r>
+          </w:p>
+        </w:tc>
+        <w:tc>
+          <w:tcPr>
+            <w:tcW w:type="dxa" w:w="3276"/>
+            <w:tcBorders>
+              <w:top w:val="single" w:color="BFBFBF" w:sz="4"/>
+              <w:left w:val="single" w:color="BFBFBF" w:sz="4"/>
+              <w:bottom w:val="single" w:color="BFBFBF" w:sz="4"/>
+              <w:right w:val="single" w:color="BFBFBF" w:sz="4"/>
+            </w:tcBorders>
+            <w:shd w:fill="F2F2F2" w:val="clear"/>
+            <w:tcMar>
+              <w:top w:type="dxa" w:w="100"/>
+              <w:left w:type="dxa" w:w="140"/>
+              <w:bottom w:type="dxa" w:w="100"/>
+              <w:right w:type="dxa" w:w="140"/>
+            </w:tcMar>
+          </w:tcPr>
+          <w:p>
+            <w:pPr>
+              <w:spacing w:after="40"/>
+            </w:pPr>
+            <w:r>
+              <w:rPr>
+                <w:rFonts w:ascii="TH Sarabun New" w:cs="TH Sarabun New" w:eastAsia="TH Sarabun New" w:hAnsi="TH Sarabun New"/>
+                <w:b w:val="false"/>
+                <w:bCs w:val="false"/>
+                <w:color w:val="000000"/>
+                <w:sz w:val="22"/>
+                <w:szCs w:val="22"/>
+              </w:rPr>
+              <w:t xml:space="preserve">ผลพลอยได้จากการผลิต</w:t>
+            </w:r>
+          </w:p>
+        </w:tc>
+      </w:tr>
+      <w:tr>
+        <w:tc>
+          <w:tcPr>
+            <w:tcW w:type="dxa" w:w="1404"/>
+            <w:tcBorders>
+              <w:top w:val="single" w:color="BFBFBF" w:sz="4"/>
+              <w:left w:val="single" w:color="BFBFBF" w:sz="4"/>
+              <w:bottom w:val="single" w:color="BFBFBF" w:sz="4"/>
+              <w:right w:val="single" w:color="BFBFBF" w:sz="4"/>
+            </w:tcBorders>
+            <w:tcMar>
+              <w:top w:type="dxa" w:w="100"/>
+              <w:left w:type="dxa" w:w="140"/>
+              <w:bottom w:type="dxa" w:w="100"/>
+              <w:right w:type="dxa" w:w="140"/>
+            </w:tcMar>
+          </w:tcPr>
+          <w:p>
+            <w:pPr>
+              <w:spacing w:after="40"/>
+            </w:pPr>
+            <w:r>
+              <w:rPr>
+                <w:rFonts w:ascii="TH Sarabun New" w:cs="TH Sarabun New" w:eastAsia="TH Sarabun New" w:hAnsi="TH Sarabun New"/>
+                <w:b w:val="false"/>
+                <w:bCs w:val="false"/>
+                <w:color w:val="000000"/>
+                <w:sz w:val="22"/>
+                <w:szCs w:val="22"/>
+              </w:rPr>
               <w:t xml:space="preserve">127</w:t>
             </w:r>
           </w:p>
@@ -13875,7 +17084,6 @@
               <w:bottom w:val="single" w:color="BFBFBF" w:sz="4"/>
               <w:right w:val="single" w:color="BFBFBF" w:sz="4"/>
             </w:tcBorders>
-            <w:shd w:fill="F2F2F2" w:val="clear"/>
             <w:tcMar>
               <w:top w:type="dxa" w:w="100"/>
               <w:left w:type="dxa" w:w="140"/>
@@ -13909,7 +17117,6 @@
               <w:bottom w:val="single" w:color="BFBFBF" w:sz="4"/>
               <w:right w:val="single" w:color="BFBFBF" w:sz="4"/>
             </w:tcBorders>
-            <w:shd w:fill="F2F2F2" w:val="clear"/>
             <w:tcMar>
               <w:top w:type="dxa" w:w="100"/>
               <w:left w:type="dxa" w:w="140"/>
@@ -13961,7 +17168,1860 @@
           <w:sz w:val="30"/>
           <w:szCs w:val="30"/>
         </w:rPr>
-        <w:t xml:space="preserve">13.3 FAQ</w:t>
+        <w:t xml:space="preserve">14.3 FS Category (NSL Food Service)</w:t>
+      </w:r>
+    </w:p>
+    <w:p>
+      <w:pPr>
+        <w:spacing w:after="100" w:line="320"/>
+      </w:pPr>
+      <w:r>
+        <w:rPr>
+          <w:rFonts w:ascii="TH Sarabun New" w:cs="TH Sarabun New" w:eastAsia="TH Sarabun New" w:hAnsi="TH Sarabun New"/>
+        </w:rPr>
+        <w:t xml:space="preserve">หมวดสินค้าภายในที่ NSL ใช้เพิ่มเติมจาก Group Code — ละเอียดกว่า 4 กลุ่มหลัก</w:t>
+      </w:r>
+    </w:p>
+    <w:tbl>
+      <w:tblPr>
+        <w:tblW w:type="dxa" w:w="9360"/>
+        <w:tblBorders>
+          <w:top w:val="single" w:color="auto" w:sz="4"/>
+          <w:left w:val="single" w:color="auto" w:sz="4"/>
+          <w:bottom w:val="single" w:color="auto" w:sz="4"/>
+          <w:right w:val="single" w:color="auto" w:sz="4"/>
+          <w:insideH w:val="single" w:color="auto" w:sz="4"/>
+          <w:insideV w:val="single" w:color="auto" w:sz="4"/>
+        </w:tblBorders>
+      </w:tblPr>
+      <w:tblGrid>
+        <w:gridCol w:w="5148"/>
+        <w:gridCol w:w="4212"/>
+      </w:tblGrid>
+      <w:tr>
+        <w:trPr>
+          <w:tblHeader/>
+        </w:trPr>
+        <w:tc>
+          <w:tcPr>
+            <w:tcW w:type="dxa" w:w="5148"/>
+            <w:tcBorders>
+              <w:top w:val="single" w:color="BFBFBF" w:sz="4"/>
+              <w:left w:val="single" w:color="BFBFBF" w:sz="4"/>
+              <w:bottom w:val="single" w:color="BFBFBF" w:sz="4"/>
+              <w:right w:val="single" w:color="BFBFBF" w:sz="4"/>
+            </w:tcBorders>
+            <w:shd w:fill="D9E2F3" w:val="clear"/>
+            <w:tcMar>
+              <w:top w:type="dxa" w:w="100"/>
+              <w:left w:type="dxa" w:w="140"/>
+              <w:bottom w:type="dxa" w:w="100"/>
+              <w:right w:type="dxa" w:w="140"/>
+            </w:tcMar>
+          </w:tcPr>
+          <w:p>
+            <w:pPr>
+              <w:spacing w:after="40"/>
+            </w:pPr>
+            <w:r>
+              <w:rPr>
+                <w:rFonts w:ascii="TH Sarabun New" w:cs="TH Sarabun New" w:eastAsia="TH Sarabun New" w:hAnsi="TH Sarabun New"/>
+                <w:b/>
+                <w:bCs/>
+                <w:color w:val="1F3864"/>
+                <w:sz w:val="22"/>
+                <w:szCs w:val="22"/>
+              </w:rPr>
+              <w:t xml:space="preserve">หมวด</w:t>
+            </w:r>
+          </w:p>
+        </w:tc>
+        <w:tc>
+          <w:tcPr>
+            <w:tcW w:type="dxa" w:w="4212"/>
+            <w:tcBorders>
+              <w:top w:val="single" w:color="BFBFBF" w:sz="4"/>
+              <w:left w:val="single" w:color="BFBFBF" w:sz="4"/>
+              <w:bottom w:val="single" w:color="BFBFBF" w:sz="4"/>
+              <w:right w:val="single" w:color="BFBFBF" w:sz="4"/>
+            </w:tcBorders>
+            <w:shd w:fill="D9E2F3" w:val="clear"/>
+            <w:tcMar>
+              <w:top w:type="dxa" w:w="100"/>
+              <w:left w:type="dxa" w:w="140"/>
+              <w:bottom w:type="dxa" w:w="100"/>
+              <w:right w:type="dxa" w:w="140"/>
+            </w:tcMar>
+          </w:tcPr>
+          <w:p>
+            <w:pPr>
+              <w:spacing w:after="40"/>
+            </w:pPr>
+            <w:r>
+              <w:rPr>
+                <w:rFonts w:ascii="TH Sarabun New" w:cs="TH Sarabun New" w:eastAsia="TH Sarabun New" w:hAnsi="TH Sarabun New"/>
+                <w:b/>
+                <w:bCs/>
+                <w:color w:val="1F3864"/>
+                <w:sz w:val="22"/>
+                <w:szCs w:val="22"/>
+              </w:rPr>
+              <w:t xml:space="preserve">ตัวอย่างสินค้า</w:t>
+            </w:r>
+          </w:p>
+        </w:tc>
+      </w:tr>
+      <w:tr>
+        <w:tc>
+          <w:tcPr>
+            <w:tcW w:type="dxa" w:w="5148"/>
+            <w:tcBorders>
+              <w:top w:val="single" w:color="BFBFBF" w:sz="4"/>
+              <w:left w:val="single" w:color="BFBFBF" w:sz="4"/>
+              <w:bottom w:val="single" w:color="BFBFBF" w:sz="4"/>
+              <w:right w:val="single" w:color="BFBFBF" w:sz="4"/>
+            </w:tcBorders>
+            <w:tcMar>
+              <w:top w:type="dxa" w:w="100"/>
+              <w:left w:type="dxa" w:w="140"/>
+              <w:bottom w:type="dxa" w:w="100"/>
+              <w:right w:type="dxa" w:w="140"/>
+            </w:tcMar>
+          </w:tcPr>
+          <w:p>
+            <w:pPr>
+              <w:spacing w:after="40"/>
+            </w:pPr>
+            <w:r>
+              <w:rPr>
+                <w:rFonts w:ascii="TH Sarabun New" w:cs="TH Sarabun New" w:eastAsia="TH Sarabun New" w:hAnsi="TH Sarabun New"/>
+                <w:b w:val="false"/>
+                <w:bCs w:val="false"/>
+                <w:color w:val="000000"/>
+                <w:sz w:val="22"/>
+                <w:szCs w:val="22"/>
+              </w:rPr>
+              <w:t xml:space="preserve">Fish-Salmon</w:t>
+            </w:r>
+          </w:p>
+        </w:tc>
+        <w:tc>
+          <w:tcPr>
+            <w:tcW w:type="dxa" w:w="4212"/>
+            <w:tcBorders>
+              <w:top w:val="single" w:color="BFBFBF" w:sz="4"/>
+              <w:left w:val="single" w:color="BFBFBF" w:sz="4"/>
+              <w:bottom w:val="single" w:color="BFBFBF" w:sz="4"/>
+              <w:right w:val="single" w:color="BFBFBF" w:sz="4"/>
+            </w:tcBorders>
+            <w:tcMar>
+              <w:top w:type="dxa" w:w="100"/>
+              <w:left w:type="dxa" w:w="140"/>
+              <w:bottom w:type="dxa" w:w="100"/>
+              <w:right w:type="dxa" w:w="140"/>
+            </w:tcMar>
+          </w:tcPr>
+          <w:p>
+            <w:pPr>
+              <w:spacing w:after="40"/>
+            </w:pPr>
+            <w:r>
+              <w:rPr>
+                <w:rFonts w:ascii="TH Sarabun New" w:cs="TH Sarabun New" w:eastAsia="TH Sarabun New" w:hAnsi="TH Sarabun New"/>
+                <w:b w:val="false"/>
+                <w:bCs w:val="false"/>
+                <w:color w:val="000000"/>
+                <w:sz w:val="22"/>
+                <w:szCs w:val="22"/>
+              </w:rPr>
+              <w:t xml:space="preserve">Fresh Salmon WH/HeadOn, Norwegian Salmon Fillet</w:t>
+            </w:r>
+          </w:p>
+        </w:tc>
+      </w:tr>
+      <w:tr>
+        <w:tc>
+          <w:tcPr>
+            <w:tcW w:type="dxa" w:w="5148"/>
+            <w:tcBorders>
+              <w:top w:val="single" w:color="BFBFBF" w:sz="4"/>
+              <w:left w:val="single" w:color="BFBFBF" w:sz="4"/>
+              <w:bottom w:val="single" w:color="BFBFBF" w:sz="4"/>
+              <w:right w:val="single" w:color="BFBFBF" w:sz="4"/>
+            </w:tcBorders>
+            <w:shd w:fill="F2F2F2" w:val="clear"/>
+            <w:tcMar>
+              <w:top w:type="dxa" w:w="100"/>
+              <w:left w:type="dxa" w:w="140"/>
+              <w:bottom w:type="dxa" w:w="100"/>
+              <w:right w:type="dxa" w:w="140"/>
+            </w:tcMar>
+          </w:tcPr>
+          <w:p>
+            <w:pPr>
+              <w:spacing w:after="40"/>
+            </w:pPr>
+            <w:r>
+              <w:rPr>
+                <w:rFonts w:ascii="TH Sarabun New" w:cs="TH Sarabun New" w:eastAsia="TH Sarabun New" w:hAnsi="TH Sarabun New"/>
+                <w:b w:val="false"/>
+                <w:bCs w:val="false"/>
+                <w:color w:val="000000"/>
+                <w:sz w:val="22"/>
+                <w:szCs w:val="22"/>
+              </w:rPr>
+              <w:t xml:space="preserve">Fish-NZ</w:t>
+            </w:r>
+          </w:p>
+        </w:tc>
+        <w:tc>
+          <w:tcPr>
+            <w:tcW w:type="dxa" w:w="4212"/>
+            <w:tcBorders>
+              <w:top w:val="single" w:color="BFBFBF" w:sz="4"/>
+              <w:left w:val="single" w:color="BFBFBF" w:sz="4"/>
+              <w:bottom w:val="single" w:color="BFBFBF" w:sz="4"/>
+              <w:right w:val="single" w:color="BFBFBF" w:sz="4"/>
+            </w:tcBorders>
+            <w:shd w:fill="F2F2F2" w:val="clear"/>
+            <w:tcMar>
+              <w:top w:type="dxa" w:w="100"/>
+              <w:left w:type="dxa" w:w="140"/>
+              <w:bottom w:type="dxa" w:w="100"/>
+              <w:right w:type="dxa" w:w="140"/>
+            </w:tcMar>
+          </w:tcPr>
+          <w:p>
+            <w:pPr>
+              <w:spacing w:after="40"/>
+            </w:pPr>
+            <w:r>
+              <w:rPr>
+                <w:rFonts w:ascii="TH Sarabun New" w:cs="TH Sarabun New" w:eastAsia="TH Sarabun New" w:hAnsi="TH Sarabun New"/>
+                <w:b w:val="false"/>
+                <w:bCs w:val="false"/>
+                <w:color w:val="000000"/>
+                <w:sz w:val="22"/>
+                <w:szCs w:val="22"/>
+              </w:rPr>
+              <w:t xml:space="preserve">NZ Hoki, NZ Salmon, NZ Hake</w:t>
+            </w:r>
+          </w:p>
+        </w:tc>
+      </w:tr>
+      <w:tr>
+        <w:tc>
+          <w:tcPr>
+            <w:tcW w:type="dxa" w:w="5148"/>
+            <w:tcBorders>
+              <w:top w:val="single" w:color="BFBFBF" w:sz="4"/>
+              <w:left w:val="single" w:color="BFBFBF" w:sz="4"/>
+              <w:bottom w:val="single" w:color="BFBFBF" w:sz="4"/>
+              <w:right w:val="single" w:color="BFBFBF" w:sz="4"/>
+            </w:tcBorders>
+            <w:tcMar>
+              <w:top w:type="dxa" w:w="100"/>
+              <w:left w:type="dxa" w:w="140"/>
+              <w:bottom w:type="dxa" w:w="100"/>
+              <w:right w:type="dxa" w:w="140"/>
+            </w:tcMar>
+          </w:tcPr>
+          <w:p>
+            <w:pPr>
+              <w:spacing w:after="40"/>
+            </w:pPr>
+            <w:r>
+              <w:rPr>
+                <w:rFonts w:ascii="TH Sarabun New" w:cs="TH Sarabun New" w:eastAsia="TH Sarabun New" w:hAnsi="TH Sarabun New"/>
+                <w:b w:val="false"/>
+                <w:bCs w:val="false"/>
+                <w:color w:val="000000"/>
+                <w:sz w:val="22"/>
+                <w:szCs w:val="22"/>
+              </w:rPr>
+              <w:t xml:space="preserve">Fish-Tuna</w:t>
+            </w:r>
+          </w:p>
+        </w:tc>
+        <w:tc>
+          <w:tcPr>
+            <w:tcW w:type="dxa" w:w="4212"/>
+            <w:tcBorders>
+              <w:top w:val="single" w:color="BFBFBF" w:sz="4"/>
+              <w:left w:val="single" w:color="BFBFBF" w:sz="4"/>
+              <w:bottom w:val="single" w:color="BFBFBF" w:sz="4"/>
+              <w:right w:val="single" w:color="BFBFBF" w:sz="4"/>
+            </w:tcBorders>
+            <w:tcMar>
+              <w:top w:type="dxa" w:w="100"/>
+              <w:left w:type="dxa" w:w="140"/>
+              <w:bottom w:type="dxa" w:w="100"/>
+              <w:right w:type="dxa" w:w="140"/>
+            </w:tcMar>
+          </w:tcPr>
+          <w:p>
+            <w:pPr>
+              <w:spacing w:after="40"/>
+            </w:pPr>
+            <w:r>
+              <w:rPr>
+                <w:rFonts w:ascii="TH Sarabun New" w:cs="TH Sarabun New" w:eastAsia="TH Sarabun New" w:hAnsi="TH Sarabun New"/>
+                <w:b w:val="false"/>
+                <w:bCs w:val="false"/>
+                <w:color w:val="000000"/>
+                <w:sz w:val="22"/>
+                <w:szCs w:val="22"/>
+              </w:rPr>
+              <w:t xml:space="preserve">Yellowfin Tuna Saku, Bluefin Otoro</w:t>
+            </w:r>
+          </w:p>
+        </w:tc>
+      </w:tr>
+      <w:tr>
+        <w:tc>
+          <w:tcPr>
+            <w:tcW w:type="dxa" w:w="5148"/>
+            <w:tcBorders>
+              <w:top w:val="single" w:color="BFBFBF" w:sz="4"/>
+              <w:left w:val="single" w:color="BFBFBF" w:sz="4"/>
+              <w:bottom w:val="single" w:color="BFBFBF" w:sz="4"/>
+              <w:right w:val="single" w:color="BFBFBF" w:sz="4"/>
+            </w:tcBorders>
+            <w:shd w:fill="F2F2F2" w:val="clear"/>
+            <w:tcMar>
+              <w:top w:type="dxa" w:w="100"/>
+              <w:left w:type="dxa" w:w="140"/>
+              <w:bottom w:type="dxa" w:w="100"/>
+              <w:right w:type="dxa" w:w="140"/>
+            </w:tcMar>
+          </w:tcPr>
+          <w:p>
+            <w:pPr>
+              <w:spacing w:after="40"/>
+            </w:pPr>
+            <w:r>
+              <w:rPr>
+                <w:rFonts w:ascii="TH Sarabun New" w:cs="TH Sarabun New" w:eastAsia="TH Sarabun New" w:hAnsi="TH Sarabun New"/>
+                <w:b w:val="false"/>
+                <w:bCs w:val="false"/>
+                <w:color w:val="000000"/>
+                <w:sz w:val="22"/>
+                <w:szCs w:val="22"/>
+              </w:rPr>
+              <w:t xml:space="preserve">Fish-Pangasius Dory</w:t>
+            </w:r>
+          </w:p>
+        </w:tc>
+        <w:tc>
+          <w:tcPr>
+            <w:tcW w:type="dxa" w:w="4212"/>
+            <w:tcBorders>
+              <w:top w:val="single" w:color="BFBFBF" w:sz="4"/>
+              <w:left w:val="single" w:color="BFBFBF" w:sz="4"/>
+              <w:bottom w:val="single" w:color="BFBFBF" w:sz="4"/>
+              <w:right w:val="single" w:color="BFBFBF" w:sz="4"/>
+            </w:tcBorders>
+            <w:shd w:fill="F2F2F2" w:val="clear"/>
+            <w:tcMar>
+              <w:top w:type="dxa" w:w="100"/>
+              <w:left w:type="dxa" w:w="140"/>
+              <w:bottom w:type="dxa" w:w="100"/>
+              <w:right w:type="dxa" w:w="140"/>
+            </w:tcMar>
+          </w:tcPr>
+          <w:p>
+            <w:pPr>
+              <w:spacing w:after="40"/>
+            </w:pPr>
+            <w:r>
+              <w:rPr>
+                <w:rFonts w:ascii="TH Sarabun New" w:cs="TH Sarabun New" w:eastAsia="TH Sarabun New" w:hAnsi="TH Sarabun New"/>
+                <w:b w:val="false"/>
+                <w:bCs w:val="false"/>
+                <w:color w:val="000000"/>
+                <w:sz w:val="22"/>
+                <w:szCs w:val="22"/>
+              </w:rPr>
+              <w:t xml:space="preserve">Vietnam Pangasius Fillet</w:t>
+            </w:r>
+          </w:p>
+        </w:tc>
+      </w:tr>
+      <w:tr>
+        <w:tc>
+          <w:tcPr>
+            <w:tcW w:type="dxa" w:w="5148"/>
+            <w:tcBorders>
+              <w:top w:val="single" w:color="BFBFBF" w:sz="4"/>
+              <w:left w:val="single" w:color="BFBFBF" w:sz="4"/>
+              <w:bottom w:val="single" w:color="BFBFBF" w:sz="4"/>
+              <w:right w:val="single" w:color="BFBFBF" w:sz="4"/>
+            </w:tcBorders>
+            <w:tcMar>
+              <w:top w:type="dxa" w:w="100"/>
+              <w:left w:type="dxa" w:w="140"/>
+              <w:bottom w:type="dxa" w:w="100"/>
+              <w:right w:type="dxa" w:w="140"/>
+            </w:tcMar>
+          </w:tcPr>
+          <w:p>
+            <w:pPr>
+              <w:spacing w:after="40"/>
+            </w:pPr>
+            <w:r>
+              <w:rPr>
+                <w:rFonts w:ascii="TH Sarabun New" w:cs="TH Sarabun New" w:eastAsia="TH Sarabun New" w:hAnsi="TH Sarabun New"/>
+                <w:b w:val="false"/>
+                <w:bCs w:val="false"/>
+                <w:color w:val="000000"/>
+                <w:sz w:val="22"/>
+                <w:szCs w:val="22"/>
+              </w:rPr>
+              <w:t xml:space="preserve">Fish-Other</w:t>
+            </w:r>
+          </w:p>
+        </w:tc>
+        <w:tc>
+          <w:tcPr>
+            <w:tcW w:type="dxa" w:w="4212"/>
+            <w:tcBorders>
+              <w:top w:val="single" w:color="BFBFBF" w:sz="4"/>
+              <w:left w:val="single" w:color="BFBFBF" w:sz="4"/>
+              <w:bottom w:val="single" w:color="BFBFBF" w:sz="4"/>
+              <w:right w:val="single" w:color="BFBFBF" w:sz="4"/>
+            </w:tcBorders>
+            <w:tcMar>
+              <w:top w:type="dxa" w:w="100"/>
+              <w:left w:type="dxa" w:w="140"/>
+              <w:bottom w:type="dxa" w:w="100"/>
+              <w:right w:type="dxa" w:w="140"/>
+            </w:tcMar>
+          </w:tcPr>
+          <w:p>
+            <w:pPr>
+              <w:spacing w:after="40"/>
+            </w:pPr>
+            <w:r>
+              <w:rPr>
+                <w:rFonts w:ascii="TH Sarabun New" w:cs="TH Sarabun New" w:eastAsia="TH Sarabun New" w:hAnsi="TH Sarabun New"/>
+                <w:b w:val="false"/>
+                <w:bCs w:val="false"/>
+                <w:color w:val="000000"/>
+                <w:sz w:val="22"/>
+                <w:szCs w:val="22"/>
+              </w:rPr>
+              <w:t xml:space="preserve">Cod, Snapper, Sea Bass</w:t>
+            </w:r>
+          </w:p>
+        </w:tc>
+      </w:tr>
+      <w:tr>
+        <w:tc>
+          <w:tcPr>
+            <w:tcW w:type="dxa" w:w="5148"/>
+            <w:tcBorders>
+              <w:top w:val="single" w:color="BFBFBF" w:sz="4"/>
+              <w:left w:val="single" w:color="BFBFBF" w:sz="4"/>
+              <w:bottom w:val="single" w:color="BFBFBF" w:sz="4"/>
+              <w:right w:val="single" w:color="BFBFBF" w:sz="4"/>
+            </w:tcBorders>
+            <w:shd w:fill="F2F2F2" w:val="clear"/>
+            <w:tcMar>
+              <w:top w:type="dxa" w:w="100"/>
+              <w:left w:type="dxa" w:w="140"/>
+              <w:bottom w:type="dxa" w:w="100"/>
+              <w:right w:type="dxa" w:w="140"/>
+            </w:tcMar>
+          </w:tcPr>
+          <w:p>
+            <w:pPr>
+              <w:spacing w:after="40"/>
+            </w:pPr>
+            <w:r>
+              <w:rPr>
+                <w:rFonts w:ascii="TH Sarabun New" w:cs="TH Sarabun New" w:eastAsia="TH Sarabun New" w:hAnsi="TH Sarabun New"/>
+                <w:b w:val="false"/>
+                <w:bCs w:val="false"/>
+                <w:color w:val="000000"/>
+                <w:sz w:val="22"/>
+                <w:szCs w:val="22"/>
+              </w:rPr>
+              <w:t xml:space="preserve">Beef</w:t>
+            </w:r>
+          </w:p>
+        </w:tc>
+        <w:tc>
+          <w:tcPr>
+            <w:tcW w:type="dxa" w:w="4212"/>
+            <w:tcBorders>
+              <w:top w:val="single" w:color="BFBFBF" w:sz="4"/>
+              <w:left w:val="single" w:color="BFBFBF" w:sz="4"/>
+              <w:bottom w:val="single" w:color="BFBFBF" w:sz="4"/>
+              <w:right w:val="single" w:color="BFBFBF" w:sz="4"/>
+            </w:tcBorders>
+            <w:shd w:fill="F2F2F2" w:val="clear"/>
+            <w:tcMar>
+              <w:top w:type="dxa" w:w="100"/>
+              <w:left w:type="dxa" w:w="140"/>
+              <w:bottom w:type="dxa" w:w="100"/>
+              <w:right w:type="dxa" w:w="140"/>
+            </w:tcMar>
+          </w:tcPr>
+          <w:p>
+            <w:pPr>
+              <w:spacing w:after="40"/>
+            </w:pPr>
+            <w:r>
+              <w:rPr>
+                <w:rFonts w:ascii="TH Sarabun New" w:cs="TH Sarabun New" w:eastAsia="TH Sarabun New" w:hAnsi="TH Sarabun New"/>
+                <w:b w:val="false"/>
+                <w:bCs w:val="false"/>
+                <w:color w:val="000000"/>
+                <w:sz w:val="22"/>
+                <w:szCs w:val="22"/>
+              </w:rPr>
+              <w:t xml:space="preserve">Aus GF Trimming, Striploin</w:t>
+            </w:r>
+          </w:p>
+        </w:tc>
+      </w:tr>
+      <w:tr>
+        <w:tc>
+          <w:tcPr>
+            <w:tcW w:type="dxa" w:w="5148"/>
+            <w:tcBorders>
+              <w:top w:val="single" w:color="BFBFBF" w:sz="4"/>
+              <w:left w:val="single" w:color="BFBFBF" w:sz="4"/>
+              <w:bottom w:val="single" w:color="BFBFBF" w:sz="4"/>
+              <w:right w:val="single" w:color="BFBFBF" w:sz="4"/>
+            </w:tcBorders>
+            <w:tcMar>
+              <w:top w:type="dxa" w:w="100"/>
+              <w:left w:type="dxa" w:w="140"/>
+              <w:bottom w:type="dxa" w:w="100"/>
+              <w:right w:type="dxa" w:w="140"/>
+            </w:tcMar>
+          </w:tcPr>
+          <w:p>
+            <w:pPr>
+              <w:spacing w:after="40"/>
+            </w:pPr>
+            <w:r>
+              <w:rPr>
+                <w:rFonts w:ascii="TH Sarabun New" w:cs="TH Sarabun New" w:eastAsia="TH Sarabun New" w:hAnsi="TH Sarabun New"/>
+                <w:b w:val="false"/>
+                <w:bCs w:val="false"/>
+                <w:color w:val="000000"/>
+                <w:sz w:val="22"/>
+                <w:szCs w:val="22"/>
+              </w:rPr>
+              <w:t xml:space="preserve">Pork</w:t>
+            </w:r>
+          </w:p>
+        </w:tc>
+        <w:tc>
+          <w:tcPr>
+            <w:tcW w:type="dxa" w:w="4212"/>
+            <w:tcBorders>
+              <w:top w:val="single" w:color="BFBFBF" w:sz="4"/>
+              <w:left w:val="single" w:color="BFBFBF" w:sz="4"/>
+              <w:bottom w:val="single" w:color="BFBFBF" w:sz="4"/>
+              <w:right w:val="single" w:color="BFBFBF" w:sz="4"/>
+            </w:tcBorders>
+            <w:tcMar>
+              <w:top w:type="dxa" w:w="100"/>
+              <w:left w:type="dxa" w:w="140"/>
+              <w:bottom w:type="dxa" w:w="100"/>
+              <w:right w:type="dxa" w:w="140"/>
+            </w:tcMar>
+          </w:tcPr>
+          <w:p>
+            <w:pPr>
+              <w:spacing w:after="40"/>
+            </w:pPr>
+            <w:r>
+              <w:rPr>
+                <w:rFonts w:ascii="TH Sarabun New" w:cs="TH Sarabun New" w:eastAsia="TH Sarabun New" w:hAnsi="TH Sarabun New"/>
+                <w:b w:val="false"/>
+                <w:bCs w:val="false"/>
+                <w:color w:val="000000"/>
+                <w:sz w:val="22"/>
+                <w:szCs w:val="22"/>
+              </w:rPr>
+              <w:t xml:space="preserve">Pork Belly, Pork Loin</w:t>
+            </w:r>
+          </w:p>
+        </w:tc>
+      </w:tr>
+      <w:tr>
+        <w:tc>
+          <w:tcPr>
+            <w:tcW w:type="dxa" w:w="5148"/>
+            <w:tcBorders>
+              <w:top w:val="single" w:color="BFBFBF" w:sz="4"/>
+              <w:left w:val="single" w:color="BFBFBF" w:sz="4"/>
+              <w:bottom w:val="single" w:color="BFBFBF" w:sz="4"/>
+              <w:right w:val="single" w:color="BFBFBF" w:sz="4"/>
+            </w:tcBorders>
+            <w:shd w:fill="F2F2F2" w:val="clear"/>
+            <w:tcMar>
+              <w:top w:type="dxa" w:w="100"/>
+              <w:left w:type="dxa" w:w="140"/>
+              <w:bottom w:type="dxa" w:w="100"/>
+              <w:right w:type="dxa" w:w="140"/>
+            </w:tcMar>
+          </w:tcPr>
+          <w:p>
+            <w:pPr>
+              <w:spacing w:after="40"/>
+            </w:pPr>
+            <w:r>
+              <w:rPr>
+                <w:rFonts w:ascii="TH Sarabun New" w:cs="TH Sarabun New" w:eastAsia="TH Sarabun New" w:hAnsi="TH Sarabun New"/>
+                <w:b w:val="false"/>
+                <w:bCs w:val="false"/>
+                <w:color w:val="000000"/>
+                <w:sz w:val="22"/>
+                <w:szCs w:val="22"/>
+              </w:rPr>
+              <w:t xml:space="preserve">Lamb</w:t>
+            </w:r>
+          </w:p>
+        </w:tc>
+        <w:tc>
+          <w:tcPr>
+            <w:tcW w:type="dxa" w:w="4212"/>
+            <w:tcBorders>
+              <w:top w:val="single" w:color="BFBFBF" w:sz="4"/>
+              <w:left w:val="single" w:color="BFBFBF" w:sz="4"/>
+              <w:bottom w:val="single" w:color="BFBFBF" w:sz="4"/>
+              <w:right w:val="single" w:color="BFBFBF" w:sz="4"/>
+            </w:tcBorders>
+            <w:shd w:fill="F2F2F2" w:val="clear"/>
+            <w:tcMar>
+              <w:top w:type="dxa" w:w="100"/>
+              <w:left w:type="dxa" w:w="140"/>
+              <w:bottom w:type="dxa" w:w="100"/>
+              <w:right w:type="dxa" w:w="140"/>
+            </w:tcMar>
+          </w:tcPr>
+          <w:p>
+            <w:pPr>
+              <w:spacing w:after="40"/>
+            </w:pPr>
+            <w:r>
+              <w:rPr>
+                <w:rFonts w:ascii="TH Sarabun New" w:cs="TH Sarabun New" w:eastAsia="TH Sarabun New" w:hAnsi="TH Sarabun New"/>
+                <w:b w:val="false"/>
+                <w:bCs w:val="false"/>
+                <w:color w:val="000000"/>
+                <w:sz w:val="22"/>
+                <w:szCs w:val="22"/>
+              </w:rPr>
+              <w:t xml:space="preserve">NZ Lamb Rack</w:t>
+            </w:r>
+          </w:p>
+        </w:tc>
+      </w:tr>
+      <w:tr>
+        <w:tc>
+          <w:tcPr>
+            <w:tcW w:type="dxa" w:w="5148"/>
+            <w:tcBorders>
+              <w:top w:val="single" w:color="BFBFBF" w:sz="4"/>
+              <w:left w:val="single" w:color="BFBFBF" w:sz="4"/>
+              <w:bottom w:val="single" w:color="BFBFBF" w:sz="4"/>
+              <w:right w:val="single" w:color="BFBFBF" w:sz="4"/>
+            </w:tcBorders>
+            <w:tcMar>
+              <w:top w:type="dxa" w:w="100"/>
+              <w:left w:type="dxa" w:w="140"/>
+              <w:bottom w:type="dxa" w:w="100"/>
+              <w:right w:type="dxa" w:w="140"/>
+            </w:tcMar>
+          </w:tcPr>
+          <w:p>
+            <w:pPr>
+              <w:spacing w:after="40"/>
+            </w:pPr>
+            <w:r>
+              <w:rPr>
+                <w:rFonts w:ascii="TH Sarabun New" w:cs="TH Sarabun New" w:eastAsia="TH Sarabun New" w:hAnsi="TH Sarabun New"/>
+                <w:b w:val="false"/>
+                <w:bCs w:val="false"/>
+                <w:color w:val="000000"/>
+                <w:sz w:val="22"/>
+                <w:szCs w:val="22"/>
+              </w:rPr>
+              <w:t xml:space="preserve">Poultry-Turkey</w:t>
+            </w:r>
+          </w:p>
+        </w:tc>
+        <w:tc>
+          <w:tcPr>
+            <w:tcW w:type="dxa" w:w="4212"/>
+            <w:tcBorders>
+              <w:top w:val="single" w:color="BFBFBF" w:sz="4"/>
+              <w:left w:val="single" w:color="BFBFBF" w:sz="4"/>
+              <w:bottom w:val="single" w:color="BFBFBF" w:sz="4"/>
+              <w:right w:val="single" w:color="BFBFBF" w:sz="4"/>
+            </w:tcBorders>
+            <w:tcMar>
+              <w:top w:type="dxa" w:w="100"/>
+              <w:left w:type="dxa" w:w="140"/>
+              <w:bottom w:type="dxa" w:w="100"/>
+              <w:right w:type="dxa" w:w="140"/>
+            </w:tcMar>
+          </w:tcPr>
+          <w:p>
+            <w:pPr>
+              <w:spacing w:after="40"/>
+            </w:pPr>
+            <w:r>
+              <w:rPr>
+                <w:rFonts w:ascii="TH Sarabun New" w:cs="TH Sarabun New" w:eastAsia="TH Sarabun New" w:hAnsi="TH Sarabun New"/>
+                <w:b w:val="false"/>
+                <w:bCs w:val="false"/>
+                <w:color w:val="000000"/>
+                <w:sz w:val="22"/>
+                <w:szCs w:val="22"/>
+              </w:rPr>
+              <w:t xml:space="preserve">Whole Turkey, Turkey Breast</w:t>
+            </w:r>
+          </w:p>
+        </w:tc>
+      </w:tr>
+      <w:tr>
+        <w:tc>
+          <w:tcPr>
+            <w:tcW w:type="dxa" w:w="5148"/>
+            <w:tcBorders>
+              <w:top w:val="single" w:color="BFBFBF" w:sz="4"/>
+              <w:left w:val="single" w:color="BFBFBF" w:sz="4"/>
+              <w:bottom w:val="single" w:color="BFBFBF" w:sz="4"/>
+              <w:right w:val="single" w:color="BFBFBF" w:sz="4"/>
+            </w:tcBorders>
+            <w:shd w:fill="F2F2F2" w:val="clear"/>
+            <w:tcMar>
+              <w:top w:type="dxa" w:w="100"/>
+              <w:left w:type="dxa" w:w="140"/>
+              <w:bottom w:type="dxa" w:w="100"/>
+              <w:right w:type="dxa" w:w="140"/>
+            </w:tcMar>
+          </w:tcPr>
+          <w:p>
+            <w:pPr>
+              <w:spacing w:after="40"/>
+            </w:pPr>
+            <w:r>
+              <w:rPr>
+                <w:rFonts w:ascii="TH Sarabun New" w:cs="TH Sarabun New" w:eastAsia="TH Sarabun New" w:hAnsi="TH Sarabun New"/>
+                <w:b w:val="false"/>
+                <w:bCs w:val="false"/>
+                <w:color w:val="000000"/>
+                <w:sz w:val="22"/>
+                <w:szCs w:val="22"/>
+              </w:rPr>
+              <w:t xml:space="preserve">Poultry-Other</w:t>
+            </w:r>
+          </w:p>
+        </w:tc>
+        <w:tc>
+          <w:tcPr>
+            <w:tcW w:type="dxa" w:w="4212"/>
+            <w:tcBorders>
+              <w:top w:val="single" w:color="BFBFBF" w:sz="4"/>
+              <w:left w:val="single" w:color="BFBFBF" w:sz="4"/>
+              <w:bottom w:val="single" w:color="BFBFBF" w:sz="4"/>
+              <w:right w:val="single" w:color="BFBFBF" w:sz="4"/>
+            </w:tcBorders>
+            <w:shd w:fill="F2F2F2" w:val="clear"/>
+            <w:tcMar>
+              <w:top w:type="dxa" w:w="100"/>
+              <w:left w:type="dxa" w:w="140"/>
+              <w:bottom w:type="dxa" w:w="100"/>
+              <w:right w:type="dxa" w:w="140"/>
+            </w:tcMar>
+          </w:tcPr>
+          <w:p>
+            <w:pPr>
+              <w:spacing w:after="40"/>
+            </w:pPr>
+            <w:r>
+              <w:rPr>
+                <w:rFonts w:ascii="TH Sarabun New" w:cs="TH Sarabun New" w:eastAsia="TH Sarabun New" w:hAnsi="TH Sarabun New"/>
+                <w:b w:val="false"/>
+                <w:bCs w:val="false"/>
+                <w:color w:val="000000"/>
+                <w:sz w:val="22"/>
+                <w:szCs w:val="22"/>
+              </w:rPr>
+              <w:t xml:space="preserve">Chicken Breast, Duck Breast</w:t>
+            </w:r>
+          </w:p>
+        </w:tc>
+      </w:tr>
+      <w:tr>
+        <w:tc>
+          <w:tcPr>
+            <w:tcW w:type="dxa" w:w="5148"/>
+            <w:tcBorders>
+              <w:top w:val="single" w:color="BFBFBF" w:sz="4"/>
+              <w:left w:val="single" w:color="BFBFBF" w:sz="4"/>
+              <w:bottom w:val="single" w:color="BFBFBF" w:sz="4"/>
+              <w:right w:val="single" w:color="BFBFBF" w:sz="4"/>
+            </w:tcBorders>
+            <w:tcMar>
+              <w:top w:type="dxa" w:w="100"/>
+              <w:left w:type="dxa" w:w="140"/>
+              <w:bottom w:type="dxa" w:w="100"/>
+              <w:right w:type="dxa" w:w="140"/>
+            </w:tcMar>
+          </w:tcPr>
+          <w:p>
+            <w:pPr>
+              <w:spacing w:after="40"/>
+            </w:pPr>
+            <w:r>
+              <w:rPr>
+                <w:rFonts w:ascii="TH Sarabun New" w:cs="TH Sarabun New" w:eastAsia="TH Sarabun New" w:hAnsi="TH Sarabun New"/>
+                <w:b w:val="false"/>
+                <w:bCs w:val="false"/>
+                <w:color w:val="000000"/>
+                <w:sz w:val="22"/>
+                <w:szCs w:val="22"/>
+              </w:rPr>
+              <w:t xml:space="preserve">Seafood-Mussel</w:t>
+            </w:r>
+          </w:p>
+        </w:tc>
+        <w:tc>
+          <w:tcPr>
+            <w:tcW w:type="dxa" w:w="4212"/>
+            <w:tcBorders>
+              <w:top w:val="single" w:color="BFBFBF" w:sz="4"/>
+              <w:left w:val="single" w:color="BFBFBF" w:sz="4"/>
+              <w:bottom w:val="single" w:color="BFBFBF" w:sz="4"/>
+              <w:right w:val="single" w:color="BFBFBF" w:sz="4"/>
+            </w:tcBorders>
+            <w:tcMar>
+              <w:top w:type="dxa" w:w="100"/>
+              <w:left w:type="dxa" w:w="140"/>
+              <w:bottom w:type="dxa" w:w="100"/>
+              <w:right w:type="dxa" w:w="140"/>
+            </w:tcMar>
+          </w:tcPr>
+          <w:p>
+            <w:pPr>
+              <w:spacing w:after="40"/>
+            </w:pPr>
+            <w:r>
+              <w:rPr>
+                <w:rFonts w:ascii="TH Sarabun New" w:cs="TH Sarabun New" w:eastAsia="TH Sarabun New" w:hAnsi="TH Sarabun New"/>
+                <w:b w:val="false"/>
+                <w:bCs w:val="false"/>
+                <w:color w:val="000000"/>
+                <w:sz w:val="22"/>
+                <w:szCs w:val="22"/>
+              </w:rPr>
+              <w:t xml:space="preserve">NZ Green Half Shell Mussel</w:t>
+            </w:r>
+          </w:p>
+        </w:tc>
+      </w:tr>
+      <w:tr>
+        <w:tc>
+          <w:tcPr>
+            <w:tcW w:type="dxa" w:w="5148"/>
+            <w:tcBorders>
+              <w:top w:val="single" w:color="BFBFBF" w:sz="4"/>
+              <w:left w:val="single" w:color="BFBFBF" w:sz="4"/>
+              <w:bottom w:val="single" w:color="BFBFBF" w:sz="4"/>
+              <w:right w:val="single" w:color="BFBFBF" w:sz="4"/>
+            </w:tcBorders>
+            <w:shd w:fill="F2F2F2" w:val="clear"/>
+            <w:tcMar>
+              <w:top w:type="dxa" w:w="100"/>
+              <w:left w:type="dxa" w:w="140"/>
+              <w:bottom w:type="dxa" w:w="100"/>
+              <w:right w:type="dxa" w:w="140"/>
+            </w:tcMar>
+          </w:tcPr>
+          <w:p>
+            <w:pPr>
+              <w:spacing w:after="40"/>
+            </w:pPr>
+            <w:r>
+              <w:rPr>
+                <w:rFonts w:ascii="TH Sarabun New" w:cs="TH Sarabun New" w:eastAsia="TH Sarabun New" w:hAnsi="TH Sarabun New"/>
+                <w:b w:val="false"/>
+                <w:bCs w:val="false"/>
+                <w:color w:val="000000"/>
+                <w:sz w:val="22"/>
+                <w:szCs w:val="22"/>
+              </w:rPr>
+              <w:t xml:space="preserve">Processed Foods-Crab Stick</w:t>
+            </w:r>
+          </w:p>
+        </w:tc>
+        <w:tc>
+          <w:tcPr>
+            <w:tcW w:type="dxa" w:w="4212"/>
+            <w:tcBorders>
+              <w:top w:val="single" w:color="BFBFBF" w:sz="4"/>
+              <w:left w:val="single" w:color="BFBFBF" w:sz="4"/>
+              <w:bottom w:val="single" w:color="BFBFBF" w:sz="4"/>
+              <w:right w:val="single" w:color="BFBFBF" w:sz="4"/>
+            </w:tcBorders>
+            <w:shd w:fill="F2F2F2" w:val="clear"/>
+            <w:tcMar>
+              <w:top w:type="dxa" w:w="100"/>
+              <w:left w:type="dxa" w:w="140"/>
+              <w:bottom w:type="dxa" w:w="100"/>
+              <w:right w:type="dxa" w:w="140"/>
+            </w:tcMar>
+          </w:tcPr>
+          <w:p>
+            <w:pPr>
+              <w:spacing w:after="40"/>
+            </w:pPr>
+            <w:r>
+              <w:rPr>
+                <w:rFonts w:ascii="TH Sarabun New" w:cs="TH Sarabun New" w:eastAsia="TH Sarabun New" w:hAnsi="TH Sarabun New"/>
+                <w:b w:val="false"/>
+                <w:bCs w:val="false"/>
+                <w:color w:val="000000"/>
+                <w:sz w:val="22"/>
+                <w:szCs w:val="22"/>
+              </w:rPr>
+              <w:t xml:space="preserve">Surimi Crab Stick</w:t>
+            </w:r>
+          </w:p>
+        </w:tc>
+      </w:tr>
+      <w:tr>
+        <w:tc>
+          <w:tcPr>
+            <w:tcW w:type="dxa" w:w="5148"/>
+            <w:tcBorders>
+              <w:top w:val="single" w:color="BFBFBF" w:sz="4"/>
+              <w:left w:val="single" w:color="BFBFBF" w:sz="4"/>
+              <w:bottom w:val="single" w:color="BFBFBF" w:sz="4"/>
+              <w:right w:val="single" w:color="BFBFBF" w:sz="4"/>
+            </w:tcBorders>
+            <w:tcMar>
+              <w:top w:type="dxa" w:w="100"/>
+              <w:left w:type="dxa" w:w="140"/>
+              <w:bottom w:type="dxa" w:w="100"/>
+              <w:right w:type="dxa" w:w="140"/>
+            </w:tcMar>
+          </w:tcPr>
+          <w:p>
+            <w:pPr>
+              <w:spacing w:after="40"/>
+            </w:pPr>
+            <w:r>
+              <w:rPr>
+                <w:rFonts w:ascii="TH Sarabun New" w:cs="TH Sarabun New" w:eastAsia="TH Sarabun New" w:hAnsi="TH Sarabun New"/>
+                <w:b w:val="false"/>
+                <w:bCs w:val="false"/>
+                <w:color w:val="000000"/>
+                <w:sz w:val="22"/>
+                <w:szCs w:val="22"/>
+              </w:rPr>
+              <w:t xml:space="preserve">Processed Foods-Ebiko</w:t>
+            </w:r>
+          </w:p>
+        </w:tc>
+        <w:tc>
+          <w:tcPr>
+            <w:tcW w:type="dxa" w:w="4212"/>
+            <w:tcBorders>
+              <w:top w:val="single" w:color="BFBFBF" w:sz="4"/>
+              <w:left w:val="single" w:color="BFBFBF" w:sz="4"/>
+              <w:bottom w:val="single" w:color="BFBFBF" w:sz="4"/>
+              <w:right w:val="single" w:color="BFBFBF" w:sz="4"/>
+            </w:tcBorders>
+            <w:tcMar>
+              <w:top w:type="dxa" w:w="100"/>
+              <w:left w:type="dxa" w:w="140"/>
+              <w:bottom w:type="dxa" w:w="100"/>
+              <w:right w:type="dxa" w:w="140"/>
+            </w:tcMar>
+          </w:tcPr>
+          <w:p>
+            <w:pPr>
+              <w:spacing w:after="40"/>
+            </w:pPr>
+            <w:r>
+              <w:rPr>
+                <w:rFonts w:ascii="TH Sarabun New" w:cs="TH Sarabun New" w:eastAsia="TH Sarabun New" w:hAnsi="TH Sarabun New"/>
+                <w:b w:val="false"/>
+                <w:bCs w:val="false"/>
+                <w:color w:val="000000"/>
+                <w:sz w:val="22"/>
+                <w:szCs w:val="22"/>
+              </w:rPr>
+              <w:t xml:space="preserve">Ebiko Orange/Red/Green</w:t>
+            </w:r>
+          </w:p>
+        </w:tc>
+      </w:tr>
+      <w:tr>
+        <w:tc>
+          <w:tcPr>
+            <w:tcW w:type="dxa" w:w="5148"/>
+            <w:tcBorders>
+              <w:top w:val="single" w:color="BFBFBF" w:sz="4"/>
+              <w:left w:val="single" w:color="BFBFBF" w:sz="4"/>
+              <w:bottom w:val="single" w:color="BFBFBF" w:sz="4"/>
+              <w:right w:val="single" w:color="BFBFBF" w:sz="4"/>
+            </w:tcBorders>
+            <w:shd w:fill="F2F2F2" w:val="clear"/>
+            <w:tcMar>
+              <w:top w:type="dxa" w:w="100"/>
+              <w:left w:type="dxa" w:w="140"/>
+              <w:bottom w:type="dxa" w:w="100"/>
+              <w:right w:type="dxa" w:w="140"/>
+            </w:tcMar>
+          </w:tcPr>
+          <w:p>
+            <w:pPr>
+              <w:spacing w:after="40"/>
+            </w:pPr>
+            <w:r>
+              <w:rPr>
+                <w:rFonts w:ascii="TH Sarabun New" w:cs="TH Sarabun New" w:eastAsia="TH Sarabun New" w:hAnsi="TH Sarabun New"/>
+                <w:b w:val="false"/>
+                <w:bCs w:val="false"/>
+                <w:color w:val="000000"/>
+                <w:sz w:val="22"/>
+                <w:szCs w:val="22"/>
+              </w:rPr>
+              <w:t xml:space="preserve">Processed Foods-Ikura</w:t>
+            </w:r>
+          </w:p>
+        </w:tc>
+        <w:tc>
+          <w:tcPr>
+            <w:tcW w:type="dxa" w:w="4212"/>
+            <w:tcBorders>
+              <w:top w:val="single" w:color="BFBFBF" w:sz="4"/>
+              <w:left w:val="single" w:color="BFBFBF" w:sz="4"/>
+              <w:bottom w:val="single" w:color="BFBFBF" w:sz="4"/>
+              <w:right w:val="single" w:color="BFBFBF" w:sz="4"/>
+            </w:tcBorders>
+            <w:shd w:fill="F2F2F2" w:val="clear"/>
+            <w:tcMar>
+              <w:top w:type="dxa" w:w="100"/>
+              <w:left w:type="dxa" w:w="140"/>
+              <w:bottom w:type="dxa" w:w="100"/>
+              <w:right w:type="dxa" w:w="140"/>
+            </w:tcMar>
+          </w:tcPr>
+          <w:p>
+            <w:pPr>
+              <w:spacing w:after="40"/>
+            </w:pPr>
+            <w:r>
+              <w:rPr>
+                <w:rFonts w:ascii="TH Sarabun New" w:cs="TH Sarabun New" w:eastAsia="TH Sarabun New" w:hAnsi="TH Sarabun New"/>
+                <w:b w:val="false"/>
+                <w:bCs w:val="false"/>
+                <w:color w:val="000000"/>
+                <w:sz w:val="22"/>
+                <w:szCs w:val="22"/>
+              </w:rPr>
+              <w:t xml:space="preserve">Salmon Roe</w:t>
+            </w:r>
+          </w:p>
+        </w:tc>
+      </w:tr>
+      <w:tr>
+        <w:tc>
+          <w:tcPr>
+            <w:tcW w:type="dxa" w:w="5148"/>
+            <w:tcBorders>
+              <w:top w:val="single" w:color="BFBFBF" w:sz="4"/>
+              <w:left w:val="single" w:color="BFBFBF" w:sz="4"/>
+              <w:bottom w:val="single" w:color="BFBFBF" w:sz="4"/>
+              <w:right w:val="single" w:color="BFBFBF" w:sz="4"/>
+            </w:tcBorders>
+            <w:tcMar>
+              <w:top w:type="dxa" w:w="100"/>
+              <w:left w:type="dxa" w:w="140"/>
+              <w:bottom w:type="dxa" w:w="100"/>
+              <w:right w:type="dxa" w:w="140"/>
+            </w:tcMar>
+          </w:tcPr>
+          <w:p>
+            <w:pPr>
+              <w:spacing w:after="40"/>
+            </w:pPr>
+            <w:r>
+              <w:rPr>
+                <w:rFonts w:ascii="TH Sarabun New" w:cs="TH Sarabun New" w:eastAsia="TH Sarabun New" w:hAnsi="TH Sarabun New"/>
+                <w:b w:val="false"/>
+                <w:bCs w:val="false"/>
+                <w:color w:val="000000"/>
+                <w:sz w:val="22"/>
+                <w:szCs w:val="22"/>
+              </w:rPr>
+              <w:t xml:space="preserve">Processed Foods-Smoked Salmon</w:t>
+            </w:r>
+          </w:p>
+        </w:tc>
+        <w:tc>
+          <w:tcPr>
+            <w:tcW w:type="dxa" w:w="4212"/>
+            <w:tcBorders>
+              <w:top w:val="single" w:color="BFBFBF" w:sz="4"/>
+              <w:left w:val="single" w:color="BFBFBF" w:sz="4"/>
+              <w:bottom w:val="single" w:color="BFBFBF" w:sz="4"/>
+              <w:right w:val="single" w:color="BFBFBF" w:sz="4"/>
+            </w:tcBorders>
+            <w:tcMar>
+              <w:top w:type="dxa" w:w="100"/>
+              <w:left w:type="dxa" w:w="140"/>
+              <w:bottom w:type="dxa" w:w="100"/>
+              <w:right w:type="dxa" w:w="140"/>
+            </w:tcMar>
+          </w:tcPr>
+          <w:p>
+            <w:pPr>
+              <w:spacing w:after="40"/>
+            </w:pPr>
+            <w:r>
+              <w:rPr>
+                <w:rFonts w:ascii="TH Sarabun New" w:cs="TH Sarabun New" w:eastAsia="TH Sarabun New" w:hAnsi="TH Sarabun New"/>
+                <w:b w:val="false"/>
+                <w:bCs w:val="false"/>
+                <w:color w:val="000000"/>
+                <w:sz w:val="22"/>
+                <w:szCs w:val="22"/>
+              </w:rPr>
+              <w:t xml:space="preserve">Smoked Salmon Sliced</w:t>
+            </w:r>
+          </w:p>
+        </w:tc>
+      </w:tr>
+      <w:tr>
+        <w:tc>
+          <w:tcPr>
+            <w:tcW w:type="dxa" w:w="5148"/>
+            <w:tcBorders>
+              <w:top w:val="single" w:color="BFBFBF" w:sz="4"/>
+              <w:left w:val="single" w:color="BFBFBF" w:sz="4"/>
+              <w:bottom w:val="single" w:color="BFBFBF" w:sz="4"/>
+              <w:right w:val="single" w:color="BFBFBF" w:sz="4"/>
+            </w:tcBorders>
+            <w:shd w:fill="F2F2F2" w:val="clear"/>
+            <w:tcMar>
+              <w:top w:type="dxa" w:w="100"/>
+              <w:left w:type="dxa" w:w="140"/>
+              <w:bottom w:type="dxa" w:w="100"/>
+              <w:right w:type="dxa" w:w="140"/>
+            </w:tcMar>
+          </w:tcPr>
+          <w:p>
+            <w:pPr>
+              <w:spacing w:after="40"/>
+            </w:pPr>
+            <w:r>
+              <w:rPr>
+                <w:rFonts w:ascii="TH Sarabun New" w:cs="TH Sarabun New" w:eastAsia="TH Sarabun New" w:hAnsi="TH Sarabun New"/>
+                <w:b w:val="false"/>
+                <w:bCs w:val="false"/>
+                <w:color w:val="000000"/>
+                <w:sz w:val="22"/>
+                <w:szCs w:val="22"/>
+              </w:rPr>
+              <w:t xml:space="preserve">Processed Foods-Other</w:t>
+            </w:r>
+          </w:p>
+        </w:tc>
+        <w:tc>
+          <w:tcPr>
+            <w:tcW w:type="dxa" w:w="4212"/>
+            <w:tcBorders>
+              <w:top w:val="single" w:color="BFBFBF" w:sz="4"/>
+              <w:left w:val="single" w:color="BFBFBF" w:sz="4"/>
+              <w:bottom w:val="single" w:color="BFBFBF" w:sz="4"/>
+              <w:right w:val="single" w:color="BFBFBF" w:sz="4"/>
+            </w:tcBorders>
+            <w:shd w:fill="F2F2F2" w:val="clear"/>
+            <w:tcMar>
+              <w:top w:type="dxa" w:w="100"/>
+              <w:left w:type="dxa" w:w="140"/>
+              <w:bottom w:type="dxa" w:w="100"/>
+              <w:right w:type="dxa" w:w="140"/>
+            </w:tcMar>
+          </w:tcPr>
+          <w:p>
+            <w:pPr>
+              <w:spacing w:after="40"/>
+            </w:pPr>
+            <w:r>
+              <w:rPr>
+                <w:rFonts w:ascii="TH Sarabun New" w:cs="TH Sarabun New" w:eastAsia="TH Sarabun New" w:hAnsi="TH Sarabun New"/>
+                <w:b w:val="false"/>
+                <w:bCs w:val="false"/>
+                <w:color w:val="000000"/>
+                <w:sz w:val="22"/>
+                <w:szCs w:val="22"/>
+              </w:rPr>
+              <w:t xml:space="preserve">Sausage, Bacon</w:t>
+            </w:r>
+          </w:p>
+        </w:tc>
+      </w:tr>
+      <w:tr>
+        <w:tc>
+          <w:tcPr>
+            <w:tcW w:type="dxa" w:w="5148"/>
+            <w:tcBorders>
+              <w:top w:val="single" w:color="BFBFBF" w:sz="4"/>
+              <w:left w:val="single" w:color="BFBFBF" w:sz="4"/>
+              <w:bottom w:val="single" w:color="BFBFBF" w:sz="4"/>
+              <w:right w:val="single" w:color="BFBFBF" w:sz="4"/>
+            </w:tcBorders>
+            <w:tcMar>
+              <w:top w:type="dxa" w:w="100"/>
+              <w:left w:type="dxa" w:w="140"/>
+              <w:bottom w:type="dxa" w:w="100"/>
+              <w:right w:type="dxa" w:w="140"/>
+            </w:tcMar>
+          </w:tcPr>
+          <w:p>
+            <w:pPr>
+              <w:spacing w:after="40"/>
+            </w:pPr>
+            <w:r>
+              <w:rPr>
+                <w:rFonts w:ascii="TH Sarabun New" w:cs="TH Sarabun New" w:eastAsia="TH Sarabun New" w:hAnsi="TH Sarabun New"/>
+                <w:b w:val="false"/>
+                <w:bCs w:val="false"/>
+                <w:color w:val="000000"/>
+                <w:sz w:val="22"/>
+                <w:szCs w:val="22"/>
+              </w:rPr>
+              <w:t xml:space="preserve">Frozen Cake</w:t>
+            </w:r>
+          </w:p>
+        </w:tc>
+        <w:tc>
+          <w:tcPr>
+            <w:tcW w:type="dxa" w:w="4212"/>
+            <w:tcBorders>
+              <w:top w:val="single" w:color="BFBFBF" w:sz="4"/>
+              <w:left w:val="single" w:color="BFBFBF" w:sz="4"/>
+              <w:bottom w:val="single" w:color="BFBFBF" w:sz="4"/>
+              <w:right w:val="single" w:color="BFBFBF" w:sz="4"/>
+            </w:tcBorders>
+            <w:tcMar>
+              <w:top w:type="dxa" w:w="100"/>
+              <w:left w:type="dxa" w:w="140"/>
+              <w:bottom w:type="dxa" w:w="100"/>
+              <w:right w:type="dxa" w:w="140"/>
+            </w:tcMar>
+          </w:tcPr>
+          <w:p>
+            <w:pPr>
+              <w:spacing w:after="40"/>
+            </w:pPr>
+            <w:r>
+              <w:rPr>
+                <w:rFonts w:ascii="TH Sarabun New" w:cs="TH Sarabun New" w:eastAsia="TH Sarabun New" w:hAnsi="TH Sarabun New"/>
+                <w:b w:val="false"/>
+                <w:bCs w:val="false"/>
+                <w:color w:val="000000"/>
+                <w:sz w:val="22"/>
+                <w:szCs w:val="22"/>
+              </w:rPr>
+              <w:t xml:space="preserve">Frozen Cheesecake, Brownies</w:t>
+            </w:r>
+          </w:p>
+        </w:tc>
+      </w:tr>
+      <w:tr>
+        <w:tc>
+          <w:tcPr>
+            <w:tcW w:type="dxa" w:w="5148"/>
+            <w:tcBorders>
+              <w:top w:val="single" w:color="BFBFBF" w:sz="4"/>
+              <w:left w:val="single" w:color="BFBFBF" w:sz="4"/>
+              <w:bottom w:val="single" w:color="BFBFBF" w:sz="4"/>
+              <w:right w:val="single" w:color="BFBFBF" w:sz="4"/>
+            </w:tcBorders>
+            <w:shd w:fill="F2F2F2" w:val="clear"/>
+            <w:tcMar>
+              <w:top w:type="dxa" w:w="100"/>
+              <w:left w:type="dxa" w:w="140"/>
+              <w:bottom w:type="dxa" w:w="100"/>
+              <w:right w:type="dxa" w:w="140"/>
+            </w:tcMar>
+          </w:tcPr>
+          <w:p>
+            <w:pPr>
+              <w:spacing w:after="40"/>
+            </w:pPr>
+            <w:r>
+              <w:rPr>
+                <w:rFonts w:ascii="TH Sarabun New" w:cs="TH Sarabun New" w:eastAsia="TH Sarabun New" w:hAnsi="TH Sarabun New"/>
+                <w:b w:val="false"/>
+                <w:bCs w:val="false"/>
+                <w:color w:val="000000"/>
+                <w:sz w:val="22"/>
+                <w:szCs w:val="22"/>
+              </w:rPr>
+              <w:t xml:space="preserve">Crossiant</w:t>
+            </w:r>
+          </w:p>
+        </w:tc>
+        <w:tc>
+          <w:tcPr>
+            <w:tcW w:type="dxa" w:w="4212"/>
+            <w:tcBorders>
+              <w:top w:val="single" w:color="BFBFBF" w:sz="4"/>
+              <w:left w:val="single" w:color="BFBFBF" w:sz="4"/>
+              <w:bottom w:val="single" w:color="BFBFBF" w:sz="4"/>
+              <w:right w:val="single" w:color="BFBFBF" w:sz="4"/>
+            </w:tcBorders>
+            <w:shd w:fill="F2F2F2" w:val="clear"/>
+            <w:tcMar>
+              <w:top w:type="dxa" w:w="100"/>
+              <w:left w:type="dxa" w:w="140"/>
+              <w:bottom w:type="dxa" w:w="100"/>
+              <w:right w:type="dxa" w:w="140"/>
+            </w:tcMar>
+          </w:tcPr>
+          <w:p>
+            <w:pPr>
+              <w:spacing w:after="40"/>
+            </w:pPr>
+            <w:r>
+              <w:rPr>
+                <w:rFonts w:ascii="TH Sarabun New" w:cs="TH Sarabun New" w:eastAsia="TH Sarabun New" w:hAnsi="TH Sarabun New"/>
+                <w:b w:val="false"/>
+                <w:bCs w:val="false"/>
+                <w:color w:val="000000"/>
+                <w:sz w:val="22"/>
+                <w:szCs w:val="22"/>
+              </w:rPr>
+              <w:t xml:space="preserve">Butter Croissant, Pain au Chocolat</w:t>
+            </w:r>
+          </w:p>
+        </w:tc>
+      </w:tr>
+      <w:tr>
+        <w:tc>
+          <w:tcPr>
+            <w:tcW w:type="dxa" w:w="5148"/>
+            <w:tcBorders>
+              <w:top w:val="single" w:color="BFBFBF" w:sz="4"/>
+              <w:left w:val="single" w:color="BFBFBF" w:sz="4"/>
+              <w:bottom w:val="single" w:color="BFBFBF" w:sz="4"/>
+              <w:right w:val="single" w:color="BFBFBF" w:sz="4"/>
+            </w:tcBorders>
+            <w:tcMar>
+              <w:top w:type="dxa" w:w="100"/>
+              <w:left w:type="dxa" w:w="140"/>
+              <w:bottom w:type="dxa" w:w="100"/>
+              <w:right w:type="dxa" w:w="140"/>
+            </w:tcMar>
+          </w:tcPr>
+          <w:p>
+            <w:pPr>
+              <w:spacing w:after="40"/>
+            </w:pPr>
+            <w:r>
+              <w:rPr>
+                <w:rFonts w:ascii="TH Sarabun New" w:cs="TH Sarabun New" w:eastAsia="TH Sarabun New" w:hAnsi="TH Sarabun New"/>
+                <w:b w:val="false"/>
+                <w:bCs w:val="false"/>
+                <w:color w:val="000000"/>
+                <w:sz w:val="22"/>
+                <w:szCs w:val="22"/>
+              </w:rPr>
+              <w:t xml:space="preserve">Ready to Cook</w:t>
+            </w:r>
+          </w:p>
+        </w:tc>
+        <w:tc>
+          <w:tcPr>
+            <w:tcW w:type="dxa" w:w="4212"/>
+            <w:tcBorders>
+              <w:top w:val="single" w:color="BFBFBF" w:sz="4"/>
+              <w:left w:val="single" w:color="BFBFBF" w:sz="4"/>
+              <w:bottom w:val="single" w:color="BFBFBF" w:sz="4"/>
+              <w:right w:val="single" w:color="BFBFBF" w:sz="4"/>
+            </w:tcBorders>
+            <w:tcMar>
+              <w:top w:type="dxa" w:w="100"/>
+              <w:left w:type="dxa" w:w="140"/>
+              <w:bottom w:type="dxa" w:w="100"/>
+              <w:right w:type="dxa" w:w="140"/>
+            </w:tcMar>
+          </w:tcPr>
+          <w:p>
+            <w:pPr>
+              <w:spacing w:after="40"/>
+            </w:pPr>
+            <w:r>
+              <w:rPr>
+                <w:rFonts w:ascii="TH Sarabun New" w:cs="TH Sarabun New" w:eastAsia="TH Sarabun New" w:hAnsi="TH Sarabun New"/>
+                <w:b w:val="false"/>
+                <w:bCs w:val="false"/>
+                <w:color w:val="000000"/>
+                <w:sz w:val="22"/>
+                <w:szCs w:val="22"/>
+              </w:rPr>
+              <w:t xml:space="preserve">Sous-vide Steaks, Pre-marinated Meat</w:t>
+            </w:r>
+          </w:p>
+        </w:tc>
+      </w:tr>
+      <w:tr>
+        <w:tc>
+          <w:tcPr>
+            <w:tcW w:type="dxa" w:w="5148"/>
+            <w:tcBorders>
+              <w:top w:val="single" w:color="BFBFBF" w:sz="4"/>
+              <w:left w:val="single" w:color="BFBFBF" w:sz="4"/>
+              <w:bottom w:val="single" w:color="BFBFBF" w:sz="4"/>
+              <w:right w:val="single" w:color="BFBFBF" w:sz="4"/>
+            </w:tcBorders>
+            <w:shd w:fill="F2F2F2" w:val="clear"/>
+            <w:tcMar>
+              <w:top w:type="dxa" w:w="100"/>
+              <w:left w:type="dxa" w:w="140"/>
+              <w:bottom w:type="dxa" w:w="100"/>
+              <w:right w:type="dxa" w:w="140"/>
+            </w:tcMar>
+          </w:tcPr>
+          <w:p>
+            <w:pPr>
+              <w:spacing w:after="40"/>
+            </w:pPr>
+            <w:r>
+              <w:rPr>
+                <w:rFonts w:ascii="TH Sarabun New" w:cs="TH Sarabun New" w:eastAsia="TH Sarabun New" w:hAnsi="TH Sarabun New"/>
+                <w:b w:val="false"/>
+                <w:bCs w:val="false"/>
+                <w:color w:val="000000"/>
+                <w:sz w:val="22"/>
+                <w:szCs w:val="22"/>
+              </w:rPr>
+              <w:t xml:space="preserve">French Fries</w:t>
+            </w:r>
+          </w:p>
+        </w:tc>
+        <w:tc>
+          <w:tcPr>
+            <w:tcW w:type="dxa" w:w="4212"/>
+            <w:tcBorders>
+              <w:top w:val="single" w:color="BFBFBF" w:sz="4"/>
+              <w:left w:val="single" w:color="BFBFBF" w:sz="4"/>
+              <w:bottom w:val="single" w:color="BFBFBF" w:sz="4"/>
+              <w:right w:val="single" w:color="BFBFBF" w:sz="4"/>
+            </w:tcBorders>
+            <w:shd w:fill="F2F2F2" w:val="clear"/>
+            <w:tcMar>
+              <w:top w:type="dxa" w:w="100"/>
+              <w:left w:type="dxa" w:w="140"/>
+              <w:bottom w:type="dxa" w:w="100"/>
+              <w:right w:type="dxa" w:w="140"/>
+            </w:tcMar>
+          </w:tcPr>
+          <w:p>
+            <w:pPr>
+              <w:spacing w:after="40"/>
+            </w:pPr>
+            <w:r>
+              <w:rPr>
+                <w:rFonts w:ascii="TH Sarabun New" w:cs="TH Sarabun New" w:eastAsia="TH Sarabun New" w:hAnsi="TH Sarabun New"/>
+                <w:b w:val="false"/>
+                <w:bCs w:val="false"/>
+                <w:color w:val="000000"/>
+                <w:sz w:val="22"/>
+                <w:szCs w:val="22"/>
+              </w:rPr>
+              <w:t xml:space="preserve">Frozen Fries</w:t>
+            </w:r>
+          </w:p>
+        </w:tc>
+      </w:tr>
+      <w:tr>
+        <w:tc>
+          <w:tcPr>
+            <w:tcW w:type="dxa" w:w="5148"/>
+            <w:tcBorders>
+              <w:top w:val="single" w:color="BFBFBF" w:sz="4"/>
+              <w:left w:val="single" w:color="BFBFBF" w:sz="4"/>
+              <w:bottom w:val="single" w:color="BFBFBF" w:sz="4"/>
+              <w:right w:val="single" w:color="BFBFBF" w:sz="4"/>
+            </w:tcBorders>
+            <w:tcMar>
+              <w:top w:type="dxa" w:w="100"/>
+              <w:left w:type="dxa" w:w="140"/>
+              <w:bottom w:type="dxa" w:w="100"/>
+              <w:right w:type="dxa" w:w="140"/>
+            </w:tcMar>
+          </w:tcPr>
+          <w:p>
+            <w:pPr>
+              <w:spacing w:after="40"/>
+            </w:pPr>
+            <w:r>
+              <w:rPr>
+                <w:rFonts w:ascii="TH Sarabun New" w:cs="TH Sarabun New" w:eastAsia="TH Sarabun New" w:hAnsi="TH Sarabun New"/>
+                <w:b w:val="false"/>
+                <w:bCs w:val="false"/>
+                <w:color w:val="000000"/>
+                <w:sz w:val="22"/>
+                <w:szCs w:val="22"/>
+              </w:rPr>
+              <w:t xml:space="preserve">Daily Goods</w:t>
+            </w:r>
+          </w:p>
+        </w:tc>
+        <w:tc>
+          <w:tcPr>
+            <w:tcW w:type="dxa" w:w="4212"/>
+            <w:tcBorders>
+              <w:top w:val="single" w:color="BFBFBF" w:sz="4"/>
+              <w:left w:val="single" w:color="BFBFBF" w:sz="4"/>
+              <w:bottom w:val="single" w:color="BFBFBF" w:sz="4"/>
+              <w:right w:val="single" w:color="BFBFBF" w:sz="4"/>
+            </w:tcBorders>
+            <w:tcMar>
+              <w:top w:type="dxa" w:w="100"/>
+              <w:left w:type="dxa" w:w="140"/>
+              <w:bottom w:type="dxa" w:w="100"/>
+              <w:right w:type="dxa" w:w="140"/>
+            </w:tcMar>
+          </w:tcPr>
+          <w:p>
+            <w:pPr>
+              <w:spacing w:after="40"/>
+            </w:pPr>
+            <w:r>
+              <w:rPr>
+                <w:rFonts w:ascii="TH Sarabun New" w:cs="TH Sarabun New" w:eastAsia="TH Sarabun New" w:hAnsi="TH Sarabun New"/>
+                <w:b w:val="false"/>
+                <w:bCs w:val="false"/>
+                <w:color w:val="000000"/>
+                <w:sz w:val="22"/>
+                <w:szCs w:val="22"/>
+              </w:rPr>
+              <w:t xml:space="preserve">Cooking Oil, Sauces</w:t>
+            </w:r>
+          </w:p>
+        </w:tc>
+      </w:tr>
+      <w:tr>
+        <w:tc>
+          <w:tcPr>
+            <w:tcW w:type="dxa" w:w="5148"/>
+            <w:tcBorders>
+              <w:top w:val="single" w:color="BFBFBF" w:sz="4"/>
+              <w:left w:val="single" w:color="BFBFBF" w:sz="4"/>
+              <w:bottom w:val="single" w:color="BFBFBF" w:sz="4"/>
+              <w:right w:val="single" w:color="BFBFBF" w:sz="4"/>
+            </w:tcBorders>
+            <w:shd w:fill="F2F2F2" w:val="clear"/>
+            <w:tcMar>
+              <w:top w:type="dxa" w:w="100"/>
+              <w:left w:type="dxa" w:w="140"/>
+              <w:bottom w:type="dxa" w:w="100"/>
+              <w:right w:type="dxa" w:w="140"/>
+            </w:tcMar>
+          </w:tcPr>
+          <w:p>
+            <w:pPr>
+              <w:spacing w:after="40"/>
+            </w:pPr>
+            <w:r>
+              <w:rPr>
+                <w:rFonts w:ascii="TH Sarabun New" w:cs="TH Sarabun New" w:eastAsia="TH Sarabun New" w:hAnsi="TH Sarabun New"/>
+                <w:b w:val="false"/>
+                <w:bCs w:val="false"/>
+                <w:color w:val="000000"/>
+                <w:sz w:val="22"/>
+                <w:szCs w:val="22"/>
+              </w:rPr>
+              <w:t xml:space="preserve">Production FG</w:t>
+            </w:r>
+          </w:p>
+        </w:tc>
+        <w:tc>
+          <w:tcPr>
+            <w:tcW w:type="dxa" w:w="4212"/>
+            <w:tcBorders>
+              <w:top w:val="single" w:color="BFBFBF" w:sz="4"/>
+              <w:left w:val="single" w:color="BFBFBF" w:sz="4"/>
+              <w:bottom w:val="single" w:color="BFBFBF" w:sz="4"/>
+              <w:right w:val="single" w:color="BFBFBF" w:sz="4"/>
+            </w:tcBorders>
+            <w:shd w:fill="F2F2F2" w:val="clear"/>
+            <w:tcMar>
+              <w:top w:type="dxa" w:w="100"/>
+              <w:left w:type="dxa" w:w="140"/>
+              <w:bottom w:type="dxa" w:w="100"/>
+              <w:right w:type="dxa" w:w="140"/>
+            </w:tcMar>
+          </w:tcPr>
+          <w:p>
+            <w:pPr>
+              <w:spacing w:after="40"/>
+            </w:pPr>
+            <w:r>
+              <w:rPr>
+                <w:rFonts w:ascii="TH Sarabun New" w:cs="TH Sarabun New" w:eastAsia="TH Sarabun New" w:hAnsi="TH Sarabun New"/>
+                <w:b w:val="false"/>
+                <w:bCs w:val="false"/>
+                <w:color w:val="000000"/>
+                <w:sz w:val="22"/>
+                <w:szCs w:val="22"/>
+              </w:rPr>
+              <w:t xml:space="preserve">In-house produced FG</w:t>
+            </w:r>
+          </w:p>
+        </w:tc>
+      </w:tr>
+      <w:tr>
+        <w:tc>
+          <w:tcPr>
+            <w:tcW w:type="dxa" w:w="5148"/>
+            <w:tcBorders>
+              <w:top w:val="single" w:color="BFBFBF" w:sz="4"/>
+              <w:left w:val="single" w:color="BFBFBF" w:sz="4"/>
+              <w:bottom w:val="single" w:color="BFBFBF" w:sz="4"/>
+              <w:right w:val="single" w:color="BFBFBF" w:sz="4"/>
+            </w:tcBorders>
+            <w:tcMar>
+              <w:top w:type="dxa" w:w="100"/>
+              <w:left w:type="dxa" w:w="140"/>
+              <w:bottom w:type="dxa" w:w="100"/>
+              <w:right w:type="dxa" w:w="140"/>
+            </w:tcMar>
+          </w:tcPr>
+          <w:p>
+            <w:pPr>
+              <w:spacing w:after="40"/>
+            </w:pPr>
+            <w:r>
+              <w:rPr>
+                <w:rFonts w:ascii="TH Sarabun New" w:cs="TH Sarabun New" w:eastAsia="TH Sarabun New" w:hAnsi="TH Sarabun New"/>
+                <w:b w:val="false"/>
+                <w:bCs w:val="false"/>
+                <w:color w:val="000000"/>
+                <w:sz w:val="22"/>
+                <w:szCs w:val="22"/>
+              </w:rPr>
+              <w:t xml:space="preserve">By Product</w:t>
+            </w:r>
+          </w:p>
+        </w:tc>
+        <w:tc>
+          <w:tcPr>
+            <w:tcW w:type="dxa" w:w="4212"/>
+            <w:tcBorders>
+              <w:top w:val="single" w:color="BFBFBF" w:sz="4"/>
+              <w:left w:val="single" w:color="BFBFBF" w:sz="4"/>
+              <w:bottom w:val="single" w:color="BFBFBF" w:sz="4"/>
+              <w:right w:val="single" w:color="BFBFBF" w:sz="4"/>
+            </w:tcBorders>
+            <w:tcMar>
+              <w:top w:type="dxa" w:w="100"/>
+              <w:left w:type="dxa" w:w="140"/>
+              <w:bottom w:type="dxa" w:w="100"/>
+              <w:right w:type="dxa" w:w="140"/>
+            </w:tcMar>
+          </w:tcPr>
+          <w:p>
+            <w:pPr>
+              <w:spacing w:after="40"/>
+            </w:pPr>
+            <w:r>
+              <w:rPr>
+                <w:rFonts w:ascii="TH Sarabun New" w:cs="TH Sarabun New" w:eastAsia="TH Sarabun New" w:hAnsi="TH Sarabun New"/>
+                <w:b w:val="false"/>
+                <w:bCs w:val="false"/>
+                <w:color w:val="000000"/>
+                <w:sz w:val="22"/>
+                <w:szCs w:val="22"/>
+              </w:rPr>
+              <w:t xml:space="preserve">Trimmings, Bones</w:t>
+            </w:r>
+          </w:p>
+        </w:tc>
+      </w:tr>
+      <w:tr>
+        <w:tc>
+          <w:tcPr>
+            <w:tcW w:type="dxa" w:w="5148"/>
+            <w:tcBorders>
+              <w:top w:val="single" w:color="BFBFBF" w:sz="4"/>
+              <w:left w:val="single" w:color="BFBFBF" w:sz="4"/>
+              <w:bottom w:val="single" w:color="BFBFBF" w:sz="4"/>
+              <w:right w:val="single" w:color="BFBFBF" w:sz="4"/>
+            </w:tcBorders>
+            <w:shd w:fill="F2F2F2" w:val="clear"/>
+            <w:tcMar>
+              <w:top w:type="dxa" w:w="100"/>
+              <w:left w:type="dxa" w:w="140"/>
+              <w:bottom w:type="dxa" w:w="100"/>
+              <w:right w:type="dxa" w:w="140"/>
+            </w:tcMar>
+          </w:tcPr>
+          <w:p>
+            <w:pPr>
+              <w:spacing w:after="40"/>
+            </w:pPr>
+            <w:r>
+              <w:rPr>
+                <w:rFonts w:ascii="TH Sarabun New" w:cs="TH Sarabun New" w:eastAsia="TH Sarabun New" w:hAnsi="TH Sarabun New"/>
+                <w:b w:val="false"/>
+                <w:bCs w:val="false"/>
+                <w:color w:val="000000"/>
+                <w:sz w:val="22"/>
+                <w:szCs w:val="22"/>
+              </w:rPr>
+              <w:t xml:space="preserve">Other-Ingredient</w:t>
+            </w:r>
+          </w:p>
+        </w:tc>
+        <w:tc>
+          <w:tcPr>
+            <w:tcW w:type="dxa" w:w="4212"/>
+            <w:tcBorders>
+              <w:top w:val="single" w:color="BFBFBF" w:sz="4"/>
+              <w:left w:val="single" w:color="BFBFBF" w:sz="4"/>
+              <w:bottom w:val="single" w:color="BFBFBF" w:sz="4"/>
+              <w:right w:val="single" w:color="BFBFBF" w:sz="4"/>
+            </w:tcBorders>
+            <w:shd w:fill="F2F2F2" w:val="clear"/>
+            <w:tcMar>
+              <w:top w:type="dxa" w:w="100"/>
+              <w:left w:type="dxa" w:w="140"/>
+              <w:bottom w:type="dxa" w:w="100"/>
+              <w:right w:type="dxa" w:w="140"/>
+            </w:tcMar>
+          </w:tcPr>
+          <w:p>
+            <w:pPr>
+              <w:spacing w:after="40"/>
+            </w:pPr>
+            <w:r>
+              <w:rPr>
+                <w:rFonts w:ascii="TH Sarabun New" w:cs="TH Sarabun New" w:eastAsia="TH Sarabun New" w:hAnsi="TH Sarabun New"/>
+                <w:b w:val="false"/>
+                <w:bCs w:val="false"/>
+                <w:color w:val="000000"/>
+                <w:sz w:val="22"/>
+                <w:szCs w:val="22"/>
+              </w:rPr>
+              <w:t xml:space="preserve">Salt, Spices</w:t>
+            </w:r>
+          </w:p>
+        </w:tc>
+      </w:tr>
+      <w:tr>
+        <w:tc>
+          <w:tcPr>
+            <w:tcW w:type="dxa" w:w="5148"/>
+            <w:tcBorders>
+              <w:top w:val="single" w:color="BFBFBF" w:sz="4"/>
+              <w:left w:val="single" w:color="BFBFBF" w:sz="4"/>
+              <w:bottom w:val="single" w:color="BFBFBF" w:sz="4"/>
+              <w:right w:val="single" w:color="BFBFBF" w:sz="4"/>
+            </w:tcBorders>
+            <w:tcMar>
+              <w:top w:type="dxa" w:w="100"/>
+              <w:left w:type="dxa" w:w="140"/>
+              <w:bottom w:type="dxa" w:w="100"/>
+              <w:right w:type="dxa" w:w="140"/>
+            </w:tcMar>
+          </w:tcPr>
+          <w:p>
+            <w:pPr>
+              <w:spacing w:after="40"/>
+            </w:pPr>
+            <w:r>
+              <w:rPr>
+                <w:rFonts w:ascii="TH Sarabun New" w:cs="TH Sarabun New" w:eastAsia="TH Sarabun New" w:hAnsi="TH Sarabun New"/>
+                <w:b w:val="false"/>
+                <w:bCs w:val="false"/>
+                <w:color w:val="000000"/>
+                <w:sz w:val="22"/>
+                <w:szCs w:val="22"/>
+              </w:rPr>
+              <w:t xml:space="preserve">Other</w:t>
+            </w:r>
+          </w:p>
+        </w:tc>
+        <w:tc>
+          <w:tcPr>
+            <w:tcW w:type="dxa" w:w="4212"/>
+            <w:tcBorders>
+              <w:top w:val="single" w:color="BFBFBF" w:sz="4"/>
+              <w:left w:val="single" w:color="BFBFBF" w:sz="4"/>
+              <w:bottom w:val="single" w:color="BFBFBF" w:sz="4"/>
+              <w:right w:val="single" w:color="BFBFBF" w:sz="4"/>
+            </w:tcBorders>
+            <w:tcMar>
+              <w:top w:type="dxa" w:w="100"/>
+              <w:left w:type="dxa" w:w="140"/>
+              <w:bottom w:type="dxa" w:w="100"/>
+              <w:right w:type="dxa" w:w="140"/>
+            </w:tcMar>
+          </w:tcPr>
+          <w:p>
+            <w:pPr>
+              <w:spacing w:after="40"/>
+            </w:pPr>
+            <w:r>
+              <w:rPr>
+                <w:rFonts w:ascii="TH Sarabun New" w:cs="TH Sarabun New" w:eastAsia="TH Sarabun New" w:hAnsi="TH Sarabun New"/>
+                <w:b w:val="false"/>
+                <w:bCs w:val="false"/>
+                <w:color w:val="000000"/>
+                <w:sz w:val="22"/>
+                <w:szCs w:val="22"/>
+              </w:rPr>
+              <w:t xml:space="preserve">Packaging, Misc</w:t>
+            </w:r>
+          </w:p>
+        </w:tc>
+      </w:tr>
+    </w:tbl>
+    <w:p>
+      <w:pPr>
+        <w:spacing w:after="100"/>
+      </w:pPr>
+      <w:r>
+        <w:rPr>
+          <w:rFonts w:ascii="TH Sarabun New" w:cs="TH Sarabun New" w:eastAsia="TH Sarabun New" w:hAnsi="TH Sarabun New"/>
+        </w:rPr>
+        <w:t xml:space="preserve"/>
+      </w:r>
+    </w:p>
+    <w:p>
+      <w:pPr>
+        <w:pStyle w:val="Heading2"/>
+        <w:spacing w:after="160" w:before="280"/>
+      </w:pPr>
+      <w:r>
+        <w:rPr>
+          <w:rFonts w:ascii="TH Sarabun New" w:cs="TH Sarabun New" w:eastAsia="TH Sarabun New" w:hAnsi="TH Sarabun New"/>
+          <w:b/>
+          <w:bCs/>
+          <w:color w:val="1F3864"/>
+          <w:sz w:val="30"/>
+          <w:szCs w:val="30"/>
+        </w:rPr>
+        <w:t xml:space="preserve">14.4 FAQ</w:t>
       </w:r>
     </w:p>
     <w:p>

--- a/docs/SmartInventory_User_Manual_NSL.docx
+++ b/docs/SmartInventory_User_Manual_NSL.docx
@@ -90,7 +90,7 @@
           <w:sz w:val="22"/>
           <w:szCs w:val="22"/>
         </w:rPr>
-        <w:t xml:space="preserve">เวอร์ชันเอกสาร: 2.0  ·  ปรับปรุงล่าสุด: 2026-05-15  ·  เพิ่ม Lot Inventory + FEFO + FS Category</w:t>
+        <w:t xml:space="preserve">เวอร์ชันเอกสาร: 2.0  ·  ปรับปรุงล่าสุด: 2026-05-16  ·  เพิ่ม Lot Inventory + FEFO + FS Category</w:t>
       </w:r>
     </w:p>
     <w:p>
@@ -243,7 +243,7 @@
           <w:sz w:val="24"/>
           <w:szCs w:val="24"/>
         </w:rPr>
-        <w:t xml:space="preserve">Movement History (ประวัติการเคลื่อนไหว)</w:t>
+        <w:t xml:space="preserve">Movement History (ประวัติการเคลื่อนไหว) + Waterfall</w:t>
       </w:r>
     </w:p>
     <w:p>
@@ -270,7 +270,7 @@
           <w:sz w:val="24"/>
           <w:szCs w:val="24"/>
         </w:rPr>
-        <w:t xml:space="preserve">Low Stock Alerts (แจ้งเตือนสต็อกต่ำ) + Expiring Lots</w:t>
+        <w:t xml:space="preserve">Low Stock Alerts + Expiring Lots</w:t>
       </w:r>
     </w:p>
     <w:p>
@@ -324,7 +324,7 @@
           <w:sz w:val="24"/>
           <w:szCs w:val="24"/>
         </w:rPr>
-        <w:t xml:space="preserve">Lot Inventory (สต็อกตาม Lot) — ใหม่</w:t>
+        <w:t xml:space="preserve">Lot Inventory (สต็อกตาม Lot) + Aging Matrix</w:t>
       </w:r>
     </w:p>
     <w:p>
@@ -351,7 +351,7 @@
           <w:sz w:val="24"/>
           <w:szCs w:val="24"/>
         </w:rPr>
-        <w:t xml:space="preserve">Management Reports — VV Matrix · Slow Moving · Turnover · Reorder · FEFO</w:t>
+        <w:t xml:space="preserve">Management Reports — VV Matrix · Group Analysis · Trends · Slow Moving · Turnover · FEFO</w:t>
       </w:r>
     </w:p>
     <w:p>
@@ -459,7 +459,7 @@
           <w:sz w:val="24"/>
           <w:szCs w:val="24"/>
         </w:rPr>
-        <w:t xml:space="preserve">แนวคิด VV Matrix แบบละเอียด</w:t>
+        <w:t xml:space="preserve">แนวคิด VV Matrix แบบละเอียด (3 Modes)</w:t>
       </w:r>
     </w:p>
     <w:p>
@@ -3315,7 +3315,7 @@
           <w:sz w:val="36"/>
           <w:szCs w:val="36"/>
         </w:rPr>
-        <w:t xml:space="preserve">5. Movement History (ประวัติการเคลื่อนไหว)</w:t>
+        <w:t xml:space="preserve">5. Movement History (ประวัติการเคลื่อนไหว) + Waterfall</w:t>
       </w:r>
     </w:p>
     <w:p>
@@ -3326,7 +3326,50 @@
         <w:rPr>
           <w:rFonts w:ascii="TH Sarabun New" w:cs="TH Sarabun New" w:eastAsia="TH Sarabun New" w:hAnsi="TH Sarabun New"/>
         </w:rPr>
-        <w:t xml:space="preserve">บันทึกทุกธุรกรรมรับเข้า/จ่ายออก/โอน ระหว่างคลัง</w:t>
+        <w:t xml:space="preserve">บันทึกทุกธุรกรรมรับเข้า/จ่ายออก/โอน ระหว่างคลัง — มี 2 แท็บ</w:t>
+      </w:r>
+    </w:p>
+    <w:p>
+      <w:pPr>
+        <w:pStyle w:val="ListParagraph"/>
+        <w:numPr>
+          <w:ilvl w:val="0"/>
+          <w:numId w:val="2"/>
+        </w:numPr>
+        <w:spacing w:after="60"/>
+      </w:pPr>
+      <w:r>
+        <w:rPr>
+          <w:rFonts w:ascii="TH Sarabun New" w:cs="TH Sarabun New" w:eastAsia="TH Sarabun New" w:hAnsi="TH Sarabun New"/>
+        </w:rPr>
+        <w:t xml:space="preserve">Transactions — ตารางรายการ + กราฟแนวโน้มรายเดือน</w:t>
+      </w:r>
+    </w:p>
+    <w:p>
+      <w:pPr>
+        <w:pStyle w:val="ListParagraph"/>
+        <w:numPr>
+          <w:ilvl w:val="0"/>
+          <w:numId w:val="2"/>
+        </w:numPr>
+        <w:spacing w:after="60"/>
+      </w:pPr>
+      <w:r>
+        <w:rPr>
+          <w:rFonts w:ascii="TH Sarabun New" w:cs="TH Sarabun New" w:eastAsia="TH Sarabun New" w:hAnsi="TH Sarabun New"/>
+        </w:rPr>
+        <w:t xml:space="preserve">Waterfall — ดูภาพรวมการไหลของมูลค่าสินค้าเป็นเดือนหรือไตรมาส (ใหม่)</w:t>
+      </w:r>
+    </w:p>
+    <w:p>
+      <w:pPr>
+        <w:spacing w:after="100"/>
+      </w:pPr>
+      <w:r>
+        <w:rPr>
+          <w:rFonts w:ascii="TH Sarabun New" w:cs="TH Sarabun New" w:eastAsia="TH Sarabun New" w:hAnsi="TH Sarabun New"/>
+        </w:rPr>
+        <w:t xml:space="preserve"/>
       </w:r>
     </w:p>
     <w:p>
@@ -3343,7 +3386,7 @@
           <w:sz w:val="30"/>
           <w:szCs w:val="30"/>
         </w:rPr>
-        <w:t xml:space="preserve">5.1 ตัวกรอง</w:t>
+        <w:t xml:space="preserve">5.1 แท็บ Transactions — ตัวกรอง</w:t>
       </w:r>
     </w:p>
     <w:p>
@@ -5110,6 +5153,725 @@
     </w:tbl>
     <w:p>
       <w:pPr>
+        <w:spacing w:after="100"/>
+      </w:pPr>
+      <w:r>
+        <w:rPr>
+          <w:rFonts w:ascii="TH Sarabun New" w:cs="TH Sarabun New" w:eastAsia="TH Sarabun New" w:hAnsi="TH Sarabun New"/>
+        </w:rPr>
+        <w:t xml:space="preserve"/>
+      </w:r>
+    </w:p>
+    <w:p>
+      <w:pPr>
+        <w:pStyle w:val="Heading2"/>
+        <w:spacing w:after="160" w:before="280"/>
+      </w:pPr>
+      <w:r>
+        <w:rPr>
+          <w:rFonts w:ascii="TH Sarabun New" w:cs="TH Sarabun New" w:eastAsia="TH Sarabun New" w:hAnsi="TH Sarabun New"/>
+          <w:b/>
+          <w:bCs/>
+          <w:color w:val="1F3864"/>
+          <w:sz w:val="30"/>
+          <w:szCs w:val="30"/>
+        </w:rPr>
+        <w:t xml:space="preserve">5.3 แท็บ Waterfall (ใหม่) — Cash Flow ของสต็อก</w:t>
+      </w:r>
+    </w:p>
+    <w:p>
+      <w:pPr>
+        <w:spacing w:after="100" w:line="320"/>
+      </w:pPr>
+      <w:r>
+        <w:rPr>
+          <w:rFonts w:ascii="TH Sarabun New" w:cs="TH Sarabun New" w:eastAsia="TH Sarabun New" w:hAnsi="TH Sarabun New"/>
+        </w:rPr>
+        <w:t xml:space="preserve">Waterfall chart แสดงการไหลของมูลค่าสินค้าเข้า/ออกในแต่ละช่วงเวลา — เหมือนงบ Cash Flow แต่เป็นมูลค่าสต็อก</w:t>
+      </w:r>
+    </w:p>
+    <w:p>
+      <w:pPr>
+        <w:spacing w:after="100"/>
+      </w:pPr>
+      <w:r>
+        <w:rPr>
+          <w:rFonts w:ascii="TH Sarabun New" w:cs="TH Sarabun New" w:eastAsia="TH Sarabun New" w:hAnsi="TH Sarabun New"/>
+        </w:rPr>
+        <w:t xml:space="preserve"/>
+      </w:r>
+    </w:p>
+    <w:p>
+      <w:pPr>
+        <w:pStyle w:val="Heading3"/>
+        <w:spacing w:after="120" w:before="200"/>
+      </w:pPr>
+      <w:r>
+        <w:rPr>
+          <w:rFonts w:ascii="TH Sarabun New" w:cs="TH Sarabun New" w:eastAsia="TH Sarabun New" w:hAnsi="TH Sarabun New"/>
+          <w:b/>
+          <w:bCs/>
+          <w:color w:val="2E75B6"/>
+          <w:sz w:val="26"/>
+          <w:szCs w:val="26"/>
+        </w:rPr>
+        <w:t xml:space="preserve">ตัวควบคุม</w:t>
+      </w:r>
+    </w:p>
+    <w:p>
+      <w:pPr>
+        <w:pStyle w:val="ListParagraph"/>
+        <w:numPr>
+          <w:ilvl w:val="0"/>
+          <w:numId w:val="2"/>
+        </w:numPr>
+        <w:spacing w:after="60"/>
+      </w:pPr>
+      <w:r>
+        <w:rPr>
+          <w:rFonts w:ascii="TH Sarabun New" w:cs="TH Sarabun New" w:eastAsia="TH Sarabun New" w:hAnsi="TH Sarabun New"/>
+        </w:rPr>
+        <w:t xml:space="preserve">ช่วงวันที่ — เลือกเดือนเริ่ม-สิ้นสุด (month picker)</w:t>
+      </w:r>
+    </w:p>
+    <w:p>
+      <w:pPr>
+        <w:pStyle w:val="ListParagraph"/>
+        <w:numPr>
+          <w:ilvl w:val="0"/>
+          <w:numId w:val="2"/>
+        </w:numPr>
+        <w:spacing w:after="60"/>
+      </w:pPr>
+      <w:r>
+        <w:rPr>
+          <w:rFonts w:ascii="TH Sarabun New" w:cs="TH Sarabun New" w:eastAsia="TH Sarabun New" w:hAnsi="TH Sarabun New"/>
+        </w:rPr>
+        <w:t xml:space="preserve">Granularity — รายเดือน / รายไตรมาส</w:t>
+      </w:r>
+    </w:p>
+    <w:p>
+      <w:pPr>
+        <w:pStyle w:val="ListParagraph"/>
+        <w:numPr>
+          <w:ilvl w:val="0"/>
+          <w:numId w:val="2"/>
+        </w:numPr>
+        <w:spacing w:after="60"/>
+      </w:pPr>
+      <w:r>
+        <w:rPr>
+          <w:rFonts w:ascii="TH Sarabun New" w:cs="TH Sarabun New" w:eastAsia="TH Sarabun New" w:hAnsi="TH Sarabun New"/>
+        </w:rPr>
+        <w:t xml:space="preserve">Mode — "แยก In/Out" (2 แท่ง/ช่วง) หรือ "รวม Net" (1 แท่ง/ช่วง)</w:t>
+      </w:r>
+    </w:p>
+    <w:p>
+      <w:pPr>
+        <w:pStyle w:val="ListParagraph"/>
+        <w:numPr>
+          <w:ilvl w:val="0"/>
+          <w:numId w:val="2"/>
+        </w:numPr>
+        <w:spacing w:after="60"/>
+      </w:pPr>
+      <w:r>
+        <w:rPr>
+          <w:rFonts w:ascii="TH Sarabun New" w:cs="TH Sarabun New" w:eastAsia="TH Sarabun New" w:hAnsi="TH Sarabun New"/>
+        </w:rPr>
+        <w:t xml:space="preserve">Metric — มูลค่า ฿ / จำนวน Qty</w:t>
+      </w:r>
+    </w:p>
+    <w:p>
+      <w:pPr>
+        <w:spacing w:after="100"/>
+      </w:pPr>
+      <w:r>
+        <w:rPr>
+          <w:rFonts w:ascii="TH Sarabun New" w:cs="TH Sarabun New" w:eastAsia="TH Sarabun New" w:hAnsi="TH Sarabun New"/>
+        </w:rPr>
+        <w:t xml:space="preserve"/>
+      </w:r>
+    </w:p>
+    <w:p>
+      <w:pPr>
+        <w:pStyle w:val="Heading3"/>
+        <w:spacing w:after="120" w:before="200"/>
+      </w:pPr>
+      <w:r>
+        <w:rPr>
+          <w:rFonts w:ascii="TH Sarabun New" w:cs="TH Sarabun New" w:eastAsia="TH Sarabun New" w:hAnsi="TH Sarabun New"/>
+          <w:b/>
+          <w:bCs/>
+          <w:color w:val="2E75B6"/>
+          <w:sz w:val="26"/>
+          <w:szCs w:val="26"/>
+        </w:rPr>
+        <w:t xml:space="preserve">สิ่งที่เห็นในกราฟ</w:t>
+      </w:r>
+    </w:p>
+    <w:p>
+      <w:pPr>
+        <w:pStyle w:val="ListParagraph"/>
+        <w:numPr>
+          <w:ilvl w:val="0"/>
+          <w:numId w:val="2"/>
+        </w:numPr>
+        <w:spacing w:after="60"/>
+      </w:pPr>
+      <w:r>
+        <w:rPr>
+          <w:rFonts w:ascii="TH Sarabun New" w:cs="TH Sarabun New" w:eastAsia="TH Sarabun New" w:hAnsi="TH Sarabun New"/>
+        </w:rPr>
+        <w:t xml:space="preserve">แท่งเขียวลอย = In (มูลค่ารับเข้า) — ดันยอดสะสมขึ้น</w:t>
+      </w:r>
+    </w:p>
+    <w:p>
+      <w:pPr>
+        <w:pStyle w:val="ListParagraph"/>
+        <w:numPr>
+          <w:ilvl w:val="0"/>
+          <w:numId w:val="2"/>
+        </w:numPr>
+        <w:spacing w:after="60"/>
+      </w:pPr>
+      <w:r>
+        <w:rPr>
+          <w:rFonts w:ascii="TH Sarabun New" w:cs="TH Sarabun New" w:eastAsia="TH Sarabun New" w:hAnsi="TH Sarabun New"/>
+        </w:rPr>
+        <w:t xml:space="preserve">แท่งแดงลอย = Out (มูลค่าจ่ายออก) — ลดยอดสะสม</w:t>
+      </w:r>
+    </w:p>
+    <w:p>
+      <w:pPr>
+        <w:pStyle w:val="ListParagraph"/>
+        <w:numPr>
+          <w:ilvl w:val="0"/>
+          <w:numId w:val="2"/>
+        </w:numPr>
+        <w:spacing w:after="60"/>
+      </w:pPr>
+      <w:r>
+        <w:rPr>
+          <w:rFonts w:ascii="TH Sarabun New" w:cs="TH Sarabun New" w:eastAsia="TH Sarabun New" w:hAnsi="TH Sarabun New"/>
+        </w:rPr>
+        <w:t xml:space="preserve">แท่งน้ำเงินใหญ่ทางขวา = ยอดสุทธิรวม (Net)</w:t>
+      </w:r>
+    </w:p>
+    <w:p>
+      <w:pPr>
+        <w:pStyle w:val="ListParagraph"/>
+        <w:numPr>
+          <w:ilvl w:val="0"/>
+          <w:numId w:val="2"/>
+        </w:numPr>
+        <w:spacing w:after="60"/>
+      </w:pPr>
+      <w:r>
+        <w:rPr>
+          <w:rFonts w:ascii="TH Sarabun New" w:cs="TH Sarabun New" w:eastAsia="TH Sarabun New" w:hAnsi="TH Sarabun New"/>
+        </w:rPr>
+        <w:t xml:space="preserve">เส้นประน้ำเงิน (step) = Running Total ตามเวลา</w:t>
+      </w:r>
+    </w:p>
+    <w:p>
+      <w:pPr>
+        <w:spacing w:after="100"/>
+      </w:pPr>
+      <w:r>
+        <w:rPr>
+          <w:rFonts w:ascii="TH Sarabun New" w:cs="TH Sarabun New" w:eastAsia="TH Sarabun New" w:hAnsi="TH Sarabun New"/>
+        </w:rPr>
+        <w:t xml:space="preserve"/>
+      </w:r>
+    </w:p>
+    <w:p>
+      <w:pPr>
+        <w:pStyle w:val="Heading3"/>
+        <w:spacing w:after="120" w:before="200"/>
+      </w:pPr>
+      <w:r>
+        <w:rPr>
+          <w:rFonts w:ascii="TH Sarabun New" w:cs="TH Sarabun New" w:eastAsia="TH Sarabun New" w:hAnsi="TH Sarabun New"/>
+          <w:b/>
+          <w:bCs/>
+          <w:color w:val="2E75B6"/>
+          <w:sz w:val="26"/>
+          <w:szCs w:val="26"/>
+        </w:rPr>
+        <w:t xml:space="preserve">Use Cases ของผู้บริหาร</w:t>
+      </w:r>
+    </w:p>
+    <w:tbl>
+      <w:tblPr>
+        <w:tblW w:type="dxa" w:w="9360"/>
+        <w:tblBorders>
+          <w:top w:val="single" w:color="auto" w:sz="4"/>
+          <w:left w:val="single" w:color="auto" w:sz="4"/>
+          <w:bottom w:val="single" w:color="auto" w:sz="4"/>
+          <w:right w:val="single" w:color="auto" w:sz="4"/>
+          <w:insideH w:val="single" w:color="auto" w:sz="4"/>
+          <w:insideV w:val="single" w:color="auto" w:sz="4"/>
+        </w:tblBorders>
+      </w:tblPr>
+      <w:tblGrid>
+        <w:gridCol w:w="4680"/>
+        <w:gridCol w:w="4680"/>
+      </w:tblGrid>
+      <w:tr>
+        <w:trPr>
+          <w:tblHeader/>
+        </w:trPr>
+        <w:tc>
+          <w:tcPr>
+            <w:tcW w:type="dxa" w:w="4680"/>
+            <w:tcBorders>
+              <w:top w:val="single" w:color="BFBFBF" w:sz="4"/>
+              <w:left w:val="single" w:color="BFBFBF" w:sz="4"/>
+              <w:bottom w:val="single" w:color="BFBFBF" w:sz="4"/>
+              <w:right w:val="single" w:color="BFBFBF" w:sz="4"/>
+            </w:tcBorders>
+            <w:shd w:fill="D9E2F3" w:val="clear"/>
+            <w:tcMar>
+              <w:top w:type="dxa" w:w="100"/>
+              <w:left w:type="dxa" w:w="140"/>
+              <w:bottom w:type="dxa" w:w="100"/>
+              <w:right w:type="dxa" w:w="140"/>
+            </w:tcMar>
+          </w:tcPr>
+          <w:p>
+            <w:pPr>
+              <w:spacing w:after="40"/>
+            </w:pPr>
+            <w:r>
+              <w:rPr>
+                <w:rFonts w:ascii="TH Sarabun New" w:cs="TH Sarabun New" w:eastAsia="TH Sarabun New" w:hAnsi="TH Sarabun New"/>
+                <w:b/>
+                <w:bCs/>
+                <w:color w:val="1F3864"/>
+                <w:sz w:val="22"/>
+                <w:szCs w:val="22"/>
+              </w:rPr>
+              <w:t xml:space="preserve">คำถาม</w:t>
+            </w:r>
+          </w:p>
+        </w:tc>
+        <w:tc>
+          <w:tcPr>
+            <w:tcW w:type="dxa" w:w="4680"/>
+            <w:tcBorders>
+              <w:top w:val="single" w:color="BFBFBF" w:sz="4"/>
+              <w:left w:val="single" w:color="BFBFBF" w:sz="4"/>
+              <w:bottom w:val="single" w:color="BFBFBF" w:sz="4"/>
+              <w:right w:val="single" w:color="BFBFBF" w:sz="4"/>
+            </w:tcBorders>
+            <w:shd w:fill="D9E2F3" w:val="clear"/>
+            <w:tcMar>
+              <w:top w:type="dxa" w:w="100"/>
+              <w:left w:type="dxa" w:w="140"/>
+              <w:bottom w:type="dxa" w:w="100"/>
+              <w:right w:type="dxa" w:w="140"/>
+            </w:tcMar>
+          </w:tcPr>
+          <w:p>
+            <w:pPr>
+              <w:spacing w:after="40"/>
+            </w:pPr>
+            <w:r>
+              <w:rPr>
+                <w:rFonts w:ascii="TH Sarabun New" w:cs="TH Sarabun New" w:eastAsia="TH Sarabun New" w:hAnsi="TH Sarabun New"/>
+                <w:b/>
+                <w:bCs/>
+                <w:color w:val="1F3864"/>
+                <w:sz w:val="22"/>
+                <w:szCs w:val="22"/>
+              </w:rPr>
+              <w:t xml:space="preserve">วิธีตั้งค่ากราฟ</w:t>
+            </w:r>
+          </w:p>
+        </w:tc>
+      </w:tr>
+      <w:tr>
+        <w:tc>
+          <w:tcPr>
+            <w:tcW w:type="dxa" w:w="4680"/>
+            <w:tcBorders>
+              <w:top w:val="single" w:color="BFBFBF" w:sz="4"/>
+              <w:left w:val="single" w:color="BFBFBF" w:sz="4"/>
+              <w:bottom w:val="single" w:color="BFBFBF" w:sz="4"/>
+              <w:right w:val="single" w:color="BFBFBF" w:sz="4"/>
+            </w:tcBorders>
+            <w:tcMar>
+              <w:top w:type="dxa" w:w="100"/>
+              <w:left w:type="dxa" w:w="140"/>
+              <w:bottom w:type="dxa" w:w="100"/>
+              <w:right w:type="dxa" w:w="140"/>
+            </w:tcMar>
+          </w:tcPr>
+          <w:p>
+            <w:pPr>
+              <w:spacing w:after="40"/>
+            </w:pPr>
+            <w:r>
+              <w:rPr>
+                <w:rFonts w:ascii="TH Sarabun New" w:cs="TH Sarabun New" w:eastAsia="TH Sarabun New" w:hAnsi="TH Sarabun New"/>
+                <w:b w:val="false"/>
+                <w:bCs w:val="false"/>
+                <w:color w:val="000000"/>
+                <w:sz w:val="22"/>
+                <w:szCs w:val="22"/>
+              </w:rPr>
+              <w:t xml:space="preserve">เปรียบเทียบ Q1 ปีนี้ กับ Q4 ปีที่แล้ว</w:t>
+            </w:r>
+          </w:p>
+        </w:tc>
+        <w:tc>
+          <w:tcPr>
+            <w:tcW w:type="dxa" w:w="4680"/>
+            <w:tcBorders>
+              <w:top w:val="single" w:color="BFBFBF" w:sz="4"/>
+              <w:left w:val="single" w:color="BFBFBF" w:sz="4"/>
+              <w:bottom w:val="single" w:color="BFBFBF" w:sz="4"/>
+              <w:right w:val="single" w:color="BFBFBF" w:sz="4"/>
+            </w:tcBorders>
+            <w:tcMar>
+              <w:top w:type="dxa" w:w="100"/>
+              <w:left w:type="dxa" w:w="140"/>
+              <w:bottom w:type="dxa" w:w="100"/>
+              <w:right w:type="dxa" w:w="140"/>
+            </w:tcMar>
+          </w:tcPr>
+          <w:p>
+            <w:pPr>
+              <w:spacing w:after="40"/>
+            </w:pPr>
+            <w:r>
+              <w:rPr>
+                <w:rFonts w:ascii="TH Sarabun New" w:cs="TH Sarabun New" w:eastAsia="TH Sarabun New" w:hAnsi="TH Sarabun New"/>
+                <w:b w:val="false"/>
+                <w:bCs w:val="false"/>
+                <w:color w:val="000000"/>
+                <w:sz w:val="22"/>
+                <w:szCs w:val="22"/>
+              </w:rPr>
+              <w:t xml:space="preserve">ช่วง 6 เดือน · รายไตรมาส</w:t>
+            </w:r>
+          </w:p>
+        </w:tc>
+      </w:tr>
+      <w:tr>
+        <w:tc>
+          <w:tcPr>
+            <w:tcW w:type="dxa" w:w="4680"/>
+            <w:tcBorders>
+              <w:top w:val="single" w:color="BFBFBF" w:sz="4"/>
+              <w:left w:val="single" w:color="BFBFBF" w:sz="4"/>
+              <w:bottom w:val="single" w:color="BFBFBF" w:sz="4"/>
+              <w:right w:val="single" w:color="BFBFBF" w:sz="4"/>
+            </w:tcBorders>
+            <w:shd w:fill="F2F2F2" w:val="clear"/>
+            <w:tcMar>
+              <w:top w:type="dxa" w:w="100"/>
+              <w:left w:type="dxa" w:w="140"/>
+              <w:bottom w:type="dxa" w:w="100"/>
+              <w:right w:type="dxa" w:w="140"/>
+            </w:tcMar>
+          </w:tcPr>
+          <w:p>
+            <w:pPr>
+              <w:spacing w:after="40"/>
+            </w:pPr>
+            <w:r>
+              <w:rPr>
+                <w:rFonts w:ascii="TH Sarabun New" w:cs="TH Sarabun New" w:eastAsia="TH Sarabun New" w:hAnsi="TH Sarabun New"/>
+                <w:b w:val="false"/>
+                <w:bCs w:val="false"/>
+                <w:color w:val="000000"/>
+                <w:sz w:val="22"/>
+                <w:szCs w:val="22"/>
+              </w:rPr>
+              <w:t xml:space="preserve">เดือนไหนใช้สินค้ามากที่สุด?</w:t>
+            </w:r>
+          </w:p>
+        </w:tc>
+        <w:tc>
+          <w:tcPr>
+            <w:tcW w:type="dxa" w:w="4680"/>
+            <w:tcBorders>
+              <w:top w:val="single" w:color="BFBFBF" w:sz="4"/>
+              <w:left w:val="single" w:color="BFBFBF" w:sz="4"/>
+              <w:bottom w:val="single" w:color="BFBFBF" w:sz="4"/>
+              <w:right w:val="single" w:color="BFBFBF" w:sz="4"/>
+            </w:tcBorders>
+            <w:shd w:fill="F2F2F2" w:val="clear"/>
+            <w:tcMar>
+              <w:top w:type="dxa" w:w="100"/>
+              <w:left w:type="dxa" w:w="140"/>
+              <w:bottom w:type="dxa" w:w="100"/>
+              <w:right w:type="dxa" w:w="140"/>
+            </w:tcMar>
+          </w:tcPr>
+          <w:p>
+            <w:pPr>
+              <w:spacing w:after="40"/>
+            </w:pPr>
+            <w:r>
+              <w:rPr>
+                <w:rFonts w:ascii="TH Sarabun New" w:cs="TH Sarabun New" w:eastAsia="TH Sarabun New" w:hAnsi="TH Sarabun New"/>
+                <w:b w:val="false"/>
+                <w:bCs w:val="false"/>
+                <w:color w:val="000000"/>
+                <w:sz w:val="22"/>
+                <w:szCs w:val="22"/>
+              </w:rPr>
+              <w:t xml:space="preserve">รายเดือน · แยก In/Out · ดูแท่งแดง</w:t>
+            </w:r>
+          </w:p>
+        </w:tc>
+      </w:tr>
+      <w:tr>
+        <w:tc>
+          <w:tcPr>
+            <w:tcW w:type="dxa" w:w="4680"/>
+            <w:tcBorders>
+              <w:top w:val="single" w:color="BFBFBF" w:sz="4"/>
+              <w:left w:val="single" w:color="BFBFBF" w:sz="4"/>
+              <w:bottom w:val="single" w:color="BFBFBF" w:sz="4"/>
+              <w:right w:val="single" w:color="BFBFBF" w:sz="4"/>
+            </w:tcBorders>
+            <w:tcMar>
+              <w:top w:type="dxa" w:w="100"/>
+              <w:left w:type="dxa" w:w="140"/>
+              <w:bottom w:type="dxa" w:w="100"/>
+              <w:right w:type="dxa" w:w="140"/>
+            </w:tcMar>
+          </w:tcPr>
+          <w:p>
+            <w:pPr>
+              <w:spacing w:after="40"/>
+            </w:pPr>
+            <w:r>
+              <w:rPr>
+                <w:rFonts w:ascii="TH Sarabun New" w:cs="TH Sarabun New" w:eastAsia="TH Sarabun New" w:hAnsi="TH Sarabun New"/>
+                <w:b w:val="false"/>
+                <w:bCs w:val="false"/>
+                <w:color w:val="000000"/>
+                <w:sz w:val="22"/>
+                <w:szCs w:val="22"/>
+              </w:rPr>
+              <w:t xml:space="preserve">กำไรขาดทุนสต็อกปีนี้?</w:t>
+            </w:r>
+          </w:p>
+        </w:tc>
+        <w:tc>
+          <w:tcPr>
+            <w:tcW w:type="dxa" w:w="4680"/>
+            <w:tcBorders>
+              <w:top w:val="single" w:color="BFBFBF" w:sz="4"/>
+              <w:left w:val="single" w:color="BFBFBF" w:sz="4"/>
+              <w:bottom w:val="single" w:color="BFBFBF" w:sz="4"/>
+              <w:right w:val="single" w:color="BFBFBF" w:sz="4"/>
+            </w:tcBorders>
+            <w:tcMar>
+              <w:top w:type="dxa" w:w="100"/>
+              <w:left w:type="dxa" w:w="140"/>
+              <w:bottom w:type="dxa" w:w="100"/>
+              <w:right w:type="dxa" w:w="140"/>
+            </w:tcMar>
+          </w:tcPr>
+          <w:p>
+            <w:pPr>
+              <w:spacing w:after="40"/>
+            </w:pPr>
+            <w:r>
+              <w:rPr>
+                <w:rFonts w:ascii="TH Sarabun New" w:cs="TH Sarabun New" w:eastAsia="TH Sarabun New" w:hAnsi="TH Sarabun New"/>
+                <w:b w:val="false"/>
+                <w:bCs w:val="false"/>
+                <w:color w:val="000000"/>
+                <w:sz w:val="22"/>
+                <w:szCs w:val="22"/>
+              </w:rPr>
+              <w:t xml:space="preserve">รายเดือน 12 เดือน · รวม Net</w:t>
+            </w:r>
+          </w:p>
+        </w:tc>
+      </w:tr>
+      <w:tr>
+        <w:tc>
+          <w:tcPr>
+            <w:tcW w:type="dxa" w:w="4680"/>
+            <w:tcBorders>
+              <w:top w:val="single" w:color="BFBFBF" w:sz="4"/>
+              <w:left w:val="single" w:color="BFBFBF" w:sz="4"/>
+              <w:bottom w:val="single" w:color="BFBFBF" w:sz="4"/>
+              <w:right w:val="single" w:color="BFBFBF" w:sz="4"/>
+            </w:tcBorders>
+            <w:shd w:fill="F2F2F2" w:val="clear"/>
+            <w:tcMar>
+              <w:top w:type="dxa" w:w="100"/>
+              <w:left w:type="dxa" w:w="140"/>
+              <w:bottom w:type="dxa" w:w="100"/>
+              <w:right w:type="dxa" w:w="140"/>
+            </w:tcMar>
+          </w:tcPr>
+          <w:p>
+            <w:pPr>
+              <w:spacing w:after="40"/>
+            </w:pPr>
+            <w:r>
+              <w:rPr>
+                <w:rFonts w:ascii="TH Sarabun New" w:cs="TH Sarabun New" w:eastAsia="TH Sarabun New" w:hAnsi="TH Sarabun New"/>
+                <w:b w:val="false"/>
+                <w:bCs w:val="false"/>
+                <w:color w:val="000000"/>
+                <w:sz w:val="22"/>
+                <w:szCs w:val="22"/>
+              </w:rPr>
+              <w:t xml:space="preserve">การไหลของเงิน 24 เดือนเป็นอย่างไร?</w:t>
+            </w:r>
+          </w:p>
+        </w:tc>
+        <w:tc>
+          <w:tcPr>
+            <w:tcW w:type="dxa" w:w="4680"/>
+            <w:tcBorders>
+              <w:top w:val="single" w:color="BFBFBF" w:sz="4"/>
+              <w:left w:val="single" w:color="BFBFBF" w:sz="4"/>
+              <w:bottom w:val="single" w:color="BFBFBF" w:sz="4"/>
+              <w:right w:val="single" w:color="BFBFBF" w:sz="4"/>
+            </w:tcBorders>
+            <w:shd w:fill="F2F2F2" w:val="clear"/>
+            <w:tcMar>
+              <w:top w:type="dxa" w:w="100"/>
+              <w:left w:type="dxa" w:w="140"/>
+              <w:bottom w:type="dxa" w:w="100"/>
+              <w:right w:type="dxa" w:w="140"/>
+            </w:tcMar>
+          </w:tcPr>
+          <w:p>
+            <w:pPr>
+              <w:spacing w:after="40"/>
+            </w:pPr>
+            <w:r>
+              <w:rPr>
+                <w:rFonts w:ascii="TH Sarabun New" w:cs="TH Sarabun New" w:eastAsia="TH Sarabun New" w:hAnsi="TH Sarabun New"/>
+                <w:b w:val="false"/>
+                <w:bCs w:val="false"/>
+                <w:color w:val="000000"/>
+                <w:sz w:val="22"/>
+                <w:szCs w:val="22"/>
+              </w:rPr>
+              <w:t xml:space="preserve">รายเดือน · ดูเส้นยอดสะสม</w:t>
+            </w:r>
+          </w:p>
+        </w:tc>
+      </w:tr>
+    </w:tbl>
+    <w:p>
+      <w:pPr>
+        <w:spacing w:after="100"/>
+      </w:pPr>
+      <w:r>
+        <w:rPr>
+          <w:rFonts w:ascii="TH Sarabun New" w:cs="TH Sarabun New" w:eastAsia="TH Sarabun New" w:hAnsi="TH Sarabun New"/>
+        </w:rPr>
+        <w:t xml:space="preserve"/>
+      </w:r>
+    </w:p>
+    <w:tbl>
+      <w:tblPr>
+        <w:tblW w:type="dxa" w:w="9360"/>
+        <w:tblBorders>
+          <w:top w:val="single" w:color="auto" w:sz="4"/>
+          <w:left w:val="single" w:color="auto" w:sz="4"/>
+          <w:bottom w:val="single" w:color="auto" w:sz="4"/>
+          <w:right w:val="single" w:color="auto" w:sz="4"/>
+          <w:insideH w:val="single" w:color="auto" w:sz="4"/>
+          <w:insideV w:val="single" w:color="auto" w:sz="4"/>
+        </w:tblBorders>
+      </w:tblPr>
+      <w:tblGrid>
+        <w:gridCol w:w="9360"/>
+      </w:tblGrid>
+      <w:tr>
+        <w:tc>
+          <w:tcPr>
+            <w:tcW w:type="dxa" w:w="9360"/>
+            <w:tcBorders>
+              <w:top w:val="single" w:color="2E75B6" w:sz="4"/>
+              <w:left w:val="single" w:color="2E75B6" w:sz="24"/>
+              <w:bottom w:val="single" w:color="BFBFBF" w:sz="4"/>
+              <w:right w:val="single" w:color="BFBFBF" w:sz="4"/>
+            </w:tcBorders>
+            <w:shd w:fill="EAF1FB" w:val="clear"/>
+            <w:tcMar>
+              <w:top w:type="dxa" w:w="160"/>
+              <w:left w:type="dxa" w:w="220"/>
+              <w:bottom w:type="dxa" w:w="160"/>
+              <w:right w:type="dxa" w:w="220"/>
+            </w:tcMar>
+          </w:tcPr>
+          <w:p>
+            <w:pPr>
+              <w:spacing w:after="80"/>
+            </w:pPr>
+            <w:r>
+              <w:rPr>
+                <w:rFonts w:ascii="TH Sarabun New" w:cs="TH Sarabun New" w:eastAsia="TH Sarabun New" w:hAnsi="TH Sarabun New"/>
+                <w:b/>
+                <w:bCs/>
+                <w:color w:val="1F3864"/>
+                <w:sz w:val="24"/>
+                <w:szCs w:val="24"/>
+              </w:rPr>
+              <w:t xml:space="preserve">💡 ภาพรวมที่ Waterfall ตอบได้ดี</w:t>
+            </w:r>
+          </w:p>
+          <w:p>
+            <w:pPr>
+              <w:spacing w:after="40"/>
+            </w:pPr>
+            <w:r>
+              <w:rPr>
+                <w:rFonts w:ascii="TH Sarabun New" w:cs="TH Sarabun New" w:eastAsia="TH Sarabun New" w:hAnsi="TH Sarabun New"/>
+                <w:sz w:val="22"/>
+                <w:szCs w:val="22"/>
+              </w:rPr>
+              <w:t xml:space="preserve">• "เดือนที่ Net ติดลบเยอะ" → ใช้สต็อกมากกว่ารับเข้า → ของหดในคลัง</w:t>
+            </w:r>
+          </w:p>
+          <w:p>
+            <w:pPr>
+              <w:spacing w:after="40"/>
+            </w:pPr>
+            <w:r>
+              <w:rPr>
+                <w:rFonts w:ascii="TH Sarabun New" w:cs="TH Sarabun New" w:eastAsia="TH Sarabun New" w:hAnsi="TH Sarabun New"/>
+                <w:sz w:val="22"/>
+                <w:szCs w:val="22"/>
+              </w:rPr>
+              <w:t xml:space="preserve">• "Running Total ลดลงเรื่อยๆ" → คลังกำลังว่าง → ต้องเร่งสั่ง</w:t>
+            </w:r>
+          </w:p>
+          <w:p>
+            <w:pPr>
+              <w:spacing w:after="40"/>
+            </w:pPr>
+            <w:r>
+              <w:rPr>
+                <w:rFonts w:ascii="TH Sarabun New" w:cs="TH Sarabun New" w:eastAsia="TH Sarabun New" w:hAnsi="TH Sarabun New"/>
+                <w:sz w:val="22"/>
+                <w:szCs w:val="22"/>
+              </w:rPr>
+              <w:t xml:space="preserve">• "Q-ไหน Out สูงผิดปกติ" → ฤดูกาล / โปรโมชั่น → วางแผนล่วงหน้าได้</w:t>
+            </w:r>
+          </w:p>
+        </w:tc>
+      </w:tr>
+    </w:tbl>
+    <w:p>
+      <w:pPr>
         <w:pStyle w:val="Heading1"/>
         <w:pageBreakBefore/>
         <w:spacing w:after="240" w:before="240"/>
@@ -6293,7 +7055,225 @@
           <w:sz w:val="30"/>
           <w:szCs w:val="30"/>
         </w:rPr>
-        <w:t xml:space="preserve">8.3 โครงสร้างข้อมูล Lot</w:t>
+        <w:t xml:space="preserve">8.3 Aging Matrix (ใน Reports → FEFO Pick List)</w:t>
+      </w:r>
+    </w:p>
+    <w:p>
+      <w:pPr>
+        <w:spacing w:after="100" w:line="320"/>
+      </w:pPr>
+      <w:r>
+        <w:rPr>
+          <w:rFonts w:ascii="TH Sarabun New" w:cs="TH Sarabun New" w:eastAsia="TH Sarabun New" w:hAnsi="TH Sarabun New"/>
+        </w:rPr>
+        <w:t xml:space="preserve">ตารางสรุประดับ aging-bucket แสดง Items, Lots, Total Value, Share ของแต่ละช่วงวันหมดอายุ</w:t>
+      </w:r>
+    </w:p>
+    <w:p>
+      <w:pPr>
+        <w:pStyle w:val="ListParagraph"/>
+        <w:numPr>
+          <w:ilvl w:val="0"/>
+          <w:numId w:val="2"/>
+        </w:numPr>
+        <w:spacing w:after="60"/>
+      </w:pPr>
+      <w:r>
+        <w:rPr>
+          <w:rFonts w:ascii="TH Sarabun New" w:cs="TH Sarabun New" w:eastAsia="TH Sarabun New" w:hAnsi="TH Sarabun New"/>
+        </w:rPr>
+        <w:t xml:space="preserve">Matrix นิ่งเสมอ — แสดงภาพรวมทั้งหมดของคลัง ไม่หดตามฟิลเตอร์</w:t>
+      </w:r>
+    </w:p>
+    <w:p>
+      <w:pPr>
+        <w:pStyle w:val="ListParagraph"/>
+        <w:numPr>
+          <w:ilvl w:val="0"/>
+          <w:numId w:val="2"/>
+        </w:numPr>
+        <w:spacing w:after="60"/>
+      </w:pPr>
+      <w:r>
+        <w:rPr>
+          <w:rFonts w:ascii="TH Sarabun New" w:cs="TH Sarabun New" w:eastAsia="TH Sarabun New" w:hAnsi="TH Sarabun New"/>
+        </w:rPr>
+        <w:t xml:space="preserve">คลิกแถวเพื่อกรอง "เฉพาะช่วงนั้น" (exact bucket — ไม่ใช่ ≤X วัน)</w:t>
+      </w:r>
+    </w:p>
+    <w:p>
+      <w:pPr>
+        <w:pStyle w:val="ListParagraph"/>
+        <w:numPr>
+          <w:ilvl w:val="0"/>
+          <w:numId w:val="2"/>
+        </w:numPr>
+        <w:spacing w:after="60"/>
+      </w:pPr>
+      <w:r>
+        <w:rPr>
+          <w:rFonts w:ascii="TH Sarabun New" w:cs="TH Sarabun New" w:eastAsia="TH Sarabun New" w:hAnsi="TH Sarabun New"/>
+        </w:rPr>
+        <w:t xml:space="preserve">แถวที่กำลังกรองอยู่จะมีเส้นขอบซ้ายและป้าย "กรองอยู่"</w:t>
+      </w:r>
+    </w:p>
+    <w:p>
+      <w:pPr>
+        <w:pStyle w:val="ListParagraph"/>
+        <w:numPr>
+          <w:ilvl w:val="0"/>
+          <w:numId w:val="2"/>
+        </w:numPr>
+        <w:spacing w:after="60"/>
+      </w:pPr>
+      <w:r>
+        <w:rPr>
+          <w:rFonts w:ascii="TH Sarabun New" w:cs="TH Sarabun New" w:eastAsia="TH Sarabun New" w:hAnsi="TH Sarabun New"/>
+        </w:rPr>
+        <w:t xml:space="preserve">คลิกแถวเดิมซ้ำ หรือกดปุ่ม "ล้างฟิลเตอร์ช่วง" เพื่อยกเลิก</w:t>
+      </w:r>
+    </w:p>
+    <w:p>
+      <w:pPr>
+        <w:spacing w:after="100"/>
+      </w:pPr>
+      <w:r>
+        <w:rPr>
+          <w:rFonts w:ascii="TH Sarabun New" w:cs="TH Sarabun New" w:eastAsia="TH Sarabun New" w:hAnsi="TH Sarabun New"/>
+        </w:rPr>
+        <w:t xml:space="preserve"/>
+      </w:r>
+    </w:p>
+    <w:tbl>
+      <w:tblPr>
+        <w:tblW w:type="dxa" w:w="9360"/>
+        <w:tblBorders>
+          <w:top w:val="single" w:color="auto" w:sz="4"/>
+          <w:left w:val="single" w:color="auto" w:sz="4"/>
+          <w:bottom w:val="single" w:color="auto" w:sz="4"/>
+          <w:right w:val="single" w:color="auto" w:sz="4"/>
+          <w:insideH w:val="single" w:color="auto" w:sz="4"/>
+          <w:insideV w:val="single" w:color="auto" w:sz="4"/>
+        </w:tblBorders>
+      </w:tblPr>
+      <w:tblGrid>
+        <w:gridCol w:w="9360"/>
+      </w:tblGrid>
+      <w:tr>
+        <w:tc>
+          <w:tcPr>
+            <w:tcW w:type="dxa" w:w="9360"/>
+            <w:tcBorders>
+              <w:top w:val="single" w:color="2E75B6" w:sz="4"/>
+              <w:left w:val="single" w:color="2E75B6" w:sz="24"/>
+              <w:bottom w:val="single" w:color="BFBFBF" w:sz="4"/>
+              <w:right w:val="single" w:color="BFBFBF" w:sz="4"/>
+            </w:tcBorders>
+            <w:shd w:fill="FFF3CD" w:val="clear"/>
+            <w:tcMar>
+              <w:top w:type="dxa" w:w="160"/>
+              <w:left w:type="dxa" w:w="220"/>
+              <w:bottom w:type="dxa" w:w="160"/>
+              <w:right w:type="dxa" w:w="220"/>
+            </w:tcMar>
+          </w:tcPr>
+          <w:p>
+            <w:pPr>
+              <w:spacing w:after="80"/>
+            </w:pPr>
+            <w:r>
+              <w:rPr>
+                <w:rFonts w:ascii="TH Sarabun New" w:cs="TH Sarabun New" w:eastAsia="TH Sarabun New" w:hAnsi="TH Sarabun New"/>
+                <w:b/>
+                <w:bCs/>
+                <w:color w:val="1F3864"/>
+                <w:sz w:val="24"/>
+                <w:szCs w:val="24"/>
+              </w:rPr>
+              <w:t xml:space="preserve">🎯 วิธีใช้ Aging Matrix อ่านสุขภาพคลัง</w:t>
+            </w:r>
+          </w:p>
+          <w:p>
+            <w:pPr>
+              <w:spacing w:after="40"/>
+            </w:pPr>
+            <w:r>
+              <w:rPr>
+                <w:rFonts w:ascii="TH Sarabun New" w:cs="TH Sarabun New" w:eastAsia="TH Sarabun New" w:hAnsi="TH Sarabun New"/>
+                <w:sz w:val="22"/>
+                <w:szCs w:val="22"/>
+              </w:rPr>
+              <w:t xml:space="preserve">ถ้า "หมดอายุแล้ว" share สูง → ของจมในคลังต้องเร่ง Write-off</w:t>
+            </w:r>
+          </w:p>
+          <w:p>
+            <w:pPr>
+              <w:spacing w:after="40"/>
+            </w:pPr>
+            <w:r>
+              <w:rPr>
+                <w:rFonts w:ascii="TH Sarabun New" w:cs="TH Sarabun New" w:eastAsia="TH Sarabun New" w:hAnsi="TH Sarabun New"/>
+                <w:sz w:val="22"/>
+                <w:szCs w:val="22"/>
+              </w:rPr>
+              <w:t xml:space="preserve">ถ้า "≤ 30 วัน" share สูง → ต้องเร่งโปรโมชั่น/ลดราคา</w:t>
+            </w:r>
+          </w:p>
+          <w:p>
+            <w:pPr>
+              <w:spacing w:after="40"/>
+            </w:pPr>
+            <w:r>
+              <w:rPr>
+                <w:rFonts w:ascii="TH Sarabun New" w:cs="TH Sarabun New" w:eastAsia="TH Sarabun New" w:hAnsi="TH Sarabun New"/>
+                <w:sz w:val="22"/>
+                <w:szCs w:val="22"/>
+              </w:rPr>
+              <w:t xml:space="preserve">การกระจายแบบ "พีระมิด" (ใกล้หมด&lt;กลาง&lt;ไกล) = สุขภาพดี</w:t>
+            </w:r>
+          </w:p>
+          <w:p>
+            <w:pPr>
+              <w:spacing w:after="40"/>
+            </w:pPr>
+            <w:r>
+              <w:rPr>
+                <w:rFonts w:ascii="TH Sarabun New" w:cs="TH Sarabun New" w:eastAsia="TH Sarabun New" w:hAnsi="TH Sarabun New"/>
+                <w:sz w:val="22"/>
+                <w:szCs w:val="22"/>
+              </w:rPr>
+              <w:t xml:space="preserve">แบบ "นาฬิกาทราย" (หมดอายุ+ของใหม่เยอะ ตรงกลางขาด) = วิกฤต</w:t>
+            </w:r>
+          </w:p>
+        </w:tc>
+      </w:tr>
+    </w:tbl>
+    <w:p>
+      <w:pPr>
+        <w:spacing w:after="100"/>
+      </w:pPr>
+      <w:r>
+        <w:rPr>
+          <w:rFonts w:ascii="TH Sarabun New" w:cs="TH Sarabun New" w:eastAsia="TH Sarabun New" w:hAnsi="TH Sarabun New"/>
+        </w:rPr>
+        <w:t xml:space="preserve"/>
+      </w:r>
+    </w:p>
+    <w:p>
+      <w:pPr>
+        <w:pStyle w:val="Heading2"/>
+        <w:spacing w:after="160" w:before="280"/>
+      </w:pPr>
+      <w:r>
+        <w:rPr>
+          <w:rFonts w:ascii="TH Sarabun New" w:cs="TH Sarabun New" w:eastAsia="TH Sarabun New" w:hAnsi="TH Sarabun New"/>
+          <w:b/>
+          <w:bCs/>
+          <w:color w:val="1F3864"/>
+          <w:sz w:val="30"/>
+          <w:szCs w:val="30"/>
+        </w:rPr>
+        <w:t xml:space="preserve">8.4 โครงสร้างข้อมูล Lot</w:t>
       </w:r>
     </w:p>
     <w:tbl>
@@ -7471,7 +8451,7 @@
           <w:sz w:val="30"/>
           <w:szCs w:val="30"/>
         </w:rPr>
-        <w:t xml:space="preserve">8.4 Snapshot vs Transactional</w:t>
+        <w:t xml:space="preserve">8.5 Snapshot vs Transactional</w:t>
       </w:r>
     </w:p>
     <w:p>
@@ -7632,7 +8612,758 @@
         <w:rPr>
           <w:rFonts w:ascii="TH Sarabun New" w:cs="TH Sarabun New" w:eastAsia="TH Sarabun New" w:hAnsi="TH Sarabun New"/>
         </w:rPr>
-        <w:t xml:space="preserve">รวมรายงานเชิงวิเคราะห์ที่ใช้ตัดสินใจระดับบริหาร เปิดได้จากเมนู Reports — มี 5 แท็บ</w:t>
+        <w:t xml:space="preserve">รวมรายงานเชิงวิเคราะห์ที่ใช้ตัดสินใจระดับบริหาร เปิดได้จากเมนู Reports — มี 6 แท็บ</w:t>
+      </w:r>
+    </w:p>
+    <w:tbl>
+      <w:tblPr>
+        <w:tblW w:type="dxa" w:w="9360"/>
+        <w:tblBorders>
+          <w:top w:val="single" w:color="auto" w:sz="4"/>
+          <w:left w:val="single" w:color="auto" w:sz="4"/>
+          <w:bottom w:val="single" w:color="auto" w:sz="4"/>
+          <w:right w:val="single" w:color="auto" w:sz="4"/>
+          <w:insideH w:val="single" w:color="auto" w:sz="4"/>
+          <w:insideV w:val="single" w:color="auto" w:sz="4"/>
+        </w:tblBorders>
+      </w:tblPr>
+      <w:tblGrid>
+        <w:gridCol w:w="1872"/>
+        <w:gridCol w:w="5148"/>
+        <w:gridCol w:w="2340"/>
+      </w:tblGrid>
+      <w:tr>
+        <w:trPr>
+          <w:tblHeader/>
+        </w:trPr>
+        <w:tc>
+          <w:tcPr>
+            <w:tcW w:type="dxa" w:w="1872"/>
+            <w:tcBorders>
+              <w:top w:val="single" w:color="BFBFBF" w:sz="4"/>
+              <w:left w:val="single" w:color="BFBFBF" w:sz="4"/>
+              <w:bottom w:val="single" w:color="BFBFBF" w:sz="4"/>
+              <w:right w:val="single" w:color="BFBFBF" w:sz="4"/>
+            </w:tcBorders>
+            <w:shd w:fill="D9E2F3" w:val="clear"/>
+            <w:tcMar>
+              <w:top w:type="dxa" w:w="100"/>
+              <w:left w:type="dxa" w:w="140"/>
+              <w:bottom w:type="dxa" w:w="100"/>
+              <w:right w:type="dxa" w:w="140"/>
+            </w:tcMar>
+          </w:tcPr>
+          <w:p>
+            <w:pPr>
+              <w:spacing w:after="40"/>
+            </w:pPr>
+            <w:r>
+              <w:rPr>
+                <w:rFonts w:ascii="TH Sarabun New" w:cs="TH Sarabun New" w:eastAsia="TH Sarabun New" w:hAnsi="TH Sarabun New"/>
+                <w:b/>
+                <w:bCs/>
+                <w:color w:val="1F3864"/>
+                <w:sz w:val="22"/>
+                <w:szCs w:val="22"/>
+              </w:rPr>
+              <w:t xml:space="preserve">แท็บ</w:t>
+            </w:r>
+          </w:p>
+        </w:tc>
+        <w:tc>
+          <w:tcPr>
+            <w:tcW w:type="dxa" w:w="5148"/>
+            <w:tcBorders>
+              <w:top w:val="single" w:color="BFBFBF" w:sz="4"/>
+              <w:left w:val="single" w:color="BFBFBF" w:sz="4"/>
+              <w:bottom w:val="single" w:color="BFBFBF" w:sz="4"/>
+              <w:right w:val="single" w:color="BFBFBF" w:sz="4"/>
+            </w:tcBorders>
+            <w:shd w:fill="D9E2F3" w:val="clear"/>
+            <w:tcMar>
+              <w:top w:type="dxa" w:w="100"/>
+              <w:left w:type="dxa" w:w="140"/>
+              <w:bottom w:type="dxa" w:w="100"/>
+              <w:right w:type="dxa" w:w="140"/>
+            </w:tcMar>
+          </w:tcPr>
+          <w:p>
+            <w:pPr>
+              <w:spacing w:after="40"/>
+            </w:pPr>
+            <w:r>
+              <w:rPr>
+                <w:rFonts w:ascii="TH Sarabun New" w:cs="TH Sarabun New" w:eastAsia="TH Sarabun New" w:hAnsi="TH Sarabun New"/>
+                <w:b/>
+                <w:bCs/>
+                <w:color w:val="1F3864"/>
+                <w:sz w:val="22"/>
+                <w:szCs w:val="22"/>
+              </w:rPr>
+              <w:t xml:space="preserve">จุดประสงค์</w:t>
+            </w:r>
+          </w:p>
+        </w:tc>
+        <w:tc>
+          <w:tcPr>
+            <w:tcW w:type="dxa" w:w="2340"/>
+            <w:tcBorders>
+              <w:top w:val="single" w:color="BFBFBF" w:sz="4"/>
+              <w:left w:val="single" w:color="BFBFBF" w:sz="4"/>
+              <w:bottom w:val="single" w:color="BFBFBF" w:sz="4"/>
+              <w:right w:val="single" w:color="BFBFBF" w:sz="4"/>
+            </w:tcBorders>
+            <w:shd w:fill="D9E2F3" w:val="clear"/>
+            <w:tcMar>
+              <w:top w:type="dxa" w:w="100"/>
+              <w:left w:type="dxa" w:w="140"/>
+              <w:bottom w:type="dxa" w:w="100"/>
+              <w:right w:type="dxa" w:w="140"/>
+            </w:tcMar>
+          </w:tcPr>
+          <w:p>
+            <w:pPr>
+              <w:spacing w:after="40"/>
+            </w:pPr>
+            <w:r>
+              <w:rPr>
+                <w:rFonts w:ascii="TH Sarabun New" w:cs="TH Sarabun New" w:eastAsia="TH Sarabun New" w:hAnsi="TH Sarabun New"/>
+                <w:b/>
+                <w:bCs/>
+                <w:color w:val="1F3864"/>
+                <w:sz w:val="22"/>
+                <w:szCs w:val="22"/>
+              </w:rPr>
+              <w:t xml:space="preserve">ใช้บ่อย</w:t>
+            </w:r>
+          </w:p>
+        </w:tc>
+      </w:tr>
+      <w:tr>
+        <w:tc>
+          <w:tcPr>
+            <w:tcW w:type="dxa" w:w="1872"/>
+            <w:tcBorders>
+              <w:top w:val="single" w:color="BFBFBF" w:sz="4"/>
+              <w:left w:val="single" w:color="BFBFBF" w:sz="4"/>
+              <w:bottom w:val="single" w:color="BFBFBF" w:sz="4"/>
+              <w:right w:val="single" w:color="BFBFBF" w:sz="4"/>
+            </w:tcBorders>
+            <w:tcMar>
+              <w:top w:type="dxa" w:w="100"/>
+              <w:left w:type="dxa" w:w="140"/>
+              <w:bottom w:type="dxa" w:w="100"/>
+              <w:right w:type="dxa" w:w="140"/>
+            </w:tcMar>
+          </w:tcPr>
+          <w:p>
+            <w:pPr>
+              <w:spacing w:after="40"/>
+            </w:pPr>
+            <w:r>
+              <w:rPr>
+                <w:rFonts w:ascii="TH Sarabun New" w:cs="TH Sarabun New" w:eastAsia="TH Sarabun New" w:hAnsi="TH Sarabun New"/>
+                <w:b w:val="false"/>
+                <w:bCs w:val="false"/>
+                <w:color w:val="000000"/>
+                <w:sz w:val="22"/>
+                <w:szCs w:val="22"/>
+              </w:rPr>
+              <w:t xml:space="preserve">VV Matrix</w:t>
+            </w:r>
+          </w:p>
+        </w:tc>
+        <w:tc>
+          <w:tcPr>
+            <w:tcW w:type="dxa" w:w="5148"/>
+            <w:tcBorders>
+              <w:top w:val="single" w:color="BFBFBF" w:sz="4"/>
+              <w:left w:val="single" w:color="BFBFBF" w:sz="4"/>
+              <w:bottom w:val="single" w:color="BFBFBF" w:sz="4"/>
+              <w:right w:val="single" w:color="BFBFBF" w:sz="4"/>
+            </w:tcBorders>
+            <w:tcMar>
+              <w:top w:type="dxa" w:w="100"/>
+              <w:left w:type="dxa" w:w="140"/>
+              <w:bottom w:type="dxa" w:w="100"/>
+              <w:right w:type="dxa" w:w="140"/>
+            </w:tcMar>
+          </w:tcPr>
+          <w:p>
+            <w:pPr>
+              <w:spacing w:after="40"/>
+            </w:pPr>
+            <w:r>
+              <w:rPr>
+                <w:rFonts w:ascii="TH Sarabun New" w:cs="TH Sarabun New" w:eastAsia="TH Sarabun New" w:hAnsi="TH Sarabun New"/>
+                <w:b w:val="false"/>
+                <w:bCs w:val="false"/>
+                <w:color w:val="000000"/>
+                <w:sz w:val="22"/>
+                <w:szCs w:val="22"/>
+              </w:rPr>
+              <w:t xml:space="preserve">จัดอันดับ A/B/C ของสินค้า ด้วย Value × Validity (3 modes)</w:t>
+            </w:r>
+          </w:p>
+        </w:tc>
+        <w:tc>
+          <w:tcPr>
+            <w:tcW w:type="dxa" w:w="2340"/>
+            <w:tcBorders>
+              <w:top w:val="single" w:color="BFBFBF" w:sz="4"/>
+              <w:left w:val="single" w:color="BFBFBF" w:sz="4"/>
+              <w:bottom w:val="single" w:color="BFBFBF" w:sz="4"/>
+              <w:right w:val="single" w:color="BFBFBF" w:sz="4"/>
+            </w:tcBorders>
+            <w:tcMar>
+              <w:top w:type="dxa" w:w="100"/>
+              <w:left w:type="dxa" w:w="140"/>
+              <w:bottom w:type="dxa" w:w="100"/>
+              <w:right w:type="dxa" w:w="140"/>
+            </w:tcMar>
+          </w:tcPr>
+          <w:p>
+            <w:pPr>
+              <w:spacing w:after="40"/>
+            </w:pPr>
+            <w:r>
+              <w:rPr>
+                <w:rFonts w:ascii="TH Sarabun New" w:cs="TH Sarabun New" w:eastAsia="TH Sarabun New" w:hAnsi="TH Sarabun New"/>
+                <w:b w:val="false"/>
+                <w:bCs w:val="false"/>
+                <w:color w:val="000000"/>
+                <w:sz w:val="22"/>
+                <w:szCs w:val="22"/>
+              </w:rPr>
+              <w:t xml:space="preserve">รายสัปดาห์</w:t>
+            </w:r>
+          </w:p>
+        </w:tc>
+      </w:tr>
+      <w:tr>
+        <w:tc>
+          <w:tcPr>
+            <w:tcW w:type="dxa" w:w="1872"/>
+            <w:tcBorders>
+              <w:top w:val="single" w:color="BFBFBF" w:sz="4"/>
+              <w:left w:val="single" w:color="BFBFBF" w:sz="4"/>
+              <w:bottom w:val="single" w:color="BFBFBF" w:sz="4"/>
+              <w:right w:val="single" w:color="BFBFBF" w:sz="4"/>
+            </w:tcBorders>
+            <w:shd w:fill="F2F2F2" w:val="clear"/>
+            <w:tcMar>
+              <w:top w:type="dxa" w:w="100"/>
+              <w:left w:type="dxa" w:w="140"/>
+              <w:bottom w:type="dxa" w:w="100"/>
+              <w:right w:type="dxa" w:w="140"/>
+            </w:tcMar>
+          </w:tcPr>
+          <w:p>
+            <w:pPr>
+              <w:spacing w:after="40"/>
+            </w:pPr>
+            <w:r>
+              <w:rPr>
+                <w:rFonts w:ascii="TH Sarabun New" w:cs="TH Sarabun New" w:eastAsia="TH Sarabun New" w:hAnsi="TH Sarabun New"/>
+                <w:b w:val="false"/>
+                <w:bCs w:val="false"/>
+                <w:color w:val="000000"/>
+                <w:sz w:val="22"/>
+                <w:szCs w:val="22"/>
+              </w:rPr>
+              <w:t xml:space="preserve">Group Analysis</w:t>
+            </w:r>
+          </w:p>
+        </w:tc>
+        <w:tc>
+          <w:tcPr>
+            <w:tcW w:type="dxa" w:w="5148"/>
+            <w:tcBorders>
+              <w:top w:val="single" w:color="BFBFBF" w:sz="4"/>
+              <w:left w:val="single" w:color="BFBFBF" w:sz="4"/>
+              <w:bottom w:val="single" w:color="BFBFBF" w:sz="4"/>
+              <w:right w:val="single" w:color="BFBFBF" w:sz="4"/>
+            </w:tcBorders>
+            <w:shd w:fill="F2F2F2" w:val="clear"/>
+            <w:tcMar>
+              <w:top w:type="dxa" w:w="100"/>
+              <w:left w:type="dxa" w:w="140"/>
+              <w:bottom w:type="dxa" w:w="100"/>
+              <w:right w:type="dxa" w:w="140"/>
+            </w:tcMar>
+          </w:tcPr>
+          <w:p>
+            <w:pPr>
+              <w:spacing w:after="40"/>
+            </w:pPr>
+            <w:r>
+              <w:rPr>
+                <w:rFonts w:ascii="TH Sarabun New" w:cs="TH Sarabun New" w:eastAsia="TH Sarabun New" w:hAnsi="TH Sarabun New"/>
+                <w:b w:val="false"/>
+                <w:bCs w:val="false"/>
+                <w:color w:val="000000"/>
+                <w:sz w:val="22"/>
+                <w:szCs w:val="22"/>
+              </w:rPr>
+              <w:t xml:space="preserve">วิเคราะห์ตามกลุ่มสินค้า — A/B/C ระดับ lot × ยอด Move</w:t>
+            </w:r>
+          </w:p>
+        </w:tc>
+        <w:tc>
+          <w:tcPr>
+            <w:tcW w:type="dxa" w:w="2340"/>
+            <w:tcBorders>
+              <w:top w:val="single" w:color="BFBFBF" w:sz="4"/>
+              <w:left w:val="single" w:color="BFBFBF" w:sz="4"/>
+              <w:bottom w:val="single" w:color="BFBFBF" w:sz="4"/>
+              <w:right w:val="single" w:color="BFBFBF" w:sz="4"/>
+            </w:tcBorders>
+            <w:shd w:fill="F2F2F2" w:val="clear"/>
+            <w:tcMar>
+              <w:top w:type="dxa" w:w="100"/>
+              <w:left w:type="dxa" w:w="140"/>
+              <w:bottom w:type="dxa" w:w="100"/>
+              <w:right w:type="dxa" w:w="140"/>
+            </w:tcMar>
+          </w:tcPr>
+          <w:p>
+            <w:pPr>
+              <w:spacing w:after="40"/>
+            </w:pPr>
+            <w:r>
+              <w:rPr>
+                <w:rFonts w:ascii="TH Sarabun New" w:cs="TH Sarabun New" w:eastAsia="TH Sarabun New" w:hAnsi="TH Sarabun New"/>
+                <w:b w:val="false"/>
+                <w:bCs w:val="false"/>
+                <w:color w:val="000000"/>
+                <w:sz w:val="22"/>
+                <w:szCs w:val="22"/>
+              </w:rPr>
+              <w:t xml:space="preserve">รายเดือน</w:t>
+            </w:r>
+          </w:p>
+        </w:tc>
+      </w:tr>
+      <w:tr>
+        <w:tc>
+          <w:tcPr>
+            <w:tcW w:type="dxa" w:w="1872"/>
+            <w:tcBorders>
+              <w:top w:val="single" w:color="BFBFBF" w:sz="4"/>
+              <w:left w:val="single" w:color="BFBFBF" w:sz="4"/>
+              <w:bottom w:val="single" w:color="BFBFBF" w:sz="4"/>
+              <w:right w:val="single" w:color="BFBFBF" w:sz="4"/>
+            </w:tcBorders>
+            <w:tcMar>
+              <w:top w:type="dxa" w:w="100"/>
+              <w:left w:type="dxa" w:w="140"/>
+              <w:bottom w:type="dxa" w:w="100"/>
+              <w:right w:type="dxa" w:w="140"/>
+            </w:tcMar>
+          </w:tcPr>
+          <w:p>
+            <w:pPr>
+              <w:spacing w:after="40"/>
+            </w:pPr>
+            <w:r>
+              <w:rPr>
+                <w:rFonts w:ascii="TH Sarabun New" w:cs="TH Sarabun New" w:eastAsia="TH Sarabun New" w:hAnsi="TH Sarabun New"/>
+                <w:b w:val="false"/>
+                <w:bCs w:val="false"/>
+                <w:color w:val="000000"/>
+                <w:sz w:val="22"/>
+                <w:szCs w:val="22"/>
+              </w:rPr>
+              <w:t xml:space="preserve">Trends &amp; Compare</w:t>
+            </w:r>
+          </w:p>
+        </w:tc>
+        <w:tc>
+          <w:tcPr>
+            <w:tcW w:type="dxa" w:w="5148"/>
+            <w:tcBorders>
+              <w:top w:val="single" w:color="BFBFBF" w:sz="4"/>
+              <w:left w:val="single" w:color="BFBFBF" w:sz="4"/>
+              <w:bottom w:val="single" w:color="BFBFBF" w:sz="4"/>
+              <w:right w:val="single" w:color="BFBFBF" w:sz="4"/>
+            </w:tcBorders>
+            <w:tcMar>
+              <w:top w:type="dxa" w:w="100"/>
+              <w:left w:type="dxa" w:w="140"/>
+              <w:bottom w:type="dxa" w:w="100"/>
+              <w:right w:type="dxa" w:w="140"/>
+            </w:tcMar>
+          </w:tcPr>
+          <w:p>
+            <w:pPr>
+              <w:spacing w:after="40"/>
+            </w:pPr>
+            <w:r>
+              <w:rPr>
+                <w:rFonts w:ascii="TH Sarabun New" w:cs="TH Sarabun New" w:eastAsia="TH Sarabun New" w:hAnsi="TH Sarabun New"/>
+                <w:b w:val="false"/>
+                <w:bCs w:val="false"/>
+                <w:color w:val="000000"/>
+                <w:sz w:val="22"/>
+                <w:szCs w:val="22"/>
+              </w:rPr>
+              <w:t xml:space="preserve">เปรียบเทียบ MoM / QoQ / YoY + Anomaly detection</w:t>
+            </w:r>
+          </w:p>
+        </w:tc>
+        <w:tc>
+          <w:tcPr>
+            <w:tcW w:type="dxa" w:w="2340"/>
+            <w:tcBorders>
+              <w:top w:val="single" w:color="BFBFBF" w:sz="4"/>
+              <w:left w:val="single" w:color="BFBFBF" w:sz="4"/>
+              <w:bottom w:val="single" w:color="BFBFBF" w:sz="4"/>
+              <w:right w:val="single" w:color="BFBFBF" w:sz="4"/>
+            </w:tcBorders>
+            <w:tcMar>
+              <w:top w:type="dxa" w:w="100"/>
+              <w:left w:type="dxa" w:w="140"/>
+              <w:bottom w:type="dxa" w:w="100"/>
+              <w:right w:type="dxa" w:w="140"/>
+            </w:tcMar>
+          </w:tcPr>
+          <w:p>
+            <w:pPr>
+              <w:spacing w:after="40"/>
+            </w:pPr>
+            <w:r>
+              <w:rPr>
+                <w:rFonts w:ascii="TH Sarabun New" w:cs="TH Sarabun New" w:eastAsia="TH Sarabun New" w:hAnsi="TH Sarabun New"/>
+                <w:b w:val="false"/>
+                <w:bCs w:val="false"/>
+                <w:color w:val="000000"/>
+                <w:sz w:val="22"/>
+                <w:szCs w:val="22"/>
+              </w:rPr>
+              <w:t xml:space="preserve">รายเดือน</w:t>
+            </w:r>
+          </w:p>
+        </w:tc>
+      </w:tr>
+      <w:tr>
+        <w:tc>
+          <w:tcPr>
+            <w:tcW w:type="dxa" w:w="1872"/>
+            <w:tcBorders>
+              <w:top w:val="single" w:color="BFBFBF" w:sz="4"/>
+              <w:left w:val="single" w:color="BFBFBF" w:sz="4"/>
+              <w:bottom w:val="single" w:color="BFBFBF" w:sz="4"/>
+              <w:right w:val="single" w:color="BFBFBF" w:sz="4"/>
+            </w:tcBorders>
+            <w:shd w:fill="F2F2F2" w:val="clear"/>
+            <w:tcMar>
+              <w:top w:type="dxa" w:w="100"/>
+              <w:left w:type="dxa" w:w="140"/>
+              <w:bottom w:type="dxa" w:w="100"/>
+              <w:right w:type="dxa" w:w="140"/>
+            </w:tcMar>
+          </w:tcPr>
+          <w:p>
+            <w:pPr>
+              <w:spacing w:after="40"/>
+            </w:pPr>
+            <w:r>
+              <w:rPr>
+                <w:rFonts w:ascii="TH Sarabun New" w:cs="TH Sarabun New" w:eastAsia="TH Sarabun New" w:hAnsi="TH Sarabun New"/>
+                <w:b w:val="false"/>
+                <w:bCs w:val="false"/>
+                <w:color w:val="000000"/>
+                <w:sz w:val="22"/>
+                <w:szCs w:val="22"/>
+              </w:rPr>
+              <w:t xml:space="preserve">Slow Moving</w:t>
+            </w:r>
+          </w:p>
+        </w:tc>
+        <w:tc>
+          <w:tcPr>
+            <w:tcW w:type="dxa" w:w="5148"/>
+            <w:tcBorders>
+              <w:top w:val="single" w:color="BFBFBF" w:sz="4"/>
+              <w:left w:val="single" w:color="BFBFBF" w:sz="4"/>
+              <w:bottom w:val="single" w:color="BFBFBF" w:sz="4"/>
+              <w:right w:val="single" w:color="BFBFBF" w:sz="4"/>
+            </w:tcBorders>
+            <w:shd w:fill="F2F2F2" w:val="clear"/>
+            <w:tcMar>
+              <w:top w:type="dxa" w:w="100"/>
+              <w:left w:type="dxa" w:w="140"/>
+              <w:bottom w:type="dxa" w:w="100"/>
+              <w:right w:type="dxa" w:w="140"/>
+            </w:tcMar>
+          </w:tcPr>
+          <w:p>
+            <w:pPr>
+              <w:spacing w:after="40"/>
+            </w:pPr>
+            <w:r>
+              <w:rPr>
+                <w:rFonts w:ascii="TH Sarabun New" w:cs="TH Sarabun New" w:eastAsia="TH Sarabun New" w:hAnsi="TH Sarabun New"/>
+                <w:b w:val="false"/>
+                <w:bCs w:val="false"/>
+                <w:color w:val="000000"/>
+                <w:sz w:val="22"/>
+                <w:szCs w:val="22"/>
+              </w:rPr>
+              <w:t xml:space="preserve">หา Dead Stock / Slow Moving</w:t>
+            </w:r>
+          </w:p>
+        </w:tc>
+        <w:tc>
+          <w:tcPr>
+            <w:tcW w:type="dxa" w:w="2340"/>
+            <w:tcBorders>
+              <w:top w:val="single" w:color="BFBFBF" w:sz="4"/>
+              <w:left w:val="single" w:color="BFBFBF" w:sz="4"/>
+              <w:bottom w:val="single" w:color="BFBFBF" w:sz="4"/>
+              <w:right w:val="single" w:color="BFBFBF" w:sz="4"/>
+            </w:tcBorders>
+            <w:shd w:fill="F2F2F2" w:val="clear"/>
+            <w:tcMar>
+              <w:top w:type="dxa" w:w="100"/>
+              <w:left w:type="dxa" w:w="140"/>
+              <w:bottom w:type="dxa" w:w="100"/>
+              <w:right w:type="dxa" w:w="140"/>
+            </w:tcMar>
+          </w:tcPr>
+          <w:p>
+            <w:pPr>
+              <w:spacing w:after="40"/>
+            </w:pPr>
+            <w:r>
+              <w:rPr>
+                <w:rFonts w:ascii="TH Sarabun New" w:cs="TH Sarabun New" w:eastAsia="TH Sarabun New" w:hAnsi="TH Sarabun New"/>
+                <w:b w:val="false"/>
+                <w:bCs w:val="false"/>
+                <w:color w:val="000000"/>
+                <w:sz w:val="22"/>
+                <w:szCs w:val="22"/>
+              </w:rPr>
+              <w:t xml:space="preserve">รายเดือน</w:t>
+            </w:r>
+          </w:p>
+        </w:tc>
+      </w:tr>
+      <w:tr>
+        <w:tc>
+          <w:tcPr>
+            <w:tcW w:type="dxa" w:w="1872"/>
+            <w:tcBorders>
+              <w:top w:val="single" w:color="BFBFBF" w:sz="4"/>
+              <w:left w:val="single" w:color="BFBFBF" w:sz="4"/>
+              <w:bottom w:val="single" w:color="BFBFBF" w:sz="4"/>
+              <w:right w:val="single" w:color="BFBFBF" w:sz="4"/>
+            </w:tcBorders>
+            <w:tcMar>
+              <w:top w:type="dxa" w:w="100"/>
+              <w:left w:type="dxa" w:w="140"/>
+              <w:bottom w:type="dxa" w:w="100"/>
+              <w:right w:type="dxa" w:w="140"/>
+            </w:tcMar>
+          </w:tcPr>
+          <w:p>
+            <w:pPr>
+              <w:spacing w:after="40"/>
+            </w:pPr>
+            <w:r>
+              <w:rPr>
+                <w:rFonts w:ascii="TH Sarabun New" w:cs="TH Sarabun New" w:eastAsia="TH Sarabun New" w:hAnsi="TH Sarabun New"/>
+                <w:b w:val="false"/>
+                <w:bCs w:val="false"/>
+                <w:color w:val="000000"/>
+                <w:sz w:val="22"/>
+                <w:szCs w:val="22"/>
+              </w:rPr>
+              <w:t xml:space="preserve">Inventory Turnover</w:t>
+            </w:r>
+          </w:p>
+        </w:tc>
+        <w:tc>
+          <w:tcPr>
+            <w:tcW w:type="dxa" w:w="5148"/>
+            <w:tcBorders>
+              <w:top w:val="single" w:color="BFBFBF" w:sz="4"/>
+              <w:left w:val="single" w:color="BFBFBF" w:sz="4"/>
+              <w:bottom w:val="single" w:color="BFBFBF" w:sz="4"/>
+              <w:right w:val="single" w:color="BFBFBF" w:sz="4"/>
+            </w:tcBorders>
+            <w:tcMar>
+              <w:top w:type="dxa" w:w="100"/>
+              <w:left w:type="dxa" w:w="140"/>
+              <w:bottom w:type="dxa" w:w="100"/>
+              <w:right w:type="dxa" w:w="140"/>
+            </w:tcMar>
+          </w:tcPr>
+          <w:p>
+            <w:pPr>
+              <w:spacing w:after="40"/>
+            </w:pPr>
+            <w:r>
+              <w:rPr>
+                <w:rFonts w:ascii="TH Sarabun New" w:cs="TH Sarabun New" w:eastAsia="TH Sarabun New" w:hAnsi="TH Sarabun New"/>
+                <w:b w:val="false"/>
+                <w:bCs w:val="false"/>
+                <w:color w:val="000000"/>
+                <w:sz w:val="22"/>
+                <w:szCs w:val="22"/>
+              </w:rPr>
+              <w:t xml:space="preserve">อัตราหมุนเวียน (Turnover Ratio) ต่อปี</w:t>
+            </w:r>
+          </w:p>
+        </w:tc>
+        <w:tc>
+          <w:tcPr>
+            <w:tcW w:type="dxa" w:w="2340"/>
+            <w:tcBorders>
+              <w:top w:val="single" w:color="BFBFBF" w:sz="4"/>
+              <w:left w:val="single" w:color="BFBFBF" w:sz="4"/>
+              <w:bottom w:val="single" w:color="BFBFBF" w:sz="4"/>
+              <w:right w:val="single" w:color="BFBFBF" w:sz="4"/>
+            </w:tcBorders>
+            <w:tcMar>
+              <w:top w:type="dxa" w:w="100"/>
+              <w:left w:type="dxa" w:w="140"/>
+              <w:bottom w:type="dxa" w:w="100"/>
+              <w:right w:type="dxa" w:w="140"/>
+            </w:tcMar>
+          </w:tcPr>
+          <w:p>
+            <w:pPr>
+              <w:spacing w:after="40"/>
+            </w:pPr>
+            <w:r>
+              <w:rPr>
+                <w:rFonts w:ascii="TH Sarabun New" w:cs="TH Sarabun New" w:eastAsia="TH Sarabun New" w:hAnsi="TH Sarabun New"/>
+                <w:b w:val="false"/>
+                <w:bCs w:val="false"/>
+                <w:color w:val="000000"/>
+                <w:sz w:val="22"/>
+                <w:szCs w:val="22"/>
+              </w:rPr>
+              <w:t xml:space="preserve">รายไตรมาส</w:t>
+            </w:r>
+          </w:p>
+        </w:tc>
+      </w:tr>
+      <w:tr>
+        <w:tc>
+          <w:tcPr>
+            <w:tcW w:type="dxa" w:w="1872"/>
+            <w:tcBorders>
+              <w:top w:val="single" w:color="BFBFBF" w:sz="4"/>
+              <w:left w:val="single" w:color="BFBFBF" w:sz="4"/>
+              <w:bottom w:val="single" w:color="BFBFBF" w:sz="4"/>
+              <w:right w:val="single" w:color="BFBFBF" w:sz="4"/>
+            </w:tcBorders>
+            <w:shd w:fill="F2F2F2" w:val="clear"/>
+            <w:tcMar>
+              <w:top w:type="dxa" w:w="100"/>
+              <w:left w:type="dxa" w:w="140"/>
+              <w:bottom w:type="dxa" w:w="100"/>
+              <w:right w:type="dxa" w:w="140"/>
+            </w:tcMar>
+          </w:tcPr>
+          <w:p>
+            <w:pPr>
+              <w:spacing w:after="40"/>
+            </w:pPr>
+            <w:r>
+              <w:rPr>
+                <w:rFonts w:ascii="TH Sarabun New" w:cs="TH Sarabun New" w:eastAsia="TH Sarabun New" w:hAnsi="TH Sarabun New"/>
+                <w:b w:val="false"/>
+                <w:bCs w:val="false"/>
+                <w:color w:val="000000"/>
+                <w:sz w:val="22"/>
+                <w:szCs w:val="22"/>
+              </w:rPr>
+              <w:t xml:space="preserve">FEFO Pick List</w:t>
+            </w:r>
+          </w:p>
+        </w:tc>
+        <w:tc>
+          <w:tcPr>
+            <w:tcW w:type="dxa" w:w="5148"/>
+            <w:tcBorders>
+              <w:top w:val="single" w:color="BFBFBF" w:sz="4"/>
+              <w:left w:val="single" w:color="BFBFBF" w:sz="4"/>
+              <w:bottom w:val="single" w:color="BFBFBF" w:sz="4"/>
+              <w:right w:val="single" w:color="BFBFBF" w:sz="4"/>
+            </w:tcBorders>
+            <w:shd w:fill="F2F2F2" w:val="clear"/>
+            <w:tcMar>
+              <w:top w:type="dxa" w:w="100"/>
+              <w:left w:type="dxa" w:w="140"/>
+              <w:bottom w:type="dxa" w:w="100"/>
+              <w:right w:type="dxa" w:w="140"/>
+            </w:tcMar>
+          </w:tcPr>
+          <w:p>
+            <w:pPr>
+              <w:spacing w:after="40"/>
+            </w:pPr>
+            <w:r>
+              <w:rPr>
+                <w:rFonts w:ascii="TH Sarabun New" w:cs="TH Sarabun New" w:eastAsia="TH Sarabun New" w:hAnsi="TH Sarabun New"/>
+                <w:b w:val="false"/>
+                <w:bCs w:val="false"/>
+                <w:color w:val="000000"/>
+                <w:sz w:val="22"/>
+                <w:szCs w:val="22"/>
+              </w:rPr>
+              <w:t xml:space="preserve">ลำดับการหยิบ lot ตามวันหมดอายุ + Aging Matrix</w:t>
+            </w:r>
+          </w:p>
+        </w:tc>
+        <w:tc>
+          <w:tcPr>
+            <w:tcW w:type="dxa" w:w="2340"/>
+            <w:tcBorders>
+              <w:top w:val="single" w:color="BFBFBF" w:sz="4"/>
+              <w:left w:val="single" w:color="BFBFBF" w:sz="4"/>
+              <w:bottom w:val="single" w:color="BFBFBF" w:sz="4"/>
+              <w:right w:val="single" w:color="BFBFBF" w:sz="4"/>
+            </w:tcBorders>
+            <w:shd w:fill="F2F2F2" w:val="clear"/>
+            <w:tcMar>
+              <w:top w:type="dxa" w:w="100"/>
+              <w:left w:type="dxa" w:w="140"/>
+              <w:bottom w:type="dxa" w:w="100"/>
+              <w:right w:type="dxa" w:w="140"/>
+            </w:tcMar>
+          </w:tcPr>
+          <w:p>
+            <w:pPr>
+              <w:spacing w:after="40"/>
+            </w:pPr>
+            <w:r>
+              <w:rPr>
+                <w:rFonts w:ascii="TH Sarabun New" w:cs="TH Sarabun New" w:eastAsia="TH Sarabun New" w:hAnsi="TH Sarabun New"/>
+                <w:b w:val="false"/>
+                <w:bCs w:val="false"/>
+                <w:color w:val="000000"/>
+                <w:sz w:val="22"/>
+                <w:szCs w:val="22"/>
+              </w:rPr>
+              <w:t xml:space="preserve">รายวัน</w:t>
+            </w:r>
+          </w:p>
+        </w:tc>
+      </w:tr>
+    </w:tbl>
+    <w:p>
+      <w:pPr>
+        <w:spacing w:after="100"/>
+      </w:pPr>
+      <w:r>
+        <w:rPr>
+          <w:rFonts w:ascii="TH Sarabun New" w:cs="TH Sarabun New" w:eastAsia="TH Sarabun New" w:hAnsi="TH Sarabun New"/>
+        </w:rPr>
+        <w:t xml:space="preserve"/>
       </w:r>
     </w:p>
     <w:p>
@@ -7649,7 +9380,7 @@
           <w:sz w:val="30"/>
           <w:szCs w:val="30"/>
         </w:rPr>
-        <w:t xml:space="preserve">9.1 Slow Moving Items</w:t>
+        <w:t xml:space="preserve">9.1 VV Matrix — Value × Validity</w:t>
       </w:r>
     </w:p>
     <w:p>
@@ -7660,7 +9391,7 @@
         <w:rPr>
           <w:rFonts w:ascii="TH Sarabun New" w:cs="TH Sarabun New" w:eastAsia="TH Sarabun New" w:hAnsi="TH Sarabun New"/>
         </w:rPr>
-        <w:t xml:space="preserve">รายการสินค้าที่ไม่มีการจ่ายออกมานานหรือมีอัตราหมุนเวียนต่ำ</w:t>
+        <w:t xml:space="preserve">เครื่องมือคัดกรองสินค้าที่มีความเสี่ยง พิจารณา 2 มิติพร้อมกัน:</w:t>
       </w:r>
     </w:p>
     <w:p>
@@ -7676,7 +9407,7 @@
         <w:rPr>
           <w:rFonts w:ascii="TH Sarabun New" w:cs="TH Sarabun New" w:eastAsia="TH Sarabun New" w:hAnsi="TH Sarabun New"/>
         </w:rPr>
-        <w:t xml:space="preserve">Dead Stock — ไม่มีการเคลื่อนไหวเลยใน 180 วัน</w:t>
+        <w:t xml:space="preserve">Value Score (1–5) — อันดับมูลค่าสต็อก (top X% = score 5)</w:t>
       </w:r>
     </w:p>
     <w:p>
@@ -7692,51 +9423,27 @@
         <w:rPr>
           <w:rFonts w:ascii="TH Sarabun New" w:cs="TH Sarabun New" w:eastAsia="TH Sarabun New" w:hAnsi="TH Sarabun New"/>
         </w:rPr>
-        <w:t xml:space="preserve">Slow Moving — เคลื่อนไหวบ้างแต่นาน ๆ ครั้ง</w:t>
-      </w:r>
-    </w:p>
-    <w:p>
-      <w:pPr>
-        <w:pStyle w:val="ListParagraph"/>
-        <w:numPr>
-          <w:ilvl w:val="0"/>
-          <w:numId w:val="2"/>
-        </w:numPr>
-        <w:spacing w:after="60"/>
-      </w:pPr>
-      <w:r>
-        <w:rPr>
-          <w:rFonts w:ascii="TH Sarabun New" w:cs="TH Sarabun New" w:eastAsia="TH Sarabun New" w:hAnsi="TH Sarabun New"/>
-        </w:rPr>
-        <w:t xml:space="preserve">Normal — มีการเคลื่อนไหวสม่ำเสมอ</w:t>
-      </w:r>
-    </w:p>
-    <w:p>
-      <w:pPr>
-        <w:spacing w:after="100"/>
-      </w:pPr>
-      <w:r>
-        <w:rPr>
-          <w:rFonts w:ascii="TH Sarabun New" w:cs="TH Sarabun New" w:eastAsia="TH Sarabun New" w:hAnsi="TH Sarabun New"/>
-        </w:rPr>
-        <w:t xml:space="preserve"/>
-      </w:r>
-    </w:p>
-    <w:p>
-      <w:pPr>
-        <w:pStyle w:val="Heading2"/>
-        <w:spacing w:after="160" w:before="280"/>
-      </w:pPr>
+        <w:t xml:space="preserve">Validity Score (1–5) — ตามจำนวนวันก่อนหมดอายุ</w:t>
+      </w:r>
+    </w:p>
+    <w:p>
+      <w:pPr>
+        <w:spacing w:after="100" w:line="320"/>
+      </w:pPr>
+      <w:r>
+        <w:rPr>
+          <w:rFonts w:ascii="TH Sarabun New" w:cs="TH Sarabun New" w:eastAsia="TH Sarabun New" w:hAnsi="TH Sarabun New"/>
+        </w:rPr>
+        <w:t xml:space="preserve">สูตร: </w:t>
+      </w:r>
       <w:r>
         <w:rPr>
           <w:rFonts w:ascii="TH Sarabun New" w:cs="TH Sarabun New" w:eastAsia="TH Sarabun New" w:hAnsi="TH Sarabun New"/>
           <w:b/>
           <w:bCs/>
           <w:color w:val="1F3864"/>
-          <w:sz w:val="30"/>
-          <w:szCs w:val="30"/>
-        </w:rPr>
-        <w:t xml:space="preserve">9.2 Inventory Turnover</w:t>
+        </w:rPr>
+        <w:t xml:space="preserve">Final Score = ValueScore × (ValidityScore / 5)^α</w:t>
       </w:r>
     </w:p>
     <w:p>
@@ -7746,40 +9453,10 @@
       <w:r>
         <w:rPr>
           <w:rFonts w:ascii="TH Sarabun New" w:cs="TH Sarabun New" w:eastAsia="TH Sarabun New" w:hAnsi="TH Sarabun New"/>
-        </w:rPr>
-        <w:t xml:space="preserve">อัตราการหมุนเวียนสต็อกต่อปี (Annual COGS / Average Inventory Value)</w:t>
-      </w:r>
-    </w:p>
-    <w:p>
-      <w:pPr>
-        <w:pStyle w:val="ListParagraph"/>
-        <w:numPr>
-          <w:ilvl w:val="0"/>
-          <w:numId w:val="2"/>
-        </w:numPr>
-        <w:spacing w:after="60"/>
-      </w:pPr>
-      <w:r>
-        <w:rPr>
-          <w:rFonts w:ascii="TH Sarabun New" w:cs="TH Sarabun New" w:eastAsia="TH Sarabun New" w:hAnsi="TH Sarabun New"/>
-        </w:rPr>
-        <w:t xml:space="preserve">Turnover Ratio สูง = สินค้าหมุนเร็ว ดี</w:t>
-      </w:r>
-    </w:p>
-    <w:p>
-      <w:pPr>
-        <w:pStyle w:val="ListParagraph"/>
-        <w:numPr>
-          <w:ilvl w:val="0"/>
-          <w:numId w:val="2"/>
-        </w:numPr>
-        <w:spacing w:after="60"/>
-      </w:pPr>
-      <w:r>
-        <w:rPr>
-          <w:rFonts w:ascii="TH Sarabun New" w:cs="TH Sarabun New" w:eastAsia="TH Sarabun New" w:hAnsi="TH Sarabun New"/>
-        </w:rPr>
-        <w:t xml:space="preserve">Days on Hand = 365 / Turnover Ratio</w:t>
+          <w:i/>
+          <w:iCs/>
+        </w:rPr>
+        <w:t xml:space="preserve">ค่า α ปรับได้ที่ Settings (1=Linear, 2=Moderate, 3=Aggressive — แนะนำ α=3 สำหรับอาหาร)</w:t>
       </w:r>
     </w:p>
     <w:p>
@@ -7795,19 +9472,19 @@
     </w:p>
     <w:p>
       <w:pPr>
-        <w:pStyle w:val="Heading2"/>
-        <w:spacing w:after="160" w:before="280"/>
+        <w:pStyle w:val="Heading3"/>
+        <w:spacing w:after="120" w:before="200"/>
       </w:pPr>
       <w:r>
         <w:rPr>
           <w:rFonts w:ascii="TH Sarabun New" w:cs="TH Sarabun New" w:eastAsia="TH Sarabun New" w:hAnsi="TH Sarabun New"/>
           <w:b/>
           <w:bCs/>
-          <w:color w:val="1F3864"/>
-          <w:sz w:val="30"/>
-          <w:szCs w:val="30"/>
-        </w:rPr>
-        <w:t xml:space="preserve">9.3 Reorder Suggestions</w:t>
+          <w:color w:val="2E75B6"/>
+          <w:sz w:val="26"/>
+          <w:szCs w:val="26"/>
+        </w:rPr>
+        <w:t xml:space="preserve">3 Analysis Modes (ใหม่)</w:t>
       </w:r>
     </w:p>
     <w:p>
@@ -7818,128 +9495,440 @@
         <w:rPr>
           <w:rFonts w:ascii="TH Sarabun New" w:cs="TH Sarabun New" w:eastAsia="TH Sarabun New" w:hAnsi="TH Sarabun New"/>
         </w:rPr>
-        <w:t xml:space="preserve">แสดงสินค้าที่ควรสั่งซื้อพร้อมจำนวนแนะนำที่ควรสั่ง — คำนวณจาก Min/Max Level และอัตราการใช้</w:t>
-      </w:r>
-    </w:p>
-    <w:p>
-      <w:pPr>
-        <w:spacing w:after="100"/>
-      </w:pPr>
-      <w:r>
-        <w:rPr>
-          <w:rFonts w:ascii="TH Sarabun New" w:cs="TH Sarabun New" w:eastAsia="TH Sarabun New" w:hAnsi="TH Sarabun New"/>
-        </w:rPr>
-        <w:t xml:space="preserve"/>
-      </w:r>
-    </w:p>
-    <w:p>
-      <w:pPr>
-        <w:pStyle w:val="Heading2"/>
-        <w:spacing w:after="160" w:before="280"/>
-      </w:pPr>
-      <w:r>
-        <w:rPr>
-          <w:rFonts w:ascii="TH Sarabun New" w:cs="TH Sarabun New" w:eastAsia="TH Sarabun New" w:hAnsi="TH Sarabun New"/>
-          <w:b/>
-          <w:bCs/>
-          <w:color w:val="1F3864"/>
-          <w:sz w:val="30"/>
-          <w:szCs w:val="30"/>
-        </w:rPr>
-        <w:t xml:space="preserve">9.4 VV Matrix (มี toggle "By Item" / "By Lot")</w:t>
-      </w:r>
-    </w:p>
-    <w:p>
-      <w:pPr>
-        <w:spacing w:after="100" w:line="320"/>
-      </w:pPr>
-      <w:r>
-        <w:rPr>
-          <w:rFonts w:ascii="TH Sarabun New" w:cs="TH Sarabun New" w:eastAsia="TH Sarabun New" w:hAnsi="TH Sarabun New"/>
-        </w:rPr>
-        <w:t xml:space="preserve">เครื่องมือคัดกรองสินค้าที่มีความเสี่ยง โดยพิจารณา 2 มิติพร้อมกัน:</w:t>
-      </w:r>
-    </w:p>
-    <w:p>
-      <w:pPr>
-        <w:pStyle w:val="ListParagraph"/>
-        <w:numPr>
-          <w:ilvl w:val="0"/>
-          <w:numId w:val="2"/>
-        </w:numPr>
-        <w:spacing w:after="60"/>
-      </w:pPr>
-      <w:r>
-        <w:rPr>
-          <w:rFonts w:ascii="TH Sarabun New" w:cs="TH Sarabun New" w:eastAsia="TH Sarabun New" w:hAnsi="TH Sarabun New"/>
-        </w:rPr>
-        <w:t xml:space="preserve">Value Score (1–5) — ตามมูลค่าสต็อก (top X% = score 5)</w:t>
-      </w:r>
-    </w:p>
-    <w:p>
-      <w:pPr>
-        <w:pStyle w:val="ListParagraph"/>
-        <w:numPr>
-          <w:ilvl w:val="0"/>
-          <w:numId w:val="2"/>
-        </w:numPr>
-        <w:spacing w:after="60"/>
-      </w:pPr>
-      <w:r>
-        <w:rPr>
-          <w:rFonts w:ascii="TH Sarabun New" w:cs="TH Sarabun New" w:eastAsia="TH Sarabun New" w:hAnsi="TH Sarabun New"/>
-        </w:rPr>
-        <w:t xml:space="preserve">Validity Score (1–5) — ตามจำนวนวันก่อนหมดอายุ</w:t>
-      </w:r>
-    </w:p>
-    <w:p>
-      <w:pPr>
-        <w:spacing w:after="100" w:line="320"/>
-      </w:pPr>
-      <w:r>
-        <w:rPr>
-          <w:rFonts w:ascii="TH Sarabun New" w:cs="TH Sarabun New" w:eastAsia="TH Sarabun New" w:hAnsi="TH Sarabun New"/>
-          <w:b/>
-          <w:bCs/>
-        </w:rPr>
-        <w:t xml:space="preserve">คะแนนรวมจะถูกคำนวณด้วยสูตร Exponential Score = ValueScore × (ValidityScore / 5)^α</w:t>
-      </w:r>
-    </w:p>
-    <w:p>
-      <w:pPr>
-        <w:spacing w:after="100" w:line="320"/>
-      </w:pPr>
-      <w:r>
-        <w:rPr>
-          <w:rFonts w:ascii="TH Sarabun New" w:cs="TH Sarabun New" w:eastAsia="TH Sarabun New" w:hAnsi="TH Sarabun New"/>
-          <w:i/>
-          <w:iCs/>
-        </w:rPr>
-        <w:t xml:space="preserve">โดยค่า α สามารถปรับได้ที่ Settings (1=Linear, 2=Moderate, 3=Aggressive)</w:t>
-      </w:r>
-    </w:p>
-    <w:p>
-      <w:pPr>
-        <w:spacing w:after="100"/>
-      </w:pPr>
-      <w:r>
-        <w:rPr>
-          <w:rFonts w:ascii="TH Sarabun New" w:cs="TH Sarabun New" w:eastAsia="TH Sarabun New" w:hAnsi="TH Sarabun New"/>
-        </w:rPr>
-        <w:t xml:space="preserve"/>
-      </w:r>
-    </w:p>
-    <w:p>
-      <w:pPr>
-        <w:spacing w:after="100" w:line="320"/>
-      </w:pPr>
-      <w:r>
-        <w:rPr>
-          <w:rFonts w:ascii="TH Sarabun New" w:cs="TH Sarabun New" w:eastAsia="TH Sarabun New" w:hAnsi="TH Sarabun New"/>
-        </w:rPr>
-        <w:t xml:space="preserve">ผลลัพธ์จะแบ่งเป็น Class A/B/C ตามเกณฑ์ที่ Admin ตั้งไว้ — ดูรายละเอียดในบทที่ 13</w:t>
-      </w:r>
-    </w:p>
+        <w:t xml:space="preserve">VV Matrix มี 3 mode ให้เลือก แต่ละ mode ตอบคำถามต่างกัน — ผู้ใช้เลือกตามคำถามที่ต้องการตอบ</w:t>
+      </w:r>
+    </w:p>
+    <w:tbl>
+      <w:tblPr>
+        <w:tblW w:type="dxa" w:w="9360"/>
+        <w:tblBorders>
+          <w:top w:val="single" w:color="auto" w:sz="4"/>
+          <w:left w:val="single" w:color="auto" w:sz="4"/>
+          <w:bottom w:val="single" w:color="auto" w:sz="4"/>
+          <w:right w:val="single" w:color="auto" w:sz="4"/>
+          <w:insideH w:val="single" w:color="auto" w:sz="4"/>
+          <w:insideV w:val="single" w:color="auto" w:sz="4"/>
+        </w:tblBorders>
+      </w:tblPr>
+      <w:tblGrid>
+        <w:gridCol w:w="2059"/>
+        <w:gridCol w:w="3744"/>
+        <w:gridCol w:w="3557"/>
+      </w:tblGrid>
+      <w:tr>
+        <w:trPr>
+          <w:tblHeader/>
+        </w:trPr>
+        <w:tc>
+          <w:tcPr>
+            <w:tcW w:type="dxa" w:w="2059"/>
+            <w:tcBorders>
+              <w:top w:val="single" w:color="BFBFBF" w:sz="4"/>
+              <w:left w:val="single" w:color="BFBFBF" w:sz="4"/>
+              <w:bottom w:val="single" w:color="BFBFBF" w:sz="4"/>
+              <w:right w:val="single" w:color="BFBFBF" w:sz="4"/>
+            </w:tcBorders>
+            <w:shd w:fill="D9E2F3" w:val="clear"/>
+            <w:tcMar>
+              <w:top w:type="dxa" w:w="100"/>
+              <w:left w:type="dxa" w:w="140"/>
+              <w:bottom w:type="dxa" w:w="100"/>
+              <w:right w:type="dxa" w:w="140"/>
+            </w:tcMar>
+          </w:tcPr>
+          <w:p>
+            <w:pPr>
+              <w:spacing w:after="40"/>
+            </w:pPr>
+            <w:r>
+              <w:rPr>
+                <w:rFonts w:ascii="TH Sarabun New" w:cs="TH Sarabun New" w:eastAsia="TH Sarabun New" w:hAnsi="TH Sarabun New"/>
+                <w:b/>
+                <w:bCs/>
+                <w:color w:val="1F3864"/>
+                <w:sz w:val="22"/>
+                <w:szCs w:val="22"/>
+              </w:rPr>
+              <w:t xml:space="preserve">Mode</w:t>
+            </w:r>
+          </w:p>
+        </w:tc>
+        <w:tc>
+          <w:tcPr>
+            <w:tcW w:type="dxa" w:w="3744"/>
+            <w:tcBorders>
+              <w:top w:val="single" w:color="BFBFBF" w:sz="4"/>
+              <w:left w:val="single" w:color="BFBFBF" w:sz="4"/>
+              <w:bottom w:val="single" w:color="BFBFBF" w:sz="4"/>
+              <w:right w:val="single" w:color="BFBFBF" w:sz="4"/>
+            </w:tcBorders>
+            <w:shd w:fill="D9E2F3" w:val="clear"/>
+            <w:tcMar>
+              <w:top w:type="dxa" w:w="100"/>
+              <w:left w:type="dxa" w:w="140"/>
+              <w:bottom w:type="dxa" w:w="100"/>
+              <w:right w:type="dxa" w:w="140"/>
+            </w:tcMar>
+          </w:tcPr>
+          <w:p>
+            <w:pPr>
+              <w:spacing w:after="40"/>
+            </w:pPr>
+            <w:r>
+              <w:rPr>
+                <w:rFonts w:ascii="TH Sarabun New" w:cs="TH Sarabun New" w:eastAsia="TH Sarabun New" w:hAnsi="TH Sarabun New"/>
+                <w:b/>
+                <w:bCs/>
+                <w:color w:val="1F3864"/>
+                <w:sz w:val="22"/>
+                <w:szCs w:val="22"/>
+              </w:rPr>
+              <w:t xml:space="preserve">วิธีคิด</w:t>
+            </w:r>
+          </w:p>
+        </w:tc>
+        <w:tc>
+          <w:tcPr>
+            <w:tcW w:type="dxa" w:w="3557"/>
+            <w:tcBorders>
+              <w:top w:val="single" w:color="BFBFBF" w:sz="4"/>
+              <w:left w:val="single" w:color="BFBFBF" w:sz="4"/>
+              <w:bottom w:val="single" w:color="BFBFBF" w:sz="4"/>
+              <w:right w:val="single" w:color="BFBFBF" w:sz="4"/>
+            </w:tcBorders>
+            <w:shd w:fill="D9E2F3" w:val="clear"/>
+            <w:tcMar>
+              <w:top w:type="dxa" w:w="100"/>
+              <w:left w:type="dxa" w:w="140"/>
+              <w:bottom w:type="dxa" w:w="100"/>
+              <w:right w:type="dxa" w:w="140"/>
+            </w:tcMar>
+          </w:tcPr>
+          <w:p>
+            <w:pPr>
+              <w:spacing w:after="40"/>
+            </w:pPr>
+            <w:r>
+              <w:rPr>
+                <w:rFonts w:ascii="TH Sarabun New" w:cs="TH Sarabun New" w:eastAsia="TH Sarabun New" w:hAnsi="TH Sarabun New"/>
+                <w:b/>
+                <w:bCs/>
+                <w:color w:val="1F3864"/>
+                <w:sz w:val="22"/>
+                <w:szCs w:val="22"/>
+              </w:rPr>
+              <w:t xml:space="preserve">เหมาะใช้กับ</w:t>
+            </w:r>
+          </w:p>
+        </w:tc>
+      </w:tr>
+      <w:tr>
+        <w:tc>
+          <w:tcPr>
+            <w:tcW w:type="dxa" w:w="2059"/>
+            <w:tcBorders>
+              <w:top w:val="single" w:color="BFBFBF" w:sz="4"/>
+              <w:left w:val="single" w:color="BFBFBF" w:sz="4"/>
+              <w:bottom w:val="single" w:color="BFBFBF" w:sz="4"/>
+              <w:right w:val="single" w:color="BFBFBF" w:sz="4"/>
+            </w:tcBorders>
+            <w:tcMar>
+              <w:top w:type="dxa" w:w="100"/>
+              <w:left w:type="dxa" w:w="140"/>
+              <w:bottom w:type="dxa" w:w="100"/>
+              <w:right w:type="dxa" w:w="140"/>
+            </w:tcMar>
+          </w:tcPr>
+          <w:p>
+            <w:pPr>
+              <w:spacing w:after="40"/>
+            </w:pPr>
+            <w:r>
+              <w:rPr>
+                <w:rFonts w:ascii="TH Sarabun New" w:cs="TH Sarabun New" w:eastAsia="TH Sarabun New" w:hAnsi="TH Sarabun New"/>
+                <w:b w:val="false"/>
+                <w:bCs w:val="false"/>
+                <w:color w:val="000000"/>
+                <w:sz w:val="22"/>
+                <w:szCs w:val="22"/>
+              </w:rPr>
+              <w:t xml:space="preserve">🧾 By Lot</w:t>
+            </w:r>
+          </w:p>
+        </w:tc>
+        <w:tc>
+          <w:tcPr>
+            <w:tcW w:type="dxa" w:w="3744"/>
+            <w:tcBorders>
+              <w:top w:val="single" w:color="BFBFBF" w:sz="4"/>
+              <w:left w:val="single" w:color="BFBFBF" w:sz="4"/>
+              <w:bottom w:val="single" w:color="BFBFBF" w:sz="4"/>
+              <w:right w:val="single" w:color="BFBFBF" w:sz="4"/>
+            </w:tcBorders>
+            <w:tcMar>
+              <w:top w:type="dxa" w:w="100"/>
+              <w:left w:type="dxa" w:w="140"/>
+              <w:bottom w:type="dxa" w:w="100"/>
+              <w:right w:type="dxa" w:w="140"/>
+            </w:tcMar>
+          </w:tcPr>
+          <w:p>
+            <w:pPr>
+              <w:spacing w:after="40"/>
+            </w:pPr>
+            <w:r>
+              <w:rPr>
+                <w:rFonts w:ascii="TH Sarabun New" w:cs="TH Sarabun New" w:eastAsia="TH Sarabun New" w:hAnsi="TH Sarabun New"/>
+                <w:b w:val="false"/>
+                <w:bCs w:val="false"/>
+                <w:color w:val="000000"/>
+                <w:sz w:val="22"/>
+                <w:szCs w:val="22"/>
+              </w:rPr>
+              <w:t xml:space="preserve">1 lot = 1 หน่วยให้คะแนน (1 SKU กระจาย A/B/C ได้พร้อมกัน)</w:t>
+            </w:r>
+          </w:p>
+        </w:tc>
+        <w:tc>
+          <w:tcPr>
+            <w:tcW w:type="dxa" w:w="3557"/>
+            <w:tcBorders>
+              <w:top w:val="single" w:color="BFBFBF" w:sz="4"/>
+              <w:left w:val="single" w:color="BFBFBF" w:sz="4"/>
+              <w:bottom w:val="single" w:color="BFBFBF" w:sz="4"/>
+              <w:right w:val="single" w:color="BFBFBF" w:sz="4"/>
+            </w:tcBorders>
+            <w:tcMar>
+              <w:top w:type="dxa" w:w="100"/>
+              <w:left w:type="dxa" w:w="140"/>
+              <w:bottom w:type="dxa" w:w="100"/>
+              <w:right w:type="dxa" w:w="140"/>
+            </w:tcMar>
+          </w:tcPr>
+          <w:p>
+            <w:pPr>
+              <w:spacing w:after="40"/>
+            </w:pPr>
+            <w:r>
+              <w:rPr>
+                <w:rFonts w:ascii="TH Sarabun New" w:cs="TH Sarabun New" w:eastAsia="TH Sarabun New" w:hAnsi="TH Sarabun New"/>
+                <w:b w:val="false"/>
+                <w:bCs w:val="false"/>
+                <w:color w:val="000000"/>
+                <w:sz w:val="22"/>
+                <w:szCs w:val="22"/>
+              </w:rPr>
+              <w:t xml:space="preserve">FEFO Pick · Write-off · GMP/HACCP audit</w:t>
+            </w:r>
+          </w:p>
+        </w:tc>
+      </w:tr>
+      <w:tr>
+        <w:tc>
+          <w:tcPr>
+            <w:tcW w:type="dxa" w:w="2059"/>
+            <w:tcBorders>
+              <w:top w:val="single" w:color="BFBFBF" w:sz="4"/>
+              <w:left w:val="single" w:color="BFBFBF" w:sz="4"/>
+              <w:bottom w:val="single" w:color="BFBFBF" w:sz="4"/>
+              <w:right w:val="single" w:color="BFBFBF" w:sz="4"/>
+            </w:tcBorders>
+            <w:shd w:fill="F2F2F2" w:val="clear"/>
+            <w:tcMar>
+              <w:top w:type="dxa" w:w="100"/>
+              <w:left w:type="dxa" w:w="140"/>
+              <w:bottom w:type="dxa" w:w="100"/>
+              <w:right w:type="dxa" w:w="140"/>
+            </w:tcMar>
+          </w:tcPr>
+          <w:p>
+            <w:pPr>
+              <w:spacing w:after="40"/>
+            </w:pPr>
+            <w:r>
+              <w:rPr>
+                <w:rFonts w:ascii="TH Sarabun New" w:cs="TH Sarabun New" w:eastAsia="TH Sarabun New" w:hAnsi="TH Sarabun New"/>
+                <w:b w:val="false"/>
+                <w:bCs w:val="false"/>
+                <w:color w:val="000000"/>
+                <w:sz w:val="22"/>
+                <w:szCs w:val="22"/>
+              </w:rPr>
+              <w:t xml:space="preserve">⚠️ Item — Worst-Case</w:t>
+            </w:r>
+          </w:p>
+        </w:tc>
+        <w:tc>
+          <w:tcPr>
+            <w:tcW w:type="dxa" w:w="3744"/>
+            <w:tcBorders>
+              <w:top w:val="single" w:color="BFBFBF" w:sz="4"/>
+              <w:left w:val="single" w:color="BFBFBF" w:sz="4"/>
+              <w:bottom w:val="single" w:color="BFBFBF" w:sz="4"/>
+              <w:right w:val="single" w:color="BFBFBF" w:sz="4"/>
+            </w:tcBorders>
+            <w:shd w:fill="F2F2F2" w:val="clear"/>
+            <w:tcMar>
+              <w:top w:type="dxa" w:w="100"/>
+              <w:left w:type="dxa" w:w="140"/>
+              <w:bottom w:type="dxa" w:w="100"/>
+              <w:right w:type="dxa" w:w="140"/>
+            </w:tcMar>
+          </w:tcPr>
+          <w:p>
+            <w:pPr>
+              <w:spacing w:after="40"/>
+            </w:pPr>
+            <w:r>
+              <w:rPr>
+                <w:rFonts w:ascii="TH Sarabun New" w:cs="TH Sarabun New" w:eastAsia="TH Sarabun New" w:hAnsi="TH Sarabun New"/>
+                <w:b w:val="false"/>
+                <w:bCs w:val="false"/>
+                <w:color w:val="000000"/>
+                <w:sz w:val="22"/>
+                <w:szCs w:val="22"/>
+              </w:rPr>
+              <w:t xml:space="preserve">Validity = lot ที่ใกล้หมดที่สุด · Value = ผลรวม</w:t>
+            </w:r>
+          </w:p>
+        </w:tc>
+        <w:tc>
+          <w:tcPr>
+            <w:tcW w:type="dxa" w:w="3557"/>
+            <w:tcBorders>
+              <w:top w:val="single" w:color="BFBFBF" w:sz="4"/>
+              <w:left w:val="single" w:color="BFBFBF" w:sz="4"/>
+              <w:bottom w:val="single" w:color="BFBFBF" w:sz="4"/>
+              <w:right w:val="single" w:color="BFBFBF" w:sz="4"/>
+            </w:tcBorders>
+            <w:shd w:fill="F2F2F2" w:val="clear"/>
+            <w:tcMar>
+              <w:top w:type="dxa" w:w="100"/>
+              <w:left w:type="dxa" w:w="140"/>
+              <w:bottom w:type="dxa" w:w="100"/>
+              <w:right w:type="dxa" w:w="140"/>
+            </w:tcMar>
+          </w:tcPr>
+          <w:p>
+            <w:pPr>
+              <w:spacing w:after="40"/>
+            </w:pPr>
+            <w:r>
+              <w:rPr>
+                <w:rFonts w:ascii="TH Sarabun New" w:cs="TH Sarabun New" w:eastAsia="TH Sarabun New" w:hAnsi="TH Sarabun New"/>
+                <w:b w:val="false"/>
+                <w:bCs w:val="false"/>
+                <w:color w:val="000000"/>
+                <w:sz w:val="22"/>
+                <w:szCs w:val="22"/>
+              </w:rPr>
+              <w:t xml:space="preserve">Risk Alert · หยุดสั่ง SKU เสี่ยง · Food safety</w:t>
+            </w:r>
+          </w:p>
+        </w:tc>
+      </w:tr>
+      <w:tr>
+        <w:tc>
+          <w:tcPr>
+            <w:tcW w:type="dxa" w:w="2059"/>
+            <w:tcBorders>
+              <w:top w:val="single" w:color="BFBFBF" w:sz="4"/>
+              <w:left w:val="single" w:color="BFBFBF" w:sz="4"/>
+              <w:bottom w:val="single" w:color="BFBFBF" w:sz="4"/>
+              <w:right w:val="single" w:color="BFBFBF" w:sz="4"/>
+            </w:tcBorders>
+            <w:tcMar>
+              <w:top w:type="dxa" w:w="100"/>
+              <w:left w:type="dxa" w:w="140"/>
+              <w:bottom w:type="dxa" w:w="100"/>
+              <w:right w:type="dxa" w:w="140"/>
+            </w:tcMar>
+          </w:tcPr>
+          <w:p>
+            <w:pPr>
+              <w:spacing w:after="40"/>
+            </w:pPr>
+            <w:r>
+              <w:rPr>
+                <w:rFonts w:ascii="TH Sarabun New" w:cs="TH Sarabun New" w:eastAsia="TH Sarabun New" w:hAnsi="TH Sarabun New"/>
+                <w:b w:val="false"/>
+                <w:bCs w:val="false"/>
+                <w:color w:val="000000"/>
+                <w:sz w:val="22"/>
+                <w:szCs w:val="22"/>
+              </w:rPr>
+              <w:t xml:space="preserve">⚖️ Item — Weighted</w:t>
+            </w:r>
+          </w:p>
+        </w:tc>
+        <w:tc>
+          <w:tcPr>
+            <w:tcW w:type="dxa" w:w="3744"/>
+            <w:tcBorders>
+              <w:top w:val="single" w:color="BFBFBF" w:sz="4"/>
+              <w:left w:val="single" w:color="BFBFBF" w:sz="4"/>
+              <w:bottom w:val="single" w:color="BFBFBF" w:sz="4"/>
+              <w:right w:val="single" w:color="BFBFBF" w:sz="4"/>
+            </w:tcBorders>
+            <w:tcMar>
+              <w:top w:type="dxa" w:w="100"/>
+              <w:left w:type="dxa" w:w="140"/>
+              <w:bottom w:type="dxa" w:w="100"/>
+              <w:right w:type="dxa" w:w="140"/>
+            </w:tcMar>
+          </w:tcPr>
+          <w:p>
+            <w:pPr>
+              <w:spacing w:after="40"/>
+            </w:pPr>
+            <w:r>
+              <w:rPr>
+                <w:rFonts w:ascii="TH Sarabun New" w:cs="TH Sarabun New" w:eastAsia="TH Sarabun New" w:hAnsi="TH Sarabun New"/>
+                <w:b w:val="false"/>
+                <w:bCs w:val="false"/>
+                <w:color w:val="000000"/>
+                <w:sz w:val="22"/>
+                <w:szCs w:val="22"/>
+              </w:rPr>
+              <w:t xml:space="preserve">Validity = ถ่วงน้ำหนักด้วยมูลค่า lot</w:t>
+            </w:r>
+          </w:p>
+        </w:tc>
+        <w:tc>
+          <w:tcPr>
+            <w:tcW w:type="dxa" w:w="3557"/>
+            <w:tcBorders>
+              <w:top w:val="single" w:color="BFBFBF" w:sz="4"/>
+              <w:left w:val="single" w:color="BFBFBF" w:sz="4"/>
+              <w:bottom w:val="single" w:color="BFBFBF" w:sz="4"/>
+              <w:right w:val="single" w:color="BFBFBF" w:sz="4"/>
+            </w:tcBorders>
+            <w:tcMar>
+              <w:top w:type="dxa" w:w="100"/>
+              <w:left w:type="dxa" w:w="140"/>
+              <w:bottom w:type="dxa" w:w="100"/>
+              <w:right w:type="dxa" w:w="140"/>
+            </w:tcMar>
+          </w:tcPr>
+          <w:p>
+            <w:pPr>
+              <w:spacing w:after="40"/>
+            </w:pPr>
+            <w:r>
+              <w:rPr>
+                <w:rFonts w:ascii="TH Sarabun New" w:cs="TH Sarabun New" w:eastAsia="TH Sarabun New" w:hAnsi="TH Sarabun New"/>
+                <w:b w:val="false"/>
+                <w:bCs w:val="false"/>
+                <w:color w:val="000000"/>
+                <w:sz w:val="22"/>
+                <w:szCs w:val="22"/>
+              </w:rPr>
+              <w:t xml:space="preserve">Pricing · เจรจา Supplier · Budget</w:t>
+            </w:r>
+          </w:p>
+        </w:tc>
+      </w:tr>
+    </w:tbl>
     <w:p>
       <w:pPr>
         <w:spacing w:after="100"/>
@@ -7997,59 +9986,46 @@
                 <w:sz w:val="24"/>
                 <w:szCs w:val="24"/>
               </w:rPr>
-              <w:t xml:space="preserve">🆕 By Lot mode</w:t>
-            </w:r>
-          </w:p>
-          <w:p>
-            <w:pPr>
-              <w:spacing w:after="40"/>
-            </w:pPr>
-            <w:r>
-              <w:rPr>
-                <w:rFonts w:ascii="TH Sarabun New" w:cs="TH Sarabun New" w:eastAsia="TH Sarabun New" w:hAnsi="TH Sarabun New"/>
-                <w:sz w:val="22"/>
-                <w:szCs w:val="22"/>
-              </w:rPr>
-              <w:t xml:space="preserve">Toggle ด้านบนสุดของแท็บ — เปลี่ยนการคำนวณจาก "ระดับสินค้ารวม" เป็น "ระดับ lot"</w:t>
-            </w:r>
-          </w:p>
-          <w:p>
-            <w:pPr>
-              <w:spacing w:after="40"/>
-            </w:pPr>
-            <w:r>
-              <w:rPr>
-                <w:rFonts w:ascii="TH Sarabun New" w:cs="TH Sarabun New" w:eastAsia="TH Sarabun New" w:hAnsi="TH Sarabun New"/>
-                <w:sz w:val="22"/>
-                <w:szCs w:val="22"/>
-              </w:rPr>
-              <w:t xml:space="preserve">ใน By Lot mode แต่ละ lot ได้คะแนนของตัวเอง โดยใช้ expire_date ของ lot นั้นโดยตรง</w:t>
-            </w:r>
-          </w:p>
-          <w:p>
-            <w:pPr>
-              <w:spacing w:after="40"/>
-            </w:pPr>
-            <w:r>
-              <w:rPr>
-                <w:rFonts w:ascii="TH Sarabun New" w:cs="TH Sarabun New" w:eastAsia="TH Sarabun New" w:hAnsi="TH Sarabun New"/>
-                <w:sz w:val="22"/>
-                <w:szCs w:val="22"/>
-              </w:rPr>
-              <w:t xml:space="preserve">เพิ่มคอลัมน์ Batch / Warehouse ในตาราง · Export filename เปลี่ยนเป็น VV_Matrix_By_Lot</w:t>
-            </w:r>
-          </w:p>
-          <w:p>
-            <w:pPr>
-              <w:spacing w:after="40"/>
-            </w:pPr>
-            <w:r>
-              <w:rPr>
-                <w:rFonts w:ascii="TH Sarabun New" w:cs="TH Sarabun New" w:eastAsia="TH Sarabun New" w:hAnsi="TH Sarabun New"/>
-                <w:sz w:val="22"/>
-                <w:szCs w:val="22"/>
-              </w:rPr>
-              <w:t xml:space="preserve">เหมาะมากกับ NSL Food Service เพราะสินค้าอาหารแต่ละ lot มีความสด/ความเสี่ยงต่างกันชัดเจน</w:t>
+              <w:t xml:space="preserve">💡 Lot-Based เป็นพื้นฐานของทุก mode</w:t>
+            </w:r>
+          </w:p>
+          <w:p>
+            <w:pPr>
+              <w:spacing w:after="40"/>
+            </w:pPr>
+            <w:r>
+              <w:rPr>
+                <w:rFonts w:ascii="TH Sarabun New" w:cs="TH Sarabun New" w:eastAsia="TH Sarabun New" w:hAnsi="TH Sarabun New"/>
+                <w:sz w:val="22"/>
+                <w:szCs w:val="22"/>
+              </w:rPr>
+              <w:t xml:space="preserve">• ระบบใช้ inventory_lots.expire_date จาก lot จริง — ไม่ใช่ placeholder จาก items</w:t>
+            </w:r>
+          </w:p>
+          <w:p>
+            <w:pPr>
+              <w:spacing w:after="40"/>
+            </w:pPr>
+            <w:r>
+              <w:rPr>
+                <w:rFonts w:ascii="TH Sarabun New" w:cs="TH Sarabun New" w:eastAsia="TH Sarabun New" w:hAnsi="TH Sarabun New"/>
+                <w:sz w:val="22"/>
+                <w:szCs w:val="22"/>
+              </w:rPr>
+              <w:t xml:space="preserve">• Item modes รวม lot ขึ้นมา แต่ "ความจริง" คือ Lot mode</w:t>
+            </w:r>
+          </w:p>
+          <w:p>
+            <w:pPr>
+              <w:spacing w:after="40"/>
+            </w:pPr>
+            <w:r>
+              <w:rPr>
+                <w:rFonts w:ascii="TH Sarabun New" w:cs="TH Sarabun New" w:eastAsia="TH Sarabun New" w:hAnsi="TH Sarabun New"/>
+                <w:sz w:val="22"/>
+                <w:szCs w:val="22"/>
+              </w:rPr>
+              <w:t xml:space="preserve">• แนะนำ: ใช้ Lot mode เป็นหลัก สลับไป Item modes เมื่อต้องการสรุประดับ SKU</w:t>
             </w:r>
           </w:p>
         </w:tc>
@@ -8068,30 +10044,19 @@
     </w:p>
     <w:p>
       <w:pPr>
-        <w:pStyle w:val="Heading2"/>
-        <w:spacing w:after="160" w:before="280"/>
+        <w:pStyle w:val="Heading3"/>
+        <w:spacing w:after="120" w:before="200"/>
       </w:pPr>
       <w:r>
         <w:rPr>
           <w:rFonts w:ascii="TH Sarabun New" w:cs="TH Sarabun New" w:eastAsia="TH Sarabun New" w:hAnsi="TH Sarabun New"/>
           <w:b/>
           <w:bCs/>
-          <w:color w:val="1F3864"/>
-          <w:sz w:val="30"/>
-          <w:szCs w:val="30"/>
-        </w:rPr>
-        <w:t xml:space="preserve">9.5 FEFO Pick List (ใหม่)</w:t>
-      </w:r>
-    </w:p>
-    <w:p>
-      <w:pPr>
-        <w:spacing w:after="100" w:line="320"/>
-      </w:pPr>
-      <w:r>
-        <w:rPr>
-          <w:rFonts w:ascii="TH Sarabun New" w:cs="TH Sarabun New" w:eastAsia="TH Sarabun New" w:hAnsi="TH Sarabun New"/>
-        </w:rPr>
-        <w:t xml:space="preserve">First-Expired First-Out — รายการลำดับการหยิบของออกจากคลัง โดยให้ lot ที่ใกล้หมดอายุที่สุดถูกหยิบก่อน</w:t>
+          <w:color w:val="2E75B6"/>
+          <w:sz w:val="26"/>
+          <w:szCs w:val="26"/>
+        </w:rPr>
+        <w:t xml:space="preserve">ฟิลเตอร์ในหน้า VV Matrix</w:t>
       </w:r>
     </w:p>
     <w:p>
@@ -8107,7 +10072,7 @@
         <w:rPr>
           <w:rFonts w:ascii="TH Sarabun New" w:cs="TH Sarabun New" w:eastAsia="TH Sarabun New" w:hAnsi="TH Sarabun New"/>
         </w:rPr>
-        <w:t xml:space="preserve">แสดงแต่ละ (สินค้า × คลัง) เป็นกล่อง พร้อม lot ทั้งหมดเรียงจาก expire_date น้อย → มาก</w:t>
+        <w:t xml:space="preserve">Class: A / B / C</w:t>
       </w:r>
     </w:p>
     <w:p>
@@ -8123,7 +10088,7 @@
         <w:rPr>
           <w:rFonts w:ascii="TH Sarabun New" w:cs="TH Sarabun New" w:eastAsia="TH Sarabun New" w:hAnsi="TH Sarabun New"/>
         </w:rPr>
-        <w:t xml:space="preserve">ลำดับ "Pick #1 ↓" คือ lot ที่ควรหยิบก่อน</w:t>
+        <w:t xml:space="preserve">Group: 4 กลุ่มหลัก</w:t>
       </w:r>
     </w:p>
     <w:p>
@@ -8139,7 +10104,7 @@
         <w:rPr>
           <w:rFonts w:ascii="TH Sarabun New" w:cs="TH Sarabun New" w:eastAsia="TH Sarabun New" w:hAnsi="TH Sarabun New"/>
         </w:rPr>
-        <w:t xml:space="preserve">กลุ่มสินค้าที่มี lot ใกล้หมดอายุที่สุดจะลอยขึ้นมาบนสุดเสมอ</w:t>
+        <w:t xml:space="preserve">FS Category: 25 หมวด NSL</w:t>
       </w:r>
     </w:p>
     <w:p>
@@ -8155,7 +10120,1798 @@
         <w:rPr>
           <w:rFonts w:ascii="TH Sarabun New" w:cs="TH Sarabun New" w:eastAsia="TH Sarabun New" w:hAnsi="TH Sarabun New"/>
         </w:rPr>
-        <w:t xml:space="preserve">Export Excel เพื่อแจกให้ทีมคลังใช้หยิบของจริง</w:t>
+        <w:t xml:space="preserve">Warehouse (Lot mode เท่านั้น)</w:t>
+      </w:r>
+    </w:p>
+    <w:p>
+      <w:pPr>
+        <w:pStyle w:val="ListParagraph"/>
+        <w:numPr>
+          <w:ilvl w:val="0"/>
+          <w:numId w:val="2"/>
+        </w:numPr>
+        <w:spacing w:after="60"/>
+      </w:pPr>
+      <w:r>
+        <w:rPr>
+          <w:rFonts w:ascii="TH Sarabun New" w:cs="TH Sarabun New" w:eastAsia="TH Sarabun New" w:hAnsi="TH Sarabun New"/>
+        </w:rPr>
+        <w:t xml:space="preserve">Risk Flag: Critical / High Expiry</w:t>
+      </w:r>
+    </w:p>
+    <w:p>
+      <w:pPr>
+        <w:pStyle w:val="ListParagraph"/>
+        <w:numPr>
+          <w:ilvl w:val="0"/>
+          <w:numId w:val="2"/>
+        </w:numPr>
+        <w:spacing w:after="60"/>
+      </w:pPr>
+      <w:r>
+        <w:rPr>
+          <w:rFonts w:ascii="TH Sarabun New" w:cs="TH Sarabun New" w:eastAsia="TH Sarabun New" w:hAnsi="TH Sarabun New"/>
+        </w:rPr>
+        <w:t xml:space="preserve">Days Left ≤ N — quick chips (7/30/60/90/180)</w:t>
+      </w:r>
+    </w:p>
+    <w:p>
+      <w:pPr>
+        <w:pStyle w:val="ListParagraph"/>
+        <w:numPr>
+          <w:ilvl w:val="0"/>
+          <w:numId w:val="2"/>
+        </w:numPr>
+        <w:spacing w:after="60"/>
+      </w:pPr>
+      <w:r>
+        <w:rPr>
+          <w:rFonts w:ascii="TH Sarabun New" w:cs="TH Sarabun New" w:eastAsia="TH Sarabun New" w:hAnsi="TH Sarabun New"/>
+        </w:rPr>
+        <w:t xml:space="preserve">Min Stock Value</w:t>
+      </w:r>
+    </w:p>
+    <w:p>
+      <w:pPr>
+        <w:pStyle w:val="ListParagraph"/>
+        <w:numPr>
+          <w:ilvl w:val="0"/>
+          <w:numId w:val="2"/>
+        </w:numPr>
+        <w:spacing w:after="60"/>
+      </w:pPr>
+      <w:r>
+        <w:rPr>
+          <w:rFonts w:ascii="TH Sarabun New" w:cs="TH Sarabun New" w:eastAsia="TH Sarabun New" w:hAnsi="TH Sarabun New"/>
+        </w:rPr>
+        <w:t xml:space="preserve">Search</w:t>
+      </w:r>
+    </w:p>
+    <w:p>
+      <w:pPr>
+        <w:spacing w:after="100"/>
+      </w:pPr>
+      <w:r>
+        <w:rPr>
+          <w:rFonts w:ascii="TH Sarabun New" w:cs="TH Sarabun New" w:eastAsia="TH Sarabun New" w:hAnsi="TH Sarabun New"/>
+        </w:rPr>
+        <w:t xml:space="preserve"/>
+      </w:r>
+    </w:p>
+    <w:p>
+      <w:pPr>
+        <w:pStyle w:val="Heading3"/>
+        <w:spacing w:after="120" w:before="200"/>
+      </w:pPr>
+      <w:r>
+        <w:rPr>
+          <w:rFonts w:ascii="TH Sarabun New" w:cs="TH Sarabun New" w:eastAsia="TH Sarabun New" w:hAnsi="TH Sarabun New"/>
+          <w:b/>
+          <w:bCs/>
+          <w:color w:val="2E75B6"/>
+          <w:sz w:val="26"/>
+          <w:szCs w:val="26"/>
+        </w:rPr>
+        <w:t xml:space="preserve">การอ่าน Scatter Chart</w:t>
+      </w:r>
+    </w:p>
+    <w:p>
+      <w:pPr>
+        <w:spacing w:after="100" w:line="320"/>
+      </w:pPr>
+      <w:r>
+        <w:rPr>
+          <w:rFonts w:ascii="TH Sarabun New" w:cs="TH Sarabun New" w:eastAsia="TH Sarabun New" w:hAnsi="TH Sarabun New"/>
+        </w:rPr>
+        <w:t xml:space="preserve">แต่ละจุดในกราฟอาจเป็น "หลายรายการที่มีคะแนนเดียวกัน" — ระบบ:</w:t>
+      </w:r>
+    </w:p>
+    <w:p>
+      <w:pPr>
+        <w:pStyle w:val="ListParagraph"/>
+        <w:numPr>
+          <w:ilvl w:val="0"/>
+          <w:numId w:val="2"/>
+        </w:numPr>
+        <w:spacing w:after="60"/>
+      </w:pPr>
+      <w:r>
+        <w:rPr>
+          <w:rFonts w:ascii="TH Sarabun New" w:cs="TH Sarabun New" w:eastAsia="TH Sarabun New" w:hAnsi="TH Sarabun New"/>
+        </w:rPr>
+        <w:t xml:space="preserve">ขนาดจุด = จำนวนสินค้าที่อยู่ตำแหน่งนั้น (sqrt scale)</w:t>
+      </w:r>
+    </w:p>
+    <w:p>
+      <w:pPr>
+        <w:pStyle w:val="ListParagraph"/>
+        <w:numPr>
+          <w:ilvl w:val="0"/>
+          <w:numId w:val="2"/>
+        </w:numPr>
+        <w:spacing w:after="60"/>
+      </w:pPr>
+      <w:r>
+        <w:rPr>
+          <w:rFonts w:ascii="TH Sarabun New" w:cs="TH Sarabun New" w:eastAsia="TH Sarabun New" w:hAnsi="TH Sarabun New"/>
+        </w:rPr>
+        <w:t xml:space="preserve">เลขในจุด = จำนวนรายการ (เมื่อ &gt; 1)</w:t>
+      </w:r>
+    </w:p>
+    <w:p>
+      <w:pPr>
+        <w:pStyle w:val="ListParagraph"/>
+        <w:numPr>
+          <w:ilvl w:val="0"/>
+          <w:numId w:val="2"/>
+        </w:numPr>
+        <w:spacing w:after="60"/>
+      </w:pPr>
+      <w:r>
+        <w:rPr>
+          <w:rFonts w:ascii="TH Sarabun New" w:cs="TH Sarabun New" w:eastAsia="TH Sarabun New" w:hAnsi="TH Sarabun New"/>
+        </w:rPr>
+        <w:t xml:space="preserve">Tooltip → แสดง 5 ตัวอย่าง + count รวม</w:t>
+      </w:r>
+    </w:p>
+    <w:p>
+      <w:pPr>
+        <w:pStyle w:val="ListParagraph"/>
+        <w:numPr>
+          <w:ilvl w:val="0"/>
+          <w:numId w:val="2"/>
+        </w:numPr>
+        <w:spacing w:after="60"/>
+      </w:pPr>
+      <w:r>
+        <w:rPr>
+          <w:rFonts w:ascii="TH Sarabun New" w:cs="TH Sarabun New" w:eastAsia="TH Sarabun New" w:hAnsi="TH Sarabun New"/>
+        </w:rPr>
+        <w:t xml:space="preserve">สี: A=เขียว B=ส้ม C=แดง</w:t>
+      </w:r>
+    </w:p>
+    <w:p>
+      <w:pPr>
+        <w:spacing w:after="100"/>
+      </w:pPr>
+      <w:r>
+        <w:rPr>
+          <w:rFonts w:ascii="TH Sarabun New" w:cs="TH Sarabun New" w:eastAsia="TH Sarabun New" w:hAnsi="TH Sarabun New"/>
+        </w:rPr>
+        <w:t xml:space="preserve"/>
+      </w:r>
+    </w:p>
+    <w:p>
+      <w:pPr>
+        <w:pStyle w:val="Heading2"/>
+        <w:spacing w:after="160" w:before="280"/>
+      </w:pPr>
+      <w:r>
+        <w:rPr>
+          <w:rFonts w:ascii="TH Sarabun New" w:cs="TH Sarabun New" w:eastAsia="TH Sarabun New" w:hAnsi="TH Sarabun New"/>
+          <w:b/>
+          <w:bCs/>
+          <w:color w:val="1F3864"/>
+          <w:sz w:val="30"/>
+          <w:szCs w:val="30"/>
+        </w:rPr>
+        <w:t xml:space="preserve">9.2 Group Analysis (ใหม่)</w:t>
+      </w:r>
+    </w:p>
+    <w:p>
+      <w:pPr>
+        <w:spacing w:after="100" w:line="320"/>
+      </w:pPr>
+      <w:r>
+        <w:rPr>
+          <w:rFonts w:ascii="TH Sarabun New" w:cs="TH Sarabun New" w:eastAsia="TH Sarabun New" w:hAnsi="TH Sarabun New"/>
+        </w:rPr>
+        <w:t xml:space="preserve">วิเคราะห์ตามกลุ่มสินค้า — ตอบคำถามผู้บริหารระดับกลุ่ม โดยใช้ VV ระดับ lot</w:t>
+      </w:r>
+    </w:p>
+    <w:p>
+      <w:pPr>
+        <w:spacing w:after="100"/>
+      </w:pPr>
+      <w:r>
+        <w:rPr>
+          <w:rFonts w:ascii="TH Sarabun New" w:cs="TH Sarabun New" w:eastAsia="TH Sarabun New" w:hAnsi="TH Sarabun New"/>
+        </w:rPr>
+        <w:t xml:space="preserve"/>
+      </w:r>
+    </w:p>
+    <w:p>
+      <w:pPr>
+        <w:pStyle w:val="Heading3"/>
+        <w:spacing w:after="120" w:before="200"/>
+      </w:pPr>
+      <w:r>
+        <w:rPr>
+          <w:rFonts w:ascii="TH Sarabun New" w:cs="TH Sarabun New" w:eastAsia="TH Sarabun New" w:hAnsi="TH Sarabun New"/>
+          <w:b/>
+          <w:bCs/>
+          <w:color w:val="2E75B6"/>
+          <w:sz w:val="26"/>
+          <w:szCs w:val="26"/>
+        </w:rPr>
+        <w:t xml:space="preserve">คำถามที่ตอบได้</w:t>
+      </w:r>
+    </w:p>
+    <w:tbl>
+      <w:tblPr>
+        <w:tblW w:type="dxa" w:w="9360"/>
+        <w:tblBorders>
+          <w:top w:val="single" w:color="auto" w:sz="4"/>
+          <w:left w:val="single" w:color="auto" w:sz="4"/>
+          <w:bottom w:val="single" w:color="auto" w:sz="4"/>
+          <w:right w:val="single" w:color="auto" w:sz="4"/>
+          <w:insideH w:val="single" w:color="auto" w:sz="4"/>
+          <w:insideV w:val="single" w:color="auto" w:sz="4"/>
+        </w:tblBorders>
+      </w:tblPr>
+      <w:tblGrid>
+        <w:gridCol w:w="5148"/>
+        <w:gridCol w:w="4212"/>
+      </w:tblGrid>
+      <w:tr>
+        <w:trPr>
+          <w:tblHeader/>
+        </w:trPr>
+        <w:tc>
+          <w:tcPr>
+            <w:tcW w:type="dxa" w:w="5148"/>
+            <w:tcBorders>
+              <w:top w:val="single" w:color="BFBFBF" w:sz="4"/>
+              <w:left w:val="single" w:color="BFBFBF" w:sz="4"/>
+              <w:bottom w:val="single" w:color="BFBFBF" w:sz="4"/>
+              <w:right w:val="single" w:color="BFBFBF" w:sz="4"/>
+            </w:tcBorders>
+            <w:shd w:fill="D9E2F3" w:val="clear"/>
+            <w:tcMar>
+              <w:top w:type="dxa" w:w="100"/>
+              <w:left w:type="dxa" w:w="140"/>
+              <w:bottom w:type="dxa" w:w="100"/>
+              <w:right w:type="dxa" w:w="140"/>
+            </w:tcMar>
+          </w:tcPr>
+          <w:p>
+            <w:pPr>
+              <w:spacing w:after="40"/>
+            </w:pPr>
+            <w:r>
+              <w:rPr>
+                <w:rFonts w:ascii="TH Sarabun New" w:cs="TH Sarabun New" w:eastAsia="TH Sarabun New" w:hAnsi="TH Sarabun New"/>
+                <w:b/>
+                <w:bCs/>
+                <w:color w:val="1F3864"/>
+                <w:sz w:val="22"/>
+                <w:szCs w:val="22"/>
+              </w:rPr>
+              <w:t xml:space="preserve">คำถาม</w:t>
+            </w:r>
+          </w:p>
+        </w:tc>
+        <w:tc>
+          <w:tcPr>
+            <w:tcW w:type="dxa" w:w="4212"/>
+            <w:tcBorders>
+              <w:top w:val="single" w:color="BFBFBF" w:sz="4"/>
+              <w:left w:val="single" w:color="BFBFBF" w:sz="4"/>
+              <w:bottom w:val="single" w:color="BFBFBF" w:sz="4"/>
+              <w:right w:val="single" w:color="BFBFBF" w:sz="4"/>
+            </w:tcBorders>
+            <w:shd w:fill="D9E2F3" w:val="clear"/>
+            <w:tcMar>
+              <w:top w:type="dxa" w:w="100"/>
+              <w:left w:type="dxa" w:w="140"/>
+              <w:bottom w:type="dxa" w:w="100"/>
+              <w:right w:type="dxa" w:w="140"/>
+            </w:tcMar>
+          </w:tcPr>
+          <w:p>
+            <w:pPr>
+              <w:spacing w:after="40"/>
+            </w:pPr>
+            <w:r>
+              <w:rPr>
+                <w:rFonts w:ascii="TH Sarabun New" w:cs="TH Sarabun New" w:eastAsia="TH Sarabun New" w:hAnsi="TH Sarabun New"/>
+                <w:b/>
+                <w:bCs/>
+                <w:color w:val="1F3864"/>
+                <w:sz w:val="22"/>
+                <w:szCs w:val="22"/>
+              </w:rPr>
+              <w:t xml:space="preserve">ดูที่ไหน</w:t>
+            </w:r>
+          </w:p>
+        </w:tc>
+      </w:tr>
+      <w:tr>
+        <w:tc>
+          <w:tcPr>
+            <w:tcW w:type="dxa" w:w="5148"/>
+            <w:tcBorders>
+              <w:top w:val="single" w:color="BFBFBF" w:sz="4"/>
+              <w:left w:val="single" w:color="BFBFBF" w:sz="4"/>
+              <w:bottom w:val="single" w:color="BFBFBF" w:sz="4"/>
+              <w:right w:val="single" w:color="BFBFBF" w:sz="4"/>
+            </w:tcBorders>
+            <w:tcMar>
+              <w:top w:type="dxa" w:w="100"/>
+              <w:left w:type="dxa" w:w="140"/>
+              <w:bottom w:type="dxa" w:w="100"/>
+              <w:right w:type="dxa" w:w="140"/>
+            </w:tcMar>
+          </w:tcPr>
+          <w:p>
+            <w:pPr>
+              <w:spacing w:after="40"/>
+            </w:pPr>
+            <w:r>
+              <w:rPr>
+                <w:rFonts w:ascii="TH Sarabun New" w:cs="TH Sarabun New" w:eastAsia="TH Sarabun New" w:hAnsi="TH Sarabun New"/>
+                <w:b w:val="false"/>
+                <w:bCs w:val="false"/>
+                <w:color w:val="000000"/>
+                <w:sz w:val="22"/>
+                <w:szCs w:val="22"/>
+              </w:rPr>
+              <w:t xml:space="preserve">กลุ่มไหน Move เยอะที่สุด?</w:t>
+            </w:r>
+          </w:p>
+        </w:tc>
+        <w:tc>
+          <w:tcPr>
+            <w:tcW w:type="dxa" w:w="4212"/>
+            <w:tcBorders>
+              <w:top w:val="single" w:color="BFBFBF" w:sz="4"/>
+              <w:left w:val="single" w:color="BFBFBF" w:sz="4"/>
+              <w:bottom w:val="single" w:color="BFBFBF" w:sz="4"/>
+              <w:right w:val="single" w:color="BFBFBF" w:sz="4"/>
+            </w:tcBorders>
+            <w:tcMar>
+              <w:top w:type="dxa" w:w="100"/>
+              <w:left w:type="dxa" w:w="140"/>
+              <w:bottom w:type="dxa" w:w="100"/>
+              <w:right w:type="dxa" w:w="140"/>
+            </w:tcMar>
+          </w:tcPr>
+          <w:p>
+            <w:pPr>
+              <w:spacing w:after="40"/>
+            </w:pPr>
+            <w:r>
+              <w:rPr>
+                <w:rFonts w:ascii="TH Sarabun New" w:cs="TH Sarabun New" w:eastAsia="TH Sarabun New" w:hAnsi="TH Sarabun New"/>
+                <w:b w:val="false"/>
+                <w:bCs w:val="false"/>
+                <w:color w:val="000000"/>
+                <w:sz w:val="22"/>
+                <w:szCs w:val="22"/>
+              </w:rPr>
+              <w:t xml:space="preserve">KPI "กลุ่มที่ Move มากสุด" + ตารางเรียงตาม Out</w:t>
+            </w:r>
+          </w:p>
+        </w:tc>
+      </w:tr>
+      <w:tr>
+        <w:tc>
+          <w:tcPr>
+            <w:tcW w:type="dxa" w:w="5148"/>
+            <w:tcBorders>
+              <w:top w:val="single" w:color="BFBFBF" w:sz="4"/>
+              <w:left w:val="single" w:color="BFBFBF" w:sz="4"/>
+              <w:bottom w:val="single" w:color="BFBFBF" w:sz="4"/>
+              <w:right w:val="single" w:color="BFBFBF" w:sz="4"/>
+            </w:tcBorders>
+            <w:shd w:fill="F2F2F2" w:val="clear"/>
+            <w:tcMar>
+              <w:top w:type="dxa" w:w="100"/>
+              <w:left w:type="dxa" w:w="140"/>
+              <w:bottom w:type="dxa" w:w="100"/>
+              <w:right w:type="dxa" w:w="140"/>
+            </w:tcMar>
+          </w:tcPr>
+          <w:p>
+            <w:pPr>
+              <w:spacing w:after="40"/>
+            </w:pPr>
+            <w:r>
+              <w:rPr>
+                <w:rFonts w:ascii="TH Sarabun New" w:cs="TH Sarabun New" w:eastAsia="TH Sarabun New" w:hAnsi="TH Sarabun New"/>
+                <w:b w:val="false"/>
+                <w:bCs w:val="false"/>
+                <w:color w:val="000000"/>
+                <w:sz w:val="22"/>
+                <w:szCs w:val="22"/>
+              </w:rPr>
+              <w:t xml:space="preserve">กลุ่มไหนมีของแพง (Class A) เยอะ?</w:t>
+            </w:r>
+          </w:p>
+        </w:tc>
+        <w:tc>
+          <w:tcPr>
+            <w:tcW w:type="dxa" w:w="4212"/>
+            <w:tcBorders>
+              <w:top w:val="single" w:color="BFBFBF" w:sz="4"/>
+              <w:left w:val="single" w:color="BFBFBF" w:sz="4"/>
+              <w:bottom w:val="single" w:color="BFBFBF" w:sz="4"/>
+              <w:right w:val="single" w:color="BFBFBF" w:sz="4"/>
+            </w:tcBorders>
+            <w:shd w:fill="F2F2F2" w:val="clear"/>
+            <w:tcMar>
+              <w:top w:type="dxa" w:w="100"/>
+              <w:left w:type="dxa" w:w="140"/>
+              <w:bottom w:type="dxa" w:w="100"/>
+              <w:right w:type="dxa" w:w="140"/>
+            </w:tcMar>
+          </w:tcPr>
+          <w:p>
+            <w:pPr>
+              <w:spacing w:after="40"/>
+            </w:pPr>
+            <w:r>
+              <w:rPr>
+                <w:rFonts w:ascii="TH Sarabun New" w:cs="TH Sarabun New" w:eastAsia="TH Sarabun New" w:hAnsi="TH Sarabun New"/>
+                <w:b w:val="false"/>
+                <w:bCs w:val="false"/>
+                <w:color w:val="000000"/>
+                <w:sz w:val="22"/>
+                <w:szCs w:val="22"/>
+              </w:rPr>
+              <w:t xml:space="preserve">กราฟ VV Class Distribution</w:t>
+            </w:r>
+          </w:p>
+        </w:tc>
+      </w:tr>
+      <w:tr>
+        <w:tc>
+          <w:tcPr>
+            <w:tcW w:type="dxa" w:w="5148"/>
+            <w:tcBorders>
+              <w:top w:val="single" w:color="BFBFBF" w:sz="4"/>
+              <w:left w:val="single" w:color="BFBFBF" w:sz="4"/>
+              <w:bottom w:val="single" w:color="BFBFBF" w:sz="4"/>
+              <w:right w:val="single" w:color="BFBFBF" w:sz="4"/>
+            </w:tcBorders>
+            <w:tcMar>
+              <w:top w:type="dxa" w:w="100"/>
+              <w:left w:type="dxa" w:w="140"/>
+              <w:bottom w:type="dxa" w:w="100"/>
+              <w:right w:type="dxa" w:w="140"/>
+            </w:tcMar>
+          </w:tcPr>
+          <w:p>
+            <w:pPr>
+              <w:spacing w:after="40"/>
+            </w:pPr>
+            <w:r>
+              <w:rPr>
+                <w:rFonts w:ascii="TH Sarabun New" w:cs="TH Sarabun New" w:eastAsia="TH Sarabun New" w:hAnsi="TH Sarabun New"/>
+                <w:b w:val="false"/>
+                <w:bCs w:val="false"/>
+                <w:color w:val="000000"/>
+                <w:sz w:val="22"/>
+                <w:szCs w:val="22"/>
+              </w:rPr>
+              <w:t xml:space="preserve">กลุ่มไหนมีของใกล้หมด (Class C) เยอะ?</w:t>
+            </w:r>
+          </w:p>
+        </w:tc>
+        <w:tc>
+          <w:tcPr>
+            <w:tcW w:type="dxa" w:w="4212"/>
+            <w:tcBorders>
+              <w:top w:val="single" w:color="BFBFBF" w:sz="4"/>
+              <w:left w:val="single" w:color="BFBFBF" w:sz="4"/>
+              <w:bottom w:val="single" w:color="BFBFBF" w:sz="4"/>
+              <w:right w:val="single" w:color="BFBFBF" w:sz="4"/>
+            </w:tcBorders>
+            <w:tcMar>
+              <w:top w:type="dxa" w:w="100"/>
+              <w:left w:type="dxa" w:w="140"/>
+              <w:bottom w:type="dxa" w:w="100"/>
+              <w:right w:type="dxa" w:w="140"/>
+            </w:tcMar>
+          </w:tcPr>
+          <w:p>
+            <w:pPr>
+              <w:spacing w:after="40"/>
+            </w:pPr>
+            <w:r>
+              <w:rPr>
+                <w:rFonts w:ascii="TH Sarabun New" w:cs="TH Sarabun New" w:eastAsia="TH Sarabun New" w:hAnsi="TH Sarabun New"/>
+                <w:b w:val="false"/>
+                <w:bCs w:val="false"/>
+                <w:color w:val="000000"/>
+                <w:sz w:val="22"/>
+                <w:szCs w:val="22"/>
+              </w:rPr>
+              <w:t xml:space="preserve">กรอง "มี Class C" + ดูคอลัมน์ C lots</w:t>
+            </w:r>
+          </w:p>
+        </w:tc>
+      </w:tr>
+      <w:tr>
+        <w:tc>
+          <w:tcPr>
+            <w:tcW w:type="dxa" w:w="5148"/>
+            <w:tcBorders>
+              <w:top w:val="single" w:color="BFBFBF" w:sz="4"/>
+              <w:left w:val="single" w:color="BFBFBF" w:sz="4"/>
+              <w:bottom w:val="single" w:color="BFBFBF" w:sz="4"/>
+              <w:right w:val="single" w:color="BFBFBF" w:sz="4"/>
+            </w:tcBorders>
+            <w:shd w:fill="F2F2F2" w:val="clear"/>
+            <w:tcMar>
+              <w:top w:type="dxa" w:w="100"/>
+              <w:left w:type="dxa" w:w="140"/>
+              <w:bottom w:type="dxa" w:w="100"/>
+              <w:right w:type="dxa" w:w="140"/>
+            </w:tcMar>
+          </w:tcPr>
+          <w:p>
+            <w:pPr>
+              <w:spacing w:after="40"/>
+            </w:pPr>
+            <w:r>
+              <w:rPr>
+                <w:rFonts w:ascii="TH Sarabun New" w:cs="TH Sarabun New" w:eastAsia="TH Sarabun New" w:hAnsi="TH Sarabun New"/>
+                <w:b w:val="false"/>
+                <w:bCs w:val="false"/>
+                <w:color w:val="000000"/>
+                <w:sz w:val="22"/>
+                <w:szCs w:val="22"/>
+              </w:rPr>
+              <w:t xml:space="preserve">กลุ่มไหนหมุนช้า — ของค้าง?</w:t>
+            </w:r>
+          </w:p>
+        </w:tc>
+        <w:tc>
+          <w:tcPr>
+            <w:tcW w:type="dxa" w:w="4212"/>
+            <w:tcBorders>
+              <w:top w:val="single" w:color="BFBFBF" w:sz="4"/>
+              <w:left w:val="single" w:color="BFBFBF" w:sz="4"/>
+              <w:bottom w:val="single" w:color="BFBFBF" w:sz="4"/>
+              <w:right w:val="single" w:color="BFBFBF" w:sz="4"/>
+            </w:tcBorders>
+            <w:shd w:fill="F2F2F2" w:val="clear"/>
+            <w:tcMar>
+              <w:top w:type="dxa" w:w="100"/>
+              <w:left w:type="dxa" w:w="140"/>
+              <w:bottom w:type="dxa" w:w="100"/>
+              <w:right w:type="dxa" w:w="140"/>
+            </w:tcMar>
+          </w:tcPr>
+          <w:p>
+            <w:pPr>
+              <w:spacing w:after="40"/>
+            </w:pPr>
+            <w:r>
+              <w:rPr>
+                <w:rFonts w:ascii="TH Sarabun New" w:cs="TH Sarabun New" w:eastAsia="TH Sarabun New" w:hAnsi="TH Sarabun New"/>
+                <w:b w:val="false"/>
+                <w:bCs w:val="false"/>
+                <w:color w:val="000000"/>
+                <w:sz w:val="22"/>
+                <w:szCs w:val="22"/>
+              </w:rPr>
+              <w:t xml:space="preserve">คอลัมน์ Turnover สีแดง (&lt;1x/ปี)</w:t>
+            </w:r>
+          </w:p>
+        </w:tc>
+      </w:tr>
+      <w:tr>
+        <w:tc>
+          <w:tcPr>
+            <w:tcW w:type="dxa" w:w="5148"/>
+            <w:tcBorders>
+              <w:top w:val="single" w:color="BFBFBF" w:sz="4"/>
+              <w:left w:val="single" w:color="BFBFBF" w:sz="4"/>
+              <w:bottom w:val="single" w:color="BFBFBF" w:sz="4"/>
+              <w:right w:val="single" w:color="BFBFBF" w:sz="4"/>
+            </w:tcBorders>
+            <w:tcMar>
+              <w:top w:type="dxa" w:w="100"/>
+              <w:left w:type="dxa" w:w="140"/>
+              <w:bottom w:type="dxa" w:w="100"/>
+              <w:right w:type="dxa" w:w="140"/>
+            </w:tcMar>
+          </w:tcPr>
+          <w:p>
+            <w:pPr>
+              <w:spacing w:after="40"/>
+            </w:pPr>
+            <w:r>
+              <w:rPr>
+                <w:rFonts w:ascii="TH Sarabun New" w:cs="TH Sarabun New" w:eastAsia="TH Sarabun New" w:hAnsi="TH Sarabun New"/>
+                <w:b w:val="false"/>
+                <w:bCs w:val="false"/>
+                <w:color w:val="000000"/>
+                <w:sz w:val="22"/>
+                <w:szCs w:val="22"/>
+              </w:rPr>
+              <w:t xml:space="preserve">กลุ่มไหนคือตัวขับเคลื่อนยอด?</w:t>
+            </w:r>
+          </w:p>
+        </w:tc>
+        <w:tc>
+          <w:tcPr>
+            <w:tcW w:type="dxa" w:w="4212"/>
+            <w:tcBorders>
+              <w:top w:val="single" w:color="BFBFBF" w:sz="4"/>
+              <w:left w:val="single" w:color="BFBFBF" w:sz="4"/>
+              <w:bottom w:val="single" w:color="BFBFBF" w:sz="4"/>
+              <w:right w:val="single" w:color="BFBFBF" w:sz="4"/>
+            </w:tcBorders>
+            <w:tcMar>
+              <w:top w:type="dxa" w:w="100"/>
+              <w:left w:type="dxa" w:w="140"/>
+              <w:bottom w:type="dxa" w:w="100"/>
+              <w:right w:type="dxa" w:w="140"/>
+            </w:tcMar>
+          </w:tcPr>
+          <w:p>
+            <w:pPr>
+              <w:spacing w:after="40"/>
+            </w:pPr>
+            <w:r>
+              <w:rPr>
+                <w:rFonts w:ascii="TH Sarabun New" w:cs="TH Sarabun New" w:eastAsia="TH Sarabun New" w:hAnsi="TH Sarabun New"/>
+                <w:b w:val="false"/>
+                <w:bCs w:val="false"/>
+                <w:color w:val="000000"/>
+                <w:sz w:val="22"/>
+                <w:szCs w:val="22"/>
+              </w:rPr>
+              <w:t xml:space="preserve">Move Share %</w:t>
+            </w:r>
+          </w:p>
+        </w:tc>
+      </w:tr>
+    </w:tbl>
+    <w:p>
+      <w:pPr>
+        <w:spacing w:after="100"/>
+      </w:pPr>
+      <w:r>
+        <w:rPr>
+          <w:rFonts w:ascii="TH Sarabun New" w:cs="TH Sarabun New" w:eastAsia="TH Sarabun New" w:hAnsi="TH Sarabun New"/>
+        </w:rPr>
+        <w:t xml:space="preserve"/>
+      </w:r>
+    </w:p>
+    <w:p>
+      <w:pPr>
+        <w:pStyle w:val="Heading3"/>
+        <w:spacing w:after="120" w:before="200"/>
+      </w:pPr>
+      <w:r>
+        <w:rPr>
+          <w:rFonts w:ascii="TH Sarabun New" w:cs="TH Sarabun New" w:eastAsia="TH Sarabun New" w:hAnsi="TH Sarabun New"/>
+          <w:b/>
+          <w:bCs/>
+          <w:color w:val="2E75B6"/>
+          <w:sz w:val="26"/>
+          <w:szCs w:val="26"/>
+        </w:rPr>
+        <w:t xml:space="preserve">คอลัมน์ในตาราง Group Performance</w:t>
+      </w:r>
+    </w:p>
+    <w:p>
+      <w:pPr>
+        <w:pStyle w:val="ListParagraph"/>
+        <w:numPr>
+          <w:ilvl w:val="0"/>
+          <w:numId w:val="2"/>
+        </w:numPr>
+        <w:spacing w:after="60"/>
+      </w:pPr>
+      <w:r>
+        <w:rPr>
+          <w:rFonts w:ascii="TH Sarabun New" w:cs="TH Sarabun New" w:eastAsia="TH Sarabun New" w:hAnsi="TH Sarabun New"/>
+        </w:rPr>
+        <w:t xml:space="preserve">SKUs — จำนวนรหัสสินค้าไม่ซ้ำในกลุ่ม</w:t>
+      </w:r>
+    </w:p>
+    <w:p>
+      <w:pPr>
+        <w:pStyle w:val="ListParagraph"/>
+        <w:numPr>
+          <w:ilvl w:val="0"/>
+          <w:numId w:val="2"/>
+        </w:numPr>
+        <w:spacing w:after="60"/>
+      </w:pPr>
+      <w:r>
+        <w:rPr>
+          <w:rFonts w:ascii="TH Sarabun New" w:cs="TH Sarabun New" w:eastAsia="TH Sarabun New" w:hAnsi="TH Sarabun New"/>
+        </w:rPr>
+        <w:t xml:space="preserve">Lots — จำนวนล็อตทั้งหมด (analytical unit)</w:t>
+      </w:r>
+    </w:p>
+    <w:p>
+      <w:pPr>
+        <w:pStyle w:val="ListParagraph"/>
+        <w:numPr>
+          <w:ilvl w:val="0"/>
+          <w:numId w:val="2"/>
+        </w:numPr>
+        <w:spacing w:after="60"/>
+      </w:pPr>
+      <w:r>
+        <w:rPr>
+          <w:rFonts w:ascii="TH Sarabun New" w:cs="TH Sarabun New" w:eastAsia="TH Sarabun New" w:hAnsi="TH Sarabun New"/>
+        </w:rPr>
+        <w:t xml:space="preserve">VV by Lot (A/B/C) — chip + แถบสัดส่วน</w:t>
+      </w:r>
+    </w:p>
+    <w:p>
+      <w:pPr>
+        <w:pStyle w:val="ListParagraph"/>
+        <w:numPr>
+          <w:ilvl w:val="0"/>
+          <w:numId w:val="2"/>
+        </w:numPr>
+        <w:spacing w:after="60"/>
+      </w:pPr>
+      <w:r>
+        <w:rPr>
+          <w:rFonts w:ascii="TH Sarabun New" w:cs="TH Sarabun New" w:eastAsia="TH Sarabun New" w:hAnsi="TH Sarabun New"/>
+        </w:rPr>
+        <w:t xml:space="preserve">Stock Value — ผลรวมมูลค่าคลัง</w:t>
+      </w:r>
+    </w:p>
+    <w:p>
+      <w:pPr>
+        <w:pStyle w:val="ListParagraph"/>
+        <w:numPr>
+          <w:ilvl w:val="0"/>
+          <w:numId w:val="2"/>
+        </w:numPr>
+        <w:spacing w:after="60"/>
+      </w:pPr>
+      <w:r>
+        <w:rPr>
+          <w:rFonts w:ascii="TH Sarabun New" w:cs="TH Sarabun New" w:eastAsia="TH Sarabun New" w:hAnsi="TH Sarabun New"/>
+        </w:rPr>
+        <w:t xml:space="preserve">In / Out — มูลค่ารับ-จ่ายในช่วง 6/12/24 เดือน</w:t>
+      </w:r>
+    </w:p>
+    <w:p>
+      <w:pPr>
+        <w:pStyle w:val="ListParagraph"/>
+        <w:numPr>
+          <w:ilvl w:val="0"/>
+          <w:numId w:val="2"/>
+        </w:numPr>
+        <w:spacing w:after="60"/>
+      </w:pPr>
+      <w:r>
+        <w:rPr>
+          <w:rFonts w:ascii="TH Sarabun New" w:cs="TH Sarabun New" w:eastAsia="TH Sarabun New" w:hAnsi="TH Sarabun New"/>
+        </w:rPr>
+        <w:t xml:space="preserve">Turnover — อัตราหมุนต่อปี (annualized)</w:t>
+      </w:r>
+    </w:p>
+    <w:p>
+      <w:pPr>
+        <w:pStyle w:val="ListParagraph"/>
+        <w:numPr>
+          <w:ilvl w:val="0"/>
+          <w:numId w:val="2"/>
+        </w:numPr>
+        <w:spacing w:after="60"/>
+      </w:pPr>
+      <w:r>
+        <w:rPr>
+          <w:rFonts w:ascii="TH Sarabun New" w:cs="TH Sarabun New" w:eastAsia="TH Sarabun New" w:hAnsi="TH Sarabun New"/>
+        </w:rPr>
+        <w:t xml:space="preserve">Move Share — % สัดส่วนการใช้สินค้าจากยอดรวม</w:t>
+      </w:r>
+    </w:p>
+    <w:p>
+      <w:pPr>
+        <w:spacing w:after="100"/>
+      </w:pPr>
+      <w:r>
+        <w:rPr>
+          <w:rFonts w:ascii="TH Sarabun New" w:cs="TH Sarabun New" w:eastAsia="TH Sarabun New" w:hAnsi="TH Sarabun New"/>
+        </w:rPr>
+        <w:t xml:space="preserve"/>
+      </w:r>
+    </w:p>
+    <w:tbl>
+      <w:tblPr>
+        <w:tblW w:type="dxa" w:w="9360"/>
+        <w:tblBorders>
+          <w:top w:val="single" w:color="auto" w:sz="4"/>
+          <w:left w:val="single" w:color="auto" w:sz="4"/>
+          <w:bottom w:val="single" w:color="auto" w:sz="4"/>
+          <w:right w:val="single" w:color="auto" w:sz="4"/>
+          <w:insideH w:val="single" w:color="auto" w:sz="4"/>
+          <w:insideV w:val="single" w:color="auto" w:sz="4"/>
+        </w:tblBorders>
+      </w:tblPr>
+      <w:tblGrid>
+        <w:gridCol w:w="9360"/>
+      </w:tblGrid>
+      <w:tr>
+        <w:tc>
+          <w:tcPr>
+            <w:tcW w:type="dxa" w:w="9360"/>
+            <w:tcBorders>
+              <w:top w:val="single" w:color="2E75B6" w:sz="4"/>
+              <w:left w:val="single" w:color="2E75B6" w:sz="24"/>
+              <w:bottom w:val="single" w:color="BFBFBF" w:sz="4"/>
+              <w:right w:val="single" w:color="BFBFBF" w:sz="4"/>
+            </w:tcBorders>
+            <w:shd w:fill="FFF3CD" w:val="clear"/>
+            <w:tcMar>
+              <w:top w:type="dxa" w:w="160"/>
+              <w:left w:type="dxa" w:w="220"/>
+              <w:bottom w:type="dxa" w:w="160"/>
+              <w:right w:type="dxa" w:w="220"/>
+            </w:tcMar>
+          </w:tcPr>
+          <w:p>
+            <w:pPr>
+              <w:spacing w:after="80"/>
+            </w:pPr>
+            <w:r>
+              <w:rPr>
+                <w:rFonts w:ascii="TH Sarabun New" w:cs="TH Sarabun New" w:eastAsia="TH Sarabun New" w:hAnsi="TH Sarabun New"/>
+                <w:b/>
+                <w:bCs/>
+                <w:color w:val="1F3864"/>
+                <w:sz w:val="24"/>
+                <w:szCs w:val="24"/>
+              </w:rPr>
+              <w:t xml:space="preserve">🎯 Use Case สำคัญ</w:t>
+            </w:r>
+          </w:p>
+          <w:p>
+            <w:pPr>
+              <w:spacing w:after="40"/>
+            </w:pPr>
+            <w:r>
+              <w:rPr>
+                <w:rFonts w:ascii="TH Sarabun New" w:cs="TH Sarabun New" w:eastAsia="TH Sarabun New" w:hAnsi="TH Sarabun New"/>
+                <w:sz w:val="22"/>
+                <w:szCs w:val="22"/>
+              </w:rPr>
+              <w:t xml:space="preserve">กลุ่มที่ Stock Value สูง + Turnover ต่ำ + Class C เยอะ</w:t>
+            </w:r>
+          </w:p>
+          <w:p>
+            <w:pPr>
+              <w:spacing w:after="40"/>
+            </w:pPr>
+            <w:r>
+              <w:rPr>
+                <w:rFonts w:ascii="TH Sarabun New" w:cs="TH Sarabun New" w:eastAsia="TH Sarabun New" w:hAnsi="TH Sarabun New"/>
+                <w:sz w:val="22"/>
+                <w:szCs w:val="22"/>
+              </w:rPr>
+              <w:t xml:space="preserve">= ของค้างใกล้หมดอายุ → เร่งระบาย / ลดการสั่ง</w:t>
+            </w:r>
+          </w:p>
+        </w:tc>
+      </w:tr>
+    </w:tbl>
+    <w:p>
+      <w:pPr>
+        <w:spacing w:after="100"/>
+      </w:pPr>
+      <w:r>
+        <w:rPr>
+          <w:rFonts w:ascii="TH Sarabun New" w:cs="TH Sarabun New" w:eastAsia="TH Sarabun New" w:hAnsi="TH Sarabun New"/>
+        </w:rPr>
+        <w:t xml:space="preserve"/>
+      </w:r>
+    </w:p>
+    <w:p>
+      <w:pPr>
+        <w:pStyle w:val="Heading2"/>
+        <w:spacing w:after="160" w:before="280"/>
+      </w:pPr>
+      <w:r>
+        <w:rPr>
+          <w:rFonts w:ascii="TH Sarabun New" w:cs="TH Sarabun New" w:eastAsia="TH Sarabun New" w:hAnsi="TH Sarabun New"/>
+          <w:b/>
+          <w:bCs/>
+          <w:color w:val="1F3864"/>
+          <w:sz w:val="30"/>
+          <w:szCs w:val="30"/>
+        </w:rPr>
+        <w:t xml:space="preserve">9.3 Trends &amp; Compare (ใหม่)</w:t>
+      </w:r>
+    </w:p>
+    <w:p>
+      <w:pPr>
+        <w:spacing w:after="100" w:line="320"/>
+      </w:pPr>
+      <w:r>
+        <w:rPr>
+          <w:rFonts w:ascii="TH Sarabun New" w:cs="TH Sarabun New" w:eastAsia="TH Sarabun New" w:hAnsi="TH Sarabun New"/>
+        </w:rPr>
+        <w:t xml:space="preserve">Deep-dive analysis สำหรับการเปรียบเทียบช่วงเวลา — MoM, QoQ, YoY</w:t>
+      </w:r>
+    </w:p>
+    <w:p>
+      <w:pPr>
+        <w:spacing w:after="100"/>
+      </w:pPr>
+      <w:r>
+        <w:rPr>
+          <w:rFonts w:ascii="TH Sarabun New" w:cs="TH Sarabun New" w:eastAsia="TH Sarabun New" w:hAnsi="TH Sarabun New"/>
+        </w:rPr>
+        <w:t xml:space="preserve"/>
+      </w:r>
+    </w:p>
+    <w:p>
+      <w:pPr>
+        <w:pStyle w:val="Heading3"/>
+        <w:spacing w:after="120" w:before="200"/>
+      </w:pPr>
+      <w:r>
+        <w:rPr>
+          <w:rFonts w:ascii="TH Sarabun New" w:cs="TH Sarabun New" w:eastAsia="TH Sarabun New" w:hAnsi="TH Sarabun New"/>
+          <w:b/>
+          <w:bCs/>
+          <w:color w:val="2E75B6"/>
+          <w:sz w:val="26"/>
+          <w:szCs w:val="26"/>
+        </w:rPr>
+        <w:t xml:space="preserve">Period Selector</w:t>
+      </w:r>
+    </w:p>
+    <w:p>
+      <w:pPr>
+        <w:pStyle w:val="ListParagraph"/>
+        <w:numPr>
+          <w:ilvl w:val="0"/>
+          <w:numId w:val="2"/>
+        </w:numPr>
+        <w:spacing w:after="60"/>
+      </w:pPr>
+      <w:r>
+        <w:rPr>
+          <w:rFonts w:ascii="TH Sarabun New" w:cs="TH Sarabun New" w:eastAsia="TH Sarabun New" w:hAnsi="TH Sarabun New"/>
+        </w:rPr>
+        <w:t xml:space="preserve">เลือกเดือน — เป็นเดือนหลักที่จะวิเคราะห์</w:t>
+      </w:r>
+    </w:p>
+    <w:p>
+      <w:pPr>
+        <w:pStyle w:val="ListParagraph"/>
+        <w:numPr>
+          <w:ilvl w:val="0"/>
+          <w:numId w:val="2"/>
+        </w:numPr>
+        <w:spacing w:after="60"/>
+      </w:pPr>
+      <w:r>
+        <w:rPr>
+          <w:rFonts w:ascii="TH Sarabun New" w:cs="TH Sarabun New" w:eastAsia="TH Sarabun New" w:hAnsi="TH Sarabun New"/>
+        </w:rPr>
+        <w:t xml:space="preserve">Toggle: MoM (เดือนก่อนหน้า) / QoQ (ไตรมาสก่อนหน้า) / YoY (ปีก่อนหน้า)</w:t>
+      </w:r>
+    </w:p>
+    <w:p>
+      <w:pPr>
+        <w:spacing w:after="100"/>
+      </w:pPr>
+      <w:r>
+        <w:rPr>
+          <w:rFonts w:ascii="TH Sarabun New" w:cs="TH Sarabun New" w:eastAsia="TH Sarabun New" w:hAnsi="TH Sarabun New"/>
+        </w:rPr>
+        <w:t xml:space="preserve"/>
+      </w:r>
+    </w:p>
+    <w:p>
+      <w:pPr>
+        <w:pStyle w:val="Heading3"/>
+        <w:spacing w:after="120" w:before="200"/>
+      </w:pPr>
+      <w:r>
+        <w:rPr>
+          <w:rFonts w:ascii="TH Sarabun New" w:cs="TH Sarabun New" w:eastAsia="TH Sarabun New" w:hAnsi="TH Sarabun New"/>
+          <w:b/>
+          <w:bCs/>
+          <w:color w:val="2E75B6"/>
+          <w:sz w:val="26"/>
+          <w:szCs w:val="26"/>
+        </w:rPr>
+        <w:t xml:space="preserve">สิ่งที่แสดง</w:t>
+      </w:r>
+    </w:p>
+    <w:p>
+      <w:pPr>
+        <w:pStyle w:val="ListParagraph"/>
+        <w:numPr>
+          <w:ilvl w:val="0"/>
+          <w:numId w:val="2"/>
+        </w:numPr>
+        <w:spacing w:after="60"/>
+      </w:pPr>
+      <w:r>
+        <w:rPr>
+          <w:rFonts w:ascii="TH Sarabun New" w:cs="TH Sarabun New" w:eastAsia="TH Sarabun New" w:hAnsi="TH Sarabun New"/>
+        </w:rPr>
+        <w:t xml:space="preserve">4 Delta Cards: Out / In / Net / Tx + อัตราการเปลี่ยน % พร้อมลูกศร</w:t>
+      </w:r>
+    </w:p>
+    <w:p>
+      <w:pPr>
+        <w:pStyle w:val="ListParagraph"/>
+        <w:numPr>
+          <w:ilvl w:val="0"/>
+          <w:numId w:val="2"/>
+        </w:numPr>
+        <w:spacing w:after="60"/>
+      </w:pPr>
+      <w:r>
+        <w:rPr>
+          <w:rFonts w:ascii="TH Sarabun New" w:cs="TH Sarabun New" w:eastAsia="TH Sarabun New" w:hAnsi="TH Sarabun New"/>
+        </w:rPr>
+        <w:t xml:space="preserve">Bar Chart 24 เดือนล่าสุด — In vs Out</w:t>
+      </w:r>
+    </w:p>
+    <w:p>
+      <w:pPr>
+        <w:pStyle w:val="ListParagraph"/>
+        <w:numPr>
+          <w:ilvl w:val="0"/>
+          <w:numId w:val="2"/>
+        </w:numPr>
+        <w:spacing w:after="60"/>
+      </w:pPr>
+      <w:r>
+        <w:rPr>
+          <w:rFonts w:ascii="TH Sarabun New" w:cs="TH Sarabun New" w:eastAsia="TH Sarabun New" w:hAnsi="TH Sarabun New"/>
+        </w:rPr>
+        <w:t xml:space="preserve">YoY Anchor Table — เดือนเดียวกัน 3 ปีย้อนหลัง</w:t>
+      </w:r>
+    </w:p>
+    <w:p>
+      <w:pPr>
+        <w:pStyle w:val="ListParagraph"/>
+        <w:numPr>
+          <w:ilvl w:val="0"/>
+          <w:numId w:val="2"/>
+        </w:numPr>
+        <w:spacing w:after="60"/>
+      </w:pPr>
+      <w:r>
+        <w:rPr>
+          <w:rFonts w:ascii="TH Sarabun New" w:cs="TH Sarabun New" w:eastAsia="TH Sarabun New" w:hAnsi="TH Sarabun New"/>
+        </w:rPr>
+        <w:t xml:space="preserve">Group Comparison Table — แต่ละกลุ่มขยับขึ้น/ลงเทียบ baseline</w:t>
+      </w:r>
+    </w:p>
+    <w:p>
+      <w:pPr>
+        <w:pStyle w:val="ListParagraph"/>
+        <w:numPr>
+          <w:ilvl w:val="0"/>
+          <w:numId w:val="2"/>
+        </w:numPr>
+        <w:spacing w:after="60"/>
+      </w:pPr>
+      <w:r>
+        <w:rPr>
+          <w:rFonts w:ascii="TH Sarabun New" w:cs="TH Sarabun New" w:eastAsia="TH Sarabun New" w:hAnsi="TH Sarabun New"/>
+        </w:rPr>
+        <w:t xml:space="preserve">Anomaly Callout — เดือนที่ Out เบี่ยงจากค่าเฉลี่ย 6 เดือนเกิน 50%</w:t>
+      </w:r>
+    </w:p>
+    <w:p>
+      <w:pPr>
+        <w:spacing w:after="100"/>
+      </w:pPr>
+      <w:r>
+        <w:rPr>
+          <w:rFonts w:ascii="TH Sarabun New" w:cs="TH Sarabun New" w:eastAsia="TH Sarabun New" w:hAnsi="TH Sarabun New"/>
+        </w:rPr>
+        <w:t xml:space="preserve"/>
+      </w:r>
+    </w:p>
+    <w:p>
+      <w:pPr>
+        <w:pStyle w:val="Heading3"/>
+        <w:spacing w:after="120" w:before="200"/>
+      </w:pPr>
+      <w:r>
+        <w:rPr>
+          <w:rFonts w:ascii="TH Sarabun New" w:cs="TH Sarabun New" w:eastAsia="TH Sarabun New" w:hAnsi="TH Sarabun New"/>
+          <w:b/>
+          <w:bCs/>
+          <w:color w:val="2E75B6"/>
+          <w:sz w:val="26"/>
+          <w:szCs w:val="26"/>
+        </w:rPr>
+        <w:t xml:space="preserve">ตัวอย่างการใช้งาน</w:t>
+      </w:r>
+    </w:p>
+    <w:tbl>
+      <w:tblPr>
+        <w:tblW w:type="dxa" w:w="9360"/>
+        <w:tblBorders>
+          <w:top w:val="single" w:color="auto" w:sz="4"/>
+          <w:left w:val="single" w:color="auto" w:sz="4"/>
+          <w:bottom w:val="single" w:color="auto" w:sz="4"/>
+          <w:right w:val="single" w:color="auto" w:sz="4"/>
+          <w:insideH w:val="single" w:color="auto" w:sz="4"/>
+          <w:insideV w:val="single" w:color="auto" w:sz="4"/>
+        </w:tblBorders>
+      </w:tblPr>
+      <w:tblGrid>
+        <w:gridCol w:w="4212"/>
+        <w:gridCol w:w="5148"/>
+      </w:tblGrid>
+      <w:tr>
+        <w:trPr>
+          <w:tblHeader/>
+        </w:trPr>
+        <w:tc>
+          <w:tcPr>
+            <w:tcW w:type="dxa" w:w="4212"/>
+            <w:tcBorders>
+              <w:top w:val="single" w:color="BFBFBF" w:sz="4"/>
+              <w:left w:val="single" w:color="BFBFBF" w:sz="4"/>
+              <w:bottom w:val="single" w:color="BFBFBF" w:sz="4"/>
+              <w:right w:val="single" w:color="BFBFBF" w:sz="4"/>
+            </w:tcBorders>
+            <w:shd w:fill="D9E2F3" w:val="clear"/>
+            <w:tcMar>
+              <w:top w:type="dxa" w:w="100"/>
+              <w:left w:type="dxa" w:w="140"/>
+              <w:bottom w:type="dxa" w:w="100"/>
+              <w:right w:type="dxa" w:w="140"/>
+            </w:tcMar>
+          </w:tcPr>
+          <w:p>
+            <w:pPr>
+              <w:spacing w:after="40"/>
+            </w:pPr>
+            <w:r>
+              <w:rPr>
+                <w:rFonts w:ascii="TH Sarabun New" w:cs="TH Sarabun New" w:eastAsia="TH Sarabun New" w:hAnsi="TH Sarabun New"/>
+                <w:b/>
+                <w:bCs/>
+                <w:color w:val="1F3864"/>
+                <w:sz w:val="22"/>
+                <w:szCs w:val="22"/>
+              </w:rPr>
+              <w:t xml:space="preserve">คำถาม</w:t>
+            </w:r>
+          </w:p>
+        </w:tc>
+        <w:tc>
+          <w:tcPr>
+            <w:tcW w:type="dxa" w:w="5148"/>
+            <w:tcBorders>
+              <w:top w:val="single" w:color="BFBFBF" w:sz="4"/>
+              <w:left w:val="single" w:color="BFBFBF" w:sz="4"/>
+              <w:bottom w:val="single" w:color="BFBFBF" w:sz="4"/>
+              <w:right w:val="single" w:color="BFBFBF" w:sz="4"/>
+            </w:tcBorders>
+            <w:shd w:fill="D9E2F3" w:val="clear"/>
+            <w:tcMar>
+              <w:top w:type="dxa" w:w="100"/>
+              <w:left w:type="dxa" w:w="140"/>
+              <w:bottom w:type="dxa" w:w="100"/>
+              <w:right w:type="dxa" w:w="140"/>
+            </w:tcMar>
+          </w:tcPr>
+          <w:p>
+            <w:pPr>
+              <w:spacing w:after="40"/>
+            </w:pPr>
+            <w:r>
+              <w:rPr>
+                <w:rFonts w:ascii="TH Sarabun New" w:cs="TH Sarabun New" w:eastAsia="TH Sarabun New" w:hAnsi="TH Sarabun New"/>
+                <w:b/>
+                <w:bCs/>
+                <w:color w:val="1F3864"/>
+                <w:sz w:val="22"/>
+                <w:szCs w:val="22"/>
+              </w:rPr>
+              <w:t xml:space="preserve">วิธีตั้งค่า</w:t>
+            </w:r>
+          </w:p>
+        </w:tc>
+      </w:tr>
+      <w:tr>
+        <w:tc>
+          <w:tcPr>
+            <w:tcW w:type="dxa" w:w="4212"/>
+            <w:tcBorders>
+              <w:top w:val="single" w:color="BFBFBF" w:sz="4"/>
+              <w:left w:val="single" w:color="BFBFBF" w:sz="4"/>
+              <w:bottom w:val="single" w:color="BFBFBF" w:sz="4"/>
+              <w:right w:val="single" w:color="BFBFBF" w:sz="4"/>
+            </w:tcBorders>
+            <w:tcMar>
+              <w:top w:type="dxa" w:w="100"/>
+              <w:left w:type="dxa" w:w="140"/>
+              <w:bottom w:type="dxa" w:w="100"/>
+              <w:right w:type="dxa" w:w="140"/>
+            </w:tcMar>
+          </w:tcPr>
+          <w:p>
+            <w:pPr>
+              <w:spacing w:after="40"/>
+            </w:pPr>
+            <w:r>
+              <w:rPr>
+                <w:rFonts w:ascii="TH Sarabun New" w:cs="TH Sarabun New" w:eastAsia="TH Sarabun New" w:hAnsi="TH Sarabun New"/>
+                <w:b w:val="false"/>
+                <w:bCs w:val="false"/>
+                <w:color w:val="000000"/>
+                <w:sz w:val="22"/>
+                <w:szCs w:val="22"/>
+              </w:rPr>
+              <w:t xml:space="preserve">เดือนนี้โตเทียบเดือนก่อนหรือไม่?</w:t>
+            </w:r>
+          </w:p>
+        </w:tc>
+        <w:tc>
+          <w:tcPr>
+            <w:tcW w:type="dxa" w:w="5148"/>
+            <w:tcBorders>
+              <w:top w:val="single" w:color="BFBFBF" w:sz="4"/>
+              <w:left w:val="single" w:color="BFBFBF" w:sz="4"/>
+              <w:bottom w:val="single" w:color="BFBFBF" w:sz="4"/>
+              <w:right w:val="single" w:color="BFBFBF" w:sz="4"/>
+            </w:tcBorders>
+            <w:tcMar>
+              <w:top w:type="dxa" w:w="100"/>
+              <w:left w:type="dxa" w:w="140"/>
+              <w:bottom w:type="dxa" w:w="100"/>
+              <w:right w:type="dxa" w:w="140"/>
+            </w:tcMar>
+          </w:tcPr>
+          <w:p>
+            <w:pPr>
+              <w:spacing w:after="40"/>
+            </w:pPr>
+            <w:r>
+              <w:rPr>
+                <w:rFonts w:ascii="TH Sarabun New" w:cs="TH Sarabun New" w:eastAsia="TH Sarabun New" w:hAnsi="TH Sarabun New"/>
+                <w:b w:val="false"/>
+                <w:bCs w:val="false"/>
+                <w:color w:val="000000"/>
+                <w:sz w:val="22"/>
+                <w:szCs w:val="22"/>
+              </w:rPr>
+              <w:t xml:space="preserve">เลือกเดือนปัจจุบัน + MoM</w:t>
+            </w:r>
+          </w:p>
+        </w:tc>
+      </w:tr>
+      <w:tr>
+        <w:tc>
+          <w:tcPr>
+            <w:tcW w:type="dxa" w:w="4212"/>
+            <w:tcBorders>
+              <w:top w:val="single" w:color="BFBFBF" w:sz="4"/>
+              <w:left w:val="single" w:color="BFBFBF" w:sz="4"/>
+              <w:bottom w:val="single" w:color="BFBFBF" w:sz="4"/>
+              <w:right w:val="single" w:color="BFBFBF" w:sz="4"/>
+            </w:tcBorders>
+            <w:shd w:fill="F2F2F2" w:val="clear"/>
+            <w:tcMar>
+              <w:top w:type="dxa" w:w="100"/>
+              <w:left w:type="dxa" w:w="140"/>
+              <w:bottom w:type="dxa" w:w="100"/>
+              <w:right w:type="dxa" w:w="140"/>
+            </w:tcMar>
+          </w:tcPr>
+          <w:p>
+            <w:pPr>
+              <w:spacing w:after="40"/>
+            </w:pPr>
+            <w:r>
+              <w:rPr>
+                <w:rFonts w:ascii="TH Sarabun New" w:cs="TH Sarabun New" w:eastAsia="TH Sarabun New" w:hAnsi="TH Sarabun New"/>
+                <w:b w:val="false"/>
+                <w:bCs w:val="false"/>
+                <w:color w:val="000000"/>
+                <w:sz w:val="22"/>
+                <w:szCs w:val="22"/>
+              </w:rPr>
+              <w:t xml:space="preserve">ไตรมาสนี้เทียบไตรมาสก่อน?</w:t>
+            </w:r>
+          </w:p>
+        </w:tc>
+        <w:tc>
+          <w:tcPr>
+            <w:tcW w:type="dxa" w:w="5148"/>
+            <w:tcBorders>
+              <w:top w:val="single" w:color="BFBFBF" w:sz="4"/>
+              <w:left w:val="single" w:color="BFBFBF" w:sz="4"/>
+              <w:bottom w:val="single" w:color="BFBFBF" w:sz="4"/>
+              <w:right w:val="single" w:color="BFBFBF" w:sz="4"/>
+            </w:tcBorders>
+            <w:shd w:fill="F2F2F2" w:val="clear"/>
+            <w:tcMar>
+              <w:top w:type="dxa" w:w="100"/>
+              <w:left w:type="dxa" w:w="140"/>
+              <w:bottom w:type="dxa" w:w="100"/>
+              <w:right w:type="dxa" w:w="140"/>
+            </w:tcMar>
+          </w:tcPr>
+          <w:p>
+            <w:pPr>
+              <w:spacing w:after="40"/>
+            </w:pPr>
+            <w:r>
+              <w:rPr>
+                <w:rFonts w:ascii="TH Sarabun New" w:cs="TH Sarabun New" w:eastAsia="TH Sarabun New" w:hAnsi="TH Sarabun New"/>
+                <w:b w:val="false"/>
+                <w:bCs w:val="false"/>
+                <w:color w:val="000000"/>
+                <w:sz w:val="22"/>
+                <w:szCs w:val="22"/>
+              </w:rPr>
+              <w:t xml:space="preserve">เลือกเดือนสุดท้ายของ Q + QoQ</w:t>
+            </w:r>
+          </w:p>
+        </w:tc>
+      </w:tr>
+      <w:tr>
+        <w:tc>
+          <w:tcPr>
+            <w:tcW w:type="dxa" w:w="4212"/>
+            <w:tcBorders>
+              <w:top w:val="single" w:color="BFBFBF" w:sz="4"/>
+              <w:left w:val="single" w:color="BFBFBF" w:sz="4"/>
+              <w:bottom w:val="single" w:color="BFBFBF" w:sz="4"/>
+              <w:right w:val="single" w:color="BFBFBF" w:sz="4"/>
+            </w:tcBorders>
+            <w:tcMar>
+              <w:top w:type="dxa" w:w="100"/>
+              <w:left w:type="dxa" w:w="140"/>
+              <w:bottom w:type="dxa" w:w="100"/>
+              <w:right w:type="dxa" w:w="140"/>
+            </w:tcMar>
+          </w:tcPr>
+          <w:p>
+            <w:pPr>
+              <w:spacing w:after="40"/>
+            </w:pPr>
+            <w:r>
+              <w:rPr>
+                <w:rFonts w:ascii="TH Sarabun New" w:cs="TH Sarabun New" w:eastAsia="TH Sarabun New" w:hAnsi="TH Sarabun New"/>
+                <w:b w:val="false"/>
+                <w:bCs w:val="false"/>
+                <w:color w:val="000000"/>
+                <w:sz w:val="22"/>
+                <w:szCs w:val="22"/>
+              </w:rPr>
+              <w:t xml:space="preserve">มี.ค.26 โตจาก มี.ค.25 เท่าไร?</w:t>
+            </w:r>
+          </w:p>
+        </w:tc>
+        <w:tc>
+          <w:tcPr>
+            <w:tcW w:type="dxa" w:w="5148"/>
+            <w:tcBorders>
+              <w:top w:val="single" w:color="BFBFBF" w:sz="4"/>
+              <w:left w:val="single" w:color="BFBFBF" w:sz="4"/>
+              <w:bottom w:val="single" w:color="BFBFBF" w:sz="4"/>
+              <w:right w:val="single" w:color="BFBFBF" w:sz="4"/>
+            </w:tcBorders>
+            <w:tcMar>
+              <w:top w:type="dxa" w:w="100"/>
+              <w:left w:type="dxa" w:w="140"/>
+              <w:bottom w:type="dxa" w:w="100"/>
+              <w:right w:type="dxa" w:w="140"/>
+            </w:tcMar>
+          </w:tcPr>
+          <w:p>
+            <w:pPr>
+              <w:spacing w:after="40"/>
+            </w:pPr>
+            <w:r>
+              <w:rPr>
+                <w:rFonts w:ascii="TH Sarabun New" w:cs="TH Sarabun New" w:eastAsia="TH Sarabun New" w:hAnsi="TH Sarabun New"/>
+                <w:b w:val="false"/>
+                <w:bCs w:val="false"/>
+                <w:color w:val="000000"/>
+                <w:sz w:val="22"/>
+                <w:szCs w:val="22"/>
+              </w:rPr>
+              <w:t xml:space="preserve">เลือก มี.ค.26 + YoY</w:t>
+            </w:r>
+          </w:p>
+        </w:tc>
+      </w:tr>
+      <w:tr>
+        <w:tc>
+          <w:tcPr>
+            <w:tcW w:type="dxa" w:w="4212"/>
+            <w:tcBorders>
+              <w:top w:val="single" w:color="BFBFBF" w:sz="4"/>
+              <w:left w:val="single" w:color="BFBFBF" w:sz="4"/>
+              <w:bottom w:val="single" w:color="BFBFBF" w:sz="4"/>
+              <w:right w:val="single" w:color="BFBFBF" w:sz="4"/>
+            </w:tcBorders>
+            <w:shd w:fill="F2F2F2" w:val="clear"/>
+            <w:tcMar>
+              <w:top w:type="dxa" w:w="100"/>
+              <w:left w:type="dxa" w:w="140"/>
+              <w:bottom w:type="dxa" w:w="100"/>
+              <w:right w:type="dxa" w:w="140"/>
+            </w:tcMar>
+          </w:tcPr>
+          <w:p>
+            <w:pPr>
+              <w:spacing w:after="40"/>
+            </w:pPr>
+            <w:r>
+              <w:rPr>
+                <w:rFonts w:ascii="TH Sarabun New" w:cs="TH Sarabun New" w:eastAsia="TH Sarabun New" w:hAnsi="TH Sarabun New"/>
+                <w:b w:val="false"/>
+                <w:bCs w:val="false"/>
+                <w:color w:val="000000"/>
+                <w:sz w:val="22"/>
+                <w:szCs w:val="22"/>
+              </w:rPr>
+              <w:t xml:space="preserve">เดือนไหนผิดปกติในรอบปี?</w:t>
+            </w:r>
+          </w:p>
+        </w:tc>
+        <w:tc>
+          <w:tcPr>
+            <w:tcW w:type="dxa" w:w="5148"/>
+            <w:tcBorders>
+              <w:top w:val="single" w:color="BFBFBF" w:sz="4"/>
+              <w:left w:val="single" w:color="BFBFBF" w:sz="4"/>
+              <w:bottom w:val="single" w:color="BFBFBF" w:sz="4"/>
+              <w:right w:val="single" w:color="BFBFBF" w:sz="4"/>
+            </w:tcBorders>
+            <w:shd w:fill="F2F2F2" w:val="clear"/>
+            <w:tcMar>
+              <w:top w:type="dxa" w:w="100"/>
+              <w:left w:type="dxa" w:w="140"/>
+              <w:bottom w:type="dxa" w:w="100"/>
+              <w:right w:type="dxa" w:w="140"/>
+            </w:tcMar>
+          </w:tcPr>
+          <w:p>
+            <w:pPr>
+              <w:spacing w:after="40"/>
+            </w:pPr>
+            <w:r>
+              <w:rPr>
+                <w:rFonts w:ascii="TH Sarabun New" w:cs="TH Sarabun New" w:eastAsia="TH Sarabun New" w:hAnsi="TH Sarabun New"/>
+                <w:b w:val="false"/>
+                <w:bCs w:val="false"/>
+                <w:color w:val="000000"/>
+                <w:sz w:val="22"/>
+                <w:szCs w:val="22"/>
+              </w:rPr>
+              <w:t xml:space="preserve">ดู Anomaly Callout</w:t>
+            </w:r>
+          </w:p>
+        </w:tc>
+      </w:tr>
+    </w:tbl>
+    <w:p>
+      <w:pPr>
+        <w:spacing w:after="100"/>
+      </w:pPr>
+      <w:r>
+        <w:rPr>
+          <w:rFonts w:ascii="TH Sarabun New" w:cs="TH Sarabun New" w:eastAsia="TH Sarabun New" w:hAnsi="TH Sarabun New"/>
+        </w:rPr>
+        <w:t xml:space="preserve"/>
+      </w:r>
+    </w:p>
+    <w:p>
+      <w:pPr>
+        <w:pStyle w:val="Heading2"/>
+        <w:spacing w:after="160" w:before="280"/>
+      </w:pPr>
+      <w:r>
+        <w:rPr>
+          <w:rFonts w:ascii="TH Sarabun New" w:cs="TH Sarabun New" w:eastAsia="TH Sarabun New" w:hAnsi="TH Sarabun New"/>
+          <w:b/>
+          <w:bCs/>
+          <w:color w:val="1F3864"/>
+          <w:sz w:val="30"/>
+          <w:szCs w:val="30"/>
+        </w:rPr>
+        <w:t xml:space="preserve">9.4 Slow Moving Items</w:t>
+      </w:r>
+    </w:p>
+    <w:p>
+      <w:pPr>
+        <w:spacing w:after="100" w:line="320"/>
+      </w:pPr>
+      <w:r>
+        <w:rPr>
+          <w:rFonts w:ascii="TH Sarabun New" w:cs="TH Sarabun New" w:eastAsia="TH Sarabun New" w:hAnsi="TH Sarabun New"/>
+        </w:rPr>
+        <w:t xml:space="preserve">รายการสินค้าที่ไม่มีการจ่ายออกมานานหรือมีอัตราหมุนเวียนต่ำ</w:t>
+      </w:r>
+    </w:p>
+    <w:p>
+      <w:pPr>
+        <w:pStyle w:val="ListParagraph"/>
+        <w:numPr>
+          <w:ilvl w:val="0"/>
+          <w:numId w:val="2"/>
+        </w:numPr>
+        <w:spacing w:after="60"/>
+      </w:pPr>
+      <w:r>
+        <w:rPr>
+          <w:rFonts w:ascii="TH Sarabun New" w:cs="TH Sarabun New" w:eastAsia="TH Sarabun New" w:hAnsi="TH Sarabun New"/>
+        </w:rPr>
+        <w:t xml:space="preserve">Dead Stock — ไม่มีการเคลื่อนไหวเลยใน 180 วัน</w:t>
+      </w:r>
+    </w:p>
+    <w:p>
+      <w:pPr>
+        <w:pStyle w:val="ListParagraph"/>
+        <w:numPr>
+          <w:ilvl w:val="0"/>
+          <w:numId w:val="2"/>
+        </w:numPr>
+        <w:spacing w:after="60"/>
+      </w:pPr>
+      <w:r>
+        <w:rPr>
+          <w:rFonts w:ascii="TH Sarabun New" w:cs="TH Sarabun New" w:eastAsia="TH Sarabun New" w:hAnsi="TH Sarabun New"/>
+        </w:rPr>
+        <w:t xml:space="preserve">Slow Moving — เคลื่อนไหวบ้างแต่นาน ๆ ครั้ง</w:t>
+      </w:r>
+    </w:p>
+    <w:p>
+      <w:pPr>
+        <w:pStyle w:val="ListParagraph"/>
+        <w:numPr>
+          <w:ilvl w:val="0"/>
+          <w:numId w:val="2"/>
+        </w:numPr>
+        <w:spacing w:after="60"/>
+      </w:pPr>
+      <w:r>
+        <w:rPr>
+          <w:rFonts w:ascii="TH Sarabun New" w:cs="TH Sarabun New" w:eastAsia="TH Sarabun New" w:hAnsi="TH Sarabun New"/>
+        </w:rPr>
+        <w:t xml:space="preserve">Normal — มีการเคลื่อนไหวสม่ำเสมอ</w:t>
+      </w:r>
+    </w:p>
+    <w:p>
+      <w:pPr>
+        <w:spacing w:after="100"/>
+      </w:pPr>
+      <w:r>
+        <w:rPr>
+          <w:rFonts w:ascii="TH Sarabun New" w:cs="TH Sarabun New" w:eastAsia="TH Sarabun New" w:hAnsi="TH Sarabun New"/>
+        </w:rPr>
+        <w:t xml:space="preserve"/>
+      </w:r>
+    </w:p>
+    <w:p>
+      <w:pPr>
+        <w:pStyle w:val="Heading2"/>
+        <w:spacing w:after="160" w:before="280"/>
+      </w:pPr>
+      <w:r>
+        <w:rPr>
+          <w:rFonts w:ascii="TH Sarabun New" w:cs="TH Sarabun New" w:eastAsia="TH Sarabun New" w:hAnsi="TH Sarabun New"/>
+          <w:b/>
+          <w:bCs/>
+          <w:color w:val="1F3864"/>
+          <w:sz w:val="30"/>
+          <w:szCs w:val="30"/>
+        </w:rPr>
+        <w:t xml:space="preserve">9.5 Inventory Turnover</w:t>
+      </w:r>
+    </w:p>
+    <w:p>
+      <w:pPr>
+        <w:spacing w:after="100" w:line="320"/>
+      </w:pPr>
+      <w:r>
+        <w:rPr>
+          <w:rFonts w:ascii="TH Sarabun New" w:cs="TH Sarabun New" w:eastAsia="TH Sarabun New" w:hAnsi="TH Sarabun New"/>
+        </w:rPr>
+        <w:t xml:space="preserve">อัตราการหมุนเวียนสต็อกต่อปี (Annual COGS / Average Inventory Value)</w:t>
+      </w:r>
+    </w:p>
+    <w:p>
+      <w:pPr>
+        <w:pStyle w:val="ListParagraph"/>
+        <w:numPr>
+          <w:ilvl w:val="0"/>
+          <w:numId w:val="2"/>
+        </w:numPr>
+        <w:spacing w:after="60"/>
+      </w:pPr>
+      <w:r>
+        <w:rPr>
+          <w:rFonts w:ascii="TH Sarabun New" w:cs="TH Sarabun New" w:eastAsia="TH Sarabun New" w:hAnsi="TH Sarabun New"/>
+        </w:rPr>
+        <w:t xml:space="preserve">Turnover Ratio สูง = สินค้าหมุนเร็ว ดี</w:t>
+      </w:r>
+    </w:p>
+    <w:p>
+      <w:pPr>
+        <w:pStyle w:val="ListParagraph"/>
+        <w:numPr>
+          <w:ilvl w:val="0"/>
+          <w:numId w:val="2"/>
+        </w:numPr>
+        <w:spacing w:after="60"/>
+      </w:pPr>
+      <w:r>
+        <w:rPr>
+          <w:rFonts w:ascii="TH Sarabun New" w:cs="TH Sarabun New" w:eastAsia="TH Sarabun New" w:hAnsi="TH Sarabun New"/>
+        </w:rPr>
+        <w:t xml:space="preserve">Days on Hand = 365 / Turnover Ratio</w:t>
+      </w:r>
+    </w:p>
+    <w:p>
+      <w:pPr>
+        <w:pStyle w:val="ListParagraph"/>
+        <w:numPr>
+          <w:ilvl w:val="0"/>
+          <w:numId w:val="2"/>
+        </w:numPr>
+        <w:spacing w:after="60"/>
+      </w:pPr>
+      <w:r>
+        <w:rPr>
+          <w:rFonts w:ascii="TH Sarabun New" w:cs="TH Sarabun New" w:eastAsia="TH Sarabun New" w:hAnsi="TH Sarabun New"/>
+        </w:rPr>
+        <w:t xml:space="preserve">Color-coded: เขียว ≥ 4x · ส้ม 1–4x · แดง &lt; 1x (ของค้าง)</w:t>
+      </w:r>
+    </w:p>
+    <w:p>
+      <w:pPr>
+        <w:spacing w:after="100"/>
+      </w:pPr>
+      <w:r>
+        <w:rPr>
+          <w:rFonts w:ascii="TH Sarabun New" w:cs="TH Sarabun New" w:eastAsia="TH Sarabun New" w:hAnsi="TH Sarabun New"/>
+        </w:rPr>
+        <w:t xml:space="preserve"/>
+      </w:r>
+    </w:p>
+    <w:p>
+      <w:pPr>
+        <w:pStyle w:val="Heading2"/>
+        <w:spacing w:after="160" w:before="280"/>
+      </w:pPr>
+      <w:r>
+        <w:rPr>
+          <w:rFonts w:ascii="TH Sarabun New" w:cs="TH Sarabun New" w:eastAsia="TH Sarabun New" w:hAnsi="TH Sarabun New"/>
+          <w:b/>
+          <w:bCs/>
+          <w:color w:val="1F3864"/>
+          <w:sz w:val="30"/>
+          <w:szCs w:val="30"/>
+        </w:rPr>
+        <w:t xml:space="preserve">9.6 FEFO Pick List + Aging Matrix</w:t>
+      </w:r>
+    </w:p>
+    <w:p>
+      <w:pPr>
+        <w:spacing w:after="100" w:line="320"/>
+      </w:pPr>
+      <w:r>
+        <w:rPr>
+          <w:rFonts w:ascii="TH Sarabun New" w:cs="TH Sarabun New" w:eastAsia="TH Sarabun New" w:hAnsi="TH Sarabun New"/>
+        </w:rPr>
+        <w:t xml:space="preserve">First-Expired First-Out — ลำดับการหยิบ lot ตามวันหมดอายุน้อย → มาก</w:t>
+      </w:r>
+    </w:p>
+    <w:p>
+      <w:pPr>
+        <w:pStyle w:val="ListParagraph"/>
+        <w:numPr>
+          <w:ilvl w:val="0"/>
+          <w:numId w:val="2"/>
+        </w:numPr>
+        <w:spacing w:after="60"/>
+      </w:pPr>
+      <w:r>
+        <w:rPr>
+          <w:rFonts w:ascii="TH Sarabun New" w:cs="TH Sarabun New" w:eastAsia="TH Sarabun New" w:hAnsi="TH Sarabun New"/>
+        </w:rPr>
+        <w:t xml:space="preserve">Aging Matrix ด้านบน: สรุปจำนวน lot/มูลค่า ตามช่วง aging</w:t>
+      </w:r>
+    </w:p>
+    <w:p>
+      <w:pPr>
+        <w:pStyle w:val="ListParagraph"/>
+        <w:numPr>
+          <w:ilvl w:val="0"/>
+          <w:numId w:val="2"/>
+        </w:numPr>
+        <w:spacing w:after="60"/>
+      </w:pPr>
+      <w:r>
+        <w:rPr>
+          <w:rFonts w:ascii="TH Sarabun New" w:cs="TH Sarabun New" w:eastAsia="TH Sarabun New" w:hAnsi="TH Sarabun New"/>
+        </w:rPr>
+        <w:t xml:space="preserve">คลิกแถว Matrix = กรอง "เฉพาะช่วงนั้น" (ดูบทที่ 8.3)</w:t>
+      </w:r>
+    </w:p>
+    <w:p>
+      <w:pPr>
+        <w:pStyle w:val="ListParagraph"/>
+        <w:numPr>
+          <w:ilvl w:val="0"/>
+          <w:numId w:val="2"/>
+        </w:numPr>
+        <w:spacing w:after="60"/>
+      </w:pPr>
+      <w:r>
+        <w:rPr>
+          <w:rFonts w:ascii="TH Sarabun New" w:cs="TH Sarabun New" w:eastAsia="TH Sarabun New" w:hAnsi="TH Sarabun New"/>
+        </w:rPr>
+        <w:t xml:space="preserve">ตารางด้านล่าง: แต่ละ (สินค้า × คลัง) → lot ทั้งหมดเรียง FEFO</w:t>
+      </w:r>
+    </w:p>
+    <w:p>
+      <w:pPr>
+        <w:pStyle w:val="ListParagraph"/>
+        <w:numPr>
+          <w:ilvl w:val="0"/>
+          <w:numId w:val="2"/>
+        </w:numPr>
+        <w:spacing w:after="60"/>
+      </w:pPr>
+      <w:r>
+        <w:rPr>
+          <w:rFonts w:ascii="TH Sarabun New" w:cs="TH Sarabun New" w:eastAsia="TH Sarabun New" w:hAnsi="TH Sarabun New"/>
+        </w:rPr>
+        <w:t xml:space="preserve">ฟิลเตอร์ครบ: Class · Lots count · Days ≤ · Min Value · มี Expired · เรียง</w:t>
+      </w:r>
+    </w:p>
+    <w:p>
+      <w:pPr>
+        <w:pStyle w:val="ListParagraph"/>
+        <w:numPr>
+          <w:ilvl w:val="0"/>
+          <w:numId w:val="2"/>
+        </w:numPr>
+        <w:spacing w:after="60"/>
+      </w:pPr>
+      <w:r>
+        <w:rPr>
+          <w:rFonts w:ascii="TH Sarabun New" w:cs="TH Sarabun New" w:eastAsia="TH Sarabun New" w:hAnsi="TH Sarabun New"/>
+        </w:rPr>
+        <w:t xml:space="preserve">Export Excel เพื่อแจกทีมคลังใช้หยิบของจริง</w:t>
       </w:r>
     </w:p>
     <w:p>
@@ -13904,7 +17660,7 @@
           <w:sz w:val="30"/>
           <w:szCs w:val="30"/>
         </w:rPr>
-        <w:t xml:space="preserve">13.5 VV Matrix แบบ By Lot vs By Item</w:t>
+        <w:t xml:space="preserve">13.5 VV Matrix — 3 Analysis Modes (ใหม่)</w:t>
       </w:r>
     </w:p>
     <w:p>
@@ -13915,7 +17671,1245 @@
         <w:rPr>
           <w:rFonts w:ascii="TH Sarabun New" w:cs="TH Sarabun New" w:eastAsia="TH Sarabun New" w:hAnsi="TH Sarabun New"/>
         </w:rPr>
-        <w:t xml:space="preserve">ระบบรองรับ 2 โหมดที่ toggle ได้ในหน้า Reports → VV Matrix</w:t>
+        <w:t xml:space="preserve">ระบบรองรับ 3 mode ในการคำนวณ VV Matrix — สลับได้ที่ปุ่ม Toggle ด้านบนของหน้า Reports → VV Matrix แต่ละ mode ตอบคำถามต่างกัน</w:t>
+      </w:r>
+    </w:p>
+    <w:p>
+      <w:pPr>
+        <w:spacing w:after="100"/>
+      </w:pPr>
+      <w:r>
+        <w:rPr>
+          <w:rFonts w:ascii="TH Sarabun New" w:cs="TH Sarabun New" w:eastAsia="TH Sarabun New" w:hAnsi="TH Sarabun New"/>
+        </w:rPr>
+        <w:t xml:space="preserve"/>
+      </w:r>
+    </w:p>
+    <w:tbl>
+      <w:tblPr>
+        <w:tblW w:type="dxa" w:w="9360"/>
+        <w:tblBorders>
+          <w:top w:val="single" w:color="auto" w:sz="4"/>
+          <w:left w:val="single" w:color="auto" w:sz="4"/>
+          <w:bottom w:val="single" w:color="auto" w:sz="4"/>
+          <w:right w:val="single" w:color="auto" w:sz="4"/>
+          <w:insideH w:val="single" w:color="auto" w:sz="4"/>
+          <w:insideV w:val="single" w:color="auto" w:sz="4"/>
+        </w:tblBorders>
+      </w:tblPr>
+      <w:tblGrid>
+        <w:gridCol w:w="9360"/>
+      </w:tblGrid>
+      <w:tr>
+        <w:tc>
+          <w:tcPr>
+            <w:tcW w:type="dxa" w:w="9360"/>
+            <w:tcBorders>
+              <w:top w:val="single" w:color="2E75B6" w:sz="4"/>
+              <w:left w:val="single" w:color="2E75B6" w:sz="24"/>
+              <w:bottom w:val="single" w:color="BFBFBF" w:sz="4"/>
+              <w:right w:val="single" w:color="BFBFBF" w:sz="4"/>
+            </w:tcBorders>
+            <w:shd w:fill="EAF1FB" w:val="clear"/>
+            <w:tcMar>
+              <w:top w:type="dxa" w:w="160"/>
+              <w:left w:type="dxa" w:w="220"/>
+              <w:bottom w:type="dxa" w:w="160"/>
+              <w:right w:type="dxa" w:w="220"/>
+            </w:tcMar>
+          </w:tcPr>
+          <w:p>
+            <w:pPr>
+              <w:spacing w:after="80"/>
+            </w:pPr>
+            <w:r>
+              <w:rPr>
+                <w:rFonts w:ascii="TH Sarabun New" w:cs="TH Sarabun New" w:eastAsia="TH Sarabun New" w:hAnsi="TH Sarabun New"/>
+                <w:b/>
+                <w:bCs/>
+                <w:color w:val="1F3864"/>
+                <w:sz w:val="24"/>
+                <w:szCs w:val="24"/>
+              </w:rPr>
+              <w:t xml:space="preserve">💡 หลักคิดสำคัญที่ต้องเข้าใจ</w:t>
+            </w:r>
+          </w:p>
+          <w:p>
+            <w:pPr>
+              <w:spacing w:after="40"/>
+            </w:pPr>
+            <w:r>
+              <w:rPr>
+                <w:rFonts w:ascii="TH Sarabun New" w:cs="TH Sarabun New" w:eastAsia="TH Sarabun New" w:hAnsi="TH Sarabun New"/>
+                <w:sz w:val="22"/>
+                <w:szCs w:val="22"/>
+              </w:rPr>
+              <w:t xml:space="preserve">Validity และ Value ของแต่ละ lot ต่างกันโดยธรรมชาติ — 1 SKU อาจมี 3 lot ที่หมดอายุไม่พร้อมกัน และมีต้นทุนต่างกัน</w:t>
+            </w:r>
+          </w:p>
+          <w:p>
+            <w:pPr>
+              <w:spacing w:after="40"/>
+            </w:pPr>
+            <w:r>
+              <w:rPr>
+                <w:rFonts w:ascii="TH Sarabun New" w:cs="TH Sarabun New" w:eastAsia="TH Sarabun New" w:hAnsi="TH Sarabun New"/>
+                <w:sz w:val="22"/>
+                <w:szCs w:val="22"/>
+              </w:rPr>
+              <w:t xml:space="preserve">การคิด "เป็น Item" ต้องเลือกกฎ aggregate — มี 2 ทางเลือก (Worst-Case vs Weighted)</w:t>
+            </w:r>
+          </w:p>
+          <w:p>
+            <w:pPr>
+              <w:spacing w:after="40"/>
+            </w:pPr>
+            <w:r>
+              <w:rPr>
+                <w:rFonts w:ascii="TH Sarabun New" w:cs="TH Sarabun New" w:eastAsia="TH Sarabun New" w:hAnsi="TH Sarabun New"/>
+                <w:sz w:val="22"/>
+                <w:szCs w:val="22"/>
+              </w:rPr>
+              <w:t xml:space="preserve">การคิด "เป็น Lot" คือความจริงที่แม่นยำที่สุด — เพราะ Action จริงเกิดที่ระดับ lot เสมอ</w:t>
+            </w:r>
+          </w:p>
+        </w:tc>
+      </w:tr>
+    </w:tbl>
+    <w:p>
+      <w:pPr>
+        <w:spacing w:after="100"/>
+      </w:pPr>
+      <w:r>
+        <w:rPr>
+          <w:rFonts w:ascii="TH Sarabun New" w:cs="TH Sarabun New" w:eastAsia="TH Sarabun New" w:hAnsi="TH Sarabun New"/>
+        </w:rPr>
+        <w:t xml:space="preserve"/>
+      </w:r>
+    </w:p>
+    <w:p>
+      <w:pPr>
+        <w:pStyle w:val="Heading3"/>
+        <w:spacing w:after="120" w:before="200"/>
+      </w:pPr>
+      <w:r>
+        <w:rPr>
+          <w:rFonts w:ascii="TH Sarabun New" w:cs="TH Sarabun New" w:eastAsia="TH Sarabun New" w:hAnsi="TH Sarabun New"/>
+          <w:b/>
+          <w:bCs/>
+          <w:color w:val="2E75B6"/>
+          <w:sz w:val="26"/>
+          <w:szCs w:val="26"/>
+        </w:rPr>
+        <w:t xml:space="preserve">13.5.1 By Lot (Default ใหม่)</w:t>
+      </w:r>
+    </w:p>
+    <w:p>
+      <w:pPr>
+        <w:spacing w:after="100" w:line="320"/>
+      </w:pPr>
+      <w:r>
+        <w:rPr>
+          <w:rFonts w:ascii="TH Sarabun New" w:cs="TH Sarabun New" w:eastAsia="TH Sarabun New" w:hAnsi="TH Sarabun New"/>
+        </w:rPr>
+        <w:t xml:space="preserve">แต่ละ lot คำนวณคะแนนของตัวเอง — เป็นความจริงที่แม่นยำที่สุด</w:t>
+      </w:r>
+    </w:p>
+    <w:p>
+      <w:pPr>
+        <w:pStyle w:val="ListParagraph"/>
+        <w:numPr>
+          <w:ilvl w:val="0"/>
+          <w:numId w:val="2"/>
+        </w:numPr>
+        <w:spacing w:after="60"/>
+      </w:pPr>
+      <w:r>
+        <w:rPr>
+          <w:rFonts w:ascii="TH Sarabun New" w:cs="TH Sarabun New" w:eastAsia="TH Sarabun New" w:hAnsi="TH Sarabun New"/>
+        </w:rPr>
+        <w:t xml:space="preserve">1 lot = 1 หน่วยให้คะแนน</w:t>
+      </w:r>
+    </w:p>
+    <w:p>
+      <w:pPr>
+        <w:pStyle w:val="ListParagraph"/>
+        <w:numPr>
+          <w:ilvl w:val="0"/>
+          <w:numId w:val="2"/>
+        </w:numPr>
+        <w:spacing w:after="60"/>
+      </w:pPr>
+      <w:r>
+        <w:rPr>
+          <w:rFonts w:ascii="TH Sarabun New" w:cs="TH Sarabun New" w:eastAsia="TH Sarabun New" w:hAnsi="TH Sarabun New"/>
+        </w:rPr>
+        <w:t xml:space="preserve">1 SKU อาจกระจายอยู่ใน Class A/B/C ได้พร้อมกัน</w:t>
+      </w:r>
+    </w:p>
+    <w:p>
+      <w:pPr>
+        <w:pStyle w:val="ListParagraph"/>
+        <w:numPr>
+          <w:ilvl w:val="0"/>
+          <w:numId w:val="2"/>
+        </w:numPr>
+        <w:spacing w:after="60"/>
+      </w:pPr>
+      <w:r>
+        <w:rPr>
+          <w:rFonts w:ascii="TH Sarabun New" w:cs="TH Sarabun New" w:eastAsia="TH Sarabun New" w:hAnsi="TH Sarabun New"/>
+        </w:rPr>
+        <w:t xml:space="preserve">Validity Score คำนวณจาก expire_date ของแต่ละ lot โดยตรง</w:t>
+      </w:r>
+    </w:p>
+    <w:p>
+      <w:pPr>
+        <w:pStyle w:val="ListParagraph"/>
+        <w:numPr>
+          <w:ilvl w:val="0"/>
+          <w:numId w:val="2"/>
+        </w:numPr>
+        <w:spacing w:after="60"/>
+      </w:pPr>
+      <w:r>
+        <w:rPr>
+          <w:rFonts w:ascii="TH Sarabun New" w:cs="TH Sarabun New" w:eastAsia="TH Sarabun New" w:hAnsi="TH Sarabun New"/>
+        </w:rPr>
+        <w:t xml:space="preserve">Value Score = rank ของ amount (qty × unit_cost) ของแต่ละ lot</w:t>
+      </w:r>
+    </w:p>
+    <w:p>
+      <w:pPr>
+        <w:spacing w:after="100" w:line="320"/>
+      </w:pPr>
+      <w:r>
+        <w:rPr>
+          <w:rFonts w:ascii="TH Sarabun New" w:cs="TH Sarabun New" w:eastAsia="TH Sarabun New" w:hAnsi="TH Sarabun New"/>
+          <w:b/>
+          <w:bCs/>
+        </w:rPr>
+        <w:t xml:space="preserve">✅ เหมาะกับ: </w:t>
+      </w:r>
+      <w:r>
+        <w:rPr>
+          <w:rFonts w:ascii="TH Sarabun New" w:cs="TH Sarabun New" w:eastAsia="TH Sarabun New" w:hAnsi="TH Sarabun New"/>
+        </w:rPr>
+        <w:t xml:space="preserve">FEFO Pick List · การ Write-off lot หมดอายุ · GMP/HACCP audit · การแจ้งเตือนระดับ batch</w:t>
+      </w:r>
+    </w:p>
+    <w:p>
+      <w:pPr>
+        <w:spacing w:after="100"/>
+      </w:pPr>
+      <w:r>
+        <w:rPr>
+          <w:rFonts w:ascii="TH Sarabun New" w:cs="TH Sarabun New" w:eastAsia="TH Sarabun New" w:hAnsi="TH Sarabun New"/>
+        </w:rPr>
+        <w:t xml:space="preserve"/>
+      </w:r>
+    </w:p>
+    <w:p>
+      <w:pPr>
+        <w:pStyle w:val="Heading3"/>
+        <w:spacing w:after="120" w:before="200"/>
+      </w:pPr>
+      <w:r>
+        <w:rPr>
+          <w:rFonts w:ascii="TH Sarabun New" w:cs="TH Sarabun New" w:eastAsia="TH Sarabun New" w:hAnsi="TH Sarabun New"/>
+          <w:b/>
+          <w:bCs/>
+          <w:color w:val="2E75B6"/>
+          <w:sz w:val="26"/>
+          <w:szCs w:val="26"/>
+        </w:rPr>
+        <w:t xml:space="preserve">13.5.2 Item — Worst-Case (Conservative)</w:t>
+      </w:r>
+    </w:p>
+    <w:p>
+      <w:pPr>
+        <w:spacing w:after="100" w:line="320"/>
+      </w:pPr>
+      <w:r>
+        <w:rPr>
+          <w:rFonts w:ascii="TH Sarabun New" w:cs="TH Sarabun New" w:eastAsia="TH Sarabun New" w:hAnsi="TH Sarabun New"/>
+        </w:rPr>
+        <w:t xml:space="preserve">รวมเป็น SKU โดยใช้คะแนน Validity ของ lot ที่ใกล้หมดที่สุด</w:t>
+      </w:r>
+    </w:p>
+    <w:p>
+      <w:pPr>
+        <w:spacing w:after="100" w:line="320"/>
+      </w:pPr>
+      <w:r>
+        <w:rPr>
+          <w:rFonts w:ascii="TH Sarabun New" w:cs="TH Sarabun New" w:eastAsia="TH Sarabun New" w:hAnsi="TH Sarabun New"/>
+        </w:rPr>
+        <w:t xml:space="preserve">สูตร: </w:t>
+      </w:r>
+      <w:r>
+        <w:rPr>
+          <w:rFonts w:ascii="TH Sarabun New" w:cs="TH Sarabun New" w:eastAsia="TH Sarabun New" w:hAnsi="TH Sarabun New"/>
+          <w:b/>
+          <w:bCs/>
+          <w:color w:val="1F3864"/>
+        </w:rPr>
+        <w:t xml:space="preserve">Validity Score = min(lot validity scores)  •  Value Score = rank(Σ stock value)</w:t>
+      </w:r>
+    </w:p>
+    <w:p>
+      <w:pPr>
+        <w:pStyle w:val="ListParagraph"/>
+        <w:numPr>
+          <w:ilvl w:val="0"/>
+          <w:numId w:val="2"/>
+        </w:numPr>
+        <w:spacing w:after="60"/>
+      </w:pPr>
+      <w:r>
+        <w:rPr>
+          <w:rFonts w:ascii="TH Sarabun New" w:cs="TH Sarabun New" w:eastAsia="TH Sarabun New" w:hAnsi="TH Sarabun New"/>
+        </w:rPr>
+        <w:t xml:space="preserve">ปรัชญา: "ถ้ามี lot ใดเสี่ยง → SKU นี้เสี่ยง"</w:t>
+      </w:r>
+    </w:p>
+    <w:p>
+      <w:pPr>
+        <w:pStyle w:val="ListParagraph"/>
+        <w:numPr>
+          <w:ilvl w:val="0"/>
+          <w:numId w:val="2"/>
+        </w:numPr>
+        <w:spacing w:after="60"/>
+      </w:pPr>
+      <w:r>
+        <w:rPr>
+          <w:rFonts w:ascii="TH Sarabun New" w:cs="TH Sarabun New" w:eastAsia="TH Sarabun New" w:hAnsi="TH Sarabun New"/>
+        </w:rPr>
+        <w:t xml:space="preserve">Conservative — ตื่นตัวต่อความเสี่ยง ไม่พลาดของหมดอายุ</w:t>
+      </w:r>
+    </w:p>
+    <w:p>
+      <w:pPr>
+        <w:pStyle w:val="ListParagraph"/>
+        <w:numPr>
+          <w:ilvl w:val="0"/>
+          <w:numId w:val="2"/>
+        </w:numPr>
+        <w:spacing w:after="60"/>
+      </w:pPr>
+      <w:r>
+        <w:rPr>
+          <w:rFonts w:ascii="TH Sarabun New" w:cs="TH Sarabun New" w:eastAsia="TH Sarabun New" w:hAnsi="TH Sarabun New"/>
+        </w:rPr>
+        <w:t xml:space="preserve">อาจเตือนเกินจริง — SKU ที่มี lot ใหม่ ฿100K + lot เก่า ฿100 จะถูกตัดเป็น Class C</w:t>
+      </w:r>
+    </w:p>
+    <w:p>
+      <w:pPr>
+        <w:spacing w:after="100" w:line="320"/>
+      </w:pPr>
+      <w:r>
+        <w:rPr>
+          <w:rFonts w:ascii="TH Sarabun New" w:cs="TH Sarabun New" w:eastAsia="TH Sarabun New" w:hAnsi="TH Sarabun New"/>
+          <w:b/>
+          <w:bCs/>
+        </w:rPr>
+        <w:t xml:space="preserve">✅ เหมาะกับ: </w:t>
+      </w:r>
+      <w:r>
+        <w:rPr>
+          <w:rFonts w:ascii="TH Sarabun New" w:cs="TH Sarabun New" w:eastAsia="TH Sarabun New" w:hAnsi="TH Sarabun New"/>
+        </w:rPr>
+        <w:t xml:space="preserve">Risk Alert · การหยุดสั่งซื้อ SKU เสี่ยง · Food safety · Quarterly review</w:t>
+      </w:r>
+    </w:p>
+    <w:p>
+      <w:pPr>
+        <w:spacing w:after="100"/>
+      </w:pPr>
+      <w:r>
+        <w:rPr>
+          <w:rFonts w:ascii="TH Sarabun New" w:cs="TH Sarabun New" w:eastAsia="TH Sarabun New" w:hAnsi="TH Sarabun New"/>
+        </w:rPr>
+        <w:t xml:space="preserve"/>
+      </w:r>
+    </w:p>
+    <w:p>
+      <w:pPr>
+        <w:pStyle w:val="Heading3"/>
+        <w:spacing w:after="120" w:before="200"/>
+      </w:pPr>
+      <w:r>
+        <w:rPr>
+          <w:rFonts w:ascii="TH Sarabun New" w:cs="TH Sarabun New" w:eastAsia="TH Sarabun New" w:hAnsi="TH Sarabun New"/>
+          <w:b/>
+          <w:bCs/>
+          <w:color w:val="2E75B6"/>
+          <w:sz w:val="26"/>
+          <w:szCs w:val="26"/>
+        </w:rPr>
+        <w:t xml:space="preserve">13.5.3 Item — Weighted (Realistic)</w:t>
+      </w:r>
+    </w:p>
+    <w:p>
+      <w:pPr>
+        <w:spacing w:after="100" w:line="320"/>
+      </w:pPr>
+      <w:r>
+        <w:rPr>
+          <w:rFonts w:ascii="TH Sarabun New" w:cs="TH Sarabun New" w:eastAsia="TH Sarabun New" w:hAnsi="TH Sarabun New"/>
+        </w:rPr>
+        <w:t xml:space="preserve">รวมเป็น SKU โดยถ่วงน้ำหนัก validity ของแต่ละ lot ด้วยมูลค่า</w:t>
+      </w:r>
+    </w:p>
+    <w:p>
+      <w:pPr>
+        <w:spacing w:after="100" w:line="320"/>
+      </w:pPr>
+      <w:r>
+        <w:rPr>
+          <w:rFonts w:ascii="TH Sarabun New" w:cs="TH Sarabun New" w:eastAsia="TH Sarabun New" w:hAnsi="TH Sarabun New"/>
+        </w:rPr>
+        <w:t xml:space="preserve">สูตร: </w:t>
+      </w:r>
+      <w:r>
+        <w:rPr>
+          <w:rFonts w:ascii="TH Sarabun New" w:cs="TH Sarabun New" w:eastAsia="TH Sarabun New" w:hAnsi="TH Sarabun New"/>
+          <w:b/>
+          <w:bCs/>
+          <w:color w:val="1F3864"/>
+        </w:rPr>
+        <w:t xml:space="preserve">Validity Score = Σ(lot_days × lot_value) / Σ(lot_value)  •  Value Score = rank(Σ stock value)</w:t>
+      </w:r>
+    </w:p>
+    <w:p>
+      <w:pPr>
+        <w:pStyle w:val="ListParagraph"/>
+        <w:numPr>
+          <w:ilvl w:val="0"/>
+          <w:numId w:val="2"/>
+        </w:numPr>
+        <w:spacing w:after="60"/>
+      </w:pPr>
+      <w:r>
+        <w:rPr>
+          <w:rFonts w:ascii="TH Sarabun New" w:cs="TH Sarabun New" w:eastAsia="TH Sarabun New" w:hAnsi="TH Sarabun New"/>
+        </w:rPr>
+        <w:t xml:space="preserve">ปรัชญา: "ความสดของเงินที่จมใน SKU นี้โดยเฉลี่ย"</w:t>
+      </w:r>
+    </w:p>
+    <w:p>
+      <w:pPr>
+        <w:pStyle w:val="ListParagraph"/>
+        <w:numPr>
+          <w:ilvl w:val="0"/>
+          <w:numId w:val="2"/>
+        </w:numPr>
+        <w:spacing w:after="60"/>
+      </w:pPr>
+      <w:r>
+        <w:rPr>
+          <w:rFonts w:ascii="TH Sarabun New" w:cs="TH Sarabun New" w:eastAsia="TH Sarabun New" w:hAnsi="TH Sarabun New"/>
+        </w:rPr>
+        <w:t xml:space="preserve">Realistic — สะท้อนภาพรวมยุติธรรม</w:t>
+      </w:r>
+    </w:p>
+    <w:p>
+      <w:pPr>
+        <w:pStyle w:val="ListParagraph"/>
+        <w:numPr>
+          <w:ilvl w:val="0"/>
+          <w:numId w:val="2"/>
+        </w:numPr>
+        <w:spacing w:after="60"/>
+      </w:pPr>
+      <w:r>
+        <w:rPr>
+          <w:rFonts w:ascii="TH Sarabun New" w:cs="TH Sarabun New" w:eastAsia="TH Sarabun New" w:hAnsi="TH Sarabun New"/>
+        </w:rPr>
+        <w:t xml:space="preserve">lot ใกล้หมดที่มูลค่าน้อยจะถูกบดบัง — ใช้คู่ Worst-Case mode</w:t>
+      </w:r>
+    </w:p>
+    <w:p>
+      <w:pPr>
+        <w:spacing w:after="100" w:line="320"/>
+      </w:pPr>
+      <w:r>
+        <w:rPr>
+          <w:rFonts w:ascii="TH Sarabun New" w:cs="TH Sarabun New" w:eastAsia="TH Sarabun New" w:hAnsi="TH Sarabun New"/>
+          <w:b/>
+          <w:bCs/>
+        </w:rPr>
+        <w:t xml:space="preserve">✅ เหมาะกับ: </w:t>
+      </w:r>
+      <w:r>
+        <w:rPr>
+          <w:rFonts w:ascii="TH Sarabun New" w:cs="TH Sarabun New" w:eastAsia="TH Sarabun New" w:hAnsi="TH Sarabun New"/>
+        </w:rPr>
+        <w:t xml:space="preserve">การตั้งราคา/ส่วนลด · Pricing strategy · การเจรจา Supplier · การวางงบประมาณ</w:t>
+      </w:r>
+    </w:p>
+    <w:p>
+      <w:pPr>
+        <w:spacing w:after="100"/>
+      </w:pPr>
+      <w:r>
+        <w:rPr>
+          <w:rFonts w:ascii="TH Sarabun New" w:cs="TH Sarabun New" w:eastAsia="TH Sarabun New" w:hAnsi="TH Sarabun New"/>
+        </w:rPr>
+        <w:t xml:space="preserve"/>
+      </w:r>
+    </w:p>
+    <w:p>
+      <w:pPr>
+        <w:pStyle w:val="Heading3"/>
+        <w:spacing w:after="120" w:before="200"/>
+      </w:pPr>
+      <w:r>
+        <w:rPr>
+          <w:rFonts w:ascii="TH Sarabun New" w:cs="TH Sarabun New" w:eastAsia="TH Sarabun New" w:hAnsi="TH Sarabun New"/>
+          <w:b/>
+          <w:bCs/>
+          <w:color w:val="2E75B6"/>
+          <w:sz w:val="26"/>
+          <w:szCs w:val="26"/>
+        </w:rPr>
+        <w:t xml:space="preserve">13.5.4 ตัวอย่างเปรียบเทียบ — SKU เดียวกัน 3 mode</w:t>
+      </w:r>
+    </w:p>
+    <w:p>
+      <w:pPr>
+        <w:spacing w:after="100" w:line="320"/>
+      </w:pPr>
+      <w:r>
+        <w:rPr>
+          <w:rFonts w:ascii="TH Sarabun New" w:cs="TH Sarabun New" w:eastAsia="TH Sarabun New" w:hAnsi="TH Sarabun New"/>
+        </w:rPr>
+        <w:t xml:space="preserve">สมมติ SKU "F7000100206 Smoked Salmon" มี 3 lot:</w:t>
+      </w:r>
+    </w:p>
+    <w:tbl>
+      <w:tblPr>
+        <w:tblW w:type="dxa" w:w="9360"/>
+        <w:tblBorders>
+          <w:top w:val="single" w:color="auto" w:sz="4"/>
+          <w:left w:val="single" w:color="auto" w:sz="4"/>
+          <w:bottom w:val="single" w:color="auto" w:sz="4"/>
+          <w:right w:val="single" w:color="auto" w:sz="4"/>
+          <w:insideH w:val="single" w:color="auto" w:sz="4"/>
+          <w:insideV w:val="single" w:color="auto" w:sz="4"/>
+        </w:tblBorders>
+      </w:tblPr>
+      <w:tblGrid>
+        <w:gridCol w:w="1872"/>
+        <w:gridCol w:w="1872"/>
+        <w:gridCol w:w="1872"/>
+        <w:gridCol w:w="1872"/>
+        <w:gridCol w:w="1872"/>
+      </w:tblGrid>
+      <w:tr>
+        <w:trPr>
+          <w:tblHeader/>
+        </w:trPr>
+        <w:tc>
+          <w:tcPr>
+            <w:tcW w:type="dxa" w:w="1872"/>
+            <w:tcBorders>
+              <w:top w:val="single" w:color="BFBFBF" w:sz="4"/>
+              <w:left w:val="single" w:color="BFBFBF" w:sz="4"/>
+              <w:bottom w:val="single" w:color="BFBFBF" w:sz="4"/>
+              <w:right w:val="single" w:color="BFBFBF" w:sz="4"/>
+            </w:tcBorders>
+            <w:shd w:fill="D9E2F3" w:val="clear"/>
+            <w:tcMar>
+              <w:top w:type="dxa" w:w="100"/>
+              <w:left w:type="dxa" w:w="140"/>
+              <w:bottom w:type="dxa" w:w="100"/>
+              <w:right w:type="dxa" w:w="140"/>
+            </w:tcMar>
+          </w:tcPr>
+          <w:p>
+            <w:pPr>
+              <w:spacing w:after="40"/>
+            </w:pPr>
+            <w:r>
+              <w:rPr>
+                <w:rFonts w:ascii="TH Sarabun New" w:cs="TH Sarabun New" w:eastAsia="TH Sarabun New" w:hAnsi="TH Sarabun New"/>
+                <w:b/>
+                <w:bCs/>
+                <w:color w:val="1F3864"/>
+                <w:sz w:val="22"/>
+                <w:szCs w:val="22"/>
+              </w:rPr>
+              <w:t xml:space="preserve">Lot</w:t>
+            </w:r>
+          </w:p>
+        </w:tc>
+        <w:tc>
+          <w:tcPr>
+            <w:tcW w:type="dxa" w:w="1872"/>
+            <w:tcBorders>
+              <w:top w:val="single" w:color="BFBFBF" w:sz="4"/>
+              <w:left w:val="single" w:color="BFBFBF" w:sz="4"/>
+              <w:bottom w:val="single" w:color="BFBFBF" w:sz="4"/>
+              <w:right w:val="single" w:color="BFBFBF" w:sz="4"/>
+            </w:tcBorders>
+            <w:shd w:fill="D9E2F3" w:val="clear"/>
+            <w:tcMar>
+              <w:top w:type="dxa" w:w="100"/>
+              <w:left w:type="dxa" w:w="140"/>
+              <w:bottom w:type="dxa" w:w="100"/>
+              <w:right w:type="dxa" w:w="140"/>
+            </w:tcMar>
+          </w:tcPr>
+          <w:p>
+            <w:pPr>
+              <w:spacing w:after="40"/>
+            </w:pPr>
+            <w:r>
+              <w:rPr>
+                <w:rFonts w:ascii="TH Sarabun New" w:cs="TH Sarabun New" w:eastAsia="TH Sarabun New" w:hAnsi="TH Sarabun New"/>
+                <w:b/>
+                <w:bCs/>
+                <w:color w:val="1F3864"/>
+                <w:sz w:val="22"/>
+                <w:szCs w:val="22"/>
+              </w:rPr>
+              <w:t xml:space="preserve">มูลค่า</w:t>
+            </w:r>
+          </w:p>
+        </w:tc>
+        <w:tc>
+          <w:tcPr>
+            <w:tcW w:type="dxa" w:w="1872"/>
+            <w:tcBorders>
+              <w:top w:val="single" w:color="BFBFBF" w:sz="4"/>
+              <w:left w:val="single" w:color="BFBFBF" w:sz="4"/>
+              <w:bottom w:val="single" w:color="BFBFBF" w:sz="4"/>
+              <w:right w:val="single" w:color="BFBFBF" w:sz="4"/>
+            </w:tcBorders>
+            <w:shd w:fill="D9E2F3" w:val="clear"/>
+            <w:tcMar>
+              <w:top w:type="dxa" w:w="100"/>
+              <w:left w:type="dxa" w:w="140"/>
+              <w:bottom w:type="dxa" w:w="100"/>
+              <w:right w:type="dxa" w:w="140"/>
+            </w:tcMar>
+          </w:tcPr>
+          <w:p>
+            <w:pPr>
+              <w:spacing w:after="40"/>
+            </w:pPr>
+            <w:r>
+              <w:rPr>
+                <w:rFonts w:ascii="TH Sarabun New" w:cs="TH Sarabun New" w:eastAsia="TH Sarabun New" w:hAnsi="TH Sarabun New"/>
+                <w:b/>
+                <w:bCs/>
+                <w:color w:val="1F3864"/>
+                <w:sz w:val="22"/>
+                <w:szCs w:val="22"/>
+              </w:rPr>
+              <w:t xml:space="preserve">วันหมด</w:t>
+            </w:r>
+          </w:p>
+        </w:tc>
+        <w:tc>
+          <w:tcPr>
+            <w:tcW w:type="dxa" w:w="1872"/>
+            <w:tcBorders>
+              <w:top w:val="single" w:color="BFBFBF" w:sz="4"/>
+              <w:left w:val="single" w:color="BFBFBF" w:sz="4"/>
+              <w:bottom w:val="single" w:color="BFBFBF" w:sz="4"/>
+              <w:right w:val="single" w:color="BFBFBF" w:sz="4"/>
+            </w:tcBorders>
+            <w:shd w:fill="D9E2F3" w:val="clear"/>
+            <w:tcMar>
+              <w:top w:type="dxa" w:w="100"/>
+              <w:left w:type="dxa" w:w="140"/>
+              <w:bottom w:type="dxa" w:w="100"/>
+              <w:right w:type="dxa" w:w="140"/>
+            </w:tcMar>
+          </w:tcPr>
+          <w:p>
+            <w:pPr>
+              <w:spacing w:after="40"/>
+            </w:pPr>
+            <w:r>
+              <w:rPr>
+                <w:rFonts w:ascii="TH Sarabun New" w:cs="TH Sarabun New" w:eastAsia="TH Sarabun New" w:hAnsi="TH Sarabun New"/>
+                <w:b/>
+                <w:bCs/>
+                <w:color w:val="1F3864"/>
+                <w:sz w:val="22"/>
+                <w:szCs w:val="22"/>
+              </w:rPr>
+              <w:t xml:space="preserve">Days Left</w:t>
+            </w:r>
+          </w:p>
+        </w:tc>
+        <w:tc>
+          <w:tcPr>
+            <w:tcW w:type="dxa" w:w="1872"/>
+            <w:tcBorders>
+              <w:top w:val="single" w:color="BFBFBF" w:sz="4"/>
+              <w:left w:val="single" w:color="BFBFBF" w:sz="4"/>
+              <w:bottom w:val="single" w:color="BFBFBF" w:sz="4"/>
+              <w:right w:val="single" w:color="BFBFBF" w:sz="4"/>
+            </w:tcBorders>
+            <w:shd w:fill="D9E2F3" w:val="clear"/>
+            <w:tcMar>
+              <w:top w:type="dxa" w:w="100"/>
+              <w:left w:type="dxa" w:w="140"/>
+              <w:bottom w:type="dxa" w:w="100"/>
+              <w:right w:type="dxa" w:w="140"/>
+            </w:tcMar>
+          </w:tcPr>
+          <w:p>
+            <w:pPr>
+              <w:spacing w:after="40"/>
+            </w:pPr>
+            <w:r>
+              <w:rPr>
+                <w:rFonts w:ascii="TH Sarabun New" w:cs="TH Sarabun New" w:eastAsia="TH Sarabun New" w:hAnsi="TH Sarabun New"/>
+                <w:b/>
+                <w:bCs/>
+                <w:color w:val="1F3864"/>
+                <w:sz w:val="22"/>
+                <w:szCs w:val="22"/>
+              </w:rPr>
+              <w:t xml:space="preserve">Validity</w:t>
+            </w:r>
+          </w:p>
+        </w:tc>
+      </w:tr>
+      <w:tr>
+        <w:tc>
+          <w:tcPr>
+            <w:tcW w:type="dxa" w:w="1872"/>
+            <w:tcBorders>
+              <w:top w:val="single" w:color="BFBFBF" w:sz="4"/>
+              <w:left w:val="single" w:color="BFBFBF" w:sz="4"/>
+              <w:bottom w:val="single" w:color="BFBFBF" w:sz="4"/>
+              <w:right w:val="single" w:color="BFBFBF" w:sz="4"/>
+            </w:tcBorders>
+            <w:tcMar>
+              <w:top w:type="dxa" w:w="100"/>
+              <w:left w:type="dxa" w:w="140"/>
+              <w:bottom w:type="dxa" w:w="100"/>
+              <w:right w:type="dxa" w:w="140"/>
+            </w:tcMar>
+          </w:tcPr>
+          <w:p>
+            <w:pPr>
+              <w:spacing w:after="40"/>
+            </w:pPr>
+            <w:r>
+              <w:rPr>
+                <w:rFonts w:ascii="TH Sarabun New" w:cs="TH Sarabun New" w:eastAsia="TH Sarabun New" w:hAnsi="TH Sarabun New"/>
+                <w:b w:val="false"/>
+                <w:bCs w:val="false"/>
+                <w:color w:val="000000"/>
+                <w:sz w:val="22"/>
+                <w:szCs w:val="22"/>
+              </w:rPr>
+              <w:t xml:space="preserve">Lot A</w:t>
+            </w:r>
+          </w:p>
+        </w:tc>
+        <w:tc>
+          <w:tcPr>
+            <w:tcW w:type="dxa" w:w="1872"/>
+            <w:tcBorders>
+              <w:top w:val="single" w:color="BFBFBF" w:sz="4"/>
+              <w:left w:val="single" w:color="BFBFBF" w:sz="4"/>
+              <w:bottom w:val="single" w:color="BFBFBF" w:sz="4"/>
+              <w:right w:val="single" w:color="BFBFBF" w:sz="4"/>
+            </w:tcBorders>
+            <w:tcMar>
+              <w:top w:type="dxa" w:w="100"/>
+              <w:left w:type="dxa" w:w="140"/>
+              <w:bottom w:type="dxa" w:w="100"/>
+              <w:right w:type="dxa" w:w="140"/>
+            </w:tcMar>
+          </w:tcPr>
+          <w:p>
+            <w:pPr>
+              <w:spacing w:after="40"/>
+            </w:pPr>
+            <w:r>
+              <w:rPr>
+                <w:rFonts w:ascii="TH Sarabun New" w:cs="TH Sarabun New" w:eastAsia="TH Sarabun New" w:hAnsi="TH Sarabun New"/>
+                <w:b w:val="false"/>
+                <w:bCs w:val="false"/>
+                <w:color w:val="000000"/>
+                <w:sz w:val="22"/>
+                <w:szCs w:val="22"/>
+              </w:rPr>
+              <w:t xml:space="preserve">฿100,000</w:t>
+            </w:r>
+          </w:p>
+        </w:tc>
+        <w:tc>
+          <w:tcPr>
+            <w:tcW w:type="dxa" w:w="1872"/>
+            <w:tcBorders>
+              <w:top w:val="single" w:color="BFBFBF" w:sz="4"/>
+              <w:left w:val="single" w:color="BFBFBF" w:sz="4"/>
+              <w:bottom w:val="single" w:color="BFBFBF" w:sz="4"/>
+              <w:right w:val="single" w:color="BFBFBF" w:sz="4"/>
+            </w:tcBorders>
+            <w:tcMar>
+              <w:top w:type="dxa" w:w="100"/>
+              <w:left w:type="dxa" w:w="140"/>
+              <w:bottom w:type="dxa" w:w="100"/>
+              <w:right w:type="dxa" w:w="140"/>
+            </w:tcMar>
+          </w:tcPr>
+          <w:p>
+            <w:pPr>
+              <w:spacing w:after="40"/>
+            </w:pPr>
+            <w:r>
+              <w:rPr>
+                <w:rFonts w:ascii="TH Sarabun New" w:cs="TH Sarabun New" w:eastAsia="TH Sarabun New" w:hAnsi="TH Sarabun New"/>
+                <w:b w:val="false"/>
+                <w:bCs w:val="false"/>
+                <w:color w:val="000000"/>
+                <w:sz w:val="22"/>
+                <w:szCs w:val="22"/>
+              </w:rPr>
+              <w:t xml:space="preserve">มี.ค. 27</w:t>
+            </w:r>
+          </w:p>
+        </w:tc>
+        <w:tc>
+          <w:tcPr>
+            <w:tcW w:type="dxa" w:w="1872"/>
+            <w:tcBorders>
+              <w:top w:val="single" w:color="BFBFBF" w:sz="4"/>
+              <w:left w:val="single" w:color="BFBFBF" w:sz="4"/>
+              <w:bottom w:val="single" w:color="BFBFBF" w:sz="4"/>
+              <w:right w:val="single" w:color="BFBFBF" w:sz="4"/>
+            </w:tcBorders>
+            <w:tcMar>
+              <w:top w:type="dxa" w:w="100"/>
+              <w:left w:type="dxa" w:w="140"/>
+              <w:bottom w:type="dxa" w:w="100"/>
+              <w:right w:type="dxa" w:w="140"/>
+            </w:tcMar>
+          </w:tcPr>
+          <w:p>
+            <w:pPr>
+              <w:spacing w:after="40"/>
+            </w:pPr>
+            <w:r>
+              <w:rPr>
+                <w:rFonts w:ascii="TH Sarabun New" w:cs="TH Sarabun New" w:eastAsia="TH Sarabun New" w:hAnsi="TH Sarabun New"/>
+                <w:b w:val="false"/>
+                <w:bCs w:val="false"/>
+                <w:color w:val="000000"/>
+                <w:sz w:val="22"/>
+                <w:szCs w:val="22"/>
+              </w:rPr>
+              <w:t xml:space="preserve">+335 วัน</w:t>
+            </w:r>
+          </w:p>
+        </w:tc>
+        <w:tc>
+          <w:tcPr>
+            <w:tcW w:type="dxa" w:w="1872"/>
+            <w:tcBorders>
+              <w:top w:val="single" w:color="BFBFBF" w:sz="4"/>
+              <w:left w:val="single" w:color="BFBFBF" w:sz="4"/>
+              <w:bottom w:val="single" w:color="BFBFBF" w:sz="4"/>
+              <w:right w:val="single" w:color="BFBFBF" w:sz="4"/>
+            </w:tcBorders>
+            <w:tcMar>
+              <w:top w:type="dxa" w:w="100"/>
+              <w:left w:type="dxa" w:w="140"/>
+              <w:bottom w:type="dxa" w:w="100"/>
+              <w:right w:type="dxa" w:w="140"/>
+            </w:tcMar>
+          </w:tcPr>
+          <w:p>
+            <w:pPr>
+              <w:spacing w:after="40"/>
+            </w:pPr>
+            <w:r>
+              <w:rPr>
+                <w:rFonts w:ascii="TH Sarabun New" w:cs="TH Sarabun New" w:eastAsia="TH Sarabun New" w:hAnsi="TH Sarabun New"/>
+                <w:b w:val="false"/>
+                <w:bCs w:val="false"/>
+                <w:color w:val="000000"/>
+                <w:sz w:val="22"/>
+                <w:szCs w:val="22"/>
+              </w:rPr>
+              <w:t xml:space="preserve">5</w:t>
+            </w:r>
+          </w:p>
+        </w:tc>
+      </w:tr>
+      <w:tr>
+        <w:tc>
+          <w:tcPr>
+            <w:tcW w:type="dxa" w:w="1872"/>
+            <w:tcBorders>
+              <w:top w:val="single" w:color="BFBFBF" w:sz="4"/>
+              <w:left w:val="single" w:color="BFBFBF" w:sz="4"/>
+              <w:bottom w:val="single" w:color="BFBFBF" w:sz="4"/>
+              <w:right w:val="single" w:color="BFBFBF" w:sz="4"/>
+            </w:tcBorders>
+            <w:shd w:fill="F2F2F2" w:val="clear"/>
+            <w:tcMar>
+              <w:top w:type="dxa" w:w="100"/>
+              <w:left w:type="dxa" w:w="140"/>
+              <w:bottom w:type="dxa" w:w="100"/>
+              <w:right w:type="dxa" w:w="140"/>
+            </w:tcMar>
+          </w:tcPr>
+          <w:p>
+            <w:pPr>
+              <w:spacing w:after="40"/>
+            </w:pPr>
+            <w:r>
+              <w:rPr>
+                <w:rFonts w:ascii="TH Sarabun New" w:cs="TH Sarabun New" w:eastAsia="TH Sarabun New" w:hAnsi="TH Sarabun New"/>
+                <w:b w:val="false"/>
+                <w:bCs w:val="false"/>
+                <w:color w:val="000000"/>
+                <w:sz w:val="22"/>
+                <w:szCs w:val="22"/>
+              </w:rPr>
+              <w:t xml:space="preserve">Lot B</w:t>
+            </w:r>
+          </w:p>
+        </w:tc>
+        <w:tc>
+          <w:tcPr>
+            <w:tcW w:type="dxa" w:w="1872"/>
+            <w:tcBorders>
+              <w:top w:val="single" w:color="BFBFBF" w:sz="4"/>
+              <w:left w:val="single" w:color="BFBFBF" w:sz="4"/>
+              <w:bottom w:val="single" w:color="BFBFBF" w:sz="4"/>
+              <w:right w:val="single" w:color="BFBFBF" w:sz="4"/>
+            </w:tcBorders>
+            <w:shd w:fill="F2F2F2" w:val="clear"/>
+            <w:tcMar>
+              <w:top w:type="dxa" w:w="100"/>
+              <w:left w:type="dxa" w:w="140"/>
+              <w:bottom w:type="dxa" w:w="100"/>
+              <w:right w:type="dxa" w:w="140"/>
+            </w:tcMar>
+          </w:tcPr>
+          <w:p>
+            <w:pPr>
+              <w:spacing w:after="40"/>
+            </w:pPr>
+            <w:r>
+              <w:rPr>
+                <w:rFonts w:ascii="TH Sarabun New" w:cs="TH Sarabun New" w:eastAsia="TH Sarabun New" w:hAnsi="TH Sarabun New"/>
+                <w:b w:val="false"/>
+                <w:bCs w:val="false"/>
+                <w:color w:val="000000"/>
+                <w:sz w:val="22"/>
+                <w:szCs w:val="22"/>
+              </w:rPr>
+              <w:t xml:space="preserve">฿20,000</w:t>
+            </w:r>
+          </w:p>
+        </w:tc>
+        <w:tc>
+          <w:tcPr>
+            <w:tcW w:type="dxa" w:w="1872"/>
+            <w:tcBorders>
+              <w:top w:val="single" w:color="BFBFBF" w:sz="4"/>
+              <w:left w:val="single" w:color="BFBFBF" w:sz="4"/>
+              <w:bottom w:val="single" w:color="BFBFBF" w:sz="4"/>
+              <w:right w:val="single" w:color="BFBFBF" w:sz="4"/>
+            </w:tcBorders>
+            <w:shd w:fill="F2F2F2" w:val="clear"/>
+            <w:tcMar>
+              <w:top w:type="dxa" w:w="100"/>
+              <w:left w:type="dxa" w:w="140"/>
+              <w:bottom w:type="dxa" w:w="100"/>
+              <w:right w:type="dxa" w:w="140"/>
+            </w:tcMar>
+          </w:tcPr>
+          <w:p>
+            <w:pPr>
+              <w:spacing w:after="40"/>
+            </w:pPr>
+            <w:r>
+              <w:rPr>
+                <w:rFonts w:ascii="TH Sarabun New" w:cs="TH Sarabun New" w:eastAsia="TH Sarabun New" w:hAnsi="TH Sarabun New"/>
+                <w:b w:val="false"/>
+                <w:bCs w:val="false"/>
+                <w:color w:val="000000"/>
+                <w:sz w:val="22"/>
+                <w:szCs w:val="22"/>
+              </w:rPr>
+              <w:t xml:space="preserve">มิ.ย. 26</w:t>
+            </w:r>
+          </w:p>
+        </w:tc>
+        <w:tc>
+          <w:tcPr>
+            <w:tcW w:type="dxa" w:w="1872"/>
+            <w:tcBorders>
+              <w:top w:val="single" w:color="BFBFBF" w:sz="4"/>
+              <w:left w:val="single" w:color="BFBFBF" w:sz="4"/>
+              <w:bottom w:val="single" w:color="BFBFBF" w:sz="4"/>
+              <w:right w:val="single" w:color="BFBFBF" w:sz="4"/>
+            </w:tcBorders>
+            <w:shd w:fill="F2F2F2" w:val="clear"/>
+            <w:tcMar>
+              <w:top w:type="dxa" w:w="100"/>
+              <w:left w:type="dxa" w:w="140"/>
+              <w:bottom w:type="dxa" w:w="100"/>
+              <w:right w:type="dxa" w:w="140"/>
+            </w:tcMar>
+          </w:tcPr>
+          <w:p>
+            <w:pPr>
+              <w:spacing w:after="40"/>
+            </w:pPr>
+            <w:r>
+              <w:rPr>
+                <w:rFonts w:ascii="TH Sarabun New" w:cs="TH Sarabun New" w:eastAsia="TH Sarabun New" w:hAnsi="TH Sarabun New"/>
+                <w:b w:val="false"/>
+                <w:bCs w:val="false"/>
+                <w:color w:val="000000"/>
+                <w:sz w:val="22"/>
+                <w:szCs w:val="22"/>
+              </w:rPr>
+              <w:t xml:space="preserve">+45 วัน</w:t>
+            </w:r>
+          </w:p>
+        </w:tc>
+        <w:tc>
+          <w:tcPr>
+            <w:tcW w:type="dxa" w:w="1872"/>
+            <w:tcBorders>
+              <w:top w:val="single" w:color="BFBFBF" w:sz="4"/>
+              <w:left w:val="single" w:color="BFBFBF" w:sz="4"/>
+              <w:bottom w:val="single" w:color="BFBFBF" w:sz="4"/>
+              <w:right w:val="single" w:color="BFBFBF" w:sz="4"/>
+            </w:tcBorders>
+            <w:shd w:fill="F2F2F2" w:val="clear"/>
+            <w:tcMar>
+              <w:top w:type="dxa" w:w="100"/>
+              <w:left w:type="dxa" w:w="140"/>
+              <w:bottom w:type="dxa" w:w="100"/>
+              <w:right w:type="dxa" w:w="140"/>
+            </w:tcMar>
+          </w:tcPr>
+          <w:p>
+            <w:pPr>
+              <w:spacing w:after="40"/>
+            </w:pPr>
+            <w:r>
+              <w:rPr>
+                <w:rFonts w:ascii="TH Sarabun New" w:cs="TH Sarabun New" w:eastAsia="TH Sarabun New" w:hAnsi="TH Sarabun New"/>
+                <w:b w:val="false"/>
+                <w:bCs w:val="false"/>
+                <w:color w:val="000000"/>
+                <w:sz w:val="22"/>
+                <w:szCs w:val="22"/>
+              </w:rPr>
+              <w:t xml:space="preserve">3</w:t>
+            </w:r>
+          </w:p>
+        </w:tc>
+      </w:tr>
+      <w:tr>
+        <w:tc>
+          <w:tcPr>
+            <w:tcW w:type="dxa" w:w="1872"/>
+            <w:tcBorders>
+              <w:top w:val="single" w:color="BFBFBF" w:sz="4"/>
+              <w:left w:val="single" w:color="BFBFBF" w:sz="4"/>
+              <w:bottom w:val="single" w:color="BFBFBF" w:sz="4"/>
+              <w:right w:val="single" w:color="BFBFBF" w:sz="4"/>
+            </w:tcBorders>
+            <w:tcMar>
+              <w:top w:type="dxa" w:w="100"/>
+              <w:left w:type="dxa" w:w="140"/>
+              <w:bottom w:type="dxa" w:w="100"/>
+              <w:right w:type="dxa" w:w="140"/>
+            </w:tcMar>
+          </w:tcPr>
+          <w:p>
+            <w:pPr>
+              <w:spacing w:after="40"/>
+            </w:pPr>
+            <w:r>
+              <w:rPr>
+                <w:rFonts w:ascii="TH Sarabun New" w:cs="TH Sarabun New" w:eastAsia="TH Sarabun New" w:hAnsi="TH Sarabun New"/>
+                <w:b w:val="false"/>
+                <w:bCs w:val="false"/>
+                <w:color w:val="000000"/>
+                <w:sz w:val="22"/>
+                <w:szCs w:val="22"/>
+              </w:rPr>
+              <w:t xml:space="preserve">Lot C</w:t>
+            </w:r>
+          </w:p>
+        </w:tc>
+        <w:tc>
+          <w:tcPr>
+            <w:tcW w:type="dxa" w:w="1872"/>
+            <w:tcBorders>
+              <w:top w:val="single" w:color="BFBFBF" w:sz="4"/>
+              <w:left w:val="single" w:color="BFBFBF" w:sz="4"/>
+              <w:bottom w:val="single" w:color="BFBFBF" w:sz="4"/>
+              <w:right w:val="single" w:color="BFBFBF" w:sz="4"/>
+            </w:tcBorders>
+            <w:tcMar>
+              <w:top w:type="dxa" w:w="100"/>
+              <w:left w:type="dxa" w:w="140"/>
+              <w:bottom w:type="dxa" w:w="100"/>
+              <w:right w:type="dxa" w:w="140"/>
+            </w:tcMar>
+          </w:tcPr>
+          <w:p>
+            <w:pPr>
+              <w:spacing w:after="40"/>
+            </w:pPr>
+            <w:r>
+              <w:rPr>
+                <w:rFonts w:ascii="TH Sarabun New" w:cs="TH Sarabun New" w:eastAsia="TH Sarabun New" w:hAnsi="TH Sarabun New"/>
+                <w:b w:val="false"/>
+                <w:bCs w:val="false"/>
+                <w:color w:val="000000"/>
+                <w:sz w:val="22"/>
+                <w:szCs w:val="22"/>
+              </w:rPr>
+              <w:t xml:space="preserve">฿5,000</w:t>
+            </w:r>
+          </w:p>
+        </w:tc>
+        <w:tc>
+          <w:tcPr>
+            <w:tcW w:type="dxa" w:w="1872"/>
+            <w:tcBorders>
+              <w:top w:val="single" w:color="BFBFBF" w:sz="4"/>
+              <w:left w:val="single" w:color="BFBFBF" w:sz="4"/>
+              <w:bottom w:val="single" w:color="BFBFBF" w:sz="4"/>
+              <w:right w:val="single" w:color="BFBFBF" w:sz="4"/>
+            </w:tcBorders>
+            <w:tcMar>
+              <w:top w:type="dxa" w:w="100"/>
+              <w:left w:type="dxa" w:w="140"/>
+              <w:bottom w:type="dxa" w:w="100"/>
+              <w:right w:type="dxa" w:w="140"/>
+            </w:tcMar>
+          </w:tcPr>
+          <w:p>
+            <w:pPr>
+              <w:spacing w:after="40"/>
+            </w:pPr>
+            <w:r>
+              <w:rPr>
+                <w:rFonts w:ascii="TH Sarabun New" w:cs="TH Sarabun New" w:eastAsia="TH Sarabun New" w:hAnsi="TH Sarabun New"/>
+                <w:b w:val="false"/>
+                <w:bCs w:val="false"/>
+                <w:color w:val="000000"/>
+                <w:sz w:val="22"/>
+                <w:szCs w:val="22"/>
+              </w:rPr>
+              <w:t xml:space="preserve">พ.ค. 26</w:t>
+            </w:r>
+          </w:p>
+        </w:tc>
+        <w:tc>
+          <w:tcPr>
+            <w:tcW w:type="dxa" w:w="1872"/>
+            <w:tcBorders>
+              <w:top w:val="single" w:color="BFBFBF" w:sz="4"/>
+              <w:left w:val="single" w:color="BFBFBF" w:sz="4"/>
+              <w:bottom w:val="single" w:color="BFBFBF" w:sz="4"/>
+              <w:right w:val="single" w:color="BFBFBF" w:sz="4"/>
+            </w:tcBorders>
+            <w:tcMar>
+              <w:top w:type="dxa" w:w="100"/>
+              <w:left w:type="dxa" w:w="140"/>
+              <w:bottom w:type="dxa" w:w="100"/>
+              <w:right w:type="dxa" w:w="140"/>
+            </w:tcMar>
+          </w:tcPr>
+          <w:p>
+            <w:pPr>
+              <w:spacing w:after="40"/>
+            </w:pPr>
+            <w:r>
+              <w:rPr>
+                <w:rFonts w:ascii="TH Sarabun New" w:cs="TH Sarabun New" w:eastAsia="TH Sarabun New" w:hAnsi="TH Sarabun New"/>
+                <w:b w:val="false"/>
+                <w:bCs w:val="false"/>
+                <w:color w:val="000000"/>
+                <w:sz w:val="22"/>
+                <w:szCs w:val="22"/>
+              </w:rPr>
+              <w:t xml:space="preserve">−10 วัน</w:t>
+            </w:r>
+          </w:p>
+        </w:tc>
+        <w:tc>
+          <w:tcPr>
+            <w:tcW w:type="dxa" w:w="1872"/>
+            <w:tcBorders>
+              <w:top w:val="single" w:color="BFBFBF" w:sz="4"/>
+              <w:left w:val="single" w:color="BFBFBF" w:sz="4"/>
+              <w:bottom w:val="single" w:color="BFBFBF" w:sz="4"/>
+              <w:right w:val="single" w:color="BFBFBF" w:sz="4"/>
+            </w:tcBorders>
+            <w:tcMar>
+              <w:top w:type="dxa" w:w="100"/>
+              <w:left w:type="dxa" w:w="140"/>
+              <w:bottom w:type="dxa" w:w="100"/>
+              <w:right w:type="dxa" w:w="140"/>
+            </w:tcMar>
+          </w:tcPr>
+          <w:p>
+            <w:pPr>
+              <w:spacing w:after="40"/>
+            </w:pPr>
+            <w:r>
+              <w:rPr>
+                <w:rFonts w:ascii="TH Sarabun New" w:cs="TH Sarabun New" w:eastAsia="TH Sarabun New" w:hAnsi="TH Sarabun New"/>
+                <w:b w:val="false"/>
+                <w:bCs w:val="false"/>
+                <w:color w:val="000000"/>
+                <w:sz w:val="22"/>
+                <w:szCs w:val="22"/>
+              </w:rPr>
+              <w:t xml:space="preserve">1</w:t>
+            </w:r>
+          </w:p>
+        </w:tc>
+      </w:tr>
+    </w:tbl>
+    <w:p>
+      <w:pPr>
+        <w:spacing w:after="100"/>
+      </w:pPr>
+      <w:r>
+        <w:rPr>
+          <w:rFonts w:ascii="TH Sarabun New" w:cs="TH Sarabun New" w:eastAsia="TH Sarabun New" w:hAnsi="TH Sarabun New"/>
+        </w:rPr>
+        <w:t xml:space="preserve"/>
+      </w:r>
+    </w:p>
+    <w:p>
+      <w:pPr>
+        <w:spacing w:after="100" w:line="320"/>
+      </w:pPr>
+      <w:r>
+        <w:rPr>
+          <w:rFonts w:ascii="TH Sarabun New" w:cs="TH Sarabun New" w:eastAsia="TH Sarabun New" w:hAnsi="TH Sarabun New"/>
+        </w:rPr>
+        <w:t xml:space="preserve">Value Score (rank) สมมติได้ 4 → ทุก mode ใช้ค่านี้เหมือนกัน</w:t>
       </w:r>
     </w:p>
     <w:tbl>
@@ -13932,8 +18926,9 @@
       </w:tblPr>
       <w:tblGrid>
         <w:gridCol w:w="2808"/>
-        <w:gridCol w:w="3276"/>
-        <w:gridCol w:w="3276"/>
+        <w:gridCol w:w="2808"/>
+        <w:gridCol w:w="1872"/>
+        <w:gridCol w:w="1872"/>
       </w:tblGrid>
       <w:tr>
         <w:trPr>
@@ -13969,13 +18964,13 @@
                 <w:sz w:val="22"/>
                 <w:szCs w:val="22"/>
               </w:rPr>
-              <w:t xml:space="preserve">มิติเปรียบเทียบ</w:t>
-            </w:r>
-          </w:p>
-        </w:tc>
-        <w:tc>
-          <w:tcPr>
-            <w:tcW w:type="dxa" w:w="3276"/>
+              <w:t xml:space="preserve">Mode</w:t>
+            </w:r>
+          </w:p>
+        </w:tc>
+        <w:tc>
+          <w:tcPr>
+            <w:tcW w:type="dxa" w:w="2808"/>
             <w:tcBorders>
               <w:top w:val="single" w:color="BFBFBF" w:sz="4"/>
               <w:left w:val="single" w:color="BFBFBF" w:sz="4"/>
@@ -14003,13 +18998,13 @@
                 <w:sz w:val="22"/>
                 <w:szCs w:val="22"/>
               </w:rPr>
-              <w:t xml:space="preserve">By Item (เดิม)</w:t>
-            </w:r>
-          </w:p>
-        </w:tc>
-        <w:tc>
-          <w:tcPr>
-            <w:tcW w:type="dxa" w:w="3276"/>
+              <w:t xml:space="preserve">Validity ที่ใช้</w:t>
+            </w:r>
+          </w:p>
+        </w:tc>
+        <w:tc>
+          <w:tcPr>
+            <w:tcW w:type="dxa" w:w="1872"/>
             <w:tcBorders>
               <w:top w:val="single" w:color="BFBFBF" w:sz="4"/>
               <w:left w:val="single" w:color="BFBFBF" w:sz="4"/>
@@ -14037,7 +19032,41 @@
                 <w:sz w:val="22"/>
                 <w:szCs w:val="22"/>
               </w:rPr>
-              <w:t xml:space="preserve">By Lot (ใหม่)</w:t>
+              <w:t xml:space="preserve">Exp Score (α=3)</w:t>
+            </w:r>
+          </w:p>
+        </w:tc>
+        <w:tc>
+          <w:tcPr>
+            <w:tcW w:type="dxa" w:w="1872"/>
+            <w:tcBorders>
+              <w:top w:val="single" w:color="BFBFBF" w:sz="4"/>
+              <w:left w:val="single" w:color="BFBFBF" w:sz="4"/>
+              <w:bottom w:val="single" w:color="BFBFBF" w:sz="4"/>
+              <w:right w:val="single" w:color="BFBFBF" w:sz="4"/>
+            </w:tcBorders>
+            <w:shd w:fill="D9E2F3" w:val="clear"/>
+            <w:tcMar>
+              <w:top w:type="dxa" w:w="100"/>
+              <w:left w:type="dxa" w:w="140"/>
+              <w:bottom w:type="dxa" w:w="100"/>
+              <w:right w:type="dxa" w:w="140"/>
+            </w:tcMar>
+          </w:tcPr>
+          <w:p>
+            <w:pPr>
+              <w:spacing w:after="40"/>
+            </w:pPr>
+            <w:r>
+              <w:rPr>
+                <w:rFonts w:ascii="TH Sarabun New" w:cs="TH Sarabun New" w:eastAsia="TH Sarabun New" w:hAnsi="TH Sarabun New"/>
+                <w:b/>
+                <w:bCs/>
+                <w:color w:val="1F3864"/>
+                <w:sz w:val="22"/>
+                <w:szCs w:val="22"/>
+              </w:rPr>
+              <w:t xml:space="preserve">Class</w:t>
             </w:r>
           </w:p>
         </w:tc>
@@ -14072,73 +19101,106 @@
                 <w:sz w:val="22"/>
                 <w:szCs w:val="22"/>
               </w:rPr>
-              <w:t xml:space="preserve">Granularity</w:t>
-            </w:r>
-          </w:p>
-        </w:tc>
-        <w:tc>
-          <w:tcPr>
-            <w:tcW w:type="dxa" w:w="3276"/>
-            <w:tcBorders>
-              <w:top w:val="single" w:color="BFBFBF" w:sz="4"/>
-              <w:left w:val="single" w:color="BFBFBF" w:sz="4"/>
-              <w:bottom w:val="single" w:color="BFBFBF" w:sz="4"/>
-              <w:right w:val="single" w:color="BFBFBF" w:sz="4"/>
-            </w:tcBorders>
-            <w:tcMar>
-              <w:top w:type="dxa" w:w="100"/>
-              <w:left w:type="dxa" w:w="140"/>
-              <w:bottom w:type="dxa" w:w="100"/>
-              <w:right w:type="dxa" w:w="140"/>
-            </w:tcMar>
-          </w:tcPr>
-          <w:p>
-            <w:pPr>
-              <w:spacing w:after="40"/>
-            </w:pPr>
-            <w:r>
-              <w:rPr>
-                <w:rFonts w:ascii="TH Sarabun New" w:cs="TH Sarabun New" w:eastAsia="TH Sarabun New" w:hAnsi="TH Sarabun New"/>
-                <w:b w:val="false"/>
-                <w:bCs w:val="false"/>
-                <w:color w:val="000000"/>
-                <w:sz w:val="22"/>
-                <w:szCs w:val="22"/>
-              </w:rPr>
-              <w:t xml:space="preserve">รวมสต็อกของสินค้าทุก lot/คลัง</w:t>
-            </w:r>
-          </w:p>
-        </w:tc>
-        <w:tc>
-          <w:tcPr>
-            <w:tcW w:type="dxa" w:w="3276"/>
-            <w:tcBorders>
-              <w:top w:val="single" w:color="BFBFBF" w:sz="4"/>
-              <w:left w:val="single" w:color="BFBFBF" w:sz="4"/>
-              <w:bottom w:val="single" w:color="BFBFBF" w:sz="4"/>
-              <w:right w:val="single" w:color="BFBFBF" w:sz="4"/>
-            </w:tcBorders>
-            <w:tcMar>
-              <w:top w:type="dxa" w:w="100"/>
-              <w:left w:type="dxa" w:w="140"/>
-              <w:bottom w:type="dxa" w:w="100"/>
-              <w:right w:type="dxa" w:w="140"/>
-            </w:tcMar>
-          </w:tcPr>
-          <w:p>
-            <w:pPr>
-              <w:spacing w:after="40"/>
-            </w:pPr>
-            <w:r>
-              <w:rPr>
-                <w:rFonts w:ascii="TH Sarabun New" w:cs="TH Sarabun New" w:eastAsia="TH Sarabun New" w:hAnsi="TH Sarabun New"/>
-                <w:b w:val="false"/>
-                <w:bCs w:val="false"/>
-                <w:color w:val="000000"/>
-                <w:sz w:val="22"/>
-                <w:szCs w:val="22"/>
-              </w:rPr>
-              <w:t xml:space="preserve">แยกแต่ละ lot ของสินค้า</w:t>
+              <w:t xml:space="preserve">By Lot (Lot A)</w:t>
+            </w:r>
+          </w:p>
+        </w:tc>
+        <w:tc>
+          <w:tcPr>
+            <w:tcW w:type="dxa" w:w="2808"/>
+            <w:tcBorders>
+              <w:top w:val="single" w:color="BFBFBF" w:sz="4"/>
+              <w:left w:val="single" w:color="BFBFBF" w:sz="4"/>
+              <w:bottom w:val="single" w:color="BFBFBF" w:sz="4"/>
+              <w:right w:val="single" w:color="BFBFBF" w:sz="4"/>
+            </w:tcBorders>
+            <w:tcMar>
+              <w:top w:type="dxa" w:w="100"/>
+              <w:left w:type="dxa" w:w="140"/>
+              <w:bottom w:type="dxa" w:w="100"/>
+              <w:right w:type="dxa" w:w="140"/>
+            </w:tcMar>
+          </w:tcPr>
+          <w:p>
+            <w:pPr>
+              <w:spacing w:after="40"/>
+            </w:pPr>
+            <w:r>
+              <w:rPr>
+                <w:rFonts w:ascii="TH Sarabun New" w:cs="TH Sarabun New" w:eastAsia="TH Sarabun New" w:hAnsi="TH Sarabun New"/>
+                <w:b w:val="false"/>
+                <w:bCs w:val="false"/>
+                <w:color w:val="000000"/>
+                <w:sz w:val="22"/>
+                <w:szCs w:val="22"/>
+              </w:rPr>
+              <w:t xml:space="preserve">5</w:t>
+            </w:r>
+          </w:p>
+        </w:tc>
+        <w:tc>
+          <w:tcPr>
+            <w:tcW w:type="dxa" w:w="1872"/>
+            <w:tcBorders>
+              <w:top w:val="single" w:color="BFBFBF" w:sz="4"/>
+              <w:left w:val="single" w:color="BFBFBF" w:sz="4"/>
+              <w:bottom w:val="single" w:color="BFBFBF" w:sz="4"/>
+              <w:right w:val="single" w:color="BFBFBF" w:sz="4"/>
+            </w:tcBorders>
+            <w:tcMar>
+              <w:top w:type="dxa" w:w="100"/>
+              <w:left w:type="dxa" w:w="140"/>
+              <w:bottom w:type="dxa" w:w="100"/>
+              <w:right w:type="dxa" w:w="140"/>
+            </w:tcMar>
+          </w:tcPr>
+          <w:p>
+            <w:pPr>
+              <w:spacing w:after="40"/>
+            </w:pPr>
+            <w:r>
+              <w:rPr>
+                <w:rFonts w:ascii="TH Sarabun New" w:cs="TH Sarabun New" w:eastAsia="TH Sarabun New" w:hAnsi="TH Sarabun New"/>
+                <w:b w:val="false"/>
+                <w:bCs w:val="false"/>
+                <w:color w:val="000000"/>
+                <w:sz w:val="22"/>
+                <w:szCs w:val="22"/>
+              </w:rPr>
+              <w:t xml:space="preserve">4 × (5/5)³ = 4.00</w:t>
+            </w:r>
+          </w:p>
+        </w:tc>
+        <w:tc>
+          <w:tcPr>
+            <w:tcW w:type="dxa" w:w="1872"/>
+            <w:tcBorders>
+              <w:top w:val="single" w:color="BFBFBF" w:sz="4"/>
+              <w:left w:val="single" w:color="BFBFBF" w:sz="4"/>
+              <w:bottom w:val="single" w:color="BFBFBF" w:sz="4"/>
+              <w:right w:val="single" w:color="BFBFBF" w:sz="4"/>
+            </w:tcBorders>
+            <w:tcMar>
+              <w:top w:type="dxa" w:w="100"/>
+              <w:left w:type="dxa" w:w="140"/>
+              <w:bottom w:type="dxa" w:w="100"/>
+              <w:right w:type="dxa" w:w="140"/>
+            </w:tcMar>
+          </w:tcPr>
+          <w:p>
+            <w:pPr>
+              <w:spacing w:after="40"/>
+            </w:pPr>
+            <w:r>
+              <w:rPr>
+                <w:rFonts w:ascii="TH Sarabun New" w:cs="TH Sarabun New" w:eastAsia="TH Sarabun New" w:hAnsi="TH Sarabun New"/>
+                <w:b w:val="false"/>
+                <w:bCs w:val="false"/>
+                <w:color w:val="000000"/>
+                <w:sz w:val="22"/>
+                <w:szCs w:val="22"/>
+              </w:rPr>
+              <w:t xml:space="preserve">A</w:t>
             </w:r>
           </w:p>
         </w:tc>
@@ -14174,13 +19236,13 @@
                 <w:sz w:val="22"/>
                 <w:szCs w:val="22"/>
               </w:rPr>
-              <w:t xml:space="preserve">Expire Date ที่ใช้</w:t>
-            </w:r>
-          </w:p>
-        </w:tc>
-        <w:tc>
-          <w:tcPr>
-            <w:tcW w:type="dxa" w:w="3276"/>
+              <w:t xml:space="preserve">By Lot (Lot B)</w:t>
+            </w:r>
+          </w:p>
+        </w:tc>
+        <w:tc>
+          <w:tcPr>
+            <w:tcW w:type="dxa" w:w="2808"/>
             <w:tcBorders>
               <w:top w:val="single" w:color="BFBFBF" w:sz="4"/>
               <w:left w:val="single" w:color="BFBFBF" w:sz="4"/>
@@ -14208,13 +19270,13 @@
                 <w:sz w:val="22"/>
                 <w:szCs w:val="22"/>
               </w:rPr>
-              <w:t xml:space="preserve">ค่าจาก items.expire_date (ค่าเดียวต่อสินค้า)</w:t>
-            </w:r>
-          </w:p>
-        </w:tc>
-        <w:tc>
-          <w:tcPr>
-            <w:tcW w:type="dxa" w:w="3276"/>
+              <w:t xml:space="preserve">3</w:t>
+            </w:r>
+          </w:p>
+        </w:tc>
+        <w:tc>
+          <w:tcPr>
+            <w:tcW w:type="dxa" w:w="1872"/>
             <w:tcBorders>
               <w:top w:val="single" w:color="BFBFBF" w:sz="4"/>
               <w:left w:val="single" w:color="BFBFBF" w:sz="4"/>
@@ -14242,7 +19304,41 @@
                 <w:sz w:val="22"/>
                 <w:szCs w:val="22"/>
               </w:rPr>
-              <w:t xml:space="preserve">expire_date ของแต่ละ lot จริง ๆ</w:t>
+              <w:t xml:space="preserve">4 × (3/5)³ = 0.86</w:t>
+            </w:r>
+          </w:p>
+        </w:tc>
+        <w:tc>
+          <w:tcPr>
+            <w:tcW w:type="dxa" w:w="1872"/>
+            <w:tcBorders>
+              <w:top w:val="single" w:color="BFBFBF" w:sz="4"/>
+              <w:left w:val="single" w:color="BFBFBF" w:sz="4"/>
+              <w:bottom w:val="single" w:color="BFBFBF" w:sz="4"/>
+              <w:right w:val="single" w:color="BFBFBF" w:sz="4"/>
+            </w:tcBorders>
+            <w:shd w:fill="F2F2F2" w:val="clear"/>
+            <w:tcMar>
+              <w:top w:type="dxa" w:w="100"/>
+              <w:left w:type="dxa" w:w="140"/>
+              <w:bottom w:type="dxa" w:w="100"/>
+              <w:right w:type="dxa" w:w="140"/>
+            </w:tcMar>
+          </w:tcPr>
+          <w:p>
+            <w:pPr>
+              <w:spacing w:after="40"/>
+            </w:pPr>
+            <w:r>
+              <w:rPr>
+                <w:rFonts w:ascii="TH Sarabun New" w:cs="TH Sarabun New" w:eastAsia="TH Sarabun New" w:hAnsi="TH Sarabun New"/>
+                <w:b w:val="false"/>
+                <w:bCs w:val="false"/>
+                <w:color w:val="000000"/>
+                <w:sz w:val="22"/>
+                <w:szCs w:val="22"/>
+              </w:rPr>
+              <w:t xml:space="preserve">C</w:t>
             </w:r>
           </w:p>
         </w:tc>
@@ -14277,73 +19373,106 @@
                 <w:sz w:val="22"/>
                 <w:szCs w:val="22"/>
               </w:rPr>
-              <w:t xml:space="preserve">Cost ที่ใช้</w:t>
-            </w:r>
-          </w:p>
-        </w:tc>
-        <w:tc>
-          <w:tcPr>
-            <w:tcW w:type="dxa" w:w="3276"/>
-            <w:tcBorders>
-              <w:top w:val="single" w:color="BFBFBF" w:sz="4"/>
-              <w:left w:val="single" w:color="BFBFBF" w:sz="4"/>
-              <w:bottom w:val="single" w:color="BFBFBF" w:sz="4"/>
-              <w:right w:val="single" w:color="BFBFBF" w:sz="4"/>
-            </w:tcBorders>
-            <w:tcMar>
-              <w:top w:type="dxa" w:w="100"/>
-              <w:left w:type="dxa" w:w="140"/>
-              <w:bottom w:type="dxa" w:w="100"/>
-              <w:right w:type="dxa" w:w="140"/>
-            </w:tcMar>
-          </w:tcPr>
-          <w:p>
-            <w:pPr>
-              <w:spacing w:after="40"/>
-            </w:pPr>
-            <w:r>
-              <w:rPr>
-                <w:rFonts w:ascii="TH Sarabun New" w:cs="TH Sarabun New" w:eastAsia="TH Sarabun New" w:hAnsi="TH Sarabun New"/>
-                <w:b w:val="false"/>
-                <w:bCs w:val="false"/>
-                <w:color w:val="000000"/>
-                <w:sz w:val="22"/>
-                <w:szCs w:val="22"/>
-              </w:rPr>
-              <w:t xml:space="preserve">moving_avg ของสินค้า</w:t>
-            </w:r>
-          </w:p>
-        </w:tc>
-        <w:tc>
-          <w:tcPr>
-            <w:tcW w:type="dxa" w:w="3276"/>
-            <w:tcBorders>
-              <w:top w:val="single" w:color="BFBFBF" w:sz="4"/>
-              <w:left w:val="single" w:color="BFBFBF" w:sz="4"/>
-              <w:bottom w:val="single" w:color="BFBFBF" w:sz="4"/>
-              <w:right w:val="single" w:color="BFBFBF" w:sz="4"/>
-            </w:tcBorders>
-            <w:tcMar>
-              <w:top w:type="dxa" w:w="100"/>
-              <w:left w:type="dxa" w:w="140"/>
-              <w:bottom w:type="dxa" w:w="100"/>
-              <w:right w:type="dxa" w:w="140"/>
-            </w:tcMar>
-          </w:tcPr>
-          <w:p>
-            <w:pPr>
-              <w:spacing w:after="40"/>
-            </w:pPr>
-            <w:r>
-              <w:rPr>
-                <w:rFonts w:ascii="TH Sarabun New" w:cs="TH Sarabun New" w:eastAsia="TH Sarabun New" w:hAnsi="TH Sarabun New"/>
-                <w:b w:val="false"/>
-                <w:bCs w:val="false"/>
-                <w:color w:val="000000"/>
-                <w:sz w:val="22"/>
-                <w:szCs w:val="22"/>
-              </w:rPr>
-              <w:t xml:space="preserve">unit_cost ของแต่ละ lot (= Amount/Qty)</w:t>
+              <w:t xml:space="preserve">By Lot (Lot C)</w:t>
+            </w:r>
+          </w:p>
+        </w:tc>
+        <w:tc>
+          <w:tcPr>
+            <w:tcW w:type="dxa" w:w="2808"/>
+            <w:tcBorders>
+              <w:top w:val="single" w:color="BFBFBF" w:sz="4"/>
+              <w:left w:val="single" w:color="BFBFBF" w:sz="4"/>
+              <w:bottom w:val="single" w:color="BFBFBF" w:sz="4"/>
+              <w:right w:val="single" w:color="BFBFBF" w:sz="4"/>
+            </w:tcBorders>
+            <w:tcMar>
+              <w:top w:type="dxa" w:w="100"/>
+              <w:left w:type="dxa" w:w="140"/>
+              <w:bottom w:type="dxa" w:w="100"/>
+              <w:right w:type="dxa" w:w="140"/>
+            </w:tcMar>
+          </w:tcPr>
+          <w:p>
+            <w:pPr>
+              <w:spacing w:after="40"/>
+            </w:pPr>
+            <w:r>
+              <w:rPr>
+                <w:rFonts w:ascii="TH Sarabun New" w:cs="TH Sarabun New" w:eastAsia="TH Sarabun New" w:hAnsi="TH Sarabun New"/>
+                <w:b w:val="false"/>
+                <w:bCs w:val="false"/>
+                <w:color w:val="000000"/>
+                <w:sz w:val="22"/>
+                <w:szCs w:val="22"/>
+              </w:rPr>
+              <w:t xml:space="preserve">1</w:t>
+            </w:r>
+          </w:p>
+        </w:tc>
+        <w:tc>
+          <w:tcPr>
+            <w:tcW w:type="dxa" w:w="1872"/>
+            <w:tcBorders>
+              <w:top w:val="single" w:color="BFBFBF" w:sz="4"/>
+              <w:left w:val="single" w:color="BFBFBF" w:sz="4"/>
+              <w:bottom w:val="single" w:color="BFBFBF" w:sz="4"/>
+              <w:right w:val="single" w:color="BFBFBF" w:sz="4"/>
+            </w:tcBorders>
+            <w:tcMar>
+              <w:top w:type="dxa" w:w="100"/>
+              <w:left w:type="dxa" w:w="140"/>
+              <w:bottom w:type="dxa" w:w="100"/>
+              <w:right w:type="dxa" w:w="140"/>
+            </w:tcMar>
+          </w:tcPr>
+          <w:p>
+            <w:pPr>
+              <w:spacing w:after="40"/>
+            </w:pPr>
+            <w:r>
+              <w:rPr>
+                <w:rFonts w:ascii="TH Sarabun New" w:cs="TH Sarabun New" w:eastAsia="TH Sarabun New" w:hAnsi="TH Sarabun New"/>
+                <w:b w:val="false"/>
+                <w:bCs w:val="false"/>
+                <w:color w:val="000000"/>
+                <w:sz w:val="22"/>
+                <w:szCs w:val="22"/>
+              </w:rPr>
+              <w:t xml:space="preserve">4 × (1/5)³ = 0.03</w:t>
+            </w:r>
+          </w:p>
+        </w:tc>
+        <w:tc>
+          <w:tcPr>
+            <w:tcW w:type="dxa" w:w="1872"/>
+            <w:tcBorders>
+              <w:top w:val="single" w:color="BFBFBF" w:sz="4"/>
+              <w:left w:val="single" w:color="BFBFBF" w:sz="4"/>
+              <w:bottom w:val="single" w:color="BFBFBF" w:sz="4"/>
+              <w:right w:val="single" w:color="BFBFBF" w:sz="4"/>
+            </w:tcBorders>
+            <w:tcMar>
+              <w:top w:type="dxa" w:w="100"/>
+              <w:left w:type="dxa" w:w="140"/>
+              <w:bottom w:type="dxa" w:w="100"/>
+              <w:right w:type="dxa" w:w="140"/>
+            </w:tcMar>
+          </w:tcPr>
+          <w:p>
+            <w:pPr>
+              <w:spacing w:after="40"/>
+            </w:pPr>
+            <w:r>
+              <w:rPr>
+                <w:rFonts w:ascii="TH Sarabun New" w:cs="TH Sarabun New" w:eastAsia="TH Sarabun New" w:hAnsi="TH Sarabun New"/>
+                <w:b w:val="false"/>
+                <w:bCs w:val="false"/>
+                <w:color w:val="000000"/>
+                <w:sz w:val="22"/>
+                <w:szCs w:val="22"/>
+              </w:rPr>
+              <w:t xml:space="preserve">C</w:t>
             </w:r>
           </w:p>
         </w:tc>
@@ -14379,13 +19508,13 @@
                 <w:sz w:val="22"/>
                 <w:szCs w:val="22"/>
               </w:rPr>
-              <w:t xml:space="preserve">ความแม่นยำ</w:t>
-            </w:r>
-          </w:p>
-        </w:tc>
-        <w:tc>
-          <w:tcPr>
-            <w:tcW w:type="dxa" w:w="3276"/>
+              <w:t xml:space="preserve">Item Worst-Case</w:t>
+            </w:r>
+          </w:p>
+        </w:tc>
+        <w:tc>
+          <w:tcPr>
+            <w:tcW w:type="dxa" w:w="2808"/>
             <w:tcBorders>
               <w:top w:val="single" w:color="BFBFBF" w:sz="4"/>
               <w:left w:val="single" w:color="BFBFBF" w:sz="4"/>
@@ -14413,13 +19542,13 @@
                 <w:sz w:val="22"/>
                 <w:szCs w:val="22"/>
               </w:rPr>
-              <w:t xml:space="preserve">ปานกลาง — ข้อมูลถูก aggregate</w:t>
-            </w:r>
-          </w:p>
-        </w:tc>
-        <w:tc>
-          <w:tcPr>
-            <w:tcW w:type="dxa" w:w="3276"/>
+              <w:t xml:space="preserve">1 (min)</w:t>
+            </w:r>
+          </w:p>
+        </w:tc>
+        <w:tc>
+          <w:tcPr>
+            <w:tcW w:type="dxa" w:w="1872"/>
             <w:tcBorders>
               <w:top w:val="single" w:color="BFBFBF" w:sz="4"/>
               <w:left w:val="single" w:color="BFBFBF" w:sz="4"/>
@@ -14447,7 +19576,41 @@
                 <w:sz w:val="22"/>
                 <w:szCs w:val="22"/>
               </w:rPr>
-              <w:t xml:space="preserve">สูง — เห็น lot ที่ใกล้หมดอายุชัดเจน</w:t>
+              <w:t xml:space="preserve">4 × (1/5)³ = 0.03</w:t>
+            </w:r>
+          </w:p>
+        </w:tc>
+        <w:tc>
+          <w:tcPr>
+            <w:tcW w:type="dxa" w:w="1872"/>
+            <w:tcBorders>
+              <w:top w:val="single" w:color="BFBFBF" w:sz="4"/>
+              <w:left w:val="single" w:color="BFBFBF" w:sz="4"/>
+              <w:bottom w:val="single" w:color="BFBFBF" w:sz="4"/>
+              <w:right w:val="single" w:color="BFBFBF" w:sz="4"/>
+            </w:tcBorders>
+            <w:shd w:fill="F2F2F2" w:val="clear"/>
+            <w:tcMar>
+              <w:top w:type="dxa" w:w="100"/>
+              <w:left w:type="dxa" w:w="140"/>
+              <w:bottom w:type="dxa" w:w="100"/>
+              <w:right w:type="dxa" w:w="140"/>
+            </w:tcMar>
+          </w:tcPr>
+          <w:p>
+            <w:pPr>
+              <w:spacing w:after="40"/>
+            </w:pPr>
+            <w:r>
+              <w:rPr>
+                <w:rFonts w:ascii="TH Sarabun New" w:cs="TH Sarabun New" w:eastAsia="TH Sarabun New" w:hAnsi="TH Sarabun New"/>
+                <w:b w:val="false"/>
+                <w:bCs w:val="false"/>
+                <w:color w:val="000000"/>
+                <w:sz w:val="22"/>
+                <w:szCs w:val="22"/>
+              </w:rPr>
+              <w:t xml:space="preserve">C</w:t>
             </w:r>
           </w:p>
         </w:tc>
@@ -14482,73 +19645,106 @@
                 <w:sz w:val="22"/>
                 <w:szCs w:val="22"/>
               </w:rPr>
-              <w:t xml:space="preserve">เหมาะกับ</w:t>
-            </w:r>
-          </w:p>
-        </w:tc>
-        <w:tc>
-          <w:tcPr>
-            <w:tcW w:type="dxa" w:w="3276"/>
-            <w:tcBorders>
-              <w:top w:val="single" w:color="BFBFBF" w:sz="4"/>
-              <w:left w:val="single" w:color="BFBFBF" w:sz="4"/>
-              <w:bottom w:val="single" w:color="BFBFBF" w:sz="4"/>
-              <w:right w:val="single" w:color="BFBFBF" w:sz="4"/>
-            </w:tcBorders>
-            <w:tcMar>
-              <w:top w:type="dxa" w:w="100"/>
-              <w:left w:type="dxa" w:w="140"/>
-              <w:bottom w:type="dxa" w:w="100"/>
-              <w:right w:type="dxa" w:w="140"/>
-            </w:tcMar>
-          </w:tcPr>
-          <w:p>
-            <w:pPr>
-              <w:spacing w:after="40"/>
-            </w:pPr>
-            <w:r>
-              <w:rPr>
-                <w:rFonts w:ascii="TH Sarabun New" w:cs="TH Sarabun New" w:eastAsia="TH Sarabun New" w:hAnsi="TH Sarabun New"/>
-                <w:b w:val="false"/>
-                <w:bCs w:val="false"/>
-                <w:color w:val="000000"/>
-                <w:sz w:val="22"/>
-                <w:szCs w:val="22"/>
-              </w:rPr>
-              <w:t xml:space="preserve">สรุปภาพรวมระดับบริหาร</w:t>
-            </w:r>
-          </w:p>
-        </w:tc>
-        <w:tc>
-          <w:tcPr>
-            <w:tcW w:type="dxa" w:w="3276"/>
-            <w:tcBorders>
-              <w:top w:val="single" w:color="BFBFBF" w:sz="4"/>
-              <w:left w:val="single" w:color="BFBFBF" w:sz="4"/>
-              <w:bottom w:val="single" w:color="BFBFBF" w:sz="4"/>
-              <w:right w:val="single" w:color="BFBFBF" w:sz="4"/>
-            </w:tcBorders>
-            <w:tcMar>
-              <w:top w:type="dxa" w:w="100"/>
-              <w:left w:type="dxa" w:w="140"/>
-              <w:bottom w:type="dxa" w:w="100"/>
-              <w:right w:type="dxa" w:w="140"/>
-            </w:tcMar>
-          </w:tcPr>
-          <w:p>
-            <w:pPr>
-              <w:spacing w:after="40"/>
-            </w:pPr>
-            <w:r>
-              <w:rPr>
-                <w:rFonts w:ascii="TH Sarabun New" w:cs="TH Sarabun New" w:eastAsia="TH Sarabun New" w:hAnsi="TH Sarabun New"/>
-                <w:b w:val="false"/>
-                <w:bCs w:val="false"/>
-                <w:color w:val="000000"/>
-                <w:sz w:val="22"/>
-                <w:szCs w:val="22"/>
-              </w:rPr>
-              <w:t xml:space="preserve">ตัดสินใจรายธุรกรรม / FEFO / โปรโมชั่น</w:t>
+              <w:t xml:space="preserve">Item Weighted</w:t>
+            </w:r>
+          </w:p>
+        </w:tc>
+        <w:tc>
+          <w:tcPr>
+            <w:tcW w:type="dxa" w:w="2808"/>
+            <w:tcBorders>
+              <w:top w:val="single" w:color="BFBFBF" w:sz="4"/>
+              <w:left w:val="single" w:color="BFBFBF" w:sz="4"/>
+              <w:bottom w:val="single" w:color="BFBFBF" w:sz="4"/>
+              <w:right w:val="single" w:color="BFBFBF" w:sz="4"/>
+            </w:tcBorders>
+            <w:tcMar>
+              <w:top w:type="dxa" w:w="100"/>
+              <w:left w:type="dxa" w:w="140"/>
+              <w:bottom w:type="dxa" w:w="100"/>
+              <w:right w:type="dxa" w:w="140"/>
+            </w:tcMar>
+          </w:tcPr>
+          <w:p>
+            <w:pPr>
+              <w:spacing w:after="40"/>
+            </w:pPr>
+            <w:r>
+              <w:rPr>
+                <w:rFonts w:ascii="TH Sarabun New" w:cs="TH Sarabun New" w:eastAsia="TH Sarabun New" w:hAnsi="TH Sarabun New"/>
+                <w:b w:val="false"/>
+                <w:bCs w:val="false"/>
+                <w:color w:val="000000"/>
+                <w:sz w:val="22"/>
+                <w:szCs w:val="22"/>
+              </w:rPr>
+              <w:t xml:space="preserve">~4.76 (ถ่วงโดยมูลค่า)</w:t>
+            </w:r>
+          </w:p>
+        </w:tc>
+        <w:tc>
+          <w:tcPr>
+            <w:tcW w:type="dxa" w:w="1872"/>
+            <w:tcBorders>
+              <w:top w:val="single" w:color="BFBFBF" w:sz="4"/>
+              <w:left w:val="single" w:color="BFBFBF" w:sz="4"/>
+              <w:bottom w:val="single" w:color="BFBFBF" w:sz="4"/>
+              <w:right w:val="single" w:color="BFBFBF" w:sz="4"/>
+            </w:tcBorders>
+            <w:tcMar>
+              <w:top w:type="dxa" w:w="100"/>
+              <w:left w:type="dxa" w:w="140"/>
+              <w:bottom w:type="dxa" w:w="100"/>
+              <w:right w:type="dxa" w:w="140"/>
+            </w:tcMar>
+          </w:tcPr>
+          <w:p>
+            <w:pPr>
+              <w:spacing w:after="40"/>
+            </w:pPr>
+            <w:r>
+              <w:rPr>
+                <w:rFonts w:ascii="TH Sarabun New" w:cs="TH Sarabun New" w:eastAsia="TH Sarabun New" w:hAnsi="TH Sarabun New"/>
+                <w:b w:val="false"/>
+                <w:bCs w:val="false"/>
+                <w:color w:val="000000"/>
+                <w:sz w:val="22"/>
+                <w:szCs w:val="22"/>
+              </w:rPr>
+              <w:t xml:space="preserve">4 × (4.76/5)³ ≈ 3.45</w:t>
+            </w:r>
+          </w:p>
+        </w:tc>
+        <w:tc>
+          <w:tcPr>
+            <w:tcW w:type="dxa" w:w="1872"/>
+            <w:tcBorders>
+              <w:top w:val="single" w:color="BFBFBF" w:sz="4"/>
+              <w:left w:val="single" w:color="BFBFBF" w:sz="4"/>
+              <w:bottom w:val="single" w:color="BFBFBF" w:sz="4"/>
+              <w:right w:val="single" w:color="BFBFBF" w:sz="4"/>
+            </w:tcBorders>
+            <w:tcMar>
+              <w:top w:type="dxa" w:w="100"/>
+              <w:left w:type="dxa" w:w="140"/>
+              <w:bottom w:type="dxa" w:w="100"/>
+              <w:right w:type="dxa" w:w="140"/>
+            </w:tcMar>
+          </w:tcPr>
+          <w:p>
+            <w:pPr>
+              <w:spacing w:after="40"/>
+            </w:pPr>
+            <w:r>
+              <w:rPr>
+                <w:rFonts w:ascii="TH Sarabun New" w:cs="TH Sarabun New" w:eastAsia="TH Sarabun New" w:hAnsi="TH Sarabun New"/>
+                <w:b w:val="false"/>
+                <w:bCs w:val="false"/>
+                <w:color w:val="000000"/>
+                <w:sz w:val="22"/>
+                <w:szCs w:val="22"/>
+              </w:rPr>
+              <w:t xml:space="preserve">B</w:t>
             </w:r>
           </w:p>
         </w:tc>
@@ -14565,19 +19761,110 @@
         <w:t xml:space="preserve"/>
       </w:r>
     </w:p>
-    <w:p>
-      <w:pPr>
-        <w:spacing w:after="100" w:line="320"/>
-      </w:pPr>
-      <w:r>
-        <w:rPr>
-          <w:rFonts w:ascii="TH Sarabun New" w:cs="TH Sarabun New" w:eastAsia="TH Sarabun New" w:hAnsi="TH Sarabun New"/>
-          <w:i/>
-          <w:iCs/>
-        </w:rPr>
-        <w:t xml:space="preserve">แนะนำ: ใช้ By Lot เป็นหลักเมื่อต้องการแม่นยำ ใช้ By Item เมื่อต้องการภาพรวม</w:t>
-      </w:r>
-    </w:p>
+    <w:tbl>
+      <w:tblPr>
+        <w:tblW w:type="dxa" w:w="9360"/>
+        <w:tblBorders>
+          <w:top w:val="single" w:color="auto" w:sz="4"/>
+          <w:left w:val="single" w:color="auto" w:sz="4"/>
+          <w:bottom w:val="single" w:color="auto" w:sz="4"/>
+          <w:right w:val="single" w:color="auto" w:sz="4"/>
+          <w:insideH w:val="single" w:color="auto" w:sz="4"/>
+          <w:insideV w:val="single" w:color="auto" w:sz="4"/>
+        </w:tblBorders>
+      </w:tblPr>
+      <w:tblGrid>
+        <w:gridCol w:w="9360"/>
+      </w:tblGrid>
+      <w:tr>
+        <w:tc>
+          <w:tcPr>
+            <w:tcW w:type="dxa" w:w="9360"/>
+            <w:tcBorders>
+              <w:top w:val="single" w:color="2E75B6" w:sz="4"/>
+              <w:left w:val="single" w:color="2E75B6" w:sz="24"/>
+              <w:bottom w:val="single" w:color="BFBFBF" w:sz="4"/>
+              <w:right w:val="single" w:color="BFBFBF" w:sz="4"/>
+            </w:tcBorders>
+            <w:shd w:fill="EAF1FB" w:val="clear"/>
+            <w:tcMar>
+              <w:top w:type="dxa" w:w="160"/>
+              <w:left w:type="dxa" w:w="220"/>
+              <w:bottom w:type="dxa" w:w="160"/>
+              <w:right w:type="dxa" w:w="220"/>
+            </w:tcMar>
+          </w:tcPr>
+          <w:p>
+            <w:pPr>
+              <w:spacing w:after="80"/>
+            </w:pPr>
+            <w:r>
+              <w:rPr>
+                <w:rFonts w:ascii="TH Sarabun New" w:cs="TH Sarabun New" w:eastAsia="TH Sarabun New" w:hAnsi="TH Sarabun New"/>
+                <w:b/>
+                <w:bCs/>
+                <w:color w:val="1F3864"/>
+                <w:sz w:val="24"/>
+                <w:szCs w:val="24"/>
+              </w:rPr>
+              <w:t xml:space="preserve">🎯 บทเรียนจากตัวอย่างนี้</w:t>
+            </w:r>
+          </w:p>
+          <w:p>
+            <w:pPr>
+              <w:spacing w:after="40"/>
+            </w:pPr>
+            <w:r>
+              <w:rPr>
+                <w:rFonts w:ascii="TH Sarabun New" w:cs="TH Sarabun New" w:eastAsia="TH Sarabun New" w:hAnsi="TH Sarabun New"/>
+                <w:sz w:val="22"/>
+                <w:szCs w:val="22"/>
+              </w:rPr>
+              <w:t xml:space="preserve">• By Lot: เห็น lot C เป็น C → ต้อง Action ทันที (write-off?)</w:t>
+            </w:r>
+          </w:p>
+          <w:p>
+            <w:pPr>
+              <w:spacing w:after="40"/>
+            </w:pPr>
+            <w:r>
+              <w:rPr>
+                <w:rFonts w:ascii="TH Sarabun New" w:cs="TH Sarabun New" w:eastAsia="TH Sarabun New" w:hAnsi="TH Sarabun New"/>
+                <w:sz w:val="22"/>
+                <w:szCs w:val="22"/>
+              </w:rPr>
+              <w:t xml:space="preserve">• Item Worst: SKU ตกเป็น C ทั้งตัว → ตื่นตัวต่อความเสี่ยง</w:t>
+            </w:r>
+          </w:p>
+          <w:p>
+            <w:pPr>
+              <w:spacing w:after="40"/>
+            </w:pPr>
+            <w:r>
+              <w:rPr>
+                <w:rFonts w:ascii="TH Sarabun New" w:cs="TH Sarabun New" w:eastAsia="TH Sarabun New" w:hAnsi="TH Sarabun New"/>
+                <w:sz w:val="22"/>
+                <w:szCs w:val="22"/>
+              </w:rPr>
+              <w:t xml:space="preserve">• Item Weighted: SKU ได้ B → สะท้อนว่ายังมีของดีอยู่เยอะ — เหมาะกับการตัดสินใจการตั้งราคา</w:t>
+            </w:r>
+          </w:p>
+          <w:p>
+            <w:pPr>
+              <w:spacing w:after="40"/>
+            </w:pPr>
+            <w:r>
+              <w:rPr>
+                <w:rFonts w:ascii="TH Sarabun New" w:cs="TH Sarabun New" w:eastAsia="TH Sarabun New" w:hAnsi="TH Sarabun New"/>
+                <w:sz w:val="22"/>
+                <w:szCs w:val="22"/>
+              </w:rPr>
+              <w:t xml:space="preserve">• ใช้ทั้ง 3 mode เป็นมุมมองที่ส่งเสริมกัน — ไม่ใช่แทนกัน</w:t>
+            </w:r>
+          </w:p>
+        </w:tc>
+      </w:tr>
+    </w:tbl>
     <w:p>
       <w:pPr>
         <w:pStyle w:val="Heading1"/>

--- a/docs/SmartInventory_User_Manual_NSL.docx
+++ b/docs/SmartInventory_User_Manual_NSL.docx
@@ -6744,7 +6744,7 @@
         <w:rPr>
           <w:rFonts w:ascii="TH Sarabun New" w:cs="TH Sarabun New" w:eastAsia="TH Sarabun New" w:hAnsi="TH Sarabun New"/>
         </w:rPr>
-        <w:t xml:space="preserve">แสดงมูลค่าสต็อกแยกตามคลังและกลุ่มสินค้า เพื่อใช้ในการรายงานบัญชีหรือผู้บริหาร</w:t>
+        <w:t xml:space="preserve">หน้านี้แบ่งเป็น 2 แท็บ:</w:t>
       </w:r>
     </w:p>
     <w:p>
@@ -6760,7 +6760,7 @@
         <w:rPr>
           <w:rFonts w:ascii="TH Sarabun New" w:cs="TH Sarabun New" w:eastAsia="TH Sarabun New" w:hAnsi="TH Sarabun New"/>
         </w:rPr>
-        <w:t xml:space="preserve">สรุปมูลค่ารวมแต่ละคลัง</w:t>
+        <w:t xml:space="preserve">Overview — มูลค่าสต็อก (Moving Avg / Std Cost) + breakdown รายคลัง/รายกลุ่ม</w:t>
       </w:r>
     </w:p>
     <w:p>
@@ -6776,9 +6776,479 @@
         <w:rPr>
           <w:rFonts w:ascii="TH Sarabun New" w:cs="TH Sarabun New" w:eastAsia="TH Sarabun New" w:hAnsi="TH Sarabun New"/>
         </w:rPr>
-        <w:t xml:space="preserve">สรุปมูลค่ารวมแต่ละกลุ่มสินค้า</w:t>
-      </w:r>
-    </w:p>
+        <w:t xml:space="preserve">Cost Analytics — อัตราส่วนทางการเงินที่สำคัญสำหรับผู้บริหาร</w:t>
+      </w:r>
+    </w:p>
+    <w:p>
+      <w:pPr>
+        <w:spacing w:after="100"/>
+      </w:pPr>
+      <w:r>
+        <w:rPr>
+          <w:rFonts w:ascii="TH Sarabun New" w:cs="TH Sarabun New" w:eastAsia="TH Sarabun New" w:hAnsi="TH Sarabun New"/>
+        </w:rPr>
+        <w:t xml:space="preserve"/>
+      </w:r>
+    </w:p>
+    <w:p>
+      <w:pPr>
+        <w:pStyle w:val="Heading2"/>
+        <w:spacing w:after="160" w:before="280"/>
+      </w:pPr>
+      <w:r>
+        <w:rPr>
+          <w:rFonts w:ascii="TH Sarabun New" w:cs="TH Sarabun New" w:eastAsia="TH Sarabun New" w:hAnsi="TH Sarabun New"/>
+          <w:b/>
+          <w:bCs/>
+          <w:color w:val="1F3864"/>
+          <w:sz w:val="30"/>
+          <w:szCs w:val="30"/>
+        </w:rPr>
+        <w:t xml:space="preserve">7.1 แท็บ Overview</w:t>
+      </w:r>
+    </w:p>
+    <w:p>
+      <w:pPr>
+        <w:spacing w:after="100" w:line="320"/>
+      </w:pPr>
+      <w:r>
+        <w:rPr>
+          <w:rFonts w:ascii="TH Sarabun New" w:cs="TH Sarabun New" w:eastAsia="TH Sarabun New" w:hAnsi="TH Sarabun New"/>
+        </w:rPr>
+        <w:t xml:space="preserve">มุมมองภาพรวมมูลค่าสต็อก</w:t>
+      </w:r>
+    </w:p>
+    <w:tbl>
+      <w:tblPr>
+        <w:tblW w:type="dxa" w:w="9360"/>
+        <w:tblBorders>
+          <w:top w:val="single" w:color="auto" w:sz="4"/>
+          <w:left w:val="single" w:color="auto" w:sz="4"/>
+          <w:bottom w:val="single" w:color="auto" w:sz="4"/>
+          <w:right w:val="single" w:color="auto" w:sz="4"/>
+          <w:insideH w:val="single" w:color="auto" w:sz="4"/>
+          <w:insideV w:val="single" w:color="auto" w:sz="4"/>
+        </w:tblBorders>
+      </w:tblPr>
+      <w:tblGrid>
+        <w:gridCol w:w="2995"/>
+        <w:gridCol w:w="3744"/>
+        <w:gridCol w:w="2621"/>
+      </w:tblGrid>
+      <w:tr>
+        <w:trPr>
+          <w:tblHeader/>
+        </w:trPr>
+        <w:tc>
+          <w:tcPr>
+            <w:tcW w:type="dxa" w:w="2995"/>
+            <w:tcBorders>
+              <w:top w:val="single" w:color="BFBFBF" w:sz="4"/>
+              <w:left w:val="single" w:color="BFBFBF" w:sz="4"/>
+              <w:bottom w:val="single" w:color="BFBFBF" w:sz="4"/>
+              <w:right w:val="single" w:color="BFBFBF" w:sz="4"/>
+            </w:tcBorders>
+            <w:shd w:fill="D9E2F3" w:val="clear"/>
+            <w:tcMar>
+              <w:top w:type="dxa" w:w="100"/>
+              <w:left w:type="dxa" w:w="140"/>
+              <w:bottom w:type="dxa" w:w="100"/>
+              <w:right w:type="dxa" w:w="140"/>
+            </w:tcMar>
+          </w:tcPr>
+          <w:p>
+            <w:pPr>
+              <w:spacing w:after="40"/>
+            </w:pPr>
+            <w:r>
+              <w:rPr>
+                <w:rFonts w:ascii="TH Sarabun New" w:cs="TH Sarabun New" w:eastAsia="TH Sarabun New" w:hAnsi="TH Sarabun New"/>
+                <w:b/>
+                <w:bCs/>
+                <w:color w:val="1F3864"/>
+                <w:sz w:val="22"/>
+                <w:szCs w:val="22"/>
+              </w:rPr>
+              <w:t xml:space="preserve">KPI Card</w:t>
+            </w:r>
+          </w:p>
+        </w:tc>
+        <w:tc>
+          <w:tcPr>
+            <w:tcW w:type="dxa" w:w="3744"/>
+            <w:tcBorders>
+              <w:top w:val="single" w:color="BFBFBF" w:sz="4"/>
+              <w:left w:val="single" w:color="BFBFBF" w:sz="4"/>
+              <w:bottom w:val="single" w:color="BFBFBF" w:sz="4"/>
+              <w:right w:val="single" w:color="BFBFBF" w:sz="4"/>
+            </w:tcBorders>
+            <w:shd w:fill="D9E2F3" w:val="clear"/>
+            <w:tcMar>
+              <w:top w:type="dxa" w:w="100"/>
+              <w:left w:type="dxa" w:w="140"/>
+              <w:bottom w:type="dxa" w:w="100"/>
+              <w:right w:type="dxa" w:w="140"/>
+            </w:tcMar>
+          </w:tcPr>
+          <w:p>
+            <w:pPr>
+              <w:spacing w:after="40"/>
+            </w:pPr>
+            <w:r>
+              <w:rPr>
+                <w:rFonts w:ascii="TH Sarabun New" w:cs="TH Sarabun New" w:eastAsia="TH Sarabun New" w:hAnsi="TH Sarabun New"/>
+                <w:b/>
+                <w:bCs/>
+                <w:color w:val="1F3864"/>
+                <w:sz w:val="22"/>
+                <w:szCs w:val="22"/>
+              </w:rPr>
+              <w:t xml:space="preserve">สูตร</w:t>
+            </w:r>
+          </w:p>
+        </w:tc>
+        <w:tc>
+          <w:tcPr>
+            <w:tcW w:type="dxa" w:w="2621"/>
+            <w:tcBorders>
+              <w:top w:val="single" w:color="BFBFBF" w:sz="4"/>
+              <w:left w:val="single" w:color="BFBFBF" w:sz="4"/>
+              <w:bottom w:val="single" w:color="BFBFBF" w:sz="4"/>
+              <w:right w:val="single" w:color="BFBFBF" w:sz="4"/>
+            </w:tcBorders>
+            <w:shd w:fill="D9E2F3" w:val="clear"/>
+            <w:tcMar>
+              <w:top w:type="dxa" w:w="100"/>
+              <w:left w:type="dxa" w:w="140"/>
+              <w:bottom w:type="dxa" w:w="100"/>
+              <w:right w:type="dxa" w:w="140"/>
+            </w:tcMar>
+          </w:tcPr>
+          <w:p>
+            <w:pPr>
+              <w:spacing w:after="40"/>
+            </w:pPr>
+            <w:r>
+              <w:rPr>
+                <w:rFonts w:ascii="TH Sarabun New" w:cs="TH Sarabun New" w:eastAsia="TH Sarabun New" w:hAnsi="TH Sarabun New"/>
+                <w:b/>
+                <w:bCs/>
+                <w:color w:val="1F3864"/>
+                <w:sz w:val="22"/>
+                <w:szCs w:val="22"/>
+              </w:rPr>
+              <w:t xml:space="preserve">ตัวอย่าง</w:t>
+            </w:r>
+          </w:p>
+        </w:tc>
+      </w:tr>
+      <w:tr>
+        <w:tc>
+          <w:tcPr>
+            <w:tcW w:type="dxa" w:w="2995"/>
+            <w:tcBorders>
+              <w:top w:val="single" w:color="BFBFBF" w:sz="4"/>
+              <w:left w:val="single" w:color="BFBFBF" w:sz="4"/>
+              <w:bottom w:val="single" w:color="BFBFBF" w:sz="4"/>
+              <w:right w:val="single" w:color="BFBFBF" w:sz="4"/>
+            </w:tcBorders>
+            <w:tcMar>
+              <w:top w:type="dxa" w:w="100"/>
+              <w:left w:type="dxa" w:w="140"/>
+              <w:bottom w:type="dxa" w:w="100"/>
+              <w:right w:type="dxa" w:w="140"/>
+            </w:tcMar>
+          </w:tcPr>
+          <w:p>
+            <w:pPr>
+              <w:spacing w:after="40"/>
+            </w:pPr>
+            <w:r>
+              <w:rPr>
+                <w:rFonts w:ascii="TH Sarabun New" w:cs="TH Sarabun New" w:eastAsia="TH Sarabun New" w:hAnsi="TH Sarabun New"/>
+                <w:b w:val="false"/>
+                <w:bCs w:val="false"/>
+                <w:color w:val="000000"/>
+                <w:sz w:val="22"/>
+                <w:szCs w:val="22"/>
+              </w:rPr>
+              <w:t xml:space="preserve">Inventory Value (MA)</w:t>
+            </w:r>
+          </w:p>
+        </w:tc>
+        <w:tc>
+          <w:tcPr>
+            <w:tcW w:type="dxa" w:w="3744"/>
+            <w:tcBorders>
+              <w:top w:val="single" w:color="BFBFBF" w:sz="4"/>
+              <w:left w:val="single" w:color="BFBFBF" w:sz="4"/>
+              <w:bottom w:val="single" w:color="BFBFBF" w:sz="4"/>
+              <w:right w:val="single" w:color="BFBFBF" w:sz="4"/>
+            </w:tcBorders>
+            <w:tcMar>
+              <w:top w:type="dxa" w:w="100"/>
+              <w:left w:type="dxa" w:w="140"/>
+              <w:bottom w:type="dxa" w:w="100"/>
+              <w:right w:type="dxa" w:w="140"/>
+            </w:tcMar>
+          </w:tcPr>
+          <w:p>
+            <w:pPr>
+              <w:spacing w:after="40"/>
+            </w:pPr>
+            <w:r>
+              <w:rPr>
+                <w:rFonts w:ascii="TH Sarabun New" w:cs="TH Sarabun New" w:eastAsia="TH Sarabun New" w:hAnsi="TH Sarabun New"/>
+                <w:b w:val="false"/>
+                <w:bCs w:val="false"/>
+                <w:color w:val="000000"/>
+                <w:sz w:val="22"/>
+                <w:szCs w:val="22"/>
+              </w:rPr>
+              <w:t xml:space="preserve">Σ (qty × moving_avg)</w:t>
+            </w:r>
+          </w:p>
+        </w:tc>
+        <w:tc>
+          <w:tcPr>
+            <w:tcW w:type="dxa" w:w="2621"/>
+            <w:tcBorders>
+              <w:top w:val="single" w:color="BFBFBF" w:sz="4"/>
+              <w:left w:val="single" w:color="BFBFBF" w:sz="4"/>
+              <w:bottom w:val="single" w:color="BFBFBF" w:sz="4"/>
+              <w:right w:val="single" w:color="BFBFBF" w:sz="4"/>
+            </w:tcBorders>
+            <w:tcMar>
+              <w:top w:type="dxa" w:w="100"/>
+              <w:left w:type="dxa" w:w="140"/>
+              <w:bottom w:type="dxa" w:w="100"/>
+              <w:right w:type="dxa" w:w="140"/>
+            </w:tcMar>
+          </w:tcPr>
+          <w:p>
+            <w:pPr>
+              <w:spacing w:after="40"/>
+            </w:pPr>
+            <w:r>
+              <w:rPr>
+                <w:rFonts w:ascii="TH Sarabun New" w:cs="TH Sarabun New" w:eastAsia="TH Sarabun New" w:hAnsi="TH Sarabun New"/>
+                <w:b w:val="false"/>
+                <w:bCs w:val="false"/>
+                <w:color w:val="000000"/>
+                <w:sz w:val="22"/>
+                <w:szCs w:val="22"/>
+              </w:rPr>
+              <w:t xml:space="preserve">฿3,496M</w:t>
+            </w:r>
+          </w:p>
+        </w:tc>
+      </w:tr>
+      <w:tr>
+        <w:tc>
+          <w:tcPr>
+            <w:tcW w:type="dxa" w:w="2995"/>
+            <w:tcBorders>
+              <w:top w:val="single" w:color="BFBFBF" w:sz="4"/>
+              <w:left w:val="single" w:color="BFBFBF" w:sz="4"/>
+              <w:bottom w:val="single" w:color="BFBFBF" w:sz="4"/>
+              <w:right w:val="single" w:color="BFBFBF" w:sz="4"/>
+            </w:tcBorders>
+            <w:shd w:fill="F2F2F2" w:val="clear"/>
+            <w:tcMar>
+              <w:top w:type="dxa" w:w="100"/>
+              <w:left w:type="dxa" w:w="140"/>
+              <w:bottom w:type="dxa" w:w="100"/>
+              <w:right w:type="dxa" w:w="140"/>
+            </w:tcMar>
+          </w:tcPr>
+          <w:p>
+            <w:pPr>
+              <w:spacing w:after="40"/>
+            </w:pPr>
+            <w:r>
+              <w:rPr>
+                <w:rFonts w:ascii="TH Sarabun New" w:cs="TH Sarabun New" w:eastAsia="TH Sarabun New" w:hAnsi="TH Sarabun New"/>
+                <w:b w:val="false"/>
+                <w:bCs w:val="false"/>
+                <w:color w:val="000000"/>
+                <w:sz w:val="22"/>
+                <w:szCs w:val="22"/>
+              </w:rPr>
+              <w:t xml:space="preserve">Inventory Value (Std)</w:t>
+            </w:r>
+          </w:p>
+        </w:tc>
+        <w:tc>
+          <w:tcPr>
+            <w:tcW w:type="dxa" w:w="3744"/>
+            <w:tcBorders>
+              <w:top w:val="single" w:color="BFBFBF" w:sz="4"/>
+              <w:left w:val="single" w:color="BFBFBF" w:sz="4"/>
+              <w:bottom w:val="single" w:color="BFBFBF" w:sz="4"/>
+              <w:right w:val="single" w:color="BFBFBF" w:sz="4"/>
+            </w:tcBorders>
+            <w:shd w:fill="F2F2F2" w:val="clear"/>
+            <w:tcMar>
+              <w:top w:type="dxa" w:w="100"/>
+              <w:left w:type="dxa" w:w="140"/>
+              <w:bottom w:type="dxa" w:w="100"/>
+              <w:right w:type="dxa" w:w="140"/>
+            </w:tcMar>
+          </w:tcPr>
+          <w:p>
+            <w:pPr>
+              <w:spacing w:after="40"/>
+            </w:pPr>
+            <w:r>
+              <w:rPr>
+                <w:rFonts w:ascii="TH Sarabun New" w:cs="TH Sarabun New" w:eastAsia="TH Sarabun New" w:hAnsi="TH Sarabun New"/>
+                <w:b w:val="false"/>
+                <w:bCs w:val="false"/>
+                <w:color w:val="000000"/>
+                <w:sz w:val="22"/>
+                <w:szCs w:val="22"/>
+              </w:rPr>
+              <w:t xml:space="preserve">Σ (qty × std_cost)</w:t>
+            </w:r>
+          </w:p>
+        </w:tc>
+        <w:tc>
+          <w:tcPr>
+            <w:tcW w:type="dxa" w:w="2621"/>
+            <w:tcBorders>
+              <w:top w:val="single" w:color="BFBFBF" w:sz="4"/>
+              <w:left w:val="single" w:color="BFBFBF" w:sz="4"/>
+              <w:bottom w:val="single" w:color="BFBFBF" w:sz="4"/>
+              <w:right w:val="single" w:color="BFBFBF" w:sz="4"/>
+            </w:tcBorders>
+            <w:shd w:fill="F2F2F2" w:val="clear"/>
+            <w:tcMar>
+              <w:top w:type="dxa" w:w="100"/>
+              <w:left w:type="dxa" w:w="140"/>
+              <w:bottom w:type="dxa" w:w="100"/>
+              <w:right w:type="dxa" w:w="140"/>
+            </w:tcMar>
+          </w:tcPr>
+          <w:p>
+            <w:pPr>
+              <w:spacing w:after="40"/>
+            </w:pPr>
+            <w:r>
+              <w:rPr>
+                <w:rFonts w:ascii="TH Sarabun New" w:cs="TH Sarabun New" w:eastAsia="TH Sarabun New" w:hAnsi="TH Sarabun New"/>
+                <w:b w:val="false"/>
+                <w:bCs w:val="false"/>
+                <w:color w:val="000000"/>
+                <w:sz w:val="22"/>
+                <w:szCs w:val="22"/>
+              </w:rPr>
+              <w:t xml:space="preserve">฿3,528M</w:t>
+            </w:r>
+          </w:p>
+        </w:tc>
+      </w:tr>
+      <w:tr>
+        <w:tc>
+          <w:tcPr>
+            <w:tcW w:type="dxa" w:w="2995"/>
+            <w:tcBorders>
+              <w:top w:val="single" w:color="BFBFBF" w:sz="4"/>
+              <w:left w:val="single" w:color="BFBFBF" w:sz="4"/>
+              <w:bottom w:val="single" w:color="BFBFBF" w:sz="4"/>
+              <w:right w:val="single" w:color="BFBFBF" w:sz="4"/>
+            </w:tcBorders>
+            <w:tcMar>
+              <w:top w:type="dxa" w:w="100"/>
+              <w:left w:type="dxa" w:w="140"/>
+              <w:bottom w:type="dxa" w:w="100"/>
+              <w:right w:type="dxa" w:w="140"/>
+            </w:tcMar>
+          </w:tcPr>
+          <w:p>
+            <w:pPr>
+              <w:spacing w:after="40"/>
+            </w:pPr>
+            <w:r>
+              <w:rPr>
+                <w:rFonts w:ascii="TH Sarabun New" w:cs="TH Sarabun New" w:eastAsia="TH Sarabun New" w:hAnsi="TH Sarabun New"/>
+                <w:b w:val="false"/>
+                <w:bCs w:val="false"/>
+                <w:color w:val="000000"/>
+                <w:sz w:val="22"/>
+                <w:szCs w:val="22"/>
+              </w:rPr>
+              <w:t xml:space="preserve">Variance (MA vs STD)</w:t>
+            </w:r>
+          </w:p>
+        </w:tc>
+        <w:tc>
+          <w:tcPr>
+            <w:tcW w:type="dxa" w:w="3744"/>
+            <w:tcBorders>
+              <w:top w:val="single" w:color="BFBFBF" w:sz="4"/>
+              <w:left w:val="single" w:color="BFBFBF" w:sz="4"/>
+              <w:bottom w:val="single" w:color="BFBFBF" w:sz="4"/>
+              <w:right w:val="single" w:color="BFBFBF" w:sz="4"/>
+            </w:tcBorders>
+            <w:tcMar>
+              <w:top w:type="dxa" w:w="100"/>
+              <w:left w:type="dxa" w:w="140"/>
+              <w:bottom w:type="dxa" w:w="100"/>
+              <w:right w:type="dxa" w:w="140"/>
+            </w:tcMar>
+          </w:tcPr>
+          <w:p>
+            <w:pPr>
+              <w:spacing w:after="40"/>
+            </w:pPr>
+            <w:r>
+              <w:rPr>
+                <w:rFonts w:ascii="TH Sarabun New" w:cs="TH Sarabun New" w:eastAsia="TH Sarabun New" w:hAnsi="TH Sarabun New"/>
+                <w:b w:val="false"/>
+                <w:bCs w:val="false"/>
+                <w:color w:val="000000"/>
+                <w:sz w:val="22"/>
+                <w:szCs w:val="22"/>
+              </w:rPr>
+              <w:t xml:space="preserve">MA − Std</w:t>
+            </w:r>
+          </w:p>
+        </w:tc>
+        <w:tc>
+          <w:tcPr>
+            <w:tcW w:type="dxa" w:w="2621"/>
+            <w:tcBorders>
+              <w:top w:val="single" w:color="BFBFBF" w:sz="4"/>
+              <w:left w:val="single" w:color="BFBFBF" w:sz="4"/>
+              <w:bottom w:val="single" w:color="BFBFBF" w:sz="4"/>
+              <w:right w:val="single" w:color="BFBFBF" w:sz="4"/>
+            </w:tcBorders>
+            <w:tcMar>
+              <w:top w:type="dxa" w:w="100"/>
+              <w:left w:type="dxa" w:w="140"/>
+              <w:bottom w:type="dxa" w:w="100"/>
+              <w:right w:type="dxa" w:w="140"/>
+            </w:tcMar>
+          </w:tcPr>
+          <w:p>
+            <w:pPr>
+              <w:spacing w:after="40"/>
+            </w:pPr>
+            <w:r>
+              <w:rPr>
+                <w:rFonts w:ascii="TH Sarabun New" w:cs="TH Sarabun New" w:eastAsia="TH Sarabun New" w:hAnsi="TH Sarabun New"/>
+                <w:b w:val="false"/>
+                <w:bCs w:val="false"/>
+                <w:color w:val="000000"/>
+                <w:sz w:val="22"/>
+                <w:szCs w:val="22"/>
+              </w:rPr>
+              <w:t xml:space="preserve">−฿32M</w:t>
+            </w:r>
+          </w:p>
+        </w:tc>
+      </w:tr>
+    </w:tbl>
     <w:p>
       <w:pPr>
         <w:pStyle w:val="ListParagraph"/>
@@ -6792,7 +7262,7 @@
         <w:rPr>
           <w:rFonts w:ascii="TH Sarabun New" w:cs="TH Sarabun New" w:eastAsia="TH Sarabun New" w:hAnsi="TH Sarabun New"/>
         </w:rPr>
-        <w:t xml:space="preserve">Top 20 สินค้าที่มีมูลค่าสูงสุด</w:t>
+        <w:t xml:space="preserve">Value by Item Group — กราฟแท่งแนวนอน (MA vs Std)</w:t>
       </w:r>
     </w:p>
     <w:p>
@@ -6808,9 +7278,2627 @@
         <w:rPr>
           <w:rFonts w:ascii="TH Sarabun New" w:cs="TH Sarabun New" w:eastAsia="TH Sarabun New" w:hAnsi="TH Sarabun New"/>
         </w:rPr>
-        <w:t xml:space="preserve">ส่งออก Excel เพื่อนำไปใช้รายงานต่อ</w:t>
-      </w:r>
-    </w:p>
+        <w:t xml:space="preserve">Transaction Value Trend — Area chart 12 เดือน</w:t>
+      </w:r>
+    </w:p>
+    <w:p>
+      <w:pPr>
+        <w:pStyle w:val="ListParagraph"/>
+        <w:numPr>
+          <w:ilvl w:val="0"/>
+          <w:numId w:val="2"/>
+        </w:numPr>
+        <w:spacing w:after="60"/>
+      </w:pPr>
+      <w:r>
+        <w:rPr>
+          <w:rFonts w:ascii="TH Sarabun New" w:cs="TH Sarabun New" w:eastAsia="TH Sarabun New" w:hAnsi="TH Sarabun New"/>
+        </w:rPr>
+        <w:t xml:space="preserve">Value by Warehouse — ตารางมูลค่าแต่ละคลัง</w:t>
+      </w:r>
+    </w:p>
+    <w:p>
+      <w:pPr>
+        <w:pStyle w:val="ListParagraph"/>
+        <w:numPr>
+          <w:ilvl w:val="0"/>
+          <w:numId w:val="2"/>
+        </w:numPr>
+        <w:spacing w:after="60"/>
+      </w:pPr>
+      <w:r>
+        <w:rPr>
+          <w:rFonts w:ascii="TH Sarabun New" w:cs="TH Sarabun New" w:eastAsia="TH Sarabun New" w:hAnsi="TH Sarabun New"/>
+        </w:rPr>
+        <w:t xml:space="preserve">Top Price Variance — รายการที่ MA ห่างจาก Std มากที่สุด</w:t>
+      </w:r>
+    </w:p>
+    <w:p>
+      <w:pPr>
+        <w:pStyle w:val="ListParagraph"/>
+        <w:numPr>
+          <w:ilvl w:val="0"/>
+          <w:numId w:val="2"/>
+        </w:numPr>
+        <w:spacing w:after="60"/>
+      </w:pPr>
+      <w:r>
+        <w:rPr>
+          <w:rFonts w:ascii="TH Sarabun New" w:cs="TH Sarabun New" w:eastAsia="TH Sarabun New" w:hAnsi="TH Sarabun New"/>
+        </w:rPr>
+        <w:t xml:space="preserve">Export Excel — รายตัวสินค้าพร้อม Variance %</w:t>
+      </w:r>
+    </w:p>
+    <w:p>
+      <w:pPr>
+        <w:spacing w:after="100"/>
+      </w:pPr>
+      <w:r>
+        <w:rPr>
+          <w:rFonts w:ascii="TH Sarabun New" w:cs="TH Sarabun New" w:eastAsia="TH Sarabun New" w:hAnsi="TH Sarabun New"/>
+        </w:rPr>
+        <w:t xml:space="preserve"/>
+      </w:r>
+    </w:p>
+    <w:p>
+      <w:pPr>
+        <w:pStyle w:val="Heading2"/>
+        <w:spacing w:after="160" w:before="280"/>
+      </w:pPr>
+      <w:r>
+        <w:rPr>
+          <w:rFonts w:ascii="TH Sarabun New" w:cs="TH Sarabun New" w:eastAsia="TH Sarabun New" w:hAnsi="TH Sarabun New"/>
+          <w:b/>
+          <w:bCs/>
+          <w:color w:val="1F3864"/>
+          <w:sz w:val="30"/>
+          <w:szCs w:val="30"/>
+        </w:rPr>
+        <w:t xml:space="preserve">7.2 แท็บ Cost Analytics (ใหม่) — อัตราส่วนทางการเงิน</w:t>
+      </w:r>
+    </w:p>
+    <w:p>
+      <w:pPr>
+        <w:spacing w:after="100" w:line="320"/>
+      </w:pPr>
+      <w:r>
+        <w:rPr>
+          <w:rFonts w:ascii="TH Sarabun New" w:cs="TH Sarabun New" w:eastAsia="TH Sarabun New" w:hAnsi="TH Sarabun New"/>
+        </w:rPr>
+        <w:t xml:space="preserve">รวมอัตราส่วนที่ผู้บริหารและ CFO ใช้ตัดสินใจระดับกลยุทธ์</w:t>
+      </w:r>
+    </w:p>
+    <w:p>
+      <w:pPr>
+        <w:spacing w:after="100"/>
+      </w:pPr>
+      <w:r>
+        <w:rPr>
+          <w:rFonts w:ascii="TH Sarabun New" w:cs="TH Sarabun New" w:eastAsia="TH Sarabun New" w:hAnsi="TH Sarabun New"/>
+        </w:rPr>
+        <w:t xml:space="preserve"/>
+      </w:r>
+    </w:p>
+    <w:p>
+      <w:pPr>
+        <w:pStyle w:val="Heading3"/>
+        <w:spacing w:after="120" w:before="200"/>
+      </w:pPr>
+      <w:r>
+        <w:rPr>
+          <w:rFonts w:ascii="TH Sarabun New" w:cs="TH Sarabun New" w:eastAsia="TH Sarabun New" w:hAnsi="TH Sarabun New"/>
+          <w:b/>
+          <w:bCs/>
+          <w:color w:val="2E75B6"/>
+          <w:sz w:val="26"/>
+          <w:szCs w:val="26"/>
+        </w:rPr>
+        <w:t xml:space="preserve">7.2.1 6 KPI หลัก</w:t>
+      </w:r>
+    </w:p>
+    <w:tbl>
+      <w:tblPr>
+        <w:tblW w:type="dxa" w:w="9360"/>
+        <w:tblBorders>
+          <w:top w:val="single" w:color="auto" w:sz="4"/>
+          <w:left w:val="single" w:color="auto" w:sz="4"/>
+          <w:bottom w:val="single" w:color="auto" w:sz="4"/>
+          <w:right w:val="single" w:color="auto" w:sz="4"/>
+          <w:insideH w:val="single" w:color="auto" w:sz="4"/>
+          <w:insideV w:val="single" w:color="auto" w:sz="4"/>
+        </w:tblBorders>
+      </w:tblPr>
+      <w:tblGrid>
+        <w:gridCol w:w="2527"/>
+        <w:gridCol w:w="3557"/>
+        <w:gridCol w:w="3276"/>
+      </w:tblGrid>
+      <w:tr>
+        <w:trPr>
+          <w:tblHeader/>
+        </w:trPr>
+        <w:tc>
+          <w:tcPr>
+            <w:tcW w:type="dxa" w:w="2527"/>
+            <w:tcBorders>
+              <w:top w:val="single" w:color="BFBFBF" w:sz="4"/>
+              <w:left w:val="single" w:color="BFBFBF" w:sz="4"/>
+              <w:bottom w:val="single" w:color="BFBFBF" w:sz="4"/>
+              <w:right w:val="single" w:color="BFBFBF" w:sz="4"/>
+            </w:tcBorders>
+            <w:shd w:fill="D9E2F3" w:val="clear"/>
+            <w:tcMar>
+              <w:top w:type="dxa" w:w="100"/>
+              <w:left w:type="dxa" w:w="140"/>
+              <w:bottom w:type="dxa" w:w="100"/>
+              <w:right w:type="dxa" w:w="140"/>
+            </w:tcMar>
+          </w:tcPr>
+          <w:p>
+            <w:pPr>
+              <w:spacing w:after="40"/>
+            </w:pPr>
+            <w:r>
+              <w:rPr>
+                <w:rFonts w:ascii="TH Sarabun New" w:cs="TH Sarabun New" w:eastAsia="TH Sarabun New" w:hAnsi="TH Sarabun New"/>
+                <w:b/>
+                <w:bCs/>
+                <w:color w:val="1F3864"/>
+                <w:sz w:val="22"/>
+                <w:szCs w:val="22"/>
+              </w:rPr>
+              <w:t xml:space="preserve">KPI</w:t>
+            </w:r>
+          </w:p>
+        </w:tc>
+        <w:tc>
+          <w:tcPr>
+            <w:tcW w:type="dxa" w:w="3557"/>
+            <w:tcBorders>
+              <w:top w:val="single" w:color="BFBFBF" w:sz="4"/>
+              <w:left w:val="single" w:color="BFBFBF" w:sz="4"/>
+              <w:bottom w:val="single" w:color="BFBFBF" w:sz="4"/>
+              <w:right w:val="single" w:color="BFBFBF" w:sz="4"/>
+            </w:tcBorders>
+            <w:shd w:fill="D9E2F3" w:val="clear"/>
+            <w:tcMar>
+              <w:top w:type="dxa" w:w="100"/>
+              <w:left w:type="dxa" w:w="140"/>
+              <w:bottom w:type="dxa" w:w="100"/>
+              <w:right w:type="dxa" w:w="140"/>
+            </w:tcMar>
+          </w:tcPr>
+          <w:p>
+            <w:pPr>
+              <w:spacing w:after="40"/>
+            </w:pPr>
+            <w:r>
+              <w:rPr>
+                <w:rFonts w:ascii="TH Sarabun New" w:cs="TH Sarabun New" w:eastAsia="TH Sarabun New" w:hAnsi="TH Sarabun New"/>
+                <w:b/>
+                <w:bCs/>
+                <w:color w:val="1F3864"/>
+                <w:sz w:val="22"/>
+                <w:szCs w:val="22"/>
+              </w:rPr>
+              <w:t xml:space="preserve">สูตร</w:t>
+            </w:r>
+          </w:p>
+        </w:tc>
+        <w:tc>
+          <w:tcPr>
+            <w:tcW w:type="dxa" w:w="3276"/>
+            <w:tcBorders>
+              <w:top w:val="single" w:color="BFBFBF" w:sz="4"/>
+              <w:left w:val="single" w:color="BFBFBF" w:sz="4"/>
+              <w:bottom w:val="single" w:color="BFBFBF" w:sz="4"/>
+              <w:right w:val="single" w:color="BFBFBF" w:sz="4"/>
+            </w:tcBorders>
+            <w:shd w:fill="D9E2F3" w:val="clear"/>
+            <w:tcMar>
+              <w:top w:type="dxa" w:w="100"/>
+              <w:left w:type="dxa" w:w="140"/>
+              <w:bottom w:type="dxa" w:w="100"/>
+              <w:right w:type="dxa" w:w="140"/>
+            </w:tcMar>
+          </w:tcPr>
+          <w:p>
+            <w:pPr>
+              <w:spacing w:after="40"/>
+            </w:pPr>
+            <w:r>
+              <w:rPr>
+                <w:rFonts w:ascii="TH Sarabun New" w:cs="TH Sarabun New" w:eastAsia="TH Sarabun New" w:hAnsi="TH Sarabun New"/>
+                <w:b/>
+                <w:bCs/>
+                <w:color w:val="1F3864"/>
+                <w:sz w:val="22"/>
+                <w:szCs w:val="22"/>
+              </w:rPr>
+              <w:t xml:space="preserve">เกณฑ์อ่าน (Food Service)</w:t>
+            </w:r>
+          </w:p>
+        </w:tc>
+      </w:tr>
+      <w:tr>
+        <w:tc>
+          <w:tcPr>
+            <w:tcW w:type="dxa" w:w="2527"/>
+            <w:tcBorders>
+              <w:top w:val="single" w:color="BFBFBF" w:sz="4"/>
+              <w:left w:val="single" w:color="BFBFBF" w:sz="4"/>
+              <w:bottom w:val="single" w:color="BFBFBF" w:sz="4"/>
+              <w:right w:val="single" w:color="BFBFBF" w:sz="4"/>
+            </w:tcBorders>
+            <w:tcMar>
+              <w:top w:type="dxa" w:w="100"/>
+              <w:left w:type="dxa" w:w="140"/>
+              <w:bottom w:type="dxa" w:w="100"/>
+              <w:right w:type="dxa" w:w="140"/>
+            </w:tcMar>
+          </w:tcPr>
+          <w:p>
+            <w:pPr>
+              <w:spacing w:after="40"/>
+            </w:pPr>
+            <w:r>
+              <w:rPr>
+                <w:rFonts w:ascii="TH Sarabun New" w:cs="TH Sarabun New" w:eastAsia="TH Sarabun New" w:hAnsi="TH Sarabun New"/>
+                <w:b w:val="false"/>
+                <w:bCs w:val="false"/>
+                <w:color w:val="000000"/>
+                <w:sz w:val="22"/>
+                <w:szCs w:val="22"/>
+              </w:rPr>
+              <w:t xml:space="preserve">Inventory Turnover</w:t>
+            </w:r>
+          </w:p>
+        </w:tc>
+        <w:tc>
+          <w:tcPr>
+            <w:tcW w:type="dxa" w:w="3557"/>
+            <w:tcBorders>
+              <w:top w:val="single" w:color="BFBFBF" w:sz="4"/>
+              <w:left w:val="single" w:color="BFBFBF" w:sz="4"/>
+              <w:bottom w:val="single" w:color="BFBFBF" w:sz="4"/>
+              <w:right w:val="single" w:color="BFBFBF" w:sz="4"/>
+            </w:tcBorders>
+            <w:tcMar>
+              <w:top w:type="dxa" w:w="100"/>
+              <w:left w:type="dxa" w:w="140"/>
+              <w:bottom w:type="dxa" w:w="100"/>
+              <w:right w:type="dxa" w:w="140"/>
+            </w:tcMar>
+          </w:tcPr>
+          <w:p>
+            <w:pPr>
+              <w:spacing w:after="40"/>
+            </w:pPr>
+            <w:r>
+              <w:rPr>
+                <w:rFonts w:ascii="TH Sarabun New" w:cs="TH Sarabun New" w:eastAsia="TH Sarabun New" w:hAnsi="TH Sarabun New"/>
+                <w:b w:val="false"/>
+                <w:bCs w:val="false"/>
+                <w:color w:val="000000"/>
+                <w:sz w:val="22"/>
+                <w:szCs w:val="22"/>
+              </w:rPr>
+              <w:t xml:space="preserve">COGS (12mo) / Inventory Value</w:t>
+            </w:r>
+          </w:p>
+        </w:tc>
+        <w:tc>
+          <w:tcPr>
+            <w:tcW w:type="dxa" w:w="3276"/>
+            <w:tcBorders>
+              <w:top w:val="single" w:color="BFBFBF" w:sz="4"/>
+              <w:left w:val="single" w:color="BFBFBF" w:sz="4"/>
+              <w:bottom w:val="single" w:color="BFBFBF" w:sz="4"/>
+              <w:right w:val="single" w:color="BFBFBF" w:sz="4"/>
+            </w:tcBorders>
+            <w:tcMar>
+              <w:top w:type="dxa" w:w="100"/>
+              <w:left w:type="dxa" w:w="140"/>
+              <w:bottom w:type="dxa" w:w="100"/>
+              <w:right w:type="dxa" w:w="140"/>
+            </w:tcMar>
+          </w:tcPr>
+          <w:p>
+            <w:pPr>
+              <w:spacing w:after="40"/>
+            </w:pPr>
+            <w:r>
+              <w:rPr>
+                <w:rFonts w:ascii="TH Sarabun New" w:cs="TH Sarabun New" w:eastAsia="TH Sarabun New" w:hAnsi="TH Sarabun New"/>
+                <w:b w:val="false"/>
+                <w:bCs w:val="false"/>
+                <w:color w:val="000000"/>
+                <w:sz w:val="22"/>
+                <w:szCs w:val="22"/>
+              </w:rPr>
+              <w:t xml:space="preserve">🟢 ≥ 4×/ปี · 🟠 1-4× · 🔴 &lt;1×</w:t>
+            </w:r>
+          </w:p>
+        </w:tc>
+      </w:tr>
+      <w:tr>
+        <w:tc>
+          <w:tcPr>
+            <w:tcW w:type="dxa" w:w="2527"/>
+            <w:tcBorders>
+              <w:top w:val="single" w:color="BFBFBF" w:sz="4"/>
+              <w:left w:val="single" w:color="BFBFBF" w:sz="4"/>
+              <w:bottom w:val="single" w:color="BFBFBF" w:sz="4"/>
+              <w:right w:val="single" w:color="BFBFBF" w:sz="4"/>
+            </w:tcBorders>
+            <w:shd w:fill="F2F2F2" w:val="clear"/>
+            <w:tcMar>
+              <w:top w:type="dxa" w:w="100"/>
+              <w:left w:type="dxa" w:w="140"/>
+              <w:bottom w:type="dxa" w:w="100"/>
+              <w:right w:type="dxa" w:w="140"/>
+            </w:tcMar>
+          </w:tcPr>
+          <w:p>
+            <w:pPr>
+              <w:spacing w:after="40"/>
+            </w:pPr>
+            <w:r>
+              <w:rPr>
+                <w:rFonts w:ascii="TH Sarabun New" w:cs="TH Sarabun New" w:eastAsia="TH Sarabun New" w:hAnsi="TH Sarabun New"/>
+                <w:b w:val="false"/>
+                <w:bCs w:val="false"/>
+                <w:color w:val="000000"/>
+                <w:sz w:val="22"/>
+                <w:szCs w:val="22"/>
+              </w:rPr>
+              <w:t xml:space="preserve">Days Inventory (DIO)</w:t>
+            </w:r>
+          </w:p>
+        </w:tc>
+        <w:tc>
+          <w:tcPr>
+            <w:tcW w:type="dxa" w:w="3557"/>
+            <w:tcBorders>
+              <w:top w:val="single" w:color="BFBFBF" w:sz="4"/>
+              <w:left w:val="single" w:color="BFBFBF" w:sz="4"/>
+              <w:bottom w:val="single" w:color="BFBFBF" w:sz="4"/>
+              <w:right w:val="single" w:color="BFBFBF" w:sz="4"/>
+            </w:tcBorders>
+            <w:shd w:fill="F2F2F2" w:val="clear"/>
+            <w:tcMar>
+              <w:top w:type="dxa" w:w="100"/>
+              <w:left w:type="dxa" w:w="140"/>
+              <w:bottom w:type="dxa" w:w="100"/>
+              <w:right w:type="dxa" w:w="140"/>
+            </w:tcMar>
+          </w:tcPr>
+          <w:p>
+            <w:pPr>
+              <w:spacing w:after="40"/>
+            </w:pPr>
+            <w:r>
+              <w:rPr>
+                <w:rFonts w:ascii="TH Sarabun New" w:cs="TH Sarabun New" w:eastAsia="TH Sarabun New" w:hAnsi="TH Sarabun New"/>
+                <w:b w:val="false"/>
+                <w:bCs w:val="false"/>
+                <w:color w:val="000000"/>
+                <w:sz w:val="22"/>
+                <w:szCs w:val="22"/>
+              </w:rPr>
+              <w:t xml:space="preserve">365 / Turnover</w:t>
+            </w:r>
+          </w:p>
+        </w:tc>
+        <w:tc>
+          <w:tcPr>
+            <w:tcW w:type="dxa" w:w="3276"/>
+            <w:tcBorders>
+              <w:top w:val="single" w:color="BFBFBF" w:sz="4"/>
+              <w:left w:val="single" w:color="BFBFBF" w:sz="4"/>
+              <w:bottom w:val="single" w:color="BFBFBF" w:sz="4"/>
+              <w:right w:val="single" w:color="BFBFBF" w:sz="4"/>
+            </w:tcBorders>
+            <w:shd w:fill="F2F2F2" w:val="clear"/>
+            <w:tcMar>
+              <w:top w:type="dxa" w:w="100"/>
+              <w:left w:type="dxa" w:w="140"/>
+              <w:bottom w:type="dxa" w:w="100"/>
+              <w:right w:type="dxa" w:w="140"/>
+            </w:tcMar>
+          </w:tcPr>
+          <w:p>
+            <w:pPr>
+              <w:spacing w:after="40"/>
+            </w:pPr>
+            <w:r>
+              <w:rPr>
+                <w:rFonts w:ascii="TH Sarabun New" w:cs="TH Sarabun New" w:eastAsia="TH Sarabun New" w:hAnsi="TH Sarabun New"/>
+                <w:b w:val="false"/>
+                <w:bCs w:val="false"/>
+                <w:color w:val="000000"/>
+                <w:sz w:val="22"/>
+                <w:szCs w:val="22"/>
+              </w:rPr>
+              <w:t xml:space="preserve">🟢 ≤90d · 🟠 90-180 · 🔴 &gt;180</w:t>
+            </w:r>
+          </w:p>
+        </w:tc>
+      </w:tr>
+      <w:tr>
+        <w:tc>
+          <w:tcPr>
+            <w:tcW w:type="dxa" w:w="2527"/>
+            <w:tcBorders>
+              <w:top w:val="single" w:color="BFBFBF" w:sz="4"/>
+              <w:left w:val="single" w:color="BFBFBF" w:sz="4"/>
+              <w:bottom w:val="single" w:color="BFBFBF" w:sz="4"/>
+              <w:right w:val="single" w:color="BFBFBF" w:sz="4"/>
+            </w:tcBorders>
+            <w:tcMar>
+              <w:top w:type="dxa" w:w="100"/>
+              <w:left w:type="dxa" w:w="140"/>
+              <w:bottom w:type="dxa" w:w="100"/>
+              <w:right w:type="dxa" w:w="140"/>
+            </w:tcMar>
+          </w:tcPr>
+          <w:p>
+            <w:pPr>
+              <w:spacing w:after="40"/>
+            </w:pPr>
+            <w:r>
+              <w:rPr>
+                <w:rFonts w:ascii="TH Sarabun New" w:cs="TH Sarabun New" w:eastAsia="TH Sarabun New" w:hAnsi="TH Sarabun New"/>
+                <w:b w:val="false"/>
+                <w:bCs w:val="false"/>
+                <w:color w:val="000000"/>
+                <w:sz w:val="22"/>
+                <w:szCs w:val="22"/>
+              </w:rPr>
+              <w:t xml:space="preserve">Working Capital</w:t>
+            </w:r>
+          </w:p>
+        </w:tc>
+        <w:tc>
+          <w:tcPr>
+            <w:tcW w:type="dxa" w:w="3557"/>
+            <w:tcBorders>
+              <w:top w:val="single" w:color="BFBFBF" w:sz="4"/>
+              <w:left w:val="single" w:color="BFBFBF" w:sz="4"/>
+              <w:bottom w:val="single" w:color="BFBFBF" w:sz="4"/>
+              <w:right w:val="single" w:color="BFBFBF" w:sz="4"/>
+            </w:tcBorders>
+            <w:tcMar>
+              <w:top w:type="dxa" w:w="100"/>
+              <w:left w:type="dxa" w:w="140"/>
+              <w:bottom w:type="dxa" w:w="100"/>
+              <w:right w:type="dxa" w:w="140"/>
+            </w:tcMar>
+          </w:tcPr>
+          <w:p>
+            <w:pPr>
+              <w:spacing w:after="40"/>
+            </w:pPr>
+            <w:r>
+              <w:rPr>
+                <w:rFonts w:ascii="TH Sarabun New" w:cs="TH Sarabun New" w:eastAsia="TH Sarabun New" w:hAnsi="TH Sarabun New"/>
+                <w:b w:val="false"/>
+                <w:bCs w:val="false"/>
+                <w:color w:val="000000"/>
+                <w:sz w:val="22"/>
+                <w:szCs w:val="22"/>
+              </w:rPr>
+              <w:t xml:space="preserve">Σ inventory value (MA)</w:t>
+            </w:r>
+          </w:p>
+        </w:tc>
+        <w:tc>
+          <w:tcPr>
+            <w:tcW w:type="dxa" w:w="3276"/>
+            <w:tcBorders>
+              <w:top w:val="single" w:color="BFBFBF" w:sz="4"/>
+              <w:left w:val="single" w:color="BFBFBF" w:sz="4"/>
+              <w:bottom w:val="single" w:color="BFBFBF" w:sz="4"/>
+              <w:right w:val="single" w:color="BFBFBF" w:sz="4"/>
+            </w:tcBorders>
+            <w:tcMar>
+              <w:top w:type="dxa" w:w="100"/>
+              <w:left w:type="dxa" w:w="140"/>
+              <w:bottom w:type="dxa" w:w="100"/>
+              <w:right w:type="dxa" w:w="140"/>
+            </w:tcMar>
+          </w:tcPr>
+          <w:p>
+            <w:pPr>
+              <w:spacing w:after="40"/>
+            </w:pPr>
+            <w:r>
+              <w:rPr>
+                <w:rFonts w:ascii="TH Sarabun New" w:cs="TH Sarabun New" w:eastAsia="TH Sarabun New" w:hAnsi="TH Sarabun New"/>
+                <w:b w:val="false"/>
+                <w:bCs w:val="false"/>
+                <w:color w:val="000000"/>
+                <w:sz w:val="22"/>
+                <w:szCs w:val="22"/>
+              </w:rPr>
+              <w:t xml:space="preserve">มูลค่ารวมตอนนี้</w:t>
+            </w:r>
+          </w:p>
+        </w:tc>
+      </w:tr>
+      <w:tr>
+        <w:tc>
+          <w:tcPr>
+            <w:tcW w:type="dxa" w:w="2527"/>
+            <w:tcBorders>
+              <w:top w:val="single" w:color="BFBFBF" w:sz="4"/>
+              <w:left w:val="single" w:color="BFBFBF" w:sz="4"/>
+              <w:bottom w:val="single" w:color="BFBFBF" w:sz="4"/>
+              <w:right w:val="single" w:color="BFBFBF" w:sz="4"/>
+            </w:tcBorders>
+            <w:shd w:fill="F2F2F2" w:val="clear"/>
+            <w:tcMar>
+              <w:top w:type="dxa" w:w="100"/>
+              <w:left w:type="dxa" w:w="140"/>
+              <w:bottom w:type="dxa" w:w="100"/>
+              <w:right w:type="dxa" w:w="140"/>
+            </w:tcMar>
+          </w:tcPr>
+          <w:p>
+            <w:pPr>
+              <w:spacing w:after="40"/>
+            </w:pPr>
+            <w:r>
+              <w:rPr>
+                <w:rFonts w:ascii="TH Sarabun New" w:cs="TH Sarabun New" w:eastAsia="TH Sarabun New" w:hAnsi="TH Sarabun New"/>
+                <w:b w:val="false"/>
+                <w:bCs w:val="false"/>
+                <w:color w:val="000000"/>
+                <w:sz w:val="22"/>
+                <w:szCs w:val="22"/>
+              </w:rPr>
+              <w:t xml:space="preserve">Carrying Cost (Est)</w:t>
+            </w:r>
+          </w:p>
+        </w:tc>
+        <w:tc>
+          <w:tcPr>
+            <w:tcW w:type="dxa" w:w="3557"/>
+            <w:tcBorders>
+              <w:top w:val="single" w:color="BFBFBF" w:sz="4"/>
+              <w:left w:val="single" w:color="BFBFBF" w:sz="4"/>
+              <w:bottom w:val="single" w:color="BFBFBF" w:sz="4"/>
+              <w:right w:val="single" w:color="BFBFBF" w:sz="4"/>
+            </w:tcBorders>
+            <w:shd w:fill="F2F2F2" w:val="clear"/>
+            <w:tcMar>
+              <w:top w:type="dxa" w:w="100"/>
+              <w:left w:type="dxa" w:w="140"/>
+              <w:bottom w:type="dxa" w:w="100"/>
+              <w:right w:type="dxa" w:w="140"/>
+            </w:tcMar>
+          </w:tcPr>
+          <w:p>
+            <w:pPr>
+              <w:spacing w:after="40"/>
+            </w:pPr>
+            <w:r>
+              <w:rPr>
+                <w:rFonts w:ascii="TH Sarabun New" w:cs="TH Sarabun New" w:eastAsia="TH Sarabun New" w:hAnsi="TH Sarabun New"/>
+                <w:b w:val="false"/>
+                <w:bCs w:val="false"/>
+                <w:color w:val="000000"/>
+                <w:sz w:val="22"/>
+                <w:szCs w:val="22"/>
+              </w:rPr>
+              <w:t xml:space="preserve">Inventory × Rate%/ปี</w:t>
+            </w:r>
+          </w:p>
+        </w:tc>
+        <w:tc>
+          <w:tcPr>
+            <w:tcW w:type="dxa" w:w="3276"/>
+            <w:tcBorders>
+              <w:top w:val="single" w:color="BFBFBF" w:sz="4"/>
+              <w:left w:val="single" w:color="BFBFBF" w:sz="4"/>
+              <w:bottom w:val="single" w:color="BFBFBF" w:sz="4"/>
+              <w:right w:val="single" w:color="BFBFBF" w:sz="4"/>
+            </w:tcBorders>
+            <w:shd w:fill="F2F2F2" w:val="clear"/>
+            <w:tcMar>
+              <w:top w:type="dxa" w:w="100"/>
+              <w:left w:type="dxa" w:w="140"/>
+              <w:bottom w:type="dxa" w:w="100"/>
+              <w:right w:type="dxa" w:w="140"/>
+            </w:tcMar>
+          </w:tcPr>
+          <w:p>
+            <w:pPr>
+              <w:spacing w:after="40"/>
+            </w:pPr>
+            <w:r>
+              <w:rPr>
+                <w:rFonts w:ascii="TH Sarabun New" w:cs="TH Sarabun New" w:eastAsia="TH Sarabun New" w:hAnsi="TH Sarabun New"/>
+                <w:b w:val="false"/>
+                <w:bCs w:val="false"/>
+                <w:color w:val="000000"/>
+                <w:sz w:val="22"/>
+                <w:szCs w:val="22"/>
+              </w:rPr>
+              <w:t xml:space="preserve">ดูหัวข้อ 7.3</w:t>
+            </w:r>
+          </w:p>
+        </w:tc>
+      </w:tr>
+      <w:tr>
+        <w:tc>
+          <w:tcPr>
+            <w:tcW w:type="dxa" w:w="2527"/>
+            <w:tcBorders>
+              <w:top w:val="single" w:color="BFBFBF" w:sz="4"/>
+              <w:left w:val="single" w:color="BFBFBF" w:sz="4"/>
+              <w:bottom w:val="single" w:color="BFBFBF" w:sz="4"/>
+              <w:right w:val="single" w:color="BFBFBF" w:sz="4"/>
+            </w:tcBorders>
+            <w:tcMar>
+              <w:top w:type="dxa" w:w="100"/>
+              <w:left w:type="dxa" w:w="140"/>
+              <w:bottom w:type="dxa" w:w="100"/>
+              <w:right w:type="dxa" w:w="140"/>
+            </w:tcMar>
+          </w:tcPr>
+          <w:p>
+            <w:pPr>
+              <w:spacing w:after="40"/>
+            </w:pPr>
+            <w:r>
+              <w:rPr>
+                <w:rFonts w:ascii="TH Sarabun New" w:cs="TH Sarabun New" w:eastAsia="TH Sarabun New" w:hAnsi="TH Sarabun New"/>
+                <w:b w:val="false"/>
+                <w:bCs w:val="false"/>
+                <w:color w:val="000000"/>
+                <w:sz w:val="22"/>
+                <w:szCs w:val="22"/>
+              </w:rPr>
+              <w:t xml:space="preserve">Dead Stock %</w:t>
+            </w:r>
+          </w:p>
+        </w:tc>
+        <w:tc>
+          <w:tcPr>
+            <w:tcW w:type="dxa" w:w="3557"/>
+            <w:tcBorders>
+              <w:top w:val="single" w:color="BFBFBF" w:sz="4"/>
+              <w:left w:val="single" w:color="BFBFBF" w:sz="4"/>
+              <w:bottom w:val="single" w:color="BFBFBF" w:sz="4"/>
+              <w:right w:val="single" w:color="BFBFBF" w:sz="4"/>
+            </w:tcBorders>
+            <w:tcMar>
+              <w:top w:type="dxa" w:w="100"/>
+              <w:left w:type="dxa" w:w="140"/>
+              <w:bottom w:type="dxa" w:w="100"/>
+              <w:right w:type="dxa" w:w="140"/>
+            </w:tcMar>
+          </w:tcPr>
+          <w:p>
+            <w:pPr>
+              <w:spacing w:after="40"/>
+            </w:pPr>
+            <w:r>
+              <w:rPr>
+                <w:rFonts w:ascii="TH Sarabun New" w:cs="TH Sarabun New" w:eastAsia="TH Sarabun New" w:hAnsi="TH Sarabun New"/>
+                <w:b w:val="false"/>
+                <w:bCs w:val="false"/>
+                <w:color w:val="000000"/>
+                <w:sz w:val="22"/>
+                <w:szCs w:val="22"/>
+              </w:rPr>
+              <w:t xml:space="preserve">Dead value / Total inventory</w:t>
+            </w:r>
+          </w:p>
+        </w:tc>
+        <w:tc>
+          <w:tcPr>
+            <w:tcW w:type="dxa" w:w="3276"/>
+            <w:tcBorders>
+              <w:top w:val="single" w:color="BFBFBF" w:sz="4"/>
+              <w:left w:val="single" w:color="BFBFBF" w:sz="4"/>
+              <w:bottom w:val="single" w:color="BFBFBF" w:sz="4"/>
+              <w:right w:val="single" w:color="BFBFBF" w:sz="4"/>
+            </w:tcBorders>
+            <w:tcMar>
+              <w:top w:type="dxa" w:w="100"/>
+              <w:left w:type="dxa" w:w="140"/>
+              <w:bottom w:type="dxa" w:w="100"/>
+              <w:right w:type="dxa" w:w="140"/>
+            </w:tcMar>
+          </w:tcPr>
+          <w:p>
+            <w:pPr>
+              <w:spacing w:after="40"/>
+            </w:pPr>
+            <w:r>
+              <w:rPr>
+                <w:rFonts w:ascii="TH Sarabun New" w:cs="TH Sarabun New" w:eastAsia="TH Sarabun New" w:hAnsi="TH Sarabun New"/>
+                <w:b w:val="false"/>
+                <w:bCs w:val="false"/>
+                <w:color w:val="000000"/>
+                <w:sz w:val="22"/>
+                <w:szCs w:val="22"/>
+              </w:rPr>
+              <w:t xml:space="preserve">🟢 ≤5% · 🟠 5-15% · 🔴 &gt;15%</w:t>
+            </w:r>
+          </w:p>
+        </w:tc>
+      </w:tr>
+      <w:tr>
+        <w:tc>
+          <w:tcPr>
+            <w:tcW w:type="dxa" w:w="2527"/>
+            <w:tcBorders>
+              <w:top w:val="single" w:color="BFBFBF" w:sz="4"/>
+              <w:left w:val="single" w:color="BFBFBF" w:sz="4"/>
+              <w:bottom w:val="single" w:color="BFBFBF" w:sz="4"/>
+              <w:right w:val="single" w:color="BFBFBF" w:sz="4"/>
+            </w:tcBorders>
+            <w:shd w:fill="F2F2F2" w:val="clear"/>
+            <w:tcMar>
+              <w:top w:type="dxa" w:w="100"/>
+              <w:left w:type="dxa" w:w="140"/>
+              <w:bottom w:type="dxa" w:w="100"/>
+              <w:right w:type="dxa" w:w="140"/>
+            </w:tcMar>
+          </w:tcPr>
+          <w:p>
+            <w:pPr>
+              <w:spacing w:after="40"/>
+            </w:pPr>
+            <w:r>
+              <w:rPr>
+                <w:rFonts w:ascii="TH Sarabun New" w:cs="TH Sarabun New" w:eastAsia="TH Sarabun New" w:hAnsi="TH Sarabun New"/>
+                <w:b w:val="false"/>
+                <w:bCs w:val="false"/>
+                <w:color w:val="000000"/>
+                <w:sz w:val="22"/>
+                <w:szCs w:val="22"/>
+              </w:rPr>
+              <w:t xml:space="preserve">Cost Variance %</w:t>
+            </w:r>
+          </w:p>
+        </w:tc>
+        <w:tc>
+          <w:tcPr>
+            <w:tcW w:type="dxa" w:w="3557"/>
+            <w:tcBorders>
+              <w:top w:val="single" w:color="BFBFBF" w:sz="4"/>
+              <w:left w:val="single" w:color="BFBFBF" w:sz="4"/>
+              <w:bottom w:val="single" w:color="BFBFBF" w:sz="4"/>
+              <w:right w:val="single" w:color="BFBFBF" w:sz="4"/>
+            </w:tcBorders>
+            <w:shd w:fill="F2F2F2" w:val="clear"/>
+            <w:tcMar>
+              <w:top w:type="dxa" w:w="100"/>
+              <w:left w:type="dxa" w:w="140"/>
+              <w:bottom w:type="dxa" w:w="100"/>
+              <w:right w:type="dxa" w:w="140"/>
+            </w:tcMar>
+          </w:tcPr>
+          <w:p>
+            <w:pPr>
+              <w:spacing w:after="40"/>
+            </w:pPr>
+            <w:r>
+              <w:rPr>
+                <w:rFonts w:ascii="TH Sarabun New" w:cs="TH Sarabun New" w:eastAsia="TH Sarabun New" w:hAnsi="TH Sarabun New"/>
+                <w:b w:val="false"/>
+                <w:bCs w:val="false"/>
+                <w:color w:val="000000"/>
+                <w:sz w:val="22"/>
+                <w:szCs w:val="22"/>
+              </w:rPr>
+              <w:t xml:space="preserve">|MA − Std| / Std × 100</w:t>
+            </w:r>
+          </w:p>
+        </w:tc>
+        <w:tc>
+          <w:tcPr>
+            <w:tcW w:type="dxa" w:w="3276"/>
+            <w:tcBorders>
+              <w:top w:val="single" w:color="BFBFBF" w:sz="4"/>
+              <w:left w:val="single" w:color="BFBFBF" w:sz="4"/>
+              <w:bottom w:val="single" w:color="BFBFBF" w:sz="4"/>
+              <w:right w:val="single" w:color="BFBFBF" w:sz="4"/>
+            </w:tcBorders>
+            <w:shd w:fill="F2F2F2" w:val="clear"/>
+            <w:tcMar>
+              <w:top w:type="dxa" w:w="100"/>
+              <w:left w:type="dxa" w:w="140"/>
+              <w:bottom w:type="dxa" w:w="100"/>
+              <w:right w:type="dxa" w:w="140"/>
+            </w:tcMar>
+          </w:tcPr>
+          <w:p>
+            <w:pPr>
+              <w:spacing w:after="40"/>
+            </w:pPr>
+            <w:r>
+              <w:rPr>
+                <w:rFonts w:ascii="TH Sarabun New" w:cs="TH Sarabun New" w:eastAsia="TH Sarabun New" w:hAnsi="TH Sarabun New"/>
+                <w:b w:val="false"/>
+                <w:bCs w:val="false"/>
+                <w:color w:val="000000"/>
+                <w:sz w:val="22"/>
+                <w:szCs w:val="22"/>
+              </w:rPr>
+              <w:t xml:space="preserve">🟢 ≤5% · 🟠 5-15% · 🔴 &gt;15%</w:t>
+            </w:r>
+          </w:p>
+        </w:tc>
+      </w:tr>
+    </w:tbl>
+    <w:p>
+      <w:pPr>
+        <w:spacing w:after="100"/>
+      </w:pPr>
+      <w:r>
+        <w:rPr>
+          <w:rFonts w:ascii="TH Sarabun New" w:cs="TH Sarabun New" w:eastAsia="TH Sarabun New" w:hAnsi="TH Sarabun New"/>
+        </w:rPr>
+        <w:t xml:space="preserve"/>
+      </w:r>
+    </w:p>
+    <w:p>
+      <w:pPr>
+        <w:pStyle w:val="Heading3"/>
+        <w:spacing w:after="120" w:before="200"/>
+      </w:pPr>
+      <w:r>
+        <w:rPr>
+          <w:rFonts w:ascii="TH Sarabun New" w:cs="TH Sarabun New" w:eastAsia="TH Sarabun New" w:hAnsi="TH Sarabun New"/>
+          <w:b/>
+          <w:bCs/>
+          <w:color w:val="2E75B6"/>
+          <w:sz w:val="26"/>
+          <w:szCs w:val="26"/>
+        </w:rPr>
+        <w:t xml:space="preserve">7.2.2 กราฟทั้ง 4 ตัว</w:t>
+      </w:r>
+    </w:p>
+    <w:p>
+      <w:pPr>
+        <w:pStyle w:val="ListParagraph"/>
+        <w:numPr>
+          <w:ilvl w:val="0"/>
+          <w:numId w:val="2"/>
+        </w:numPr>
+        <w:spacing w:after="60"/>
+      </w:pPr>
+      <w:r>
+        <w:rPr>
+          <w:rFonts w:ascii="TH Sarabun New" w:cs="TH Sarabun New" w:eastAsia="TH Sarabun New" w:hAnsi="TH Sarabun New"/>
+        </w:rPr>
+        <w:t xml:space="preserve">💰 Cost Composition Donut — สัดส่วนมูลค่าสต็อกของแต่ละกลุ่ม → เห็นว่าเงินจมอยู่กลุ่มไหน</w:t>
+      </w:r>
+    </w:p>
+    <w:p>
+      <w:pPr>
+        <w:pStyle w:val="ListParagraph"/>
+        <w:numPr>
+          <w:ilvl w:val="0"/>
+          <w:numId w:val="2"/>
+        </w:numPr>
+        <w:spacing w:after="60"/>
+      </w:pPr>
+      <w:r>
+        <w:rPr>
+          <w:rFonts w:ascii="TH Sarabun New" w:cs="TH Sarabun New" w:eastAsia="TH Sarabun New" w:hAnsi="TH Sarabun New"/>
+        </w:rPr>
+        <w:t xml:space="preserve">🔄 Inventory Turnover by Group — แท่งแสดงอัตราหมุนต่อปี (color-coded)</w:t>
+      </w:r>
+    </w:p>
+    <w:p>
+      <w:pPr>
+        <w:pStyle w:val="ListParagraph"/>
+        <w:numPr>
+          <w:ilvl w:val="0"/>
+          <w:numId w:val="2"/>
+        </w:numPr>
+        <w:spacing w:after="60"/>
+      </w:pPr>
+      <w:r>
+        <w:rPr>
+          <w:rFonts w:ascii="TH Sarabun New" w:cs="TH Sarabun New" w:eastAsia="TH Sarabun New" w:hAnsi="TH Sarabun New"/>
+        </w:rPr>
+        <w:t xml:space="preserve">⚡ Active vs Slow vs Dead by Group — Stacked bar แสดงสุขภาพสต็อกแต่ละกลุ่ม</w:t>
+      </w:r>
+    </w:p>
+    <w:p>
+      <w:pPr>
+        <w:pStyle w:val="ListParagraph"/>
+        <w:numPr>
+          <w:ilvl w:val="0"/>
+          <w:numId w:val="2"/>
+        </w:numPr>
+        <w:spacing w:after="60"/>
+      </w:pPr>
+      <w:r>
+        <w:rPr>
+          <w:rFonts w:ascii="TH Sarabun New" w:cs="TH Sarabun New" w:eastAsia="TH Sarabun New" w:hAnsi="TH Sarabun New"/>
+        </w:rPr>
+        <w:t xml:space="preserve">📈 Monthly In/Out + Net Cost Flow — แท่งรายเดือน + เส้นสุทธิ</w:t>
+      </w:r>
+    </w:p>
+    <w:p>
+      <w:pPr>
+        <w:spacing w:after="100"/>
+      </w:pPr>
+      <w:r>
+        <w:rPr>
+          <w:rFonts w:ascii="TH Sarabun New" w:cs="TH Sarabun New" w:eastAsia="TH Sarabun New" w:hAnsi="TH Sarabun New"/>
+        </w:rPr>
+        <w:t xml:space="preserve"/>
+      </w:r>
+    </w:p>
+    <w:p>
+      <w:pPr>
+        <w:pStyle w:val="Heading3"/>
+        <w:spacing w:after="120" w:before="200"/>
+      </w:pPr>
+      <w:r>
+        <w:rPr>
+          <w:rFonts w:ascii="TH Sarabun New" w:cs="TH Sarabun New" w:eastAsia="TH Sarabun New" w:hAnsi="TH Sarabun New"/>
+          <w:b/>
+          <w:bCs/>
+          <w:color w:val="2E75B6"/>
+          <w:sz w:val="26"/>
+          <w:szCs w:val="26"/>
+        </w:rPr>
+        <w:t xml:space="preserve">7.2.3 ตาราง Top 15 — เงินจมมากที่สุด</w:t>
+      </w:r>
+    </w:p>
+    <w:p>
+      <w:pPr>
+        <w:spacing w:after="100" w:line="320"/>
+      </w:pPr>
+      <w:r>
+        <w:rPr>
+          <w:rFonts w:ascii="TH Sarabun New" w:cs="TH Sarabun New" w:eastAsia="TH Sarabun New" w:hAnsi="TH Sarabun New"/>
+        </w:rPr>
+        <w:t xml:space="preserve">จัดอันดับ "Hold Score" = Inventory Value × (1 / Turnover) → ของแพง × หมุนช้า ขึ้นบนสุด</w:t>
+      </w:r>
+    </w:p>
+    <w:p>
+      <w:pPr>
+        <w:pStyle w:val="ListParagraph"/>
+        <w:numPr>
+          <w:ilvl w:val="0"/>
+          <w:numId w:val="2"/>
+        </w:numPr>
+        <w:spacing w:after="60"/>
+      </w:pPr>
+      <w:r>
+        <w:rPr>
+          <w:rFonts w:ascii="TH Sarabun New" w:cs="TH Sarabun New" w:eastAsia="TH Sarabun New" w:hAnsi="TH Sarabun New"/>
+        </w:rPr>
+        <w:t xml:space="preserve">แสดง 8 คอลัมน์: # · Item Code · Name · Group · Inv Value · Turnover · DIO · Annual Carry</w:t>
+      </w:r>
+    </w:p>
+    <w:p>
+      <w:pPr>
+        <w:pStyle w:val="ListParagraph"/>
+        <w:numPr>
+          <w:ilvl w:val="0"/>
+          <w:numId w:val="2"/>
+        </w:numPr>
+        <w:spacing w:after="60"/>
+      </w:pPr>
+      <w:r>
+        <w:rPr>
+          <w:rFonts w:ascii="TH Sarabun New" w:cs="TH Sarabun New" w:eastAsia="TH Sarabun New" w:hAnsi="TH Sarabun New"/>
+        </w:rPr>
+        <w:t xml:space="preserve">คอลัมน์ "Annual Carry" = มูลค่า × Carrying Rate ที่เลือก</w:t>
+      </w:r>
+    </w:p>
+    <w:p>
+      <w:pPr>
+        <w:pStyle w:val="ListParagraph"/>
+        <w:numPr>
+          <w:ilvl w:val="0"/>
+          <w:numId w:val="2"/>
+        </w:numPr>
+        <w:spacing w:after="60"/>
+      </w:pPr>
+      <w:r>
+        <w:rPr>
+          <w:rFonts w:ascii="TH Sarabun New" w:cs="TH Sarabun New" w:eastAsia="TH Sarabun New" w:hAnsi="TH Sarabun New"/>
+        </w:rPr>
+        <w:t xml:space="preserve">Color-coded Turnover: 🟢 ≥4× · 🟠 1-4× · 🔴 &lt;1×</w:t>
+      </w:r>
+    </w:p>
+    <w:p>
+      <w:pPr>
+        <w:spacing w:after="100"/>
+      </w:pPr>
+      <w:r>
+        <w:rPr>
+          <w:rFonts w:ascii="TH Sarabun New" w:cs="TH Sarabun New" w:eastAsia="TH Sarabun New" w:hAnsi="TH Sarabun New"/>
+        </w:rPr>
+        <w:t xml:space="preserve"/>
+      </w:r>
+    </w:p>
+    <w:p>
+      <w:pPr>
+        <w:pStyle w:val="Heading2"/>
+        <w:spacing w:after="160" w:before="280"/>
+      </w:pPr>
+      <w:r>
+        <w:rPr>
+          <w:rFonts w:ascii="TH Sarabun New" w:cs="TH Sarabun New" w:eastAsia="TH Sarabun New" w:hAnsi="TH Sarabun New"/>
+          <w:b/>
+          <w:bCs/>
+          <w:color w:val="1F3864"/>
+          <w:sz w:val="30"/>
+          <w:szCs w:val="30"/>
+        </w:rPr>
+        <w:t xml:space="preserve">7.3 Carrying Cost Rate — คืออะไรและคำนวณอย่างไร</w:t>
+      </w:r>
+    </w:p>
+    <w:p>
+      <w:pPr>
+        <w:spacing w:after="100" w:line="320"/>
+      </w:pPr>
+      <w:r>
+        <w:rPr>
+          <w:rFonts w:ascii="TH Sarabun New" w:cs="TH Sarabun New" w:eastAsia="TH Sarabun New" w:hAnsi="TH Sarabun New"/>
+        </w:rPr>
+        <w:t xml:space="preserve">เป็นแก่นกลางของ Cost Analytics — ผู้ใช้ต้องเข้าใจ</w:t>
+      </w:r>
+    </w:p>
+    <w:p>
+      <w:pPr>
+        <w:spacing w:after="100"/>
+      </w:pPr>
+      <w:r>
+        <w:rPr>
+          <w:rFonts w:ascii="TH Sarabun New" w:cs="TH Sarabun New" w:eastAsia="TH Sarabun New" w:hAnsi="TH Sarabun New"/>
+        </w:rPr>
+        <w:t xml:space="preserve"/>
+      </w:r>
+    </w:p>
+    <w:tbl>
+      <w:tblPr>
+        <w:tblW w:type="dxa" w:w="9360"/>
+        <w:tblBorders>
+          <w:top w:val="single" w:color="auto" w:sz="4"/>
+          <w:left w:val="single" w:color="auto" w:sz="4"/>
+          <w:bottom w:val="single" w:color="auto" w:sz="4"/>
+          <w:right w:val="single" w:color="auto" w:sz="4"/>
+          <w:insideH w:val="single" w:color="auto" w:sz="4"/>
+          <w:insideV w:val="single" w:color="auto" w:sz="4"/>
+        </w:tblBorders>
+      </w:tblPr>
+      <w:tblGrid>
+        <w:gridCol w:w="9360"/>
+      </w:tblGrid>
+      <w:tr>
+        <w:tc>
+          <w:tcPr>
+            <w:tcW w:type="dxa" w:w="9360"/>
+            <w:tcBorders>
+              <w:top w:val="single" w:color="2E75B6" w:sz="4"/>
+              <w:left w:val="single" w:color="2E75B6" w:sz="24"/>
+              <w:bottom w:val="single" w:color="BFBFBF" w:sz="4"/>
+              <w:right w:val="single" w:color="BFBFBF" w:sz="4"/>
+            </w:tcBorders>
+            <w:shd w:fill="EAF1FB" w:val="clear"/>
+            <w:tcMar>
+              <w:top w:type="dxa" w:w="160"/>
+              <w:left w:type="dxa" w:w="220"/>
+              <w:bottom w:type="dxa" w:w="160"/>
+              <w:right w:type="dxa" w:w="220"/>
+            </w:tcMar>
+          </w:tcPr>
+          <w:p>
+            <w:pPr>
+              <w:spacing w:after="80"/>
+            </w:pPr>
+            <w:r>
+              <w:rPr>
+                <w:rFonts w:ascii="TH Sarabun New" w:cs="TH Sarabun New" w:eastAsia="TH Sarabun New" w:hAnsi="TH Sarabun New"/>
+                <w:b/>
+                <w:bCs/>
+                <w:color w:val="1F3864"/>
+                <w:sz w:val="24"/>
+                <w:szCs w:val="24"/>
+              </w:rPr>
+              <w:t xml:space="preserve">💰 Carrying Cost Rate (อัตราต้นทุนการเก็บของ)</w:t>
+            </w:r>
+          </w:p>
+          <w:p>
+            <w:pPr>
+              <w:spacing w:after="40"/>
+            </w:pPr>
+            <w:r>
+              <w:rPr>
+                <w:rFonts w:ascii="TH Sarabun New" w:cs="TH Sarabun New" w:eastAsia="TH Sarabun New" w:hAnsi="TH Sarabun New"/>
+                <w:sz w:val="22"/>
+                <w:szCs w:val="22"/>
+              </w:rPr>
+              <w:t xml:space="preserve">= ต้นทุน "ที่บริษัทเสียไปฟรีๆ" ทุกปี เพียงเพราะมีของอยู่ในคลัง</w:t>
+            </w:r>
+          </w:p>
+          <w:p>
+            <w:pPr>
+              <w:spacing w:after="40"/>
+            </w:pPr>
+            <w:r>
+              <w:rPr>
+                <w:rFonts w:ascii="TH Sarabun New" w:cs="TH Sarabun New" w:eastAsia="TH Sarabun New" w:hAnsi="TH Sarabun New"/>
+                <w:sz w:val="22"/>
+                <w:szCs w:val="22"/>
+              </w:rPr>
+              <w:t xml:space="preserve">แสดงเป็น % ของมูลค่าสต็อก/ปี</w:t>
+            </w:r>
+          </w:p>
+          <w:p>
+            <w:pPr>
+              <w:spacing w:after="40"/>
+            </w:pPr>
+            <w:r>
+              <w:rPr>
+                <w:rFonts w:ascii="TH Sarabun New" w:cs="TH Sarabun New" w:eastAsia="TH Sarabun New" w:hAnsi="TH Sarabun New"/>
+                <w:sz w:val="22"/>
+                <w:szCs w:val="22"/>
+              </w:rPr>
+              <w:t xml:space="preserve"/>
+            </w:r>
+          </w:p>
+          <w:p>
+            <w:pPr>
+              <w:spacing w:after="40"/>
+            </w:pPr>
+            <w:r>
+              <w:rPr>
+                <w:rFonts w:ascii="TH Sarabun New" w:cs="TH Sarabun New" w:eastAsia="TH Sarabun New" w:hAnsi="TH Sarabun New"/>
+                <w:sz w:val="22"/>
+                <w:szCs w:val="22"/>
+              </w:rPr>
+              <w:t xml:space="preserve">ตัวอย่าง: คลังมีของ ฿100M + Rate 22% = เสีย ฿22M/ปี โดยไม่ได้ขายของ</w:t>
+            </w:r>
+          </w:p>
+        </w:tc>
+      </w:tr>
+    </w:tbl>
+    <w:p>
+      <w:pPr>
+        <w:spacing w:after="100"/>
+      </w:pPr>
+      <w:r>
+        <w:rPr>
+          <w:rFonts w:ascii="TH Sarabun New" w:cs="TH Sarabun New" w:eastAsia="TH Sarabun New" w:hAnsi="TH Sarabun New"/>
+        </w:rPr>
+        <w:t xml:space="preserve"/>
+      </w:r>
+    </w:p>
+    <w:p>
+      <w:pPr>
+        <w:pStyle w:val="Heading3"/>
+        <w:spacing w:after="120" w:before="200"/>
+      </w:pPr>
+      <w:r>
+        <w:rPr>
+          <w:rFonts w:ascii="TH Sarabun New" w:cs="TH Sarabun New" w:eastAsia="TH Sarabun New" w:hAnsi="TH Sarabun New"/>
+          <w:b/>
+          <w:bCs/>
+          <w:color w:val="2E75B6"/>
+          <w:sz w:val="26"/>
+          <w:szCs w:val="26"/>
+        </w:rPr>
+        <w:t xml:space="preserve">7.3.1 Carrying Cost ประกอบด้วยอะไร (6 ต้นทุนซ่อน)</w:t>
+      </w:r>
+    </w:p>
+    <w:tbl>
+      <w:tblPr>
+        <w:tblW w:type="dxa" w:w="9360"/>
+        <w:tblBorders>
+          <w:top w:val="single" w:color="auto" w:sz="4"/>
+          <w:left w:val="single" w:color="auto" w:sz="4"/>
+          <w:bottom w:val="single" w:color="auto" w:sz="4"/>
+          <w:right w:val="single" w:color="auto" w:sz="4"/>
+          <w:insideH w:val="single" w:color="auto" w:sz="4"/>
+          <w:insideV w:val="single" w:color="auto" w:sz="4"/>
+        </w:tblBorders>
+      </w:tblPr>
+      <w:tblGrid>
+        <w:gridCol w:w="2340"/>
+        <w:gridCol w:w="1404"/>
+        <w:gridCol w:w="5616"/>
+      </w:tblGrid>
+      <w:tr>
+        <w:trPr>
+          <w:tblHeader/>
+        </w:trPr>
+        <w:tc>
+          <w:tcPr>
+            <w:tcW w:type="dxa" w:w="2340"/>
+            <w:tcBorders>
+              <w:top w:val="single" w:color="BFBFBF" w:sz="4"/>
+              <w:left w:val="single" w:color="BFBFBF" w:sz="4"/>
+              <w:bottom w:val="single" w:color="BFBFBF" w:sz="4"/>
+              <w:right w:val="single" w:color="BFBFBF" w:sz="4"/>
+            </w:tcBorders>
+            <w:shd w:fill="D9E2F3" w:val="clear"/>
+            <w:tcMar>
+              <w:top w:type="dxa" w:w="100"/>
+              <w:left w:type="dxa" w:w="140"/>
+              <w:bottom w:type="dxa" w:w="100"/>
+              <w:right w:type="dxa" w:w="140"/>
+            </w:tcMar>
+          </w:tcPr>
+          <w:p>
+            <w:pPr>
+              <w:spacing w:after="40"/>
+            </w:pPr>
+            <w:r>
+              <w:rPr>
+                <w:rFonts w:ascii="TH Sarabun New" w:cs="TH Sarabun New" w:eastAsia="TH Sarabun New" w:hAnsi="TH Sarabun New"/>
+                <w:b/>
+                <w:bCs/>
+                <w:color w:val="1F3864"/>
+                <w:sz w:val="22"/>
+                <w:szCs w:val="22"/>
+              </w:rPr>
+              <w:t xml:space="preserve">ประเภทต้นทุน</w:t>
+            </w:r>
+          </w:p>
+        </w:tc>
+        <w:tc>
+          <w:tcPr>
+            <w:tcW w:type="dxa" w:w="1404"/>
+            <w:tcBorders>
+              <w:top w:val="single" w:color="BFBFBF" w:sz="4"/>
+              <w:left w:val="single" w:color="BFBFBF" w:sz="4"/>
+              <w:bottom w:val="single" w:color="BFBFBF" w:sz="4"/>
+              <w:right w:val="single" w:color="BFBFBF" w:sz="4"/>
+            </w:tcBorders>
+            <w:shd w:fill="D9E2F3" w:val="clear"/>
+            <w:tcMar>
+              <w:top w:type="dxa" w:w="100"/>
+              <w:left w:type="dxa" w:w="140"/>
+              <w:bottom w:type="dxa" w:w="100"/>
+              <w:right w:type="dxa" w:w="140"/>
+            </w:tcMar>
+          </w:tcPr>
+          <w:p>
+            <w:pPr>
+              <w:spacing w:after="40"/>
+            </w:pPr>
+            <w:r>
+              <w:rPr>
+                <w:rFonts w:ascii="TH Sarabun New" w:cs="TH Sarabun New" w:eastAsia="TH Sarabun New" w:hAnsi="TH Sarabun New"/>
+                <w:b/>
+                <w:bCs/>
+                <w:color w:val="1F3864"/>
+                <w:sz w:val="22"/>
+                <w:szCs w:val="22"/>
+              </w:rPr>
+              <w:t xml:space="preserve">% โดยประมาณ</w:t>
+            </w:r>
+          </w:p>
+        </w:tc>
+        <w:tc>
+          <w:tcPr>
+            <w:tcW w:type="dxa" w:w="5616"/>
+            <w:tcBorders>
+              <w:top w:val="single" w:color="BFBFBF" w:sz="4"/>
+              <w:left w:val="single" w:color="BFBFBF" w:sz="4"/>
+              <w:bottom w:val="single" w:color="BFBFBF" w:sz="4"/>
+              <w:right w:val="single" w:color="BFBFBF" w:sz="4"/>
+            </w:tcBorders>
+            <w:shd w:fill="D9E2F3" w:val="clear"/>
+            <w:tcMar>
+              <w:top w:type="dxa" w:w="100"/>
+              <w:left w:type="dxa" w:w="140"/>
+              <w:bottom w:type="dxa" w:w="100"/>
+              <w:right w:type="dxa" w:w="140"/>
+            </w:tcMar>
+          </w:tcPr>
+          <w:p>
+            <w:pPr>
+              <w:spacing w:after="40"/>
+            </w:pPr>
+            <w:r>
+              <w:rPr>
+                <w:rFonts w:ascii="TH Sarabun New" w:cs="TH Sarabun New" w:eastAsia="TH Sarabun New" w:hAnsi="TH Sarabun New"/>
+                <w:b/>
+                <w:bCs/>
+                <w:color w:val="1F3864"/>
+                <w:sz w:val="22"/>
+                <w:szCs w:val="22"/>
+              </w:rPr>
+              <w:t xml:space="preserve">รายละเอียด</w:t>
+            </w:r>
+          </w:p>
+        </w:tc>
+      </w:tr>
+      <w:tr>
+        <w:tc>
+          <w:tcPr>
+            <w:tcW w:type="dxa" w:w="2340"/>
+            <w:tcBorders>
+              <w:top w:val="single" w:color="BFBFBF" w:sz="4"/>
+              <w:left w:val="single" w:color="BFBFBF" w:sz="4"/>
+              <w:bottom w:val="single" w:color="BFBFBF" w:sz="4"/>
+              <w:right w:val="single" w:color="BFBFBF" w:sz="4"/>
+            </w:tcBorders>
+            <w:tcMar>
+              <w:top w:type="dxa" w:w="100"/>
+              <w:left w:type="dxa" w:w="140"/>
+              <w:bottom w:type="dxa" w:w="100"/>
+              <w:right w:type="dxa" w:w="140"/>
+            </w:tcMar>
+          </w:tcPr>
+          <w:p>
+            <w:pPr>
+              <w:spacing w:after="40"/>
+            </w:pPr>
+            <w:r>
+              <w:rPr>
+                <w:rFonts w:ascii="TH Sarabun New" w:cs="TH Sarabun New" w:eastAsia="TH Sarabun New" w:hAnsi="TH Sarabun New"/>
+                <w:b w:val="false"/>
+                <w:bCs w:val="false"/>
+                <w:color w:val="000000"/>
+                <w:sz w:val="22"/>
+                <w:szCs w:val="22"/>
+              </w:rPr>
+              <w:t xml:space="preserve">💵 Cost of Capital</w:t>
+            </w:r>
+          </w:p>
+        </w:tc>
+        <w:tc>
+          <w:tcPr>
+            <w:tcW w:type="dxa" w:w="1404"/>
+            <w:tcBorders>
+              <w:top w:val="single" w:color="BFBFBF" w:sz="4"/>
+              <w:left w:val="single" w:color="BFBFBF" w:sz="4"/>
+              <w:bottom w:val="single" w:color="BFBFBF" w:sz="4"/>
+              <w:right w:val="single" w:color="BFBFBF" w:sz="4"/>
+            </w:tcBorders>
+            <w:tcMar>
+              <w:top w:type="dxa" w:w="100"/>
+              <w:left w:type="dxa" w:w="140"/>
+              <w:bottom w:type="dxa" w:w="100"/>
+              <w:right w:type="dxa" w:w="140"/>
+            </w:tcMar>
+          </w:tcPr>
+          <w:p>
+            <w:pPr>
+              <w:spacing w:after="40"/>
+            </w:pPr>
+            <w:r>
+              <w:rPr>
+                <w:rFonts w:ascii="TH Sarabun New" w:cs="TH Sarabun New" w:eastAsia="TH Sarabun New" w:hAnsi="TH Sarabun New"/>
+                <w:b w:val="false"/>
+                <w:bCs w:val="false"/>
+                <w:color w:val="000000"/>
+                <w:sz w:val="22"/>
+                <w:szCs w:val="22"/>
+              </w:rPr>
+              <w:t xml:space="preserve">6–12%</w:t>
+            </w:r>
+          </w:p>
+        </w:tc>
+        <w:tc>
+          <w:tcPr>
+            <w:tcW w:type="dxa" w:w="5616"/>
+            <w:tcBorders>
+              <w:top w:val="single" w:color="BFBFBF" w:sz="4"/>
+              <w:left w:val="single" w:color="BFBFBF" w:sz="4"/>
+              <w:bottom w:val="single" w:color="BFBFBF" w:sz="4"/>
+              <w:right w:val="single" w:color="BFBFBF" w:sz="4"/>
+            </w:tcBorders>
+            <w:tcMar>
+              <w:top w:type="dxa" w:w="100"/>
+              <w:left w:type="dxa" w:w="140"/>
+              <w:bottom w:type="dxa" w:w="100"/>
+              <w:right w:type="dxa" w:w="140"/>
+            </w:tcMar>
+          </w:tcPr>
+          <w:p>
+            <w:pPr>
+              <w:spacing w:after="40"/>
+            </w:pPr>
+            <w:r>
+              <w:rPr>
+                <w:rFonts w:ascii="TH Sarabun New" w:cs="TH Sarabun New" w:eastAsia="TH Sarabun New" w:hAnsi="TH Sarabun New"/>
+                <w:b w:val="false"/>
+                <w:bCs w:val="false"/>
+                <w:color w:val="000000"/>
+                <w:sz w:val="22"/>
+                <w:szCs w:val="22"/>
+              </w:rPr>
+              <w:t xml:space="preserve">ดอกเบี้ย / Opportunity Cost — เงินที่จมในของ ถ้าไม่จม เอาไปลงทุนอื่นได้</w:t>
+            </w:r>
+          </w:p>
+        </w:tc>
+      </w:tr>
+      <w:tr>
+        <w:tc>
+          <w:tcPr>
+            <w:tcW w:type="dxa" w:w="2340"/>
+            <w:tcBorders>
+              <w:top w:val="single" w:color="BFBFBF" w:sz="4"/>
+              <w:left w:val="single" w:color="BFBFBF" w:sz="4"/>
+              <w:bottom w:val="single" w:color="BFBFBF" w:sz="4"/>
+              <w:right w:val="single" w:color="BFBFBF" w:sz="4"/>
+            </w:tcBorders>
+            <w:shd w:fill="F2F2F2" w:val="clear"/>
+            <w:tcMar>
+              <w:top w:type="dxa" w:w="100"/>
+              <w:left w:type="dxa" w:w="140"/>
+              <w:bottom w:type="dxa" w:w="100"/>
+              <w:right w:type="dxa" w:w="140"/>
+            </w:tcMar>
+          </w:tcPr>
+          <w:p>
+            <w:pPr>
+              <w:spacing w:after="40"/>
+            </w:pPr>
+            <w:r>
+              <w:rPr>
+                <w:rFonts w:ascii="TH Sarabun New" w:cs="TH Sarabun New" w:eastAsia="TH Sarabun New" w:hAnsi="TH Sarabun New"/>
+                <w:b w:val="false"/>
+                <w:bCs w:val="false"/>
+                <w:color w:val="000000"/>
+                <w:sz w:val="22"/>
+                <w:szCs w:val="22"/>
+              </w:rPr>
+              <w:t xml:space="preserve">🏭 Storage</w:t>
+            </w:r>
+          </w:p>
+        </w:tc>
+        <w:tc>
+          <w:tcPr>
+            <w:tcW w:type="dxa" w:w="1404"/>
+            <w:tcBorders>
+              <w:top w:val="single" w:color="BFBFBF" w:sz="4"/>
+              <w:left w:val="single" w:color="BFBFBF" w:sz="4"/>
+              <w:bottom w:val="single" w:color="BFBFBF" w:sz="4"/>
+              <w:right w:val="single" w:color="BFBFBF" w:sz="4"/>
+            </w:tcBorders>
+            <w:shd w:fill="F2F2F2" w:val="clear"/>
+            <w:tcMar>
+              <w:top w:type="dxa" w:w="100"/>
+              <w:left w:type="dxa" w:w="140"/>
+              <w:bottom w:type="dxa" w:w="100"/>
+              <w:right w:type="dxa" w:w="140"/>
+            </w:tcMar>
+          </w:tcPr>
+          <w:p>
+            <w:pPr>
+              <w:spacing w:after="40"/>
+            </w:pPr>
+            <w:r>
+              <w:rPr>
+                <w:rFonts w:ascii="TH Sarabun New" w:cs="TH Sarabun New" w:eastAsia="TH Sarabun New" w:hAnsi="TH Sarabun New"/>
+                <w:b w:val="false"/>
+                <w:bCs w:val="false"/>
+                <w:color w:val="000000"/>
+                <w:sz w:val="22"/>
+                <w:szCs w:val="22"/>
+              </w:rPr>
+              <w:t xml:space="preserve">2–5%</w:t>
+            </w:r>
+          </w:p>
+        </w:tc>
+        <w:tc>
+          <w:tcPr>
+            <w:tcW w:type="dxa" w:w="5616"/>
+            <w:tcBorders>
+              <w:top w:val="single" w:color="BFBFBF" w:sz="4"/>
+              <w:left w:val="single" w:color="BFBFBF" w:sz="4"/>
+              <w:bottom w:val="single" w:color="BFBFBF" w:sz="4"/>
+              <w:right w:val="single" w:color="BFBFBF" w:sz="4"/>
+            </w:tcBorders>
+            <w:shd w:fill="F2F2F2" w:val="clear"/>
+            <w:tcMar>
+              <w:top w:type="dxa" w:w="100"/>
+              <w:left w:type="dxa" w:w="140"/>
+              <w:bottom w:type="dxa" w:w="100"/>
+              <w:right w:type="dxa" w:w="140"/>
+            </w:tcMar>
+          </w:tcPr>
+          <w:p>
+            <w:pPr>
+              <w:spacing w:after="40"/>
+            </w:pPr>
+            <w:r>
+              <w:rPr>
+                <w:rFonts w:ascii="TH Sarabun New" w:cs="TH Sarabun New" w:eastAsia="TH Sarabun New" w:hAnsi="TH Sarabun New"/>
+                <w:b w:val="false"/>
+                <w:bCs w:val="false"/>
+                <w:color w:val="000000"/>
+                <w:sz w:val="22"/>
+                <w:szCs w:val="22"/>
+              </w:rPr>
+              <w:t xml:space="preserve">ค่าเช่าคลัง · ค่าไฟ · ค่าตู้แช่ · ค่าน้ำ · ค่าทำความสะอาด</w:t>
+            </w:r>
+          </w:p>
+        </w:tc>
+      </w:tr>
+      <w:tr>
+        <w:tc>
+          <w:tcPr>
+            <w:tcW w:type="dxa" w:w="2340"/>
+            <w:tcBorders>
+              <w:top w:val="single" w:color="BFBFBF" w:sz="4"/>
+              <w:left w:val="single" w:color="BFBFBF" w:sz="4"/>
+              <w:bottom w:val="single" w:color="BFBFBF" w:sz="4"/>
+              <w:right w:val="single" w:color="BFBFBF" w:sz="4"/>
+            </w:tcBorders>
+            <w:tcMar>
+              <w:top w:type="dxa" w:w="100"/>
+              <w:left w:type="dxa" w:w="140"/>
+              <w:bottom w:type="dxa" w:w="100"/>
+              <w:right w:type="dxa" w:w="140"/>
+            </w:tcMar>
+          </w:tcPr>
+          <w:p>
+            <w:pPr>
+              <w:spacing w:after="40"/>
+            </w:pPr>
+            <w:r>
+              <w:rPr>
+                <w:rFonts w:ascii="TH Sarabun New" w:cs="TH Sarabun New" w:eastAsia="TH Sarabun New" w:hAnsi="TH Sarabun New"/>
+                <w:b w:val="false"/>
+                <w:bCs w:val="false"/>
+                <w:color w:val="000000"/>
+                <w:sz w:val="22"/>
+                <w:szCs w:val="22"/>
+              </w:rPr>
+              <w:t xml:space="preserve">🛡️ Insurance</w:t>
+            </w:r>
+          </w:p>
+        </w:tc>
+        <w:tc>
+          <w:tcPr>
+            <w:tcW w:type="dxa" w:w="1404"/>
+            <w:tcBorders>
+              <w:top w:val="single" w:color="BFBFBF" w:sz="4"/>
+              <w:left w:val="single" w:color="BFBFBF" w:sz="4"/>
+              <w:bottom w:val="single" w:color="BFBFBF" w:sz="4"/>
+              <w:right w:val="single" w:color="BFBFBF" w:sz="4"/>
+            </w:tcBorders>
+            <w:tcMar>
+              <w:top w:type="dxa" w:w="100"/>
+              <w:left w:type="dxa" w:w="140"/>
+              <w:bottom w:type="dxa" w:w="100"/>
+              <w:right w:type="dxa" w:w="140"/>
+            </w:tcMar>
+          </w:tcPr>
+          <w:p>
+            <w:pPr>
+              <w:spacing w:after="40"/>
+            </w:pPr>
+            <w:r>
+              <w:rPr>
+                <w:rFonts w:ascii="TH Sarabun New" w:cs="TH Sarabun New" w:eastAsia="TH Sarabun New" w:hAnsi="TH Sarabun New"/>
+                <w:b w:val="false"/>
+                <w:bCs w:val="false"/>
+                <w:color w:val="000000"/>
+                <w:sz w:val="22"/>
+                <w:szCs w:val="22"/>
+              </w:rPr>
+              <w:t xml:space="preserve">1–3%</w:t>
+            </w:r>
+          </w:p>
+        </w:tc>
+        <w:tc>
+          <w:tcPr>
+            <w:tcW w:type="dxa" w:w="5616"/>
+            <w:tcBorders>
+              <w:top w:val="single" w:color="BFBFBF" w:sz="4"/>
+              <w:left w:val="single" w:color="BFBFBF" w:sz="4"/>
+              <w:bottom w:val="single" w:color="BFBFBF" w:sz="4"/>
+              <w:right w:val="single" w:color="BFBFBF" w:sz="4"/>
+            </w:tcBorders>
+            <w:tcMar>
+              <w:top w:type="dxa" w:w="100"/>
+              <w:left w:type="dxa" w:w="140"/>
+              <w:bottom w:type="dxa" w:w="100"/>
+              <w:right w:type="dxa" w:w="140"/>
+            </w:tcMar>
+          </w:tcPr>
+          <w:p>
+            <w:pPr>
+              <w:spacing w:after="40"/>
+            </w:pPr>
+            <w:r>
+              <w:rPr>
+                <w:rFonts w:ascii="TH Sarabun New" w:cs="TH Sarabun New" w:eastAsia="TH Sarabun New" w:hAnsi="TH Sarabun New"/>
+                <w:b w:val="false"/>
+                <w:bCs w:val="false"/>
+                <w:color w:val="000000"/>
+                <w:sz w:val="22"/>
+                <w:szCs w:val="22"/>
+              </w:rPr>
+              <w:t xml:space="preserve">ประกันคลัง · ประกันของหาย/ไฟไหม้</w:t>
+            </w:r>
+          </w:p>
+        </w:tc>
+      </w:tr>
+      <w:tr>
+        <w:tc>
+          <w:tcPr>
+            <w:tcW w:type="dxa" w:w="2340"/>
+            <w:tcBorders>
+              <w:top w:val="single" w:color="BFBFBF" w:sz="4"/>
+              <w:left w:val="single" w:color="BFBFBF" w:sz="4"/>
+              <w:bottom w:val="single" w:color="BFBFBF" w:sz="4"/>
+              <w:right w:val="single" w:color="BFBFBF" w:sz="4"/>
+            </w:tcBorders>
+            <w:shd w:fill="F2F2F2" w:val="clear"/>
+            <w:tcMar>
+              <w:top w:type="dxa" w:w="100"/>
+              <w:left w:type="dxa" w:w="140"/>
+              <w:bottom w:type="dxa" w:w="100"/>
+              <w:right w:type="dxa" w:w="140"/>
+            </w:tcMar>
+          </w:tcPr>
+          <w:p>
+            <w:pPr>
+              <w:spacing w:after="40"/>
+            </w:pPr>
+            <w:r>
+              <w:rPr>
+                <w:rFonts w:ascii="TH Sarabun New" w:cs="TH Sarabun New" w:eastAsia="TH Sarabun New" w:hAnsi="TH Sarabun New"/>
+                <w:b w:val="false"/>
+                <w:bCs w:val="false"/>
+                <w:color w:val="000000"/>
+                <w:sz w:val="22"/>
+                <w:szCs w:val="22"/>
+              </w:rPr>
+              <w:t xml:space="preserve">💸 Taxes</w:t>
+            </w:r>
+          </w:p>
+        </w:tc>
+        <w:tc>
+          <w:tcPr>
+            <w:tcW w:type="dxa" w:w="1404"/>
+            <w:tcBorders>
+              <w:top w:val="single" w:color="BFBFBF" w:sz="4"/>
+              <w:left w:val="single" w:color="BFBFBF" w:sz="4"/>
+              <w:bottom w:val="single" w:color="BFBFBF" w:sz="4"/>
+              <w:right w:val="single" w:color="BFBFBF" w:sz="4"/>
+            </w:tcBorders>
+            <w:shd w:fill="F2F2F2" w:val="clear"/>
+            <w:tcMar>
+              <w:top w:type="dxa" w:w="100"/>
+              <w:left w:type="dxa" w:w="140"/>
+              <w:bottom w:type="dxa" w:w="100"/>
+              <w:right w:type="dxa" w:w="140"/>
+            </w:tcMar>
+          </w:tcPr>
+          <w:p>
+            <w:pPr>
+              <w:spacing w:after="40"/>
+            </w:pPr>
+            <w:r>
+              <w:rPr>
+                <w:rFonts w:ascii="TH Sarabun New" w:cs="TH Sarabun New" w:eastAsia="TH Sarabun New" w:hAnsi="TH Sarabun New"/>
+                <w:b w:val="false"/>
+                <w:bCs w:val="false"/>
+                <w:color w:val="000000"/>
+                <w:sz w:val="22"/>
+                <w:szCs w:val="22"/>
+              </w:rPr>
+              <w:t xml:space="preserve">1–2%</w:t>
+            </w:r>
+          </w:p>
+        </w:tc>
+        <w:tc>
+          <w:tcPr>
+            <w:tcW w:type="dxa" w:w="5616"/>
+            <w:tcBorders>
+              <w:top w:val="single" w:color="BFBFBF" w:sz="4"/>
+              <w:left w:val="single" w:color="BFBFBF" w:sz="4"/>
+              <w:bottom w:val="single" w:color="BFBFBF" w:sz="4"/>
+              <w:right w:val="single" w:color="BFBFBF" w:sz="4"/>
+            </w:tcBorders>
+            <w:shd w:fill="F2F2F2" w:val="clear"/>
+            <w:tcMar>
+              <w:top w:type="dxa" w:w="100"/>
+              <w:left w:type="dxa" w:w="140"/>
+              <w:bottom w:type="dxa" w:w="100"/>
+              <w:right w:type="dxa" w:w="140"/>
+            </w:tcMar>
+          </w:tcPr>
+          <w:p>
+            <w:pPr>
+              <w:spacing w:after="40"/>
+            </w:pPr>
+            <w:r>
+              <w:rPr>
+                <w:rFonts w:ascii="TH Sarabun New" w:cs="TH Sarabun New" w:eastAsia="TH Sarabun New" w:hAnsi="TH Sarabun New"/>
+                <w:b w:val="false"/>
+                <w:bCs w:val="false"/>
+                <w:color w:val="000000"/>
+                <w:sz w:val="22"/>
+                <w:szCs w:val="22"/>
+              </w:rPr>
+              <w:t xml:space="preserve">ภาษีโรงเรือน · ภาษีทรัพย์สิน</w:t>
+            </w:r>
+          </w:p>
+        </w:tc>
+      </w:tr>
+      <w:tr>
+        <w:tc>
+          <w:tcPr>
+            <w:tcW w:type="dxa" w:w="2340"/>
+            <w:tcBorders>
+              <w:top w:val="single" w:color="BFBFBF" w:sz="4"/>
+              <w:left w:val="single" w:color="BFBFBF" w:sz="4"/>
+              <w:bottom w:val="single" w:color="BFBFBF" w:sz="4"/>
+              <w:right w:val="single" w:color="BFBFBF" w:sz="4"/>
+            </w:tcBorders>
+            <w:tcMar>
+              <w:top w:type="dxa" w:w="100"/>
+              <w:left w:type="dxa" w:w="140"/>
+              <w:bottom w:type="dxa" w:w="100"/>
+              <w:right w:type="dxa" w:w="140"/>
+            </w:tcMar>
+          </w:tcPr>
+          <w:p>
+            <w:pPr>
+              <w:spacing w:after="40"/>
+            </w:pPr>
+            <w:r>
+              <w:rPr>
+                <w:rFonts w:ascii="TH Sarabun New" w:cs="TH Sarabun New" w:eastAsia="TH Sarabun New" w:hAnsi="TH Sarabun New"/>
+                <w:b w:val="false"/>
+                <w:bCs w:val="false"/>
+                <w:color w:val="000000"/>
+                <w:sz w:val="22"/>
+                <w:szCs w:val="22"/>
+              </w:rPr>
+              <w:t xml:space="preserve">⚙️ Handling</w:t>
+            </w:r>
+          </w:p>
+        </w:tc>
+        <w:tc>
+          <w:tcPr>
+            <w:tcW w:type="dxa" w:w="1404"/>
+            <w:tcBorders>
+              <w:top w:val="single" w:color="BFBFBF" w:sz="4"/>
+              <w:left w:val="single" w:color="BFBFBF" w:sz="4"/>
+              <w:bottom w:val="single" w:color="BFBFBF" w:sz="4"/>
+              <w:right w:val="single" w:color="BFBFBF" w:sz="4"/>
+            </w:tcBorders>
+            <w:tcMar>
+              <w:top w:type="dxa" w:w="100"/>
+              <w:left w:type="dxa" w:w="140"/>
+              <w:bottom w:type="dxa" w:w="100"/>
+              <w:right w:type="dxa" w:w="140"/>
+            </w:tcMar>
+          </w:tcPr>
+          <w:p>
+            <w:pPr>
+              <w:spacing w:after="40"/>
+            </w:pPr>
+            <w:r>
+              <w:rPr>
+                <w:rFonts w:ascii="TH Sarabun New" w:cs="TH Sarabun New" w:eastAsia="TH Sarabun New" w:hAnsi="TH Sarabun New"/>
+                <w:b w:val="false"/>
+                <w:bCs w:val="false"/>
+                <w:color w:val="000000"/>
+                <w:sz w:val="22"/>
+                <w:szCs w:val="22"/>
+              </w:rPr>
+              <w:t xml:space="preserve">2–5%</w:t>
+            </w:r>
+          </w:p>
+        </w:tc>
+        <w:tc>
+          <w:tcPr>
+            <w:tcW w:type="dxa" w:w="5616"/>
+            <w:tcBorders>
+              <w:top w:val="single" w:color="BFBFBF" w:sz="4"/>
+              <w:left w:val="single" w:color="BFBFBF" w:sz="4"/>
+              <w:bottom w:val="single" w:color="BFBFBF" w:sz="4"/>
+              <w:right w:val="single" w:color="BFBFBF" w:sz="4"/>
+            </w:tcBorders>
+            <w:tcMar>
+              <w:top w:type="dxa" w:w="100"/>
+              <w:left w:type="dxa" w:w="140"/>
+              <w:bottom w:type="dxa" w:w="100"/>
+              <w:right w:type="dxa" w:w="140"/>
+            </w:tcMar>
+          </w:tcPr>
+          <w:p>
+            <w:pPr>
+              <w:spacing w:after="40"/>
+            </w:pPr>
+            <w:r>
+              <w:rPr>
+                <w:rFonts w:ascii="TH Sarabun New" w:cs="TH Sarabun New" w:eastAsia="TH Sarabun New" w:hAnsi="TH Sarabun New"/>
+                <w:b w:val="false"/>
+                <w:bCs w:val="false"/>
+                <w:color w:val="000000"/>
+                <w:sz w:val="22"/>
+                <w:szCs w:val="22"/>
+              </w:rPr>
+              <w:t xml:space="preserve">ค่าจ้างพนักงานคลัง · ค่าไฟ forklift · ค่าซ่อมบำรุง</w:t>
+            </w:r>
+          </w:p>
+        </w:tc>
+      </w:tr>
+      <w:tr>
+        <w:tc>
+          <w:tcPr>
+            <w:tcW w:type="dxa" w:w="2340"/>
+            <w:tcBorders>
+              <w:top w:val="single" w:color="BFBFBF" w:sz="4"/>
+              <w:left w:val="single" w:color="BFBFBF" w:sz="4"/>
+              <w:bottom w:val="single" w:color="BFBFBF" w:sz="4"/>
+              <w:right w:val="single" w:color="BFBFBF" w:sz="4"/>
+            </w:tcBorders>
+            <w:shd w:fill="F2F2F2" w:val="clear"/>
+            <w:tcMar>
+              <w:top w:type="dxa" w:w="100"/>
+              <w:left w:type="dxa" w:w="140"/>
+              <w:bottom w:type="dxa" w:w="100"/>
+              <w:right w:type="dxa" w:w="140"/>
+            </w:tcMar>
+          </w:tcPr>
+          <w:p>
+            <w:pPr>
+              <w:spacing w:after="40"/>
+            </w:pPr>
+            <w:r>
+              <w:rPr>
+                <w:rFonts w:ascii="TH Sarabun New" w:cs="TH Sarabun New" w:eastAsia="TH Sarabun New" w:hAnsi="TH Sarabun New"/>
+                <w:b w:val="false"/>
+                <w:bCs w:val="false"/>
+                <w:color w:val="000000"/>
+                <w:sz w:val="22"/>
+                <w:szCs w:val="22"/>
+              </w:rPr>
+              <w:t xml:space="preserve">🗑️ Risk (อาหารสำคัญ!)</w:t>
+            </w:r>
+          </w:p>
+        </w:tc>
+        <w:tc>
+          <w:tcPr>
+            <w:tcW w:type="dxa" w:w="1404"/>
+            <w:tcBorders>
+              <w:top w:val="single" w:color="BFBFBF" w:sz="4"/>
+              <w:left w:val="single" w:color="BFBFBF" w:sz="4"/>
+              <w:bottom w:val="single" w:color="BFBFBF" w:sz="4"/>
+              <w:right w:val="single" w:color="BFBFBF" w:sz="4"/>
+            </w:tcBorders>
+            <w:shd w:fill="F2F2F2" w:val="clear"/>
+            <w:tcMar>
+              <w:top w:type="dxa" w:w="100"/>
+              <w:left w:type="dxa" w:w="140"/>
+              <w:bottom w:type="dxa" w:w="100"/>
+              <w:right w:type="dxa" w:w="140"/>
+            </w:tcMar>
+          </w:tcPr>
+          <w:p>
+            <w:pPr>
+              <w:spacing w:after="40"/>
+            </w:pPr>
+            <w:r>
+              <w:rPr>
+                <w:rFonts w:ascii="TH Sarabun New" w:cs="TH Sarabun New" w:eastAsia="TH Sarabun New" w:hAnsi="TH Sarabun New"/>
+                <w:b w:val="false"/>
+                <w:bCs w:val="false"/>
+                <w:color w:val="000000"/>
+                <w:sz w:val="22"/>
+                <w:szCs w:val="22"/>
+              </w:rPr>
+              <w:t xml:space="preserve">5–15%</w:t>
+            </w:r>
+          </w:p>
+        </w:tc>
+        <w:tc>
+          <w:tcPr>
+            <w:tcW w:type="dxa" w:w="5616"/>
+            <w:tcBorders>
+              <w:top w:val="single" w:color="BFBFBF" w:sz="4"/>
+              <w:left w:val="single" w:color="BFBFBF" w:sz="4"/>
+              <w:bottom w:val="single" w:color="BFBFBF" w:sz="4"/>
+              <w:right w:val="single" w:color="BFBFBF" w:sz="4"/>
+            </w:tcBorders>
+            <w:shd w:fill="F2F2F2" w:val="clear"/>
+            <w:tcMar>
+              <w:top w:type="dxa" w:w="100"/>
+              <w:left w:type="dxa" w:w="140"/>
+              <w:bottom w:type="dxa" w:w="100"/>
+              <w:right w:type="dxa" w:w="140"/>
+            </w:tcMar>
+          </w:tcPr>
+          <w:p>
+            <w:pPr>
+              <w:spacing w:after="40"/>
+            </w:pPr>
+            <w:r>
+              <w:rPr>
+                <w:rFonts w:ascii="TH Sarabun New" w:cs="TH Sarabun New" w:eastAsia="TH Sarabun New" w:hAnsi="TH Sarabun New"/>
+                <w:b w:val="false"/>
+                <w:bCs w:val="false"/>
+                <w:color w:val="000000"/>
+                <w:sz w:val="22"/>
+                <w:szCs w:val="22"/>
+              </w:rPr>
+              <w:t xml:space="preserve">ของเสีย · หมดอายุ · ตกรุ่น · ขโมย · write-off</w:t>
+            </w:r>
+          </w:p>
+        </w:tc>
+      </w:tr>
+      <w:tr>
+        <w:tc>
+          <w:tcPr>
+            <w:tcW w:type="dxa" w:w="2340"/>
+            <w:tcBorders>
+              <w:top w:val="single" w:color="BFBFBF" w:sz="4"/>
+              <w:left w:val="single" w:color="BFBFBF" w:sz="4"/>
+              <w:bottom w:val="single" w:color="BFBFBF" w:sz="4"/>
+              <w:right w:val="single" w:color="BFBFBF" w:sz="4"/>
+            </w:tcBorders>
+            <w:tcMar>
+              <w:top w:type="dxa" w:w="100"/>
+              <w:left w:type="dxa" w:w="140"/>
+              <w:bottom w:type="dxa" w:w="100"/>
+              <w:right w:type="dxa" w:w="140"/>
+            </w:tcMar>
+          </w:tcPr>
+          <w:p>
+            <w:pPr>
+              <w:spacing w:after="40"/>
+            </w:pPr>
+            <w:r>
+              <w:rPr>
+                <w:rFonts w:ascii="TH Sarabun New" w:cs="TH Sarabun New" w:eastAsia="TH Sarabun New" w:hAnsi="TH Sarabun New"/>
+                <w:b w:val="false"/>
+                <w:bCs w:val="false"/>
+                <w:color w:val="000000"/>
+                <w:sz w:val="22"/>
+                <w:szCs w:val="22"/>
+              </w:rPr>
+              <w:t xml:space="preserve">รวม</w:t>
+            </w:r>
+          </w:p>
+        </w:tc>
+        <w:tc>
+          <w:tcPr>
+            <w:tcW w:type="dxa" w:w="1404"/>
+            <w:tcBorders>
+              <w:top w:val="single" w:color="BFBFBF" w:sz="4"/>
+              <w:left w:val="single" w:color="BFBFBF" w:sz="4"/>
+              <w:bottom w:val="single" w:color="BFBFBF" w:sz="4"/>
+              <w:right w:val="single" w:color="BFBFBF" w:sz="4"/>
+            </w:tcBorders>
+            <w:tcMar>
+              <w:top w:type="dxa" w:w="100"/>
+              <w:left w:type="dxa" w:w="140"/>
+              <w:bottom w:type="dxa" w:w="100"/>
+              <w:right w:type="dxa" w:w="140"/>
+            </w:tcMar>
+          </w:tcPr>
+          <w:p>
+            <w:pPr>
+              <w:spacing w:after="40"/>
+            </w:pPr>
+            <w:r>
+              <w:rPr>
+                <w:rFonts w:ascii="TH Sarabun New" w:cs="TH Sarabun New" w:eastAsia="TH Sarabun New" w:hAnsi="TH Sarabun New"/>
+                <w:b w:val="false"/>
+                <w:bCs w:val="false"/>
+                <w:color w:val="000000"/>
+                <w:sz w:val="22"/>
+                <w:szCs w:val="22"/>
+              </w:rPr>
+              <w:t xml:space="preserve">15–40%</w:t>
+            </w:r>
+          </w:p>
+        </w:tc>
+        <w:tc>
+          <w:tcPr>
+            <w:tcW w:type="dxa" w:w="5616"/>
+            <w:tcBorders>
+              <w:top w:val="single" w:color="BFBFBF" w:sz="4"/>
+              <w:left w:val="single" w:color="BFBFBF" w:sz="4"/>
+              <w:bottom w:val="single" w:color="BFBFBF" w:sz="4"/>
+              <w:right w:val="single" w:color="BFBFBF" w:sz="4"/>
+            </w:tcBorders>
+            <w:tcMar>
+              <w:top w:type="dxa" w:w="100"/>
+              <w:left w:type="dxa" w:w="140"/>
+              <w:bottom w:type="dxa" w:w="100"/>
+              <w:right w:type="dxa" w:w="140"/>
+            </w:tcMar>
+          </w:tcPr>
+          <w:p>
+            <w:pPr>
+              <w:spacing w:after="40"/>
+            </w:pPr>
+            <w:r>
+              <w:rPr>
+                <w:rFonts w:ascii="TH Sarabun New" w:cs="TH Sarabun New" w:eastAsia="TH Sarabun New" w:hAnsi="TH Sarabun New"/>
+                <w:b w:val="false"/>
+                <w:bCs w:val="false"/>
+                <w:color w:val="000000"/>
+                <w:sz w:val="22"/>
+                <w:szCs w:val="22"/>
+              </w:rPr>
+              <w:t xml:space="preserve">= Carrying Cost Rate</w:t>
+            </w:r>
+          </w:p>
+        </w:tc>
+      </w:tr>
+    </w:tbl>
+    <w:p>
+      <w:pPr>
+        <w:spacing w:after="100"/>
+      </w:pPr>
+      <w:r>
+        <w:rPr>
+          <w:rFonts w:ascii="TH Sarabun New" w:cs="TH Sarabun New" w:eastAsia="TH Sarabun New" w:hAnsi="TH Sarabun New"/>
+        </w:rPr>
+        <w:t xml:space="preserve"/>
+      </w:r>
+    </w:p>
+    <w:p>
+      <w:pPr>
+        <w:pStyle w:val="Heading3"/>
+        <w:spacing w:after="120" w:before="200"/>
+      </w:pPr>
+      <w:r>
+        <w:rPr>
+          <w:rFonts w:ascii="TH Sarabun New" w:cs="TH Sarabun New" w:eastAsia="TH Sarabun New" w:hAnsi="TH Sarabun New"/>
+          <w:b/>
+          <w:bCs/>
+          <w:color w:val="2E75B6"/>
+          <w:sz w:val="26"/>
+          <w:szCs w:val="26"/>
+        </w:rPr>
+        <w:t xml:space="preserve">7.3.2 ควรใช้ Rate ไหน</w:t>
+      </w:r>
+    </w:p>
+    <w:p>
+      <w:pPr>
+        <w:spacing w:after="100" w:line="320"/>
+      </w:pPr>
+      <w:r>
+        <w:rPr>
+          <w:rFonts w:ascii="TH Sarabun New" w:cs="TH Sarabun New" w:eastAsia="TH Sarabun New" w:hAnsi="TH Sarabun New"/>
+        </w:rPr>
+        <w:t xml:space="preserve">ระบบให้เลือก 2 option:</w:t>
+      </w:r>
+    </w:p>
+    <w:tbl>
+      <w:tblPr>
+        <w:tblW w:type="dxa" w:w="9360"/>
+        <w:tblBorders>
+          <w:top w:val="single" w:color="auto" w:sz="4"/>
+          <w:left w:val="single" w:color="auto" w:sz="4"/>
+          <w:bottom w:val="single" w:color="auto" w:sz="4"/>
+          <w:right w:val="single" w:color="auto" w:sz="4"/>
+          <w:insideH w:val="single" w:color="auto" w:sz="4"/>
+          <w:insideV w:val="single" w:color="auto" w:sz="4"/>
+        </w:tblBorders>
+      </w:tblPr>
+      <w:tblGrid>
+        <w:gridCol w:w="1872"/>
+        <w:gridCol w:w="3744"/>
+        <w:gridCol w:w="3744"/>
+      </w:tblGrid>
+      <w:tr>
+        <w:trPr>
+          <w:tblHeader/>
+        </w:trPr>
+        <w:tc>
+          <w:tcPr>
+            <w:tcW w:type="dxa" w:w="1872"/>
+            <w:tcBorders>
+              <w:top w:val="single" w:color="BFBFBF" w:sz="4"/>
+              <w:left w:val="single" w:color="BFBFBF" w:sz="4"/>
+              <w:bottom w:val="single" w:color="BFBFBF" w:sz="4"/>
+              <w:right w:val="single" w:color="BFBFBF" w:sz="4"/>
+            </w:tcBorders>
+            <w:shd w:fill="D9E2F3" w:val="clear"/>
+            <w:tcMar>
+              <w:top w:type="dxa" w:w="100"/>
+              <w:left w:type="dxa" w:w="140"/>
+              <w:bottom w:type="dxa" w:w="100"/>
+              <w:right w:type="dxa" w:w="140"/>
+            </w:tcMar>
+          </w:tcPr>
+          <w:p>
+            <w:pPr>
+              <w:spacing w:after="40"/>
+            </w:pPr>
+            <w:r>
+              <w:rPr>
+                <w:rFonts w:ascii="TH Sarabun New" w:cs="TH Sarabun New" w:eastAsia="TH Sarabun New" w:hAnsi="TH Sarabun New"/>
+                <w:b/>
+                <w:bCs/>
+                <w:color w:val="1F3864"/>
+                <w:sz w:val="22"/>
+                <w:szCs w:val="22"/>
+              </w:rPr>
+              <w:t xml:space="preserve">Rate</w:t>
+            </w:r>
+          </w:p>
+        </w:tc>
+        <w:tc>
+          <w:tcPr>
+            <w:tcW w:type="dxa" w:w="3744"/>
+            <w:tcBorders>
+              <w:top w:val="single" w:color="BFBFBF" w:sz="4"/>
+              <w:left w:val="single" w:color="BFBFBF" w:sz="4"/>
+              <w:bottom w:val="single" w:color="BFBFBF" w:sz="4"/>
+              <w:right w:val="single" w:color="BFBFBF" w:sz="4"/>
+            </w:tcBorders>
+            <w:shd w:fill="D9E2F3" w:val="clear"/>
+            <w:tcMar>
+              <w:top w:type="dxa" w:w="100"/>
+              <w:left w:type="dxa" w:w="140"/>
+              <w:bottom w:type="dxa" w:w="100"/>
+              <w:right w:type="dxa" w:w="140"/>
+            </w:tcMar>
+          </w:tcPr>
+          <w:p>
+            <w:pPr>
+              <w:spacing w:after="40"/>
+            </w:pPr>
+            <w:r>
+              <w:rPr>
+                <w:rFonts w:ascii="TH Sarabun New" w:cs="TH Sarabun New" w:eastAsia="TH Sarabun New" w:hAnsi="TH Sarabun New"/>
+                <w:b/>
+                <w:bCs/>
+                <w:color w:val="1F3864"/>
+                <w:sz w:val="22"/>
+                <w:szCs w:val="22"/>
+              </w:rPr>
+              <w:t xml:space="preserve">เหมาะกับ</w:t>
+            </w:r>
+          </w:p>
+        </w:tc>
+        <w:tc>
+          <w:tcPr>
+            <w:tcW w:type="dxa" w:w="3744"/>
+            <w:tcBorders>
+              <w:top w:val="single" w:color="BFBFBF" w:sz="4"/>
+              <w:left w:val="single" w:color="BFBFBF" w:sz="4"/>
+              <w:bottom w:val="single" w:color="BFBFBF" w:sz="4"/>
+              <w:right w:val="single" w:color="BFBFBF" w:sz="4"/>
+            </w:tcBorders>
+            <w:shd w:fill="D9E2F3" w:val="clear"/>
+            <w:tcMar>
+              <w:top w:type="dxa" w:w="100"/>
+              <w:left w:type="dxa" w:w="140"/>
+              <w:bottom w:type="dxa" w:w="100"/>
+              <w:right w:type="dxa" w:w="140"/>
+            </w:tcMar>
+          </w:tcPr>
+          <w:p>
+            <w:pPr>
+              <w:spacing w:after="40"/>
+            </w:pPr>
+            <w:r>
+              <w:rPr>
+                <w:rFonts w:ascii="TH Sarabun New" w:cs="TH Sarabun New" w:eastAsia="TH Sarabun New" w:hAnsi="TH Sarabun New"/>
+                <w:b/>
+                <w:bCs/>
+                <w:color w:val="1F3864"/>
+                <w:sz w:val="22"/>
+                <w:szCs w:val="22"/>
+              </w:rPr>
+              <w:t xml:space="preserve">เหตุผล</w:t>
+            </w:r>
+          </w:p>
+        </w:tc>
+      </w:tr>
+      <w:tr>
+        <w:tc>
+          <w:tcPr>
+            <w:tcW w:type="dxa" w:w="1872"/>
+            <w:tcBorders>
+              <w:top w:val="single" w:color="BFBFBF" w:sz="4"/>
+              <w:left w:val="single" w:color="BFBFBF" w:sz="4"/>
+              <w:bottom w:val="single" w:color="BFBFBF" w:sz="4"/>
+              <w:right w:val="single" w:color="BFBFBF" w:sz="4"/>
+            </w:tcBorders>
+            <w:tcMar>
+              <w:top w:type="dxa" w:w="100"/>
+              <w:left w:type="dxa" w:w="140"/>
+              <w:bottom w:type="dxa" w:w="100"/>
+              <w:right w:type="dxa" w:w="140"/>
+            </w:tcMar>
+          </w:tcPr>
+          <w:p>
+            <w:pPr>
+              <w:spacing w:after="40"/>
+            </w:pPr>
+            <w:r>
+              <w:rPr>
+                <w:rFonts w:ascii="TH Sarabun New" w:cs="TH Sarabun New" w:eastAsia="TH Sarabun New" w:hAnsi="TH Sarabun New"/>
+                <w:b w:val="false"/>
+                <w:bCs w:val="false"/>
+                <w:color w:val="000000"/>
+                <w:sz w:val="22"/>
+                <w:szCs w:val="22"/>
+              </w:rPr>
+              <w:t xml:space="preserve">15% (Low)</w:t>
+            </w:r>
+          </w:p>
+        </w:tc>
+        <w:tc>
+          <w:tcPr>
+            <w:tcW w:type="dxa" w:w="3744"/>
+            <w:tcBorders>
+              <w:top w:val="single" w:color="BFBFBF" w:sz="4"/>
+              <w:left w:val="single" w:color="BFBFBF" w:sz="4"/>
+              <w:bottom w:val="single" w:color="BFBFBF" w:sz="4"/>
+              <w:right w:val="single" w:color="BFBFBF" w:sz="4"/>
+            </w:tcBorders>
+            <w:tcMar>
+              <w:top w:type="dxa" w:w="100"/>
+              <w:left w:type="dxa" w:w="140"/>
+              <w:bottom w:type="dxa" w:w="100"/>
+              <w:right w:type="dxa" w:w="140"/>
+            </w:tcMar>
+          </w:tcPr>
+          <w:p>
+            <w:pPr>
+              <w:spacing w:after="40"/>
+            </w:pPr>
+            <w:r>
+              <w:rPr>
+                <w:rFonts w:ascii="TH Sarabun New" w:cs="TH Sarabun New" w:eastAsia="TH Sarabun New" w:hAnsi="TH Sarabun New"/>
+                <w:b w:val="false"/>
+                <w:bCs w:val="false"/>
+                <w:color w:val="000000"/>
+                <w:sz w:val="22"/>
+                <w:szCs w:val="22"/>
+              </w:rPr>
+              <w:t xml:space="preserve">แห้ง · ของไม่เสีย · บรรจุภัณฑ์ · เครื่องเทศ</w:t>
+            </w:r>
+          </w:p>
+        </w:tc>
+        <w:tc>
+          <w:tcPr>
+            <w:tcW w:type="dxa" w:w="3744"/>
+            <w:tcBorders>
+              <w:top w:val="single" w:color="BFBFBF" w:sz="4"/>
+              <w:left w:val="single" w:color="BFBFBF" w:sz="4"/>
+              <w:bottom w:val="single" w:color="BFBFBF" w:sz="4"/>
+              <w:right w:val="single" w:color="BFBFBF" w:sz="4"/>
+            </w:tcBorders>
+            <w:tcMar>
+              <w:top w:type="dxa" w:w="100"/>
+              <w:left w:type="dxa" w:w="140"/>
+              <w:bottom w:type="dxa" w:w="100"/>
+              <w:right w:type="dxa" w:w="140"/>
+            </w:tcMar>
+          </w:tcPr>
+          <w:p>
+            <w:pPr>
+              <w:spacing w:after="40"/>
+            </w:pPr>
+            <w:r>
+              <w:rPr>
+                <w:rFonts w:ascii="TH Sarabun New" w:cs="TH Sarabun New" w:eastAsia="TH Sarabun New" w:hAnsi="TH Sarabun New"/>
+                <w:b w:val="false"/>
+                <w:bCs w:val="false"/>
+                <w:color w:val="000000"/>
+                <w:sz w:val="22"/>
+                <w:szCs w:val="22"/>
+              </w:rPr>
+              <w:t xml:space="preserve">ไม่ต้องตู้แช่ + ความเสี่ยง write-off ต่ำ</w:t>
+            </w:r>
+          </w:p>
+        </w:tc>
+      </w:tr>
+      <w:tr>
+        <w:tc>
+          <w:tcPr>
+            <w:tcW w:type="dxa" w:w="1872"/>
+            <w:tcBorders>
+              <w:top w:val="single" w:color="BFBFBF" w:sz="4"/>
+              <w:left w:val="single" w:color="BFBFBF" w:sz="4"/>
+              <w:bottom w:val="single" w:color="BFBFBF" w:sz="4"/>
+              <w:right w:val="single" w:color="BFBFBF" w:sz="4"/>
+            </w:tcBorders>
+            <w:shd w:fill="F2F2F2" w:val="clear"/>
+            <w:tcMar>
+              <w:top w:type="dxa" w:w="100"/>
+              <w:left w:type="dxa" w:w="140"/>
+              <w:bottom w:type="dxa" w:w="100"/>
+              <w:right w:type="dxa" w:w="140"/>
+            </w:tcMar>
+          </w:tcPr>
+          <w:p>
+            <w:pPr>
+              <w:spacing w:after="40"/>
+            </w:pPr>
+            <w:r>
+              <w:rPr>
+                <w:rFonts w:ascii="TH Sarabun New" w:cs="TH Sarabun New" w:eastAsia="TH Sarabun New" w:hAnsi="TH Sarabun New"/>
+                <w:b w:val="false"/>
+                <w:bCs w:val="false"/>
+                <w:color w:val="000000"/>
+                <w:sz w:val="22"/>
+                <w:szCs w:val="22"/>
+              </w:rPr>
+              <w:t xml:space="preserve">22% (Industry Avg) ⭐</w:t>
+            </w:r>
+          </w:p>
+        </w:tc>
+        <w:tc>
+          <w:tcPr>
+            <w:tcW w:type="dxa" w:w="3744"/>
+            <w:tcBorders>
+              <w:top w:val="single" w:color="BFBFBF" w:sz="4"/>
+              <w:left w:val="single" w:color="BFBFBF" w:sz="4"/>
+              <w:bottom w:val="single" w:color="BFBFBF" w:sz="4"/>
+              <w:right w:val="single" w:color="BFBFBF" w:sz="4"/>
+            </w:tcBorders>
+            <w:shd w:fill="F2F2F2" w:val="clear"/>
+            <w:tcMar>
+              <w:top w:type="dxa" w:w="100"/>
+              <w:left w:type="dxa" w:w="140"/>
+              <w:bottom w:type="dxa" w:w="100"/>
+              <w:right w:type="dxa" w:w="140"/>
+            </w:tcMar>
+          </w:tcPr>
+          <w:p>
+            <w:pPr>
+              <w:spacing w:after="40"/>
+            </w:pPr>
+            <w:r>
+              <w:rPr>
+                <w:rFonts w:ascii="TH Sarabun New" w:cs="TH Sarabun New" w:eastAsia="TH Sarabun New" w:hAnsi="TH Sarabun New"/>
+                <w:b w:val="false"/>
+                <w:bCs w:val="false"/>
+                <w:color w:val="000000"/>
+                <w:sz w:val="22"/>
+                <w:szCs w:val="22"/>
+              </w:rPr>
+              <w:t xml:space="preserve">Food Service ทั่วไป · ของกระป๋อง · แช่เย็น</w:t>
+            </w:r>
+          </w:p>
+        </w:tc>
+        <w:tc>
+          <w:tcPr>
+            <w:tcW w:type="dxa" w:w="3744"/>
+            <w:tcBorders>
+              <w:top w:val="single" w:color="BFBFBF" w:sz="4"/>
+              <w:left w:val="single" w:color="BFBFBF" w:sz="4"/>
+              <w:bottom w:val="single" w:color="BFBFBF" w:sz="4"/>
+              <w:right w:val="single" w:color="BFBFBF" w:sz="4"/>
+            </w:tcBorders>
+            <w:shd w:fill="F2F2F2" w:val="clear"/>
+            <w:tcMar>
+              <w:top w:type="dxa" w:w="100"/>
+              <w:left w:type="dxa" w:w="140"/>
+              <w:bottom w:type="dxa" w:w="100"/>
+              <w:right w:type="dxa" w:w="140"/>
+            </w:tcMar>
+          </w:tcPr>
+          <w:p>
+            <w:pPr>
+              <w:spacing w:after="40"/>
+            </w:pPr>
+            <w:r>
+              <w:rPr>
+                <w:rFonts w:ascii="TH Sarabun New" w:cs="TH Sarabun New" w:eastAsia="TH Sarabun New" w:hAnsi="TH Sarabun New"/>
+                <w:b w:val="false"/>
+                <w:bCs w:val="false"/>
+                <w:color w:val="000000"/>
+                <w:sz w:val="22"/>
+                <w:szCs w:val="22"/>
+              </w:rPr>
+              <w:t xml:space="preserve">ค่าตู้แช่ + ความเสี่ยงปานกลาง</w:t>
+            </w:r>
+          </w:p>
+        </w:tc>
+      </w:tr>
+    </w:tbl>
+    <w:p>
+      <w:pPr>
+        <w:spacing w:after="100"/>
+      </w:pPr>
+      <w:r>
+        <w:rPr>
+          <w:rFonts w:ascii="TH Sarabun New" w:cs="TH Sarabun New" w:eastAsia="TH Sarabun New" w:hAnsi="TH Sarabun New"/>
+        </w:rPr>
+        <w:t xml:space="preserve"/>
+      </w:r>
+    </w:p>
+    <w:p>
+      <w:pPr>
+        <w:pStyle w:val="Heading3"/>
+        <w:spacing w:after="120" w:before="200"/>
+      </w:pPr>
+      <w:r>
+        <w:rPr>
+          <w:rFonts w:ascii="TH Sarabun New" w:cs="TH Sarabun New" w:eastAsia="TH Sarabun New" w:hAnsi="TH Sarabun New"/>
+          <w:b/>
+          <w:bCs/>
+          <w:color w:val="2E75B6"/>
+          <w:sz w:val="26"/>
+          <w:szCs w:val="26"/>
+        </w:rPr>
+        <w:t xml:space="preserve">7.3.3 ตัวอย่างการใช้ตัดสินใจ</w:t>
+      </w:r>
+    </w:p>
+    <w:p>
+      <w:pPr>
+        <w:spacing w:after="100" w:line="320"/>
+      </w:pPr>
+      <w:r>
+        <w:rPr>
+          <w:rFonts w:ascii="TH Sarabun New" w:cs="TH Sarabun New" w:eastAsia="TH Sarabun New" w:hAnsi="TH Sarabun New"/>
+        </w:rPr>
+        <w:t xml:space="preserve">Carrying Cost ช่วยตอบคำถามผู้บริหารหลายอย่าง:</w:t>
+      </w:r>
+    </w:p>
+    <w:p>
+      <w:pPr>
+        <w:pStyle w:val="ListParagraph"/>
+        <w:numPr>
+          <w:ilvl w:val="0"/>
+          <w:numId w:val="2"/>
+        </w:numPr>
+        <w:spacing w:after="60"/>
+      </w:pPr>
+      <w:r>
+        <w:rPr>
+          <w:rFonts w:ascii="TH Sarabun New" w:cs="TH Sarabun New" w:eastAsia="TH Sarabun New" w:hAnsi="TH Sarabun New"/>
+        </w:rPr>
+        <w:t xml:space="preserve">การสั่งซื้อ: Supplier เสนอ discount 10% ถ้าซื้อ 2× — คุ้มหรือไม่? → ถ้า DIO เพิ่ม 6 เดือน → +11% Carrying → ไม่คุ้ม</w:t>
+      </w:r>
+    </w:p>
+    <w:p>
+      <w:pPr>
+        <w:pStyle w:val="ListParagraph"/>
+        <w:numPr>
+          <w:ilvl w:val="0"/>
+          <w:numId w:val="2"/>
+        </w:numPr>
+        <w:spacing w:after="60"/>
+      </w:pPr>
+      <w:r>
+        <w:rPr>
+          <w:rFonts w:ascii="TH Sarabun New" w:cs="TH Sarabun New" w:eastAsia="TH Sarabun New" w:hAnsi="TH Sarabun New"/>
+        </w:rPr>
+        <w:t xml:space="preserve">การ Write-off: Dead Stock ฿1M เก็บอีก 1 ปี = +฿220K Carry Cost → Write-off ตอนนี้ถูกกว่า</w:t>
+      </w:r>
+    </w:p>
+    <w:p>
+      <w:pPr>
+        <w:pStyle w:val="ListParagraph"/>
+        <w:numPr>
+          <w:ilvl w:val="0"/>
+          <w:numId w:val="2"/>
+        </w:numPr>
+        <w:spacing w:after="60"/>
+      </w:pPr>
+      <w:r>
+        <w:rPr>
+          <w:rFonts w:ascii="TH Sarabun New" w:cs="TH Sarabun New" w:eastAsia="TH Sarabun New" w:hAnsi="TH Sarabun New"/>
+        </w:rPr>
+        <w:t xml:space="preserve">การลด Stock: ลดสต็อก 20% = ลด Carrying Cost 20%/ปี</w:t>
+      </w:r>
+    </w:p>
+    <w:p>
+      <w:pPr>
+        <w:pStyle w:val="ListParagraph"/>
+        <w:numPr>
+          <w:ilvl w:val="0"/>
+          <w:numId w:val="2"/>
+        </w:numPr>
+        <w:spacing w:after="60"/>
+      </w:pPr>
+      <w:r>
+        <w:rPr>
+          <w:rFonts w:ascii="TH Sarabun New" w:cs="TH Sarabun New" w:eastAsia="TH Sarabun New" w:hAnsi="TH Sarabun New"/>
+        </w:rPr>
+        <w:t xml:space="preserve">การหา "เงินจม": ดู Top 15 Holding Cost → priority list การระบาย</w:t>
+      </w:r>
+    </w:p>
+    <w:p>
+      <w:pPr>
+        <w:spacing w:after="100"/>
+      </w:pPr>
+      <w:r>
+        <w:rPr>
+          <w:rFonts w:ascii="TH Sarabun New" w:cs="TH Sarabun New" w:eastAsia="TH Sarabun New" w:hAnsi="TH Sarabun New"/>
+        </w:rPr>
+        <w:t xml:space="preserve"/>
+      </w:r>
+    </w:p>
+    <w:tbl>
+      <w:tblPr>
+        <w:tblW w:type="dxa" w:w="9360"/>
+        <w:tblBorders>
+          <w:top w:val="single" w:color="auto" w:sz="4"/>
+          <w:left w:val="single" w:color="auto" w:sz="4"/>
+          <w:bottom w:val="single" w:color="auto" w:sz="4"/>
+          <w:right w:val="single" w:color="auto" w:sz="4"/>
+          <w:insideH w:val="single" w:color="auto" w:sz="4"/>
+          <w:insideV w:val="single" w:color="auto" w:sz="4"/>
+        </w:tblBorders>
+      </w:tblPr>
+      <w:tblGrid>
+        <w:gridCol w:w="9360"/>
+      </w:tblGrid>
+      <w:tr>
+        <w:tc>
+          <w:tcPr>
+            <w:tcW w:type="dxa" w:w="9360"/>
+            <w:tcBorders>
+              <w:top w:val="single" w:color="2E75B6" w:sz="4"/>
+              <w:left w:val="single" w:color="2E75B6" w:sz="24"/>
+              <w:bottom w:val="single" w:color="BFBFBF" w:sz="4"/>
+              <w:right w:val="single" w:color="BFBFBF" w:sz="4"/>
+            </w:tcBorders>
+            <w:shd w:fill="E8F8EF" w:val="clear"/>
+            <w:tcMar>
+              <w:top w:type="dxa" w:w="160"/>
+              <w:left w:type="dxa" w:w="220"/>
+              <w:bottom w:type="dxa" w:w="160"/>
+              <w:right w:type="dxa" w:w="220"/>
+            </w:tcMar>
+          </w:tcPr>
+          <w:p>
+            <w:pPr>
+              <w:spacing w:after="80"/>
+            </w:pPr>
+            <w:r>
+              <w:rPr>
+                <w:rFonts w:ascii="TH Sarabun New" w:cs="TH Sarabun New" w:eastAsia="TH Sarabun New" w:hAnsi="TH Sarabun New"/>
+                <w:b/>
+                <w:bCs/>
+                <w:color w:val="1F3864"/>
+                <w:sz w:val="24"/>
+                <w:szCs w:val="24"/>
+              </w:rPr>
+              <w:t xml:space="preserve">🎯 สรุป</w:t>
+            </w:r>
+          </w:p>
+          <w:p>
+            <w:pPr>
+              <w:spacing w:after="40"/>
+            </w:pPr>
+            <w:r>
+              <w:rPr>
+                <w:rFonts w:ascii="TH Sarabun New" w:cs="TH Sarabun New" w:eastAsia="TH Sarabun New" w:hAnsi="TH Sarabun New"/>
+                <w:sz w:val="22"/>
+                <w:szCs w:val="22"/>
+              </w:rPr>
+              <w:t xml:space="preserve">Carrying Cost = ต้นทุนที่บริษัทเสียไป "ฟรีๆ" ต่อปี เพื่อแลกกับ "การมีของในคลัง"</w:t>
+            </w:r>
+          </w:p>
+          <w:p>
+            <w:pPr>
+              <w:spacing w:after="40"/>
+            </w:pPr>
+            <w:r>
+              <w:rPr>
+                <w:rFonts w:ascii="TH Sarabun New" w:cs="TH Sarabun New" w:eastAsia="TH Sarabun New" w:hAnsi="TH Sarabun New"/>
+                <w:sz w:val="22"/>
+                <w:szCs w:val="22"/>
+              </w:rPr>
+              <w:t xml:space="preserve">ยิ่งของอยู่นาน ยิ่งเสียมาก — KPI หลักของการบริหารสต็อกสมัยใหม่</w:t>
+            </w:r>
+          </w:p>
+        </w:tc>
+      </w:tr>
+    </w:tbl>
     <w:p>
       <w:pPr>
         <w:pStyle w:val="Heading1"/>

--- a/docs/SmartInventory_User_Manual_NSL.docx
+++ b/docs/SmartInventory_User_Manual_NSL.docx
@@ -1597,6 +1597,22 @@
         <w:rPr>
           <w:rFonts w:ascii="TH Sarabun New" w:cs="TH Sarabun New" w:eastAsia="TH Sarabun New" w:hAnsi="TH Sarabun New"/>
         </w:rPr>
+        <w:t xml:space="preserve">(ไม่บังคับ) ติ๊ก "จดจำอุปกรณ์นี้" เพื่อให้ session อยู่ข้ามการปิด-เปิด browser — Default ถูกตั้งเป็นไม่ติ๊กไว้เพื่อความปลอดภัยของเครื่องที่ใช้ร่วมกัน</w:t>
+      </w:r>
+    </w:p>
+    <w:p>
+      <w:pPr>
+        <w:pStyle w:val="ListParagraph"/>
+        <w:numPr>
+          <w:ilvl w:val="0"/>
+          <w:numId w:val="3"/>
+        </w:numPr>
+        <w:spacing w:after="60"/>
+      </w:pPr>
+      <w:r>
+        <w:rPr>
+          <w:rFonts w:ascii="TH Sarabun New" w:cs="TH Sarabun New" w:eastAsia="TH Sarabun New" w:hAnsi="TH Sarabun New"/>
+        </w:rPr>
         <w:t xml:space="preserve">กดปุ่ม "เข้าสู่ระบบ"</w:t>
       </w:r>
     </w:p>
@@ -1702,6 +1718,19 @@
               <w:t xml:space="preserve">ระบบจะสุ่มรหัสผ่านใหม่ให้ผู้ดูแลส่งต่อให้ท่าน</w:t>
             </w:r>
           </w:p>
+          <w:p>
+            <w:pPr>
+              <w:spacing w:after="40"/>
+            </w:pPr>
+            <w:r>
+              <w:rPr>
+                <w:rFonts w:ascii="TH Sarabun New" w:cs="TH Sarabun New" w:eastAsia="TH Sarabun New" w:hAnsi="TH Sarabun New"/>
+                <w:sz w:val="22"/>
+                <w:szCs w:val="22"/>
+              </w:rPr>
+              <w:t xml:space="preserve">เมื่อท่าน login ด้วยรหัสที่ admin ตั้งให้ ระบบจะบังคับให้ท่านเปลี่ยนรหัสผ่านใหม่ทันที (ดูข้อ 2.1)</w:t>
+            </w:r>
+          </w:p>
         </w:tc>
       </w:tr>
     </w:tbl>
@@ -1730,7 +1759,151 @@
           <w:sz w:val="30"/>
           <w:szCs w:val="30"/>
         </w:rPr>
-        <w:t xml:space="preserve">2.1 เปลี่ยนรหัสผ่านของตนเอง</w:t>
+        <w:t xml:space="preserve">2.1 การบังคับเปลี่ยนรหัสผ่านในการ login ครั้งแรก (ใหม่)</w:t>
+      </w:r>
+    </w:p>
+    <w:p>
+      <w:pPr>
+        <w:spacing w:after="100" w:line="320"/>
+      </w:pPr>
+      <w:r>
+        <w:rPr>
+          <w:rFonts w:ascii="TH Sarabun New" w:cs="TH Sarabun New" w:eastAsia="TH Sarabun New" w:hAnsi="TH Sarabun New"/>
+        </w:rPr>
+        <w:t xml:space="preserve">เพื่อความปลอดภัย ระบบจะบังคับให้ผู้ใช้ตั้งรหัสผ่านของตัวเองเสมอใน 2 กรณีนี้:</w:t>
+      </w:r>
+    </w:p>
+    <w:p>
+      <w:pPr>
+        <w:pStyle w:val="ListParagraph"/>
+        <w:numPr>
+          <w:ilvl w:val="0"/>
+          <w:numId w:val="2"/>
+        </w:numPr>
+        <w:spacing w:after="60"/>
+      </w:pPr>
+      <w:r>
+        <w:rPr>
+          <w:rFonts w:ascii="TH Sarabun New" w:cs="TH Sarabun New" w:eastAsia="TH Sarabun New" w:hAnsi="TH Sarabun New"/>
+        </w:rPr>
+        <w:t xml:space="preserve">Admin เพิ่งสร้างบัญชีให้ — รหัสผ่านที่แจ้งให้เป็นเพียงรหัสชั่วคราว</w:t>
+      </w:r>
+    </w:p>
+    <w:p>
+      <w:pPr>
+        <w:pStyle w:val="ListParagraph"/>
+        <w:numPr>
+          <w:ilvl w:val="0"/>
+          <w:numId w:val="2"/>
+        </w:numPr>
+        <w:spacing w:after="60"/>
+      </w:pPr>
+      <w:r>
+        <w:rPr>
+          <w:rFonts w:ascii="TH Sarabun New" w:cs="TH Sarabun New" w:eastAsia="TH Sarabun New" w:hAnsi="TH Sarabun New"/>
+        </w:rPr>
+        <w:t xml:space="preserve">Admin เพิ่ง Reset รหัสผ่านให้ — รหัสปัจจุบันถูกตั้งโดยผู้ดูแลระบบ</w:t>
+      </w:r>
+    </w:p>
+    <w:p>
+      <w:pPr>
+        <w:spacing w:after="100" w:line="320"/>
+      </w:pPr>
+      <w:r>
+        <w:rPr>
+          <w:rFonts w:ascii="TH Sarabun New" w:cs="TH Sarabun New" w:eastAsia="TH Sarabun New" w:hAnsi="TH Sarabun New"/>
+        </w:rPr>
+        <w:t xml:space="preserve">เมื่อท่าน login ในกรณีดังกล่าว ระบบจะแสดงหน้าจอ "ต้องเปลี่ยนรหัสผ่านก่อนใช้งาน" และไม่อนุญาตให้ใช้เมนูใด ๆ จนกว่าจะตั้งรหัสผ่านใหม่:</w:t>
+      </w:r>
+    </w:p>
+    <w:p>
+      <w:pPr>
+        <w:pStyle w:val="ListParagraph"/>
+        <w:numPr>
+          <w:ilvl w:val="0"/>
+          <w:numId w:val="3"/>
+        </w:numPr>
+        <w:spacing w:after="60"/>
+      </w:pPr>
+      <w:r>
+        <w:rPr>
+          <w:rFonts w:ascii="TH Sarabun New" w:cs="TH Sarabun New" w:eastAsia="TH Sarabun New" w:hAnsi="TH Sarabun New"/>
+        </w:rPr>
+        <w:t xml:space="preserve">กรอกรหัสผ่านใหม่ + ยืนยันรหัสผ่าน</w:t>
+      </w:r>
+    </w:p>
+    <w:p>
+      <w:pPr>
+        <w:pStyle w:val="ListParagraph"/>
+        <w:numPr>
+          <w:ilvl w:val="0"/>
+          <w:numId w:val="3"/>
+        </w:numPr>
+        <w:spacing w:after="60"/>
+      </w:pPr>
+      <w:r>
+        <w:rPr>
+          <w:rFonts w:ascii="TH Sarabun New" w:cs="TH Sarabun New" w:eastAsia="TH Sarabun New" w:hAnsi="TH Sarabun New"/>
+        </w:rPr>
+        <w:t xml:space="preserve">ระบบตรวจสอบอัตโนมัติว่ารหัสผ่านต้องมี: ≥ 8 ตัวอักษร · มีตัวอักษร (a-z / A-Z) · มีตัวเลข (0-9) · ทั้งสองช่องตรงกัน</w:t>
+      </w:r>
+    </w:p>
+    <w:p>
+      <w:pPr>
+        <w:pStyle w:val="ListParagraph"/>
+        <w:numPr>
+          <w:ilvl w:val="0"/>
+          <w:numId w:val="3"/>
+        </w:numPr>
+        <w:spacing w:after="60"/>
+      </w:pPr>
+      <w:r>
+        <w:rPr>
+          <w:rFonts w:ascii="TH Sarabun New" w:cs="TH Sarabun New" w:eastAsia="TH Sarabun New" w:hAnsi="TH Sarabun New"/>
+        </w:rPr>
+        <w:t xml:space="preserve">กด "ตั้งรหัสผ่านใหม่และเข้าสู่ระบบ" — เข้าใช้งานได้ทันที (โดยปกติเสร็จภายใน 1 วินาที)</w:t>
+      </w:r>
+    </w:p>
+    <w:p>
+      <w:pPr>
+        <w:spacing w:after="100" w:line="320"/>
+      </w:pPr>
+      <w:r>
+        <w:rPr>
+          <w:rFonts w:ascii="TH Sarabun New" w:cs="TH Sarabun New" w:eastAsia="TH Sarabun New" w:hAnsi="TH Sarabun New"/>
+          <w:i/>
+          <w:iCs/>
+          <w:color w:val="595959"/>
+        </w:rPr>
+        <w:t xml:space="preserve">หากไม่ต้องการดำเนินการ สามารถกด "ออกจากระบบ" ที่ด้านล่างของหน้าจอเพื่อกลับไปหน้า login ได้</w:t>
+      </w:r>
+    </w:p>
+    <w:p>
+      <w:pPr>
+        <w:spacing w:after="100"/>
+      </w:pPr>
+      <w:r>
+        <w:rPr>
+          <w:rFonts w:ascii="TH Sarabun New" w:cs="TH Sarabun New" w:eastAsia="TH Sarabun New" w:hAnsi="TH Sarabun New"/>
+        </w:rPr>
+        <w:t xml:space="preserve"/>
+      </w:r>
+    </w:p>
+    <w:p>
+      <w:pPr>
+        <w:pStyle w:val="Heading2"/>
+        <w:spacing w:after="160" w:before="280"/>
+      </w:pPr>
+      <w:r>
+        <w:rPr>
+          <w:rFonts w:ascii="TH Sarabun New" w:cs="TH Sarabun New" w:eastAsia="TH Sarabun New" w:hAnsi="TH Sarabun New"/>
+          <w:b/>
+          <w:bCs/>
+          <w:color w:val="1F3864"/>
+          <w:sz w:val="30"/>
+          <w:szCs w:val="30"/>
+        </w:rPr>
+        <w:t xml:space="preserve">2.2 เปลี่ยนรหัสผ่านของตนเอง (โดยสมัครใจ)</w:t>
       </w:r>
     </w:p>
     <w:p>
@@ -2452,6 +2625,241 @@
         <w:t xml:space="preserve">Critical Items — รายการสินค้าที่ต้องจัดการด่วน</w:t>
       </w:r>
     </w:p>
+    <w:p>
+      <w:pPr>
+        <w:spacing w:after="100"/>
+      </w:pPr>
+      <w:r>
+        <w:rPr>
+          <w:rFonts w:ascii="TH Sarabun New" w:cs="TH Sarabun New" w:eastAsia="TH Sarabun New" w:hAnsi="TH Sarabun New"/>
+        </w:rPr>
+        <w:t xml:space="preserve"/>
+      </w:r>
+    </w:p>
+    <w:p>
+      <w:pPr>
+        <w:pStyle w:val="Heading2"/>
+        <w:spacing w:after="160" w:before="280"/>
+      </w:pPr>
+      <w:r>
+        <w:rPr>
+          <w:rFonts w:ascii="TH Sarabun New" w:cs="TH Sarabun New" w:eastAsia="TH Sarabun New" w:hAnsi="TH Sarabun New"/>
+          <w:b/>
+          <w:bCs/>
+          <w:color w:val="1F3864"/>
+          <w:sz w:val="30"/>
+          <w:szCs w:val="30"/>
+        </w:rPr>
+        <w:t xml:space="preserve">3.3 Insight Block ใน Tooltip ของแต่ละ KPI (ใหม่)</w:t>
+      </w:r>
+    </w:p>
+    <w:p>
+      <w:pPr>
+        <w:spacing w:after="100" w:line="320"/>
+      </w:pPr>
+      <w:r>
+        <w:rPr>
+          <w:rFonts w:ascii="TH Sarabun New" w:cs="TH Sarabun New" w:eastAsia="TH Sarabun New" w:hAnsi="TH Sarabun New"/>
+        </w:rPr>
+        <w:t xml:space="preserve">ทุก KPI card ในแถบ Executive Health KPI Strip (6 ใบ) มีไอคอน (ⓘ) — เมื่อ hover จะเห็น tooltip ที่นอกจากสูตรคำนวณแล้ว ยังมี Insight Block แปลตัวเลขเป็นภาษาที่ผู้บริหารอ่านง่าย พร้อมเปรียบเทียบกับเกณฑ์มาตรฐาน เช่น:</w:t>
+      </w:r>
+    </w:p>
+    <w:p>
+      <w:pPr>
+        <w:pStyle w:val="ListParagraph"/>
+        <w:numPr>
+          <w:ilvl w:val="0"/>
+          <w:numId w:val="2"/>
+        </w:numPr>
+        <w:spacing w:after="60"/>
+      </w:pPr>
+      <w:r>
+        <w:rPr>
+          <w:rFonts w:ascii="TH Sarabun New" w:cs="TH Sarabun New" w:eastAsia="TH Sarabun New" w:hAnsi="TH Sarabun New"/>
+        </w:rPr>
+        <w:t xml:space="preserve">Days Inventory &gt; 365 วัน → คำนวณเป็นปีและเทียบกับมาตรฐานอาหาร (30-90 วัน)</w:t>
+      </w:r>
+    </w:p>
+    <w:p>
+      <w:pPr>
+        <w:pStyle w:val="ListParagraph"/>
+        <w:numPr>
+          <w:ilvl w:val="0"/>
+          <w:numId w:val="2"/>
+        </w:numPr>
+        <w:spacing w:after="60"/>
+      </w:pPr>
+      <w:r>
+        <w:rPr>
+          <w:rFonts w:ascii="TH Sarabun New" w:cs="TH Sarabun New" w:eastAsia="TH Sarabun New" w:hAnsi="TH Sarabun New"/>
+        </w:rPr>
+        <w:t xml:space="preserve">Inventory Turnover &lt; 1× → "ในรอบ 12 เดือนสินค้าหมุนเวียนไม่ถึง 1 รอบ"</w:t>
+      </w:r>
+    </w:p>
+    <w:p>
+      <w:pPr>
+        <w:pStyle w:val="ListParagraph"/>
+        <w:numPr>
+          <w:ilvl w:val="0"/>
+          <w:numId w:val="2"/>
+        </w:numPr>
+        <w:spacing w:after="60"/>
+      </w:pPr>
+      <w:r>
+        <w:rPr>
+          <w:rFonts w:ascii="TH Sarabun New" w:cs="TH Sarabun New" w:eastAsia="TH Sarabun New" w:hAnsi="TH Sarabun New"/>
+        </w:rPr>
+        <w:t xml:space="preserve">Dead Stock % &gt; 50% → "มูลค่าเงินที่จมคิดเป็น X% ของคลังทั้งหมด"</w:t>
+      </w:r>
+    </w:p>
+    <w:p>
+      <w:pPr>
+        <w:pStyle w:val="ListParagraph"/>
+        <w:numPr>
+          <w:ilvl w:val="0"/>
+          <w:numId w:val="2"/>
+        </w:numPr>
+        <w:spacing w:after="60"/>
+      </w:pPr>
+      <w:r>
+        <w:rPr>
+          <w:rFonts w:ascii="TH Sarabun New" w:cs="TH Sarabun New" w:eastAsia="TH Sarabun New" w:hAnsi="TH Sarabun New"/>
+        </w:rPr>
+        <w:t xml:space="preserve">Working Capital — คำนวณ carrying cost ประมาณการ (15%/ปี)</w:t>
+      </w:r>
+    </w:p>
+    <w:p>
+      <w:pPr>
+        <w:pStyle w:val="ListParagraph"/>
+        <w:numPr>
+          <w:ilvl w:val="0"/>
+          <w:numId w:val="2"/>
+        </w:numPr>
+        <w:spacing w:after="60"/>
+      </w:pPr>
+      <w:r>
+        <w:rPr>
+          <w:rFonts w:ascii="TH Sarabun New" w:cs="TH Sarabun New" w:eastAsia="TH Sarabun New" w:hAnsi="TH Sarabun New"/>
+        </w:rPr>
+        <w:t xml:space="preserve">Expiring ≤ 30 — แยกระหว่าง "หมดอายุแล้ว" (GMP/HACCP risk) กับ "ใกล้หมดอายุ"</w:t>
+      </w:r>
+    </w:p>
+    <w:p>
+      <w:pPr>
+        <w:spacing w:after="100" w:line="320"/>
+      </w:pPr>
+      <w:r>
+        <w:rPr>
+          <w:rFonts w:ascii="TH Sarabun New" w:cs="TH Sarabun New" w:eastAsia="TH Sarabun New" w:hAnsi="TH Sarabun New"/>
+          <w:i/>
+          <w:iCs/>
+          <w:color w:val="595959"/>
+        </w:rPr>
+        <w:t xml:space="preserve">สีของ Insight Block เปลี่ยนตามความรุนแรง: เขียว = ดี, ส้ม = ต้องเฝ้าระวัง, แดง = วิกฤต</w:t>
+      </w:r>
+    </w:p>
+    <w:p>
+      <w:pPr>
+        <w:spacing w:after="100"/>
+      </w:pPr>
+      <w:r>
+        <w:rPr>
+          <w:rFonts w:ascii="TH Sarabun New" w:cs="TH Sarabun New" w:eastAsia="TH Sarabun New" w:hAnsi="TH Sarabun New"/>
+        </w:rPr>
+        <w:t xml:space="preserve"/>
+      </w:r>
+    </w:p>
+    <w:tbl>
+      <w:tblPr>
+        <w:tblW w:type="dxa" w:w="9360"/>
+        <w:tblBorders>
+          <w:top w:val="single" w:color="auto" w:sz="4"/>
+          <w:left w:val="single" w:color="auto" w:sz="4"/>
+          <w:bottom w:val="single" w:color="auto" w:sz="4"/>
+          <w:right w:val="single" w:color="auto" w:sz="4"/>
+          <w:insideH w:val="single" w:color="auto" w:sz="4"/>
+          <w:insideV w:val="single" w:color="auto" w:sz="4"/>
+        </w:tblBorders>
+      </w:tblPr>
+      <w:tblGrid>
+        <w:gridCol w:w="9360"/>
+      </w:tblGrid>
+      <w:tr>
+        <w:tc>
+          <w:tcPr>
+            <w:tcW w:type="dxa" w:w="9360"/>
+            <w:tcBorders>
+              <w:top w:val="single" w:color="2E75B6" w:sz="4"/>
+              <w:left w:val="single" w:color="2E75B6" w:sz="24"/>
+              <w:bottom w:val="single" w:color="BFBFBF" w:sz="4"/>
+              <w:right w:val="single" w:color="BFBFBF" w:sz="4"/>
+            </w:tcBorders>
+            <w:shd w:fill="F0F7FF" w:val="clear"/>
+            <w:tcMar>
+              <w:top w:type="dxa" w:w="160"/>
+              <w:left w:type="dxa" w:w="220"/>
+              <w:bottom w:type="dxa" w:w="160"/>
+              <w:right w:type="dxa" w:w="220"/>
+            </w:tcMar>
+          </w:tcPr>
+          <w:p>
+            <w:pPr>
+              <w:spacing w:after="80"/>
+            </w:pPr>
+            <w:r>
+              <w:rPr>
+                <w:rFonts w:ascii="TH Sarabun New" w:cs="TH Sarabun New" w:eastAsia="TH Sarabun New" w:hAnsi="TH Sarabun New"/>
+                <w:b/>
+                <w:bCs/>
+                <w:color w:val="1F3864"/>
+                <w:sz w:val="24"/>
+                <w:szCs w:val="24"/>
+              </w:rPr>
+              <w:t xml:space="preserve">💡 Tooltip ฉลาดกว่าเดิม</w:t>
+            </w:r>
+          </w:p>
+          <w:p>
+            <w:pPr>
+              <w:spacing w:after="40"/>
+            </w:pPr>
+            <w:r>
+              <w:rPr>
+                <w:rFonts w:ascii="TH Sarabun New" w:cs="TH Sarabun New" w:eastAsia="TH Sarabun New" w:hAnsi="TH Sarabun New"/>
+                <w:sz w:val="22"/>
+                <w:szCs w:val="22"/>
+              </w:rPr>
+              <w:t xml:space="preserve">• ทุก tooltip ในระบบจะ flip ทิศทางอัตโนมัติเมื่อใกล้ขอบจอ — เนื้อหาจะไม่ถูกตัด</w:t>
+            </w:r>
+          </w:p>
+          <w:p>
+            <w:pPr>
+              <w:spacing w:after="40"/>
+            </w:pPr>
+            <w:r>
+              <w:rPr>
+                <w:rFonts w:ascii="TH Sarabun New" w:cs="TH Sarabun New" w:eastAsia="TH Sarabun New" w:hAnsi="TH Sarabun New"/>
+                <w:sz w:val="22"/>
+                <w:szCs w:val="22"/>
+              </w:rPr>
+              <w:t xml:space="preserve">• ถ้าเนื้อหาสูงเกินจอ จะมี scroll ในกล่อง tooltip เอง</w:t>
+            </w:r>
+          </w:p>
+          <w:p>
+            <w:pPr>
+              <w:spacing w:after="40"/>
+            </w:pPr>
+            <w:r>
+              <w:rPr>
+                <w:rFonts w:ascii="TH Sarabun New" w:cs="TH Sarabun New" w:eastAsia="TH Sarabun New" w:hAnsi="TH Sarabun New"/>
+                <w:sz w:val="22"/>
+                <w:szCs w:val="22"/>
+              </w:rPr>
+              <w:t xml:space="preserve">• ใช้ได้กับทั้ง Dashboard / Reports / Valuation</w:t>
+            </w:r>
+          </w:p>
+        </w:tc>
+      </w:tr>
+    </w:tbl>
     <w:p>
       <w:pPr>
         <w:pStyle w:val="Heading1"/>
@@ -13380,6 +13788,227 @@
     </w:p>
     <w:p>
       <w:pPr>
+        <w:pStyle w:val="ListParagraph"/>
+        <w:numPr>
+          <w:ilvl w:val="0"/>
+          <w:numId w:val="2"/>
+        </w:numPr>
+        <w:spacing w:after="60"/>
+      </w:pPr>
+      <w:r>
+        <w:rPr>
+          <w:rFonts w:ascii="TH Sarabun New" w:cs="TH Sarabun New" w:eastAsia="TH Sarabun New" w:hAnsi="TH Sarabun New"/>
+        </w:rPr>
+        <w:t xml:space="preserve">คลิกที่จุด (ใหม่) → กรองตารางด้านล่างให้แสดงเฉพาะรายการในช่อง (Value, Validity) ที่คลิก · คลิกซ้ำ = ยกเลิก</w:t>
+      </w:r>
+    </w:p>
+    <w:p>
+      <w:pPr>
+        <w:spacing w:after="100"/>
+      </w:pPr>
+      <w:r>
+        <w:rPr>
+          <w:rFonts w:ascii="TH Sarabun New" w:cs="TH Sarabun New" w:eastAsia="TH Sarabun New" w:hAnsi="TH Sarabun New"/>
+        </w:rPr>
+        <w:t xml:space="preserve"/>
+      </w:r>
+    </w:p>
+    <w:p>
+      <w:pPr>
+        <w:pStyle w:val="Heading3"/>
+        <w:spacing w:after="120" w:before="200"/>
+      </w:pPr>
+      <w:r>
+        <w:rPr>
+          <w:rFonts w:ascii="TH Sarabun New" w:cs="TH Sarabun New" w:eastAsia="TH Sarabun New" w:hAnsi="TH Sarabun New"/>
+          <w:b/>
+          <w:bCs/>
+          <w:color w:val="2E75B6"/>
+          <w:sz w:val="26"/>
+          <w:szCs w:val="26"/>
+        </w:rPr>
+        <w:t xml:space="preserve">การแสดงตาราง + Pagination (ใหม่)</w:t>
+      </w:r>
+    </w:p>
+    <w:p>
+      <w:pPr>
+        <w:spacing w:after="100" w:line="320"/>
+      </w:pPr>
+      <w:r>
+        <w:rPr>
+          <w:rFonts w:ascii="TH Sarabun New" w:cs="TH Sarabun New" w:eastAsia="TH Sarabun New" w:hAnsi="TH Sarabun New"/>
+        </w:rPr>
+        <w:t xml:space="preserve">เพื่อความเร็วในการใช้งาน ตารางรายการ VV Matrix จะ "ไม่แสดงทั้งหมดทันที" เมื่อเข้าหน้าครั้งแรก:</w:t>
+      </w:r>
+    </w:p>
+    <w:p>
+      <w:pPr>
+        <w:pStyle w:val="ListParagraph"/>
+        <w:numPr>
+          <w:ilvl w:val="0"/>
+          <w:numId w:val="2"/>
+        </w:numPr>
+        <w:spacing w:after="60"/>
+      </w:pPr>
+      <w:r>
+        <w:rPr>
+          <w:rFonts w:ascii="TH Sarabun New" w:cs="TH Sarabun New" w:eastAsia="TH Sarabun New" w:hAnsi="TH Sarabun New"/>
+        </w:rPr>
+        <w:t xml:space="preserve">หน้าเริ่มต้น → แสดง Empty State พร้อม shortcut 3 ปุ่ม: Class C / Critical / Days Left ≤ 30</w:t>
+      </w:r>
+    </w:p>
+    <w:p>
+      <w:pPr>
+        <w:pStyle w:val="ListParagraph"/>
+        <w:numPr>
+          <w:ilvl w:val="0"/>
+          <w:numId w:val="2"/>
+        </w:numPr>
+        <w:spacing w:after="60"/>
+      </w:pPr>
+      <w:r>
+        <w:rPr>
+          <w:rFonts w:ascii="TH Sarabun New" w:cs="TH Sarabun New" w:eastAsia="TH Sarabun New" w:hAnsi="TH Sarabun New"/>
+        </w:rPr>
+        <w:t xml:space="preserve">User ต้องกด filter อย่างน้อย 1 อย่าง (Class / Group / Risk / Days / Search / คลิกจุดในกราฟ) → ตารางจะแสดง</w:t>
+      </w:r>
+    </w:p>
+    <w:p>
+      <w:pPr>
+        <w:pStyle w:val="ListParagraph"/>
+        <w:numPr>
+          <w:ilvl w:val="0"/>
+          <w:numId w:val="2"/>
+        </w:numPr>
+        <w:spacing w:after="60"/>
+      </w:pPr>
+      <w:r>
+        <w:rPr>
+          <w:rFonts w:ascii="TH Sarabun New" w:cs="TH Sarabun New" w:eastAsia="TH Sarabun New" w:hAnsi="TH Sarabun New"/>
+        </w:rPr>
+        <w:t xml:space="preserve">แสดง 15 รายการต่อหน้า · มี Pagination ด้านล่างพร้อมจำนวนรวม "X-Y จาก N รายการ"</w:t>
+      </w:r>
+    </w:p>
+    <w:p>
+      <w:pPr>
+        <w:pStyle w:val="ListParagraph"/>
+        <w:numPr>
+          <w:ilvl w:val="0"/>
+          <w:numId w:val="2"/>
+        </w:numPr>
+        <w:spacing w:after="60"/>
+      </w:pPr>
+      <w:r>
+        <w:rPr>
+          <w:rFonts w:ascii="TH Sarabun New" w:cs="TH Sarabun New" w:eastAsia="TH Sarabun New" w:hAnsi="TH Sarabun New"/>
+        </w:rPr>
+        <w:t xml:space="preserve">เมื่อเปลี่ยน filter ระบบจะ reset กลับมาหน้า 1 อัตโนมัติ</w:t>
+      </w:r>
+    </w:p>
+    <w:p>
+      <w:pPr>
+        <w:spacing w:after="100"/>
+      </w:pPr>
+      <w:r>
+        <w:rPr>
+          <w:rFonts w:ascii="TH Sarabun New" w:cs="TH Sarabun New" w:eastAsia="TH Sarabun New" w:hAnsi="TH Sarabun New"/>
+        </w:rPr>
+        <w:t xml:space="preserve"/>
+      </w:r>
+    </w:p>
+    <w:tbl>
+      <w:tblPr>
+        <w:tblW w:type="dxa" w:w="9360"/>
+        <w:tblBorders>
+          <w:top w:val="single" w:color="auto" w:sz="4"/>
+          <w:left w:val="single" w:color="auto" w:sz="4"/>
+          <w:bottom w:val="single" w:color="auto" w:sz="4"/>
+          <w:right w:val="single" w:color="auto" w:sz="4"/>
+          <w:insideH w:val="single" w:color="auto" w:sz="4"/>
+          <w:insideV w:val="single" w:color="auto" w:sz="4"/>
+        </w:tblBorders>
+      </w:tblPr>
+      <w:tblGrid>
+        <w:gridCol w:w="9360"/>
+      </w:tblGrid>
+      <w:tr>
+        <w:tc>
+          <w:tcPr>
+            <w:tcW w:type="dxa" w:w="9360"/>
+            <w:tcBorders>
+              <w:top w:val="single" w:color="2E75B6" w:sz="4"/>
+              <w:left w:val="single" w:color="2E75B6" w:sz="24"/>
+              <w:bottom w:val="single" w:color="BFBFBF" w:sz="4"/>
+              <w:right w:val="single" w:color="BFBFBF" w:sz="4"/>
+            </w:tcBorders>
+            <w:shd w:fill="FFF3CD" w:val="clear"/>
+            <w:tcMar>
+              <w:top w:type="dxa" w:w="160"/>
+              <w:left w:type="dxa" w:w="220"/>
+              <w:bottom w:type="dxa" w:w="160"/>
+              <w:right w:type="dxa" w:w="220"/>
+            </w:tcMar>
+          </w:tcPr>
+          <w:p>
+            <w:pPr>
+              <w:spacing w:after="80"/>
+            </w:pPr>
+            <w:r>
+              <w:rPr>
+                <w:rFonts w:ascii="TH Sarabun New" w:cs="TH Sarabun New" w:eastAsia="TH Sarabun New" w:hAnsi="TH Sarabun New"/>
+                <w:b/>
+                <w:bCs/>
+                <w:color w:val="1F3864"/>
+                <w:sz w:val="24"/>
+                <w:szCs w:val="24"/>
+              </w:rPr>
+              <w:t xml:space="preserve">🎯 เคล็ดลับ — เลือกช่องที่น่ากังวลที่สุดก่อน</w:t>
+            </w:r>
+          </w:p>
+          <w:p>
+            <w:pPr>
+              <w:spacing w:after="40"/>
+            </w:pPr>
+            <w:r>
+              <w:rPr>
+                <w:rFonts w:ascii="TH Sarabun New" w:cs="TH Sarabun New" w:eastAsia="TH Sarabun New" w:hAnsi="TH Sarabun New"/>
+                <w:sz w:val="22"/>
+                <w:szCs w:val="22"/>
+              </w:rPr>
+              <w:t xml:space="preserve">• คลิกที่ช่อง (Value=5, Validity=1) → ของแพง ที่หมดอายุ → CRITICAL urgent sale</w:t>
+            </w:r>
+          </w:p>
+          <w:p>
+            <w:pPr>
+              <w:spacing w:after="40"/>
+            </w:pPr>
+            <w:r>
+              <w:rPr>
+                <w:rFonts w:ascii="TH Sarabun New" w:cs="TH Sarabun New" w:eastAsia="TH Sarabun New" w:hAnsi="TH Sarabun New"/>
+                <w:sz w:val="22"/>
+                <w:szCs w:val="22"/>
+              </w:rPr>
+              <w:t xml:space="preserve">• คลิกที่ช่อง (Value=4-5, Validity=2-3) → ของแพง ที่เริ่มเสี่ยง → ติดตามใกล้ชิด</w:t>
+            </w:r>
+          </w:p>
+          <w:p>
+            <w:pPr>
+              <w:spacing w:after="40"/>
+            </w:pPr>
+            <w:r>
+              <w:rPr>
+                <w:rFonts w:ascii="TH Sarabun New" w:cs="TH Sarabun New" w:eastAsia="TH Sarabun New" w:hAnsi="TH Sarabun New"/>
+                <w:sz w:val="22"/>
+                <w:szCs w:val="22"/>
+              </w:rPr>
+              <w:t xml:space="preserve">• คลิกที่ช่อง (Value=1-2, Validity=5) → ของถูก ที่ยังสด → ของปกติ ไม่ต้องเร่ง</w:t>
+            </w:r>
+          </w:p>
+        </w:tc>
+      </w:tr>
+    </w:tbl>
+    <w:p>
+      <w:pPr>
         <w:spacing w:after="100"/>
       </w:pPr>
       <w:r>
@@ -14734,7 +15363,7 @@
           <w:sz w:val="30"/>
           <w:szCs w:val="30"/>
         </w:rPr>
-        <w:t xml:space="preserve">9.4 Slow Moving Items</w:t>
+        <w:t xml:space="preserve">9.4 Slow Moving Items — Hybrid Mode (ใหม่)</w:t>
       </w:r>
     </w:p>
     <w:p>
@@ -14745,7 +15374,35 @@
         <w:rPr>
           <w:rFonts w:ascii="TH Sarabun New" w:cs="TH Sarabun New" w:eastAsia="TH Sarabun New" w:hAnsi="TH Sarabun New"/>
         </w:rPr>
-        <w:t xml:space="preserve">รายการสินค้าที่ไม่มีการจ่ายออกมานานหรือมีอัตราหมุนเวียนต่ำ</w:t>
+        <w:t xml:space="preserve">รายการสินค้าที่ไม่มีการจ่ายออกมานานหรือมีอัตราหมุนเวียนต่ำ — รวมถึงสินค้าที่ "ดูเหมือนปกติ" แต่ซ่อน lot เก่าค้างไว้ (FEFO Violation)</w:t>
+      </w:r>
+    </w:p>
+    <w:p>
+      <w:pPr>
+        <w:spacing w:after="100"/>
+      </w:pPr>
+      <w:r>
+        <w:rPr>
+          <w:rFonts w:ascii="TH Sarabun New" w:cs="TH Sarabun New" w:eastAsia="TH Sarabun New" w:hAnsi="TH Sarabun New"/>
+        </w:rPr>
+        <w:t xml:space="preserve"/>
+      </w:r>
+    </w:p>
+    <w:p>
+      <w:pPr>
+        <w:pStyle w:val="Heading3"/>
+        <w:spacing w:after="120" w:before="200"/>
+      </w:pPr>
+      <w:r>
+        <w:rPr>
+          <w:rFonts w:ascii="TH Sarabun New" w:cs="TH Sarabun New" w:eastAsia="TH Sarabun New" w:hAnsi="TH Sarabun New"/>
+          <w:b/>
+          <w:bCs/>
+          <w:color w:val="2E75B6"/>
+          <w:sz w:val="26"/>
+          <w:szCs w:val="26"/>
+        </w:rPr>
+        <w:t xml:space="preserve">การจำแนกระดับ SKU (Movement Status)</w:t>
       </w:r>
     </w:p>
     <w:p>
@@ -14809,19 +15466,19 @@
     </w:p>
     <w:p>
       <w:pPr>
-        <w:pStyle w:val="Heading2"/>
-        <w:spacing w:after="160" w:before="280"/>
+        <w:pStyle w:val="Heading3"/>
+        <w:spacing w:after="120" w:before="200"/>
       </w:pPr>
       <w:r>
         <w:rPr>
           <w:rFonts w:ascii="TH Sarabun New" w:cs="TH Sarabun New" w:eastAsia="TH Sarabun New" w:hAnsi="TH Sarabun New"/>
           <w:b/>
           <w:bCs/>
-          <w:color w:val="1F3864"/>
-          <w:sz w:val="30"/>
-          <w:szCs w:val="30"/>
-        </w:rPr>
-        <w:t xml:space="preserve">9.5 Inventory Turnover</w:t>
+          <w:color w:val="2E75B6"/>
+          <w:sz w:val="26"/>
+          <w:szCs w:val="26"/>
+        </w:rPr>
+        <w:t xml:space="preserve">FEFO Violation Detection (Hybrid)</w:t>
       </w:r>
     </w:p>
     <w:p>
@@ -14832,7 +15489,7 @@
         <w:rPr>
           <w:rFonts w:ascii="TH Sarabun New" w:cs="TH Sarabun New" w:eastAsia="TH Sarabun New" w:hAnsi="TH Sarabun New"/>
         </w:rPr>
-        <w:t xml:space="preserve">อัตราการหมุนเวียนสต็อกต่อปี (Annual COGS / Average Inventory Value)</w:t>
+        <w:t xml:space="preserve">แม้ SKU จัดอยู่ในกลุ่ม "Normal" ก็อาจมี lot เก่าค้างที่ทีมไม่ได้หยิบออกก่อน — ระบบ join inventory_lots ล่าสุดเพื่อหาอายุของ lot ที่เก่าที่สุดในแต่ละ (item × warehouse):</w:t>
       </w:r>
     </w:p>
     <w:p>
@@ -14848,7 +15505,7 @@
         <w:rPr>
           <w:rFonts w:ascii="TH Sarabun New" w:cs="TH Sarabun New" w:eastAsia="TH Sarabun New" w:hAnsi="TH Sarabun New"/>
         </w:rPr>
-        <w:t xml:space="preserve">Turnover Ratio สูง = สินค้าหมุนเร็ว ดี</w:t>
+        <w:t xml:space="preserve">Oldest Lot ≥ 180 วัน + มี lot ใหม่กว่าในคลังเดียวกัน → ติด flag "⚠️ FEFO Violation"</w:t>
       </w:r>
     </w:p>
     <w:p>
@@ -14864,7 +15521,7 @@
         <w:rPr>
           <w:rFonts w:ascii="TH Sarabun New" w:cs="TH Sarabun New" w:eastAsia="TH Sarabun New" w:hAnsi="TH Sarabun New"/>
         </w:rPr>
-        <w:t xml:space="preserve">Days on Hand = 365 / Turnover Ratio</w:t>
+        <w:t xml:space="preserve">คอลัมน์ "Lot เก่าสุด" — แสดงจำนวนวันของ lot ที่เก่าที่สุด + (จำนวน lots)</w:t>
       </w:r>
     </w:p>
     <w:p>
@@ -14880,7 +15537,363 @@
         <w:rPr>
           <w:rFonts w:ascii="TH Sarabun New" w:cs="TH Sarabun New" w:eastAsia="TH Sarabun New" w:hAnsi="TH Sarabun New"/>
         </w:rPr>
+        <w:t xml:space="preserve">Filter "FEFO Violations only" — toggle แสดงเฉพาะรายการที่ละเมิด FEFO</w:t>
+      </w:r>
+    </w:p>
+    <w:p>
+      <w:pPr>
+        <w:pStyle w:val="ListParagraph"/>
+        <w:numPr>
+          <w:ilvl w:val="0"/>
+          <w:numId w:val="2"/>
+        </w:numPr>
+        <w:spacing w:after="60"/>
+      </w:pPr>
+      <w:r>
+        <w:rPr>
+          <w:rFonts w:ascii="TH Sarabun New" w:cs="TH Sarabun New" w:eastAsia="TH Sarabun New" w:hAnsi="TH Sarabun New"/>
+        </w:rPr>
+        <w:t xml:space="preserve">KPI Card "FEFO Violations" — สีม่วง · จำนวน + มูลค่ารวม</w:t>
+      </w:r>
+    </w:p>
+    <w:p>
+      <w:pPr>
+        <w:spacing w:after="100"/>
+      </w:pPr>
+      <w:r>
+        <w:rPr>
+          <w:rFonts w:ascii="TH Sarabun New" w:cs="TH Sarabun New" w:eastAsia="TH Sarabun New" w:hAnsi="TH Sarabun New"/>
+        </w:rPr>
+        <w:t xml:space="preserve"/>
+      </w:r>
+    </w:p>
+    <w:p>
+      <w:pPr>
+        <w:pStyle w:val="Heading3"/>
+        <w:spacing w:after="120" w:before="200"/>
+      </w:pPr>
+      <w:r>
+        <w:rPr>
+          <w:rFonts w:ascii="TH Sarabun New" w:cs="TH Sarabun New" w:eastAsia="TH Sarabun New" w:hAnsi="TH Sarabun New"/>
+          <w:b/>
+          <w:bCs/>
+          <w:color w:val="2E75B6"/>
+          <w:sz w:val="26"/>
+          <w:szCs w:val="26"/>
+        </w:rPr>
+        <w:t xml:space="preserve">Drill-Down ดูทุก Lot ของรายการ (ใหม่)</w:t>
+      </w:r>
+    </w:p>
+    <w:p>
+      <w:pPr>
+        <w:spacing w:after="100" w:line="320"/>
+      </w:pPr>
+      <w:r>
+        <w:rPr>
+          <w:rFonts w:ascii="TH Sarabun New" w:cs="TH Sarabun New" w:eastAsia="TH Sarabun New" w:hAnsi="TH Sarabun New"/>
+        </w:rPr>
+        <w:t xml:space="preserve">คลิกที่แถวใดในตารางจะเปิด modal แสดง lot ทั้งหมดของ (สินค้า × คลัง) นั้น เรียงตาม FEFO:</w:t>
+      </w:r>
+    </w:p>
+    <w:p>
+      <w:pPr>
+        <w:pStyle w:val="ListParagraph"/>
+        <w:numPr>
+          <w:ilvl w:val="0"/>
+          <w:numId w:val="2"/>
+        </w:numPr>
+        <w:spacing w:after="60"/>
+      </w:pPr>
+      <w:r>
+        <w:rPr>
+          <w:rFonts w:ascii="TH Sarabun New" w:cs="TH Sarabun New" w:eastAsia="TH Sarabun New" w:hAnsi="TH Sarabun New"/>
+        </w:rPr>
+        <w:t xml:space="preserve">Summary 5 ตัว: Lots / Total Qty / Total Value / Oldest Lot (เก่าสุด) / At Risk</w:t>
+      </w:r>
+    </w:p>
+    <w:p>
+      <w:pPr>
+        <w:pStyle w:val="ListParagraph"/>
+        <w:numPr>
+          <w:ilvl w:val="0"/>
+          <w:numId w:val="2"/>
+        </w:numPr>
+        <w:spacing w:after="60"/>
+      </w:pPr>
+      <w:r>
+        <w:rPr>
+          <w:rFonts w:ascii="TH Sarabun New" w:cs="TH Sarabun New" w:eastAsia="TH Sarabun New" w:hAnsi="TH Sarabun New"/>
+        </w:rPr>
+        <w:t xml:space="preserve">Banner "FEFO Violation" สีม่วง เมื่อมี lot อายุ ≥ 180 วัน ทั้งที่มี lot ใหม่กว่า</w:t>
+      </w:r>
+    </w:p>
+    <w:p>
+      <w:pPr>
+        <w:pStyle w:val="ListParagraph"/>
+        <w:numPr>
+          <w:ilvl w:val="0"/>
+          <w:numId w:val="2"/>
+        </w:numPr>
+        <w:spacing w:after="60"/>
+      </w:pPr>
+      <w:r>
+        <w:rPr>
+          <w:rFonts w:ascii="TH Sarabun New" w:cs="TH Sarabun New" w:eastAsia="TH Sarabun New" w:hAnsi="TH Sarabun New"/>
+        </w:rPr>
+        <w:t xml:space="preserve">ตาราง 8 คอลัมน์: Batch · Qty · Unit Cost · Value · In Date · Expire Date · Days Left + แสดงสี / Status</w:t>
+      </w:r>
+    </w:p>
+    <w:p>
+      <w:pPr>
+        <w:pStyle w:val="ListParagraph"/>
+        <w:numPr>
+          <w:ilvl w:val="0"/>
+          <w:numId w:val="2"/>
+        </w:numPr>
+        <w:spacing w:after="60"/>
+      </w:pPr>
+      <w:r>
+        <w:rPr>
+          <w:rFonts w:ascii="TH Sarabun New" w:cs="TH Sarabun New" w:eastAsia="TH Sarabun New" w:hAnsi="TH Sarabun New"/>
+        </w:rPr>
+        <w:t xml:space="preserve">Lot ที่อายุ ≥ 180d ติดป้าย "⚠️ OLD" อัตโนมัติ</w:t>
+      </w:r>
+    </w:p>
+    <w:p>
+      <w:pPr>
+        <w:pStyle w:val="ListParagraph"/>
+        <w:numPr>
+          <w:ilvl w:val="0"/>
+          <w:numId w:val="2"/>
+        </w:numPr>
+        <w:spacing w:after="60"/>
+      </w:pPr>
+      <w:r>
+        <w:rPr>
+          <w:rFonts w:ascii="TH Sarabun New" w:cs="TH Sarabun New" w:eastAsia="TH Sarabun New" w:hAnsi="TH Sarabun New"/>
+        </w:rPr>
+        <w:t xml:space="preserve">กด Esc หรือคลิกพื้นที่นอก modal เพื่อปิด</w:t>
+      </w:r>
+    </w:p>
+    <w:p>
+      <w:pPr>
+        <w:spacing w:after="100"/>
+      </w:pPr>
+      <w:r>
+        <w:rPr>
+          <w:rFonts w:ascii="TH Sarabun New" w:cs="TH Sarabun New" w:eastAsia="TH Sarabun New" w:hAnsi="TH Sarabun New"/>
+        </w:rPr>
+        <w:t xml:space="preserve"/>
+      </w:r>
+    </w:p>
+    <w:tbl>
+      <w:tblPr>
+        <w:tblW w:type="dxa" w:w="9360"/>
+        <w:tblBorders>
+          <w:top w:val="single" w:color="auto" w:sz="4"/>
+          <w:left w:val="single" w:color="auto" w:sz="4"/>
+          <w:bottom w:val="single" w:color="auto" w:sz="4"/>
+          <w:right w:val="single" w:color="auto" w:sz="4"/>
+          <w:insideH w:val="single" w:color="auto" w:sz="4"/>
+          <w:insideV w:val="single" w:color="auto" w:sz="4"/>
+        </w:tblBorders>
+      </w:tblPr>
+      <w:tblGrid>
+        <w:gridCol w:w="9360"/>
+      </w:tblGrid>
+      <w:tr>
+        <w:tc>
+          <w:tcPr>
+            <w:tcW w:type="dxa" w:w="9360"/>
+            <w:tcBorders>
+              <w:top w:val="single" w:color="2E75B6" w:sz="4"/>
+              <w:left w:val="single" w:color="2E75B6" w:sz="24"/>
+              <w:bottom w:val="single" w:color="BFBFBF" w:sz="4"/>
+              <w:right w:val="single" w:color="BFBFBF" w:sz="4"/>
+            </w:tcBorders>
+            <w:shd w:fill="F3E8FF" w:val="clear"/>
+            <w:tcMar>
+              <w:top w:type="dxa" w:w="160"/>
+              <w:left w:type="dxa" w:w="220"/>
+              <w:bottom w:type="dxa" w:w="160"/>
+              <w:right w:type="dxa" w:w="220"/>
+            </w:tcMar>
+          </w:tcPr>
+          <w:p>
+            <w:pPr>
+              <w:spacing w:after="80"/>
+            </w:pPr>
+            <w:r>
+              <w:rPr>
+                <w:rFonts w:ascii="TH Sarabun New" w:cs="TH Sarabun New" w:eastAsia="TH Sarabun New" w:hAnsi="TH Sarabun New"/>
+                <w:b/>
+                <w:bCs/>
+                <w:color w:val="1F3864"/>
+                <w:sz w:val="24"/>
+                <w:szCs w:val="24"/>
+              </w:rPr>
+              <w:t xml:space="preserve">🟣 FEFO Violation — ภัยเงียบที่ DASHBOARD ไม่เห็น</w:t>
+            </w:r>
+          </w:p>
+          <w:p>
+            <w:pPr>
+              <w:spacing w:after="40"/>
+            </w:pPr>
+            <w:r>
+              <w:rPr>
+                <w:rFonts w:ascii="TH Sarabun New" w:cs="TH Sarabun New" w:eastAsia="TH Sarabun New" w:hAnsi="TH Sarabun New"/>
+                <w:sz w:val="22"/>
+                <w:szCs w:val="22"/>
+              </w:rPr>
+              <w:t xml:space="preserve">ตัวอย่าง NSL: ตรวจพบ ~48 รายการที่เป็น "Normal" แต่ซ่อน lot เก่าค้าง</w:t>
+            </w:r>
+          </w:p>
+          <w:p>
+            <w:pPr>
+              <w:spacing w:after="40"/>
+            </w:pPr>
+            <w:r>
+              <w:rPr>
+                <w:rFonts w:ascii="TH Sarabun New" w:cs="TH Sarabun New" w:eastAsia="TH Sarabun New" w:hAnsi="TH Sarabun New"/>
+                <w:sz w:val="22"/>
+                <w:szCs w:val="22"/>
+              </w:rPr>
+              <w:t xml:space="preserve">การแก้ไข: ทีมคลังต้องหยิบ lot เก่าก่อน (First-Expired-First-Out)</w:t>
+            </w:r>
+          </w:p>
+          <w:p>
+            <w:pPr>
+              <w:spacing w:after="40"/>
+            </w:pPr>
+            <w:r>
+              <w:rPr>
+                <w:rFonts w:ascii="TH Sarabun New" w:cs="TH Sarabun New" w:eastAsia="TH Sarabun New" w:hAnsi="TH Sarabun New"/>
+                <w:sz w:val="22"/>
+                <w:szCs w:val="22"/>
+              </w:rPr>
+              <w:t xml:space="preserve">ผลกระทบ: ลดความเสี่ยงเขียน off + รักษามูลค่าสต็อก</w:t>
+            </w:r>
+          </w:p>
+        </w:tc>
+      </w:tr>
+    </w:tbl>
+    <w:p>
+      <w:pPr>
+        <w:spacing w:after="100"/>
+      </w:pPr>
+      <w:r>
+        <w:rPr>
+          <w:rFonts w:ascii="TH Sarabun New" w:cs="TH Sarabun New" w:eastAsia="TH Sarabun New" w:hAnsi="TH Sarabun New"/>
+        </w:rPr>
+        <w:t xml:space="preserve"/>
+      </w:r>
+    </w:p>
+    <w:p>
+      <w:pPr>
+        <w:pStyle w:val="Heading2"/>
+        <w:spacing w:after="160" w:before="280"/>
+      </w:pPr>
+      <w:r>
+        <w:rPr>
+          <w:rFonts w:ascii="TH Sarabun New" w:cs="TH Sarabun New" w:eastAsia="TH Sarabun New" w:hAnsi="TH Sarabun New"/>
+          <w:b/>
+          <w:bCs/>
+          <w:color w:val="1F3864"/>
+          <w:sz w:val="30"/>
+          <w:szCs w:val="30"/>
+        </w:rPr>
+        <w:t xml:space="preserve">9.5 Inventory Turnover</w:t>
+      </w:r>
+    </w:p>
+    <w:p>
+      <w:pPr>
+        <w:spacing w:after="100" w:line="320"/>
+      </w:pPr>
+      <w:r>
+        <w:rPr>
+          <w:rFonts w:ascii="TH Sarabun New" w:cs="TH Sarabun New" w:eastAsia="TH Sarabun New" w:hAnsi="TH Sarabun New"/>
+        </w:rPr>
+        <w:t xml:space="preserve">อัตราการหมุนเวียนสต็อกต่อปี (Annual COGS / Average Inventory Value)</w:t>
+      </w:r>
+    </w:p>
+    <w:p>
+      <w:pPr>
+        <w:pStyle w:val="ListParagraph"/>
+        <w:numPr>
+          <w:ilvl w:val="0"/>
+          <w:numId w:val="2"/>
+        </w:numPr>
+        <w:spacing w:after="60"/>
+      </w:pPr>
+      <w:r>
+        <w:rPr>
+          <w:rFonts w:ascii="TH Sarabun New" w:cs="TH Sarabun New" w:eastAsia="TH Sarabun New" w:hAnsi="TH Sarabun New"/>
+        </w:rPr>
+        <w:t xml:space="preserve">Turnover Ratio สูง = สินค้าหมุนเร็ว ดี</w:t>
+      </w:r>
+    </w:p>
+    <w:p>
+      <w:pPr>
+        <w:pStyle w:val="ListParagraph"/>
+        <w:numPr>
+          <w:ilvl w:val="0"/>
+          <w:numId w:val="2"/>
+        </w:numPr>
+        <w:spacing w:after="60"/>
+      </w:pPr>
+      <w:r>
+        <w:rPr>
+          <w:rFonts w:ascii="TH Sarabun New" w:cs="TH Sarabun New" w:eastAsia="TH Sarabun New" w:hAnsi="TH Sarabun New"/>
+        </w:rPr>
+        <w:t xml:space="preserve">Days on Hand = 365 / Turnover Ratio</w:t>
+      </w:r>
+    </w:p>
+    <w:p>
+      <w:pPr>
+        <w:pStyle w:val="ListParagraph"/>
+        <w:numPr>
+          <w:ilvl w:val="0"/>
+          <w:numId w:val="2"/>
+        </w:numPr>
+        <w:spacing w:after="60"/>
+      </w:pPr>
+      <w:r>
+        <w:rPr>
+          <w:rFonts w:ascii="TH Sarabun New" w:cs="TH Sarabun New" w:eastAsia="TH Sarabun New" w:hAnsi="TH Sarabun New"/>
+        </w:rPr>
         <w:t xml:space="preserve">Color-coded: เขียว ≥ 4x · ส้ม 1–4x · แดง &lt; 1x (ของค้าง)</w:t>
+      </w:r>
+    </w:p>
+    <w:p>
+      <w:pPr>
+        <w:pStyle w:val="ListParagraph"/>
+        <w:numPr>
+          <w:ilvl w:val="0"/>
+          <w:numId w:val="2"/>
+        </w:numPr>
+        <w:spacing w:after="60"/>
+      </w:pPr>
+      <w:r>
+        <w:rPr>
+          <w:rFonts w:ascii="TH Sarabun New" w:cs="TH Sarabun New" w:eastAsia="TH Sarabun New" w:hAnsi="TH Sarabun New"/>
+        </w:rPr>
+        <w:t xml:space="preserve">Chart "Top 20 Items by Turnover Ratio" — hover ที่แท่งกราฟแสดงทั้งรหัสและชื่อสินค้า (ใหม่)</w:t>
+      </w:r>
+    </w:p>
+    <w:p>
+      <w:pPr>
+        <w:pStyle w:val="ListParagraph"/>
+        <w:numPr>
+          <w:ilvl w:val="0"/>
+          <w:numId w:val="2"/>
+        </w:numPr>
+        <w:spacing w:after="60"/>
+      </w:pPr>
+      <w:r>
+        <w:rPr>
+          <w:rFonts w:ascii="TH Sarabun New" w:cs="TH Sarabun New" w:eastAsia="TH Sarabun New" w:hAnsi="TH Sarabun New"/>
+        </w:rPr>
+        <w:t xml:space="preserve">ตารางด้านล่างเรียงเหมือนกับ chart เพื่อให้เลื่อนหาได้ง่าย</w:t>
       </w:r>
     </w:p>
     <w:p>
@@ -19126,6 +20139,20 @@
     </w:p>
     <w:p>
       <w:pPr>
+        <w:spacing w:after="100" w:line="320"/>
+      </w:pPr>
+      <w:r>
+        <w:rPr>
+          <w:rFonts w:ascii="TH Sarabun New" w:cs="TH Sarabun New" w:eastAsia="TH Sarabun New" w:hAnsi="TH Sarabun New"/>
+          <w:i/>
+          <w:iCs/>
+          <w:color w:val="595959"/>
+        </w:rPr>
+        <w:t xml:space="preserve">ผู้ใช้ใหม่จะถูกบังคับให้เปลี่ยนรหัสผ่านในการ login ครั้งแรก — รหัสที่ admin ตั้งให้เป็นเพียงรหัสชั่วคราว (ดูข้อ 2.1)</w:t>
+      </w:r>
+    </w:p>
+    <w:p>
+      <w:pPr>
         <w:spacing w:after="100"/>
       </w:pPr>
       <w:r>
@@ -19225,7 +20252,7 @@
           <w:sz w:val="30"/>
           <w:szCs w:val="30"/>
         </w:rPr>
-        <w:t xml:space="preserve">12.3 Reset รหัสผ่าน</w:t>
+        <w:t xml:space="preserve">12.3 Reset รหัสผ่าน (รายเดียว)</w:t>
       </w:r>
     </w:p>
     <w:p>
@@ -19278,6 +20305,20 @@
     </w:p>
     <w:p>
       <w:pPr>
+        <w:spacing w:after="100" w:line="320"/>
+      </w:pPr>
+      <w:r>
+        <w:rPr>
+          <w:rFonts w:ascii="TH Sarabun New" w:cs="TH Sarabun New" w:eastAsia="TH Sarabun New" w:hAnsi="TH Sarabun New"/>
+          <w:i/>
+          <w:iCs/>
+          <w:color w:val="595959"/>
+        </w:rPr>
+        <w:t xml:space="preserve">ผู้ใช้รายนั้นจะถูกบังคับให้เปลี่ยนรหัสผ่านในการ login ครั้งถัดไป — ไม่ต้องกังวลว่ารหัสที่ admin เห็นจะหลุดออกไป</w:t>
+      </w:r>
+    </w:p>
+    <w:p>
+      <w:pPr>
         <w:spacing w:after="100"/>
       </w:pPr>
       <w:r>
@@ -19301,7 +20342,18 @@
           <w:sz w:val="30"/>
           <w:szCs w:val="30"/>
         </w:rPr>
-        <w:t xml:space="preserve">12.4 ลบผู้ใช้ (Super Admin เท่านั้น)</w:t>
+        <w:t xml:space="preserve">12.4 Bulk Reset Password (Reset แบบกลุ่ม — ใหม่)</w:t>
+      </w:r>
+    </w:p>
+    <w:p>
+      <w:pPr>
+        <w:spacing w:after="100" w:line="320"/>
+      </w:pPr>
+      <w:r>
+        <w:rPr>
+          <w:rFonts w:ascii="TH Sarabun New" w:cs="TH Sarabun New" w:eastAsia="TH Sarabun New" w:hAnsi="TH Sarabun New"/>
+        </w:rPr>
+        <w:t xml:space="preserve">Admin สามารถ Reset รหัสผ่านของผู้ใช้หลายคนพร้อมกัน (เช่น กรณีต้อง onboard ทีมใหม่ หรือเหตุการณ์ระดับ security incident)</w:t>
       </w:r>
     </w:p>
     <w:p>
@@ -19317,7 +20369,7 @@
         <w:rPr>
           <w:rFonts w:ascii="TH Sarabun New" w:cs="TH Sarabun New" w:eastAsia="TH Sarabun New" w:hAnsi="TH Sarabun New"/>
         </w:rPr>
-        <w:t xml:space="preserve">กดไอคอนรูปถังขยะ 🗑️ หลัง row ของผู้ใช้</w:t>
+        <w:t xml:space="preserve">ติ๊ก checkbox หน้าผู้ใช้ที่ต้องการ Reset (เลือกหลายรายการได้) — Super Admin จะไม่สามารถเลือกได้</w:t>
       </w:r>
     </w:p>
     <w:p>
@@ -19333,7 +20385,7 @@
         <w:rPr>
           <w:rFonts w:ascii="TH Sarabun New" w:cs="TH Sarabun New" w:eastAsia="TH Sarabun New" w:hAnsi="TH Sarabun New"/>
         </w:rPr>
-        <w:t xml:space="preserve">พิมพ์ Email ของผู้ใช้ให้ตรงเป๊ะเพื่อยืนยัน</w:t>
+        <w:t xml:space="preserve">Toolbar สีน้ำเงินจะปรากฏด้านบนพร้อมจำนวนที่เลือก</w:t>
       </w:r>
     </w:p>
     <w:p>
@@ -19349,7 +20401,69 @@
         <w:rPr>
           <w:rFonts w:ascii="TH Sarabun New" w:cs="TH Sarabun New" w:eastAsia="TH Sarabun New" w:hAnsi="TH Sarabun New"/>
         </w:rPr>
-        <w:t xml:space="preserve">กด "ลบถาวร" — ระบบจะลบทั้ง auth และ profile</w:t>
+        <w:t xml:space="preserve">กดปุ่ม "Reset Password (N)" → modal แสดงรายการที่จะถูก Reset</w:t>
+      </w:r>
+    </w:p>
+    <w:p>
+      <w:pPr>
+        <w:pStyle w:val="ListParagraph"/>
+        <w:numPr>
+          <w:ilvl w:val="0"/>
+          <w:numId w:val="3"/>
+        </w:numPr>
+        <w:spacing w:after="60"/>
+      </w:pPr>
+      <w:r>
+        <w:rPr>
+          <w:rFonts w:ascii="TH Sarabun New" w:cs="TH Sarabun New" w:eastAsia="TH Sarabun New" w:hAnsi="TH Sarabun New"/>
+        </w:rPr>
+        <w:t xml:space="preserve">ระบบสุ่มรหัสผ่านร่วม 1 ชุดให้ทุกคน (regenerate / copy ได้)</w:t>
+      </w:r>
+    </w:p>
+    <w:p>
+      <w:pPr>
+        <w:pStyle w:val="ListParagraph"/>
+        <w:numPr>
+          <w:ilvl w:val="0"/>
+          <w:numId w:val="3"/>
+        </w:numPr>
+        <w:spacing w:after="60"/>
+      </w:pPr>
+      <w:r>
+        <w:rPr>
+          <w:rFonts w:ascii="TH Sarabun New" w:cs="TH Sarabun New" w:eastAsia="TH Sarabun New" w:hAnsi="TH Sarabun New"/>
+        </w:rPr>
+        <w:t xml:space="preserve">กดปุ่ม "Reset N ผู้ใช้" — ระบบดำเนินการขนาน รวดเร็ว</w:t>
+      </w:r>
+    </w:p>
+    <w:p>
+      <w:pPr>
+        <w:pStyle w:val="ListParagraph"/>
+        <w:numPr>
+          <w:ilvl w:val="0"/>
+          <w:numId w:val="3"/>
+        </w:numPr>
+        <w:spacing w:after="60"/>
+      </w:pPr>
+      <w:r>
+        <w:rPr>
+          <w:rFonts w:ascii="TH Sarabun New" w:cs="TH Sarabun New" w:eastAsia="TH Sarabun New" w:hAnsi="TH Sarabun New"/>
+        </w:rPr>
+        <w:t xml:space="preserve">คัดลอกรหัสผ่านชั่วคราวส่งให้แต่ละคนแบบ private</w:t>
+      </w:r>
+    </w:p>
+    <w:p>
+      <w:pPr>
+        <w:spacing w:after="100" w:line="320"/>
+      </w:pPr>
+      <w:r>
+        <w:rPr>
+          <w:rFonts w:ascii="TH Sarabun New" w:cs="TH Sarabun New" w:eastAsia="TH Sarabun New" w:hAnsi="TH Sarabun New"/>
+          <w:i/>
+          <w:iCs/>
+          <w:color w:val="595959"/>
+        </w:rPr>
+        <w:t xml:space="preserve">ผู้ใช้ทุกคนที่ถูก Reset จะต้องเปลี่ยนรหัสผ่านในการ login ครั้งถัดไป (force-change flow ที่ข้อ 2.1)</w:t>
       </w:r>
     </w:p>
     <w:p>
@@ -19388,7 +20502,7 @@
               <w:bottom w:val="single" w:color="BFBFBF" w:sz="4"/>
               <w:right w:val="single" w:color="BFBFBF" w:sz="4"/>
             </w:tcBorders>
-            <w:shd w:fill="EAF1FB" w:val="clear"/>
+            <w:shd w:fill="F3E8FF" w:val="clear"/>
             <w:tcMar>
               <w:top w:type="dxa" w:w="160"/>
               <w:left w:type="dxa" w:w="220"/>
@@ -19409,46 +20523,46 @@
                 <w:sz w:val="24"/>
                 <w:szCs w:val="24"/>
               </w:rPr>
-              <w:t xml:space="preserve">🔒 ข้อจำกัดด้านความปลอดภัย</w:t>
-            </w:r>
-          </w:p>
-          <w:p>
-            <w:pPr>
-              <w:spacing w:after="40"/>
-            </w:pPr>
-            <w:r>
-              <w:rPr>
-                <w:rFonts w:ascii="TH Sarabun New" w:cs="TH Sarabun New" w:eastAsia="TH Sarabun New" w:hAnsi="TH Sarabun New"/>
-                <w:sz w:val="22"/>
-                <w:szCs w:val="22"/>
-              </w:rPr>
-              <w:t xml:space="preserve">• Super Admin เท่านั้นที่ลบผู้ใช้ได้</w:t>
-            </w:r>
-          </w:p>
-          <w:p>
-            <w:pPr>
-              <w:spacing w:after="40"/>
-            </w:pPr>
-            <w:r>
-              <w:rPr>
-                <w:rFonts w:ascii="TH Sarabun New" w:cs="TH Sarabun New" w:eastAsia="TH Sarabun New" w:hAnsi="TH Sarabun New"/>
-                <w:sz w:val="22"/>
-                <w:szCs w:val="22"/>
-              </w:rPr>
-              <w:t xml:space="preserve">• ลบบัญชีตัวเองไม่ได้</w:t>
-            </w:r>
-          </w:p>
-          <w:p>
-            <w:pPr>
-              <w:spacing w:after="40"/>
-            </w:pPr>
-            <w:r>
-              <w:rPr>
-                <w:rFonts w:ascii="TH Sarabun New" w:cs="TH Sarabun New" w:eastAsia="TH Sarabun New" w:hAnsi="TH Sarabun New"/>
-                <w:sz w:val="22"/>
-                <w:szCs w:val="22"/>
-              </w:rPr>
-              <w:t xml:space="preserve">• Admin ลบหรือเปลี่ยนรหัส Super Admin ไม่ได้</w:t>
+              <w:t xml:space="preserve">💡 สังเกตได้จาก UI — "รอเปลี่ยนรหัสผ่าน"</w:t>
+            </w:r>
+          </w:p>
+          <w:p>
+            <w:pPr>
+              <w:spacing w:after="40"/>
+            </w:pPr>
+            <w:r>
+              <w:rPr>
+                <w:rFonts w:ascii="TH Sarabun New" w:cs="TH Sarabun New" w:eastAsia="TH Sarabun New" w:hAnsi="TH Sarabun New"/>
+                <w:sz w:val="22"/>
+                <w:szCs w:val="22"/>
+              </w:rPr>
+              <w:t xml:space="preserve">ในตาราง User Management จะเห็น chip สีส้ม "⚠ รอเปลี่ยนรหัสผ่าน" หน้าผู้ใช้ที่ admin เพิ่ง reset</w:t>
+            </w:r>
+          </w:p>
+          <w:p>
+            <w:pPr>
+              <w:spacing w:after="40"/>
+            </w:pPr>
+            <w:r>
+              <w:rPr>
+                <w:rFonts w:ascii="TH Sarabun New" w:cs="TH Sarabun New" w:eastAsia="TH Sarabun New" w:hAnsi="TH Sarabun New"/>
+                <w:sz w:val="22"/>
+                <w:szCs w:val="22"/>
+              </w:rPr>
+              <w:t xml:space="preserve">chip จะหายไปเองหลังผู้ใช้คนนั้น login + เปลี่ยนรหัสสำเร็จ</w:t>
+            </w:r>
+          </w:p>
+          <w:p>
+            <w:pPr>
+              <w:spacing w:after="40"/>
+            </w:pPr>
+            <w:r>
+              <w:rPr>
+                <w:rFonts w:ascii="TH Sarabun New" w:cs="TH Sarabun New" w:eastAsia="TH Sarabun New" w:hAnsi="TH Sarabun New"/>
+                <w:sz w:val="22"/>
+                <w:szCs w:val="22"/>
+              </w:rPr>
+              <w:t xml:space="preserve">ใช้ตรวจสอบว่า user คนไหนยังไม่ได้ login มาเปลี่ยนรหัส</w:t>
             </w:r>
           </w:p>
         </w:tc>
@@ -19479,7 +20593,185 @@
           <w:sz w:val="30"/>
           <w:szCs w:val="30"/>
         </w:rPr>
-        <w:t xml:space="preserve">12.5 สิทธิ์การเข้าถึง (Permissions)</w:t>
+        <w:t xml:space="preserve">12.5 ลบผู้ใช้ (Super Admin เท่านั้น)</w:t>
+      </w:r>
+    </w:p>
+    <w:p>
+      <w:pPr>
+        <w:pStyle w:val="ListParagraph"/>
+        <w:numPr>
+          <w:ilvl w:val="0"/>
+          <w:numId w:val="3"/>
+        </w:numPr>
+        <w:spacing w:after="60"/>
+      </w:pPr>
+      <w:r>
+        <w:rPr>
+          <w:rFonts w:ascii="TH Sarabun New" w:cs="TH Sarabun New" w:eastAsia="TH Sarabun New" w:hAnsi="TH Sarabun New"/>
+        </w:rPr>
+        <w:t xml:space="preserve">กดไอคอนรูปถังขยะ 🗑️ หลัง row ของผู้ใช้</w:t>
+      </w:r>
+    </w:p>
+    <w:p>
+      <w:pPr>
+        <w:pStyle w:val="ListParagraph"/>
+        <w:numPr>
+          <w:ilvl w:val="0"/>
+          <w:numId w:val="3"/>
+        </w:numPr>
+        <w:spacing w:after="60"/>
+      </w:pPr>
+      <w:r>
+        <w:rPr>
+          <w:rFonts w:ascii="TH Sarabun New" w:cs="TH Sarabun New" w:eastAsia="TH Sarabun New" w:hAnsi="TH Sarabun New"/>
+        </w:rPr>
+        <w:t xml:space="preserve">พิมพ์ Email ของผู้ใช้ให้ตรงเป๊ะเพื่อยืนยัน</w:t>
+      </w:r>
+    </w:p>
+    <w:p>
+      <w:pPr>
+        <w:pStyle w:val="ListParagraph"/>
+        <w:numPr>
+          <w:ilvl w:val="0"/>
+          <w:numId w:val="3"/>
+        </w:numPr>
+        <w:spacing w:after="60"/>
+      </w:pPr>
+      <w:r>
+        <w:rPr>
+          <w:rFonts w:ascii="TH Sarabun New" w:cs="TH Sarabun New" w:eastAsia="TH Sarabun New" w:hAnsi="TH Sarabun New"/>
+        </w:rPr>
+        <w:t xml:space="preserve">กด "ลบถาวร" — ระบบจะลบทั้ง auth และ profile</w:t>
+      </w:r>
+    </w:p>
+    <w:p>
+      <w:pPr>
+        <w:spacing w:after="100"/>
+      </w:pPr>
+      <w:r>
+        <w:rPr>
+          <w:rFonts w:ascii="TH Sarabun New" w:cs="TH Sarabun New" w:eastAsia="TH Sarabun New" w:hAnsi="TH Sarabun New"/>
+        </w:rPr>
+        <w:t xml:space="preserve"/>
+      </w:r>
+    </w:p>
+    <w:tbl>
+      <w:tblPr>
+        <w:tblW w:type="dxa" w:w="9360"/>
+        <w:tblBorders>
+          <w:top w:val="single" w:color="auto" w:sz="4"/>
+          <w:left w:val="single" w:color="auto" w:sz="4"/>
+          <w:bottom w:val="single" w:color="auto" w:sz="4"/>
+          <w:right w:val="single" w:color="auto" w:sz="4"/>
+          <w:insideH w:val="single" w:color="auto" w:sz="4"/>
+          <w:insideV w:val="single" w:color="auto" w:sz="4"/>
+        </w:tblBorders>
+      </w:tblPr>
+      <w:tblGrid>
+        <w:gridCol w:w="9360"/>
+      </w:tblGrid>
+      <w:tr>
+        <w:tc>
+          <w:tcPr>
+            <w:tcW w:type="dxa" w:w="9360"/>
+            <w:tcBorders>
+              <w:top w:val="single" w:color="2E75B6" w:sz="4"/>
+              <w:left w:val="single" w:color="2E75B6" w:sz="24"/>
+              <w:bottom w:val="single" w:color="BFBFBF" w:sz="4"/>
+              <w:right w:val="single" w:color="BFBFBF" w:sz="4"/>
+            </w:tcBorders>
+            <w:shd w:fill="EAF1FB" w:val="clear"/>
+            <w:tcMar>
+              <w:top w:type="dxa" w:w="160"/>
+              <w:left w:type="dxa" w:w="220"/>
+              <w:bottom w:type="dxa" w:w="160"/>
+              <w:right w:type="dxa" w:w="220"/>
+            </w:tcMar>
+          </w:tcPr>
+          <w:p>
+            <w:pPr>
+              <w:spacing w:after="80"/>
+            </w:pPr>
+            <w:r>
+              <w:rPr>
+                <w:rFonts w:ascii="TH Sarabun New" w:cs="TH Sarabun New" w:eastAsia="TH Sarabun New" w:hAnsi="TH Sarabun New"/>
+                <w:b/>
+                <w:bCs/>
+                <w:color w:val="1F3864"/>
+                <w:sz w:val="24"/>
+                <w:szCs w:val="24"/>
+              </w:rPr>
+              <w:t xml:space="preserve">🔒 ข้อจำกัดด้านความปลอดภัย</w:t>
+            </w:r>
+          </w:p>
+          <w:p>
+            <w:pPr>
+              <w:spacing w:after="40"/>
+            </w:pPr>
+            <w:r>
+              <w:rPr>
+                <w:rFonts w:ascii="TH Sarabun New" w:cs="TH Sarabun New" w:eastAsia="TH Sarabun New" w:hAnsi="TH Sarabun New"/>
+                <w:sz w:val="22"/>
+                <w:szCs w:val="22"/>
+              </w:rPr>
+              <w:t xml:space="preserve">• Super Admin เท่านั้นที่ลบผู้ใช้ได้</w:t>
+            </w:r>
+          </w:p>
+          <w:p>
+            <w:pPr>
+              <w:spacing w:after="40"/>
+            </w:pPr>
+            <w:r>
+              <w:rPr>
+                <w:rFonts w:ascii="TH Sarabun New" w:cs="TH Sarabun New" w:eastAsia="TH Sarabun New" w:hAnsi="TH Sarabun New"/>
+                <w:sz w:val="22"/>
+                <w:szCs w:val="22"/>
+              </w:rPr>
+              <w:t xml:space="preserve">• ลบบัญชีตัวเองไม่ได้</w:t>
+            </w:r>
+          </w:p>
+          <w:p>
+            <w:pPr>
+              <w:spacing w:after="40"/>
+            </w:pPr>
+            <w:r>
+              <w:rPr>
+                <w:rFonts w:ascii="TH Sarabun New" w:cs="TH Sarabun New" w:eastAsia="TH Sarabun New" w:hAnsi="TH Sarabun New"/>
+                <w:sz w:val="22"/>
+                <w:szCs w:val="22"/>
+              </w:rPr>
+              <w:t xml:space="preserve">• Admin ลบหรือเปลี่ยนรหัส Super Admin ไม่ได้</w:t>
+            </w:r>
+          </w:p>
+        </w:tc>
+      </w:tr>
+    </w:tbl>
+    <w:p>
+      <w:pPr>
+        <w:spacing w:after="100"/>
+      </w:pPr>
+      <w:r>
+        <w:rPr>
+          <w:rFonts w:ascii="TH Sarabun New" w:cs="TH Sarabun New" w:eastAsia="TH Sarabun New" w:hAnsi="TH Sarabun New"/>
+        </w:rPr>
+        <w:t xml:space="preserve"/>
+      </w:r>
+    </w:p>
+    <w:p>
+      <w:pPr>
+        <w:pStyle w:val="Heading2"/>
+        <w:spacing w:after="160" w:before="280"/>
+      </w:pPr>
+      <w:r>
+        <w:rPr>
+          <w:rFonts w:ascii="TH Sarabun New" w:cs="TH Sarabun New" w:eastAsia="TH Sarabun New" w:hAnsi="TH Sarabun New"/>
+          <w:b/>
+          <w:bCs/>
+          <w:color w:val="1F3864"/>
+          <w:sz w:val="30"/>
+          <w:szCs w:val="30"/>
+        </w:rPr>
+        <w:t xml:space="preserve">12.6 สิทธิ์การเข้าถึง (Permissions)</w:t>
       </w:r>
     </w:p>
     <w:p>
@@ -27508,7 +28800,63 @@
         <w:rPr>
           <w:rFonts w:ascii="TH Sarabun New" w:cs="TH Sarabun New" w:eastAsia="TH Sarabun New" w:hAnsi="TH Sarabun New"/>
         </w:rPr>
-        <w:t xml:space="preserve">A: แจ้ง Admin หรือ Super Admin ให้กด Reset Password ในหน้า User Management</w:t>
+        <w:t xml:space="preserve">A: แจ้ง Admin หรือ Super Admin ให้กด Reset Password ในหน้า User Management — เมื่อ login ด้วยรหัสที่ admin ตั้งให้ ระบบจะบังคับให้เปลี่ยนเป็นรหัสของตัวเองทันทีก่อนใช้งาน</w:t>
+      </w:r>
+    </w:p>
+    <w:p>
+      <w:pPr>
+        <w:pStyle w:val="Heading3"/>
+        <w:spacing w:after="120" w:before="200"/>
+      </w:pPr>
+      <w:r>
+        <w:rPr>
+          <w:rFonts w:ascii="TH Sarabun New" w:cs="TH Sarabun New" w:eastAsia="TH Sarabun New" w:hAnsi="TH Sarabun New"/>
+          <w:b/>
+          <w:bCs/>
+          <w:color w:val="2E75B6"/>
+          <w:sz w:val="26"/>
+          <w:szCs w:val="26"/>
+        </w:rPr>
+        <w:t xml:space="preserve">Q: ทำไมเข้าระบบแล้วเด้งหน้า "ต้องเปลี่ยนรหัสผ่านก่อนใช้งาน"?</w:t>
+      </w:r>
+    </w:p>
+    <w:p>
+      <w:pPr>
+        <w:spacing w:after="100" w:line="320"/>
+      </w:pPr>
+      <w:r>
+        <w:rPr>
+          <w:rFonts w:ascii="TH Sarabun New" w:cs="TH Sarabun New" w:eastAsia="TH Sarabun New" w:hAnsi="TH Sarabun New"/>
+        </w:rPr>
+        <w:t xml:space="preserve">A: เพราะรหัสผ่านปัจจุบันถูกตั้งโดย admin (กรณี admin เพิ่งสร้างบัญชีหรือ reset password ให้) — ระบบบังคับให้ user กำหนดรหัสผ่านของตัวเองเพื่อความปลอดภัย กรอกรหัสใหม่ผ่านเกณฑ์ทั้ง 4 ข้อ (≥8 ตัวอักษร · มีตัวอักษร · มีตัวเลข · ทั้งสองช่องตรงกัน) แล้วกดยืนยัน</w:t>
+      </w:r>
+    </w:p>
+    <w:p>
+      <w:pPr>
+        <w:pStyle w:val="Heading3"/>
+        <w:spacing w:after="120" w:before="200"/>
+      </w:pPr>
+      <w:r>
+        <w:rPr>
+          <w:rFonts w:ascii="TH Sarabun New" w:cs="TH Sarabun New" w:eastAsia="TH Sarabun New" w:hAnsi="TH Sarabun New"/>
+          <w:b/>
+          <w:bCs/>
+          <w:color w:val="2E75B6"/>
+          <w:sz w:val="26"/>
+          <w:szCs w:val="26"/>
+        </w:rPr>
+        <w:t xml:space="preserve">Q: จะ Reset Password ของพนักงานทั้งทีมพร้อมกันได้ไหม?</w:t>
+      </w:r>
+    </w:p>
+    <w:p>
+      <w:pPr>
+        <w:spacing w:after="100" w:line="320"/>
+      </w:pPr>
+      <w:r>
+        <w:rPr>
+          <w:rFonts w:ascii="TH Sarabun New" w:cs="TH Sarabun New" w:eastAsia="TH Sarabun New" w:hAnsi="TH Sarabun New"/>
+        </w:rPr>
+        <w:t xml:space="preserve">A: ได้ — ไปที่ User Management → ติ๊ก checkbox หลายคน → กดปุ่ม "Reset Password (N)" บน toolbar สีน้ำเงิน → ระบบสุ่มรหัสร่วมให้ 1 ชุด ทุกคนต้องเปลี่ยนรหัสของตัวเองตอน login ถัดไป (ดูข้อ 12.4)</w:t>
       </w:r>
     </w:p>
     <w:p>
